--- a/JSP/JSP.docx
+++ b/JSP/JSP.docx
@@ -131,7 +131,7 @@
     <w:p>
       <w:r>
         <w:pict w14:anchorId="5F7F940A">
-          <v:rect id="_x0000_i1031" style="width:0;height:1.5pt" o:hralign="center" o:hrstd="t" o:hr="t" fillcolor="#a0a0a0" stroked="f"/>
+          <v:rect id="_x0000_i1025" style="width:0;height:1.5pt" o:hralign="center" o:hrstd="t" o:hr="t" fillcolor="#a0a0a0" stroked="f"/>
         </w:pict>
       </w:r>
     </w:p>
@@ -398,7 +398,7 @@
     <w:p>
       <w:r>
         <w:pict w14:anchorId="2C6053D3">
-          <v:rect id="_x0000_i1137" style="width:0;height:1.5pt" o:hralign="center" o:hrstd="t" o:hr="t" fillcolor="#a0a0a0" stroked="f"/>
+          <v:rect id="_x0000_i1026" style="width:0;height:1.5pt" o:hralign="center" o:hrstd="t" o:hr="t" fillcolor="#a0a0a0" stroked="f"/>
         </w:pict>
       </w:r>
     </w:p>
@@ -509,7 +509,7 @@
     <w:p>
       <w:r>
         <w:pict w14:anchorId="27848506">
-          <v:rect id="_x0000_i1111" style="width:0;height:1.5pt" o:hralign="center" o:hrstd="t" o:hr="t" fillcolor="#a0a0a0" stroked="f"/>
+          <v:rect id="_x0000_i1027" style="width:0;height:1.5pt" o:hralign="center" o:hrstd="t" o:hr="t" fillcolor="#a0a0a0" stroked="f"/>
         </w:pict>
       </w:r>
     </w:p>
@@ -747,7 +747,7 @@
     <w:p>
       <w:r>
         <w:pict w14:anchorId="21EFFA2C">
-          <v:rect id="_x0000_i1112" style="width:0;height:1.5pt" o:hralign="center" o:hrstd="t" o:hr="t" fillcolor="#a0a0a0" stroked="f"/>
+          <v:rect id="_x0000_i1028" style="width:0;height:1.5pt" o:hralign="center" o:hrstd="t" o:hr="t" fillcolor="#a0a0a0" stroked="f"/>
         </w:pict>
       </w:r>
     </w:p>
@@ -1021,7 +1021,7 @@
     <w:p>
       <w:r>
         <w:pict w14:anchorId="0E5D1CF0">
-          <v:rect id="_x0000_i1113" style="width:0;height:1.5pt" o:hralign="center" o:hrstd="t" o:hr="t" fillcolor="#a0a0a0" stroked="f"/>
+          <v:rect id="_x0000_i1029" style="width:0;height:1.5pt" o:hralign="center" o:hrstd="t" o:hr="t" fillcolor="#a0a0a0" stroked="f"/>
         </w:pict>
       </w:r>
     </w:p>
@@ -1086,7 +1086,7 @@
     <w:p>
       <w:r>
         <w:pict w14:anchorId="252BEA72">
-          <v:rect id="_x0000_i1114" style="width:0;height:1.5pt" o:hralign="center" o:hrstd="t" o:hr="t" fillcolor="#a0a0a0" stroked="f"/>
+          <v:rect id="_x0000_i1030" style="width:0;height:1.5pt" o:hralign="center" o:hrstd="t" o:hr="t" fillcolor="#a0a0a0" stroked="f"/>
         </w:pict>
       </w:r>
     </w:p>
@@ -1130,7 +1130,7 @@
     <w:p>
       <w:r>
         <w:pict w14:anchorId="20CDE74A">
-          <v:rect id="_x0000_i1115" style="width:0;height:1.5pt" o:hralign="center" o:hrstd="t" o:hr="t" fillcolor="#a0a0a0" stroked="f"/>
+          <v:rect id="_x0000_i1031" style="width:0;height:1.5pt" o:hralign="center" o:hrstd="t" o:hr="t" fillcolor="#a0a0a0" stroked="f"/>
         </w:pict>
       </w:r>
     </w:p>
@@ -1157,7 +1157,7 @@
     <w:p>
       <w:r>
         <w:pict w14:anchorId="162ECD7D">
-          <v:rect id="_x0000_i1116" style="width:0;height:1.5pt" o:hralign="center" o:hrstd="t" o:hr="t" fillcolor="#a0a0a0" stroked="f"/>
+          <v:rect id="_x0000_i1032" style="width:0;height:1.5pt" o:hralign="center" o:hrstd="t" o:hr="t" fillcolor="#a0a0a0" stroked="f"/>
         </w:pict>
       </w:r>
     </w:p>
@@ -1184,7 +1184,7 @@
     <w:p>
       <w:r>
         <w:pict w14:anchorId="1C8DF274">
-          <v:rect id="_x0000_i1117" style="width:0;height:1.5pt" o:hralign="center" o:hrstd="t" o:hr="t" fillcolor="#a0a0a0" stroked="f"/>
+          <v:rect id="_x0000_i1033" style="width:0;height:1.5pt" o:hralign="center" o:hrstd="t" o:hr="t" fillcolor="#a0a0a0" stroked="f"/>
         </w:pict>
       </w:r>
     </w:p>
@@ -1253,7 +1253,7 @@
     <w:p>
       <w:r>
         <w:pict w14:anchorId="0C9B0EE8">
-          <v:rect id="_x0000_i1118" style="width:0;height:1.5pt" o:hralign="center" o:hrstd="t" o:hr="t" fillcolor="#a0a0a0" stroked="f"/>
+          <v:rect id="_x0000_i1034" style="width:0;height:1.5pt" o:hralign="center" o:hrstd="t" o:hr="t" fillcolor="#a0a0a0" stroked="f"/>
         </w:pict>
       </w:r>
     </w:p>
@@ -1367,7 +1367,7 @@
       <w:r>
         <w:lastRenderedPageBreak/>
         <w:pict w14:anchorId="339787B0">
-          <v:rect id="_x0000_i1119" style="width:0;height:1.5pt" o:hralign="center" o:hrstd="t" o:hr="t" fillcolor="#a0a0a0" stroked="f"/>
+          <v:rect id="_x0000_i1035" style="width:0;height:1.5pt" o:hralign="center" o:hrstd="t" o:hr="t" fillcolor="#a0a0a0" stroked="f"/>
         </w:pict>
       </w:r>
     </w:p>
@@ -1436,7 +1436,7 @@
     <w:p>
       <w:r>
         <w:pict w14:anchorId="573D479F">
-          <v:rect id="_x0000_i1120" style="width:0;height:1.5pt" o:hralign="center" o:hrstd="t" o:hr="t" fillcolor="#a0a0a0" stroked="f"/>
+          <v:rect id="_x0000_i1036" style="width:0;height:1.5pt" o:hralign="center" o:hrstd="t" o:hr="t" fillcolor="#a0a0a0" stroked="f"/>
         </w:pict>
       </w:r>
     </w:p>
@@ -1576,7 +1576,7 @@
     <w:p>
       <w:r>
         <w:pict w14:anchorId="64F1930C">
-          <v:rect id="_x0000_i1121" style="width:0;height:1.5pt" o:hralign="center" o:hrstd="t" o:hr="t" fillcolor="#a0a0a0" stroked="f"/>
+          <v:rect id="_x0000_i1037" style="width:0;height:1.5pt" o:hralign="center" o:hrstd="t" o:hr="t" fillcolor="#a0a0a0" stroked="f"/>
         </w:pict>
       </w:r>
     </w:p>
@@ -1691,7 +1691,7 @@
     <w:p>
       <w:r>
         <w:pict w14:anchorId="22A32FF8">
-          <v:rect id="_x0000_i1122" style="width:0;height:1.5pt" o:hralign="center" o:hrstd="t" o:hr="t" fillcolor="#a0a0a0" stroked="f"/>
+          <v:rect id="_x0000_i1038" style="width:0;height:1.5pt" o:hralign="center" o:hrstd="t" o:hr="t" fillcolor="#a0a0a0" stroked="f"/>
         </w:pict>
       </w:r>
     </w:p>
@@ -1759,7 +1759,7 @@
     <w:p>
       <w:r>
         <w:pict w14:anchorId="6973F331">
-          <v:rect id="_x0000_i1123" style="width:0;height:1.5pt" o:hralign="center" o:hrstd="t" o:hr="t" fillcolor="#a0a0a0" stroked="f"/>
+          <v:rect id="_x0000_i1039" style="width:0;height:1.5pt" o:hralign="center" o:hrstd="t" o:hr="t" fillcolor="#a0a0a0" stroked="f"/>
         </w:pict>
       </w:r>
     </w:p>
@@ -1964,7 +1964,7 @@
       </w:pPr>
       <w:r>
         <w:pict w14:anchorId="395FD7A8">
-          <v:rect id="_x0000_i1138" style="width:0;height:1.5pt" o:hralign="center" o:hrstd="t" o:hr="t" fillcolor="#a0a0a0" stroked="f"/>
+          <v:rect id="_x0000_i1040" style="width:0;height:1.5pt" o:hralign="center" o:hrstd="t" o:hr="t" fillcolor="#a0a0a0" stroked="f"/>
         </w:pict>
       </w:r>
     </w:p>
@@ -2315,7 +2315,7 @@
     <w:p>
       <w:r>
         <w:pict w14:anchorId="5A3C5B26">
-          <v:rect id="_x0000_i1265" style="width:0;height:1.5pt" o:hralign="center" o:hrstd="t" o:hr="t" fillcolor="#a0a0a0" stroked="f"/>
+          <v:rect id="_x0000_i1041" style="width:0;height:1.5pt" o:hralign="center" o:hrstd="t" o:hr="t" fillcolor="#a0a0a0" stroked="f"/>
         </w:pict>
       </w:r>
     </w:p>
@@ -2580,7 +2580,7 @@
     <w:p>
       <w:r>
         <w:pict w14:anchorId="5881A6B5">
-          <v:rect id="_x0000_i1266" style="width:0;height:1.5pt" o:hralign="center" o:hrstd="t" o:hr="t" fillcolor="#a0a0a0" stroked="f"/>
+          <v:rect id="_x0000_i1042" style="width:0;height:1.5pt" o:hralign="center" o:hrstd="t" o:hr="t" fillcolor="#a0a0a0" stroked="f"/>
         </w:pict>
       </w:r>
     </w:p>
@@ -2789,7 +2789,7 @@
     <w:p>
       <w:r>
         <w:pict w14:anchorId="00E548CC">
-          <v:rect id="_x0000_i1267" style="width:0;height:1.5pt" o:hralign="center" o:hrstd="t" o:hr="t" fillcolor="#a0a0a0" stroked="f"/>
+          <v:rect id="_x0000_i1043" style="width:0;height:1.5pt" o:hralign="center" o:hrstd="t" o:hr="t" fillcolor="#a0a0a0" stroked="f"/>
         </w:pict>
       </w:r>
     </w:p>
@@ -2894,7 +2894,7 @@
     <w:p>
       <w:r>
         <w:pict w14:anchorId="772661D1">
-          <v:rect id="_x0000_i1268" style="width:0;height:1.5pt" o:hralign="center" o:hrstd="t" o:hr="t" fillcolor="#a0a0a0" stroked="f"/>
+          <v:rect id="_x0000_i1044" style="width:0;height:1.5pt" o:hralign="center" o:hrstd="t" o:hr="t" fillcolor="#a0a0a0" stroked="f"/>
         </w:pict>
       </w:r>
     </w:p>
@@ -3059,7 +3059,7 @@
     <w:p>
       <w:r>
         <w:pict w14:anchorId="16839979">
-          <v:rect id="_x0000_i1269" style="width:0;height:1.5pt" o:hralign="center" o:hrstd="t" o:hr="t" fillcolor="#a0a0a0" stroked="f"/>
+          <v:rect id="_x0000_i1045" style="width:0;height:1.5pt" o:hralign="center" o:hrstd="t" o:hr="t" fillcolor="#a0a0a0" stroked="f"/>
         </w:pict>
       </w:r>
     </w:p>
@@ -3156,7 +3156,7 @@
     <w:p>
       <w:r>
         <w:pict w14:anchorId="51A3706D">
-          <v:rect id="_x0000_i1270" style="width:0;height:1.5pt" o:hralign="center" o:hrstd="t" o:hr="t" fillcolor="#a0a0a0" stroked="f"/>
+          <v:rect id="_x0000_i1046" style="width:0;height:1.5pt" o:hralign="center" o:hrstd="t" o:hr="t" fillcolor="#a0a0a0" stroked="f"/>
         </w:pict>
       </w:r>
     </w:p>
@@ -3247,7 +3247,7 @@
     <w:p>
       <w:r>
         <w:pict w14:anchorId="061CEBA7">
-          <v:rect id="_x0000_i1271" style="width:0;height:1.5pt" o:hralign="center" o:hrstd="t" o:hr="t" fillcolor="#a0a0a0" stroked="f"/>
+          <v:rect id="_x0000_i1047" style="width:0;height:1.5pt" o:hralign="center" o:hrstd="t" o:hr="t" fillcolor="#a0a0a0" stroked="f"/>
         </w:pict>
       </w:r>
     </w:p>
@@ -3317,7 +3317,7 @@
     <w:p>
       <w:r>
         <w:pict w14:anchorId="1E892848">
-          <v:rect id="_x0000_i1272" style="width:0;height:1.5pt" o:hralign="center" o:hrstd="t" o:hr="t" fillcolor="#a0a0a0" stroked="f"/>
+          <v:rect id="_x0000_i1048" style="width:0;height:1.5pt" o:hralign="center" o:hrstd="t" o:hr="t" fillcolor="#a0a0a0" stroked="f"/>
         </w:pict>
       </w:r>
     </w:p>
@@ -3413,7 +3413,7 @@
     <w:p>
       <w:r>
         <w:pict w14:anchorId="0EDB17FE">
-          <v:rect id="_x0000_i1273" style="width:0;height:1.5pt" o:hralign="center" o:hrstd="t" o:hr="t" fillcolor="#a0a0a0" stroked="f"/>
+          <v:rect id="_x0000_i1049" style="width:0;height:1.5pt" o:hralign="center" o:hrstd="t" o:hr="t" fillcolor="#a0a0a0" stroked="f"/>
         </w:pict>
       </w:r>
     </w:p>
@@ -3517,7 +3517,7 @@
     <w:p>
       <w:r>
         <w:pict w14:anchorId="063429D8">
-          <v:rect id="_x0000_i1274" style="width:0;height:1.5pt" o:hralign="center" o:hrstd="t" o:hr="t" fillcolor="#a0a0a0" stroked="f"/>
+          <v:rect id="_x0000_i1050" style="width:0;height:1.5pt" o:hralign="center" o:hrstd="t" o:hr="t" fillcolor="#a0a0a0" stroked="f"/>
         </w:pict>
       </w:r>
     </w:p>
@@ -3583,7 +3583,7 @@
       <w:r>
         <w:lastRenderedPageBreak/>
         <w:pict w14:anchorId="1A35EA49">
-          <v:rect id="_x0000_i1275" style="width:0;height:1.5pt" o:hralign="center" o:hrstd="t" o:hr="t" fillcolor="#a0a0a0" stroked="f"/>
+          <v:rect id="_x0000_i1051" style="width:0;height:1.5pt" o:hralign="center" o:hrstd="t" o:hr="t" fillcolor="#a0a0a0" stroked="f"/>
         </w:pict>
       </w:r>
     </w:p>
@@ -3701,7 +3701,7 @@
     <w:p>
       <w:r>
         <w:pict w14:anchorId="2169A972">
-          <v:rect id="_x0000_i1276" style="width:0;height:1.5pt" o:hralign="center" o:hrstd="t" o:hr="t" fillcolor="#a0a0a0" stroked="f"/>
+          <v:rect id="_x0000_i1052" style="width:0;height:1.5pt" o:hralign="center" o:hrstd="t" o:hr="t" fillcolor="#a0a0a0" stroked="f"/>
         </w:pict>
       </w:r>
     </w:p>
@@ -3742,7 +3742,7 @@
     <w:p>
       <w:r>
         <w:pict w14:anchorId="6D96335B">
-          <v:rect id="_x0000_i1277" style="width:0;height:1.5pt" o:hralign="center" o:hrstd="t" o:hr="t" fillcolor="#a0a0a0" stroked="f"/>
+          <v:rect id="_x0000_i1053" style="width:0;height:1.5pt" o:hralign="center" o:hrstd="t" o:hr="t" fillcolor="#a0a0a0" stroked="f"/>
         </w:pict>
       </w:r>
     </w:p>
@@ -3838,7 +3838,7 @@
     <w:p>
       <w:r>
         <w:pict w14:anchorId="363D2C0F">
-          <v:rect id="_x0000_i1278" style="width:0;height:1.5pt" o:hralign="center" o:hrstd="t" o:hr="t" fillcolor="#a0a0a0" stroked="f"/>
+          <v:rect id="_x0000_i1054" style="width:0;height:1.5pt" o:hralign="center" o:hrstd="t" o:hr="t" fillcolor="#a0a0a0" stroked="f"/>
         </w:pict>
       </w:r>
     </w:p>
@@ -3931,7 +3931,7 @@
     <w:p>
       <w:r>
         <w:pict w14:anchorId="63D01AFB">
-          <v:rect id="_x0000_i1279" style="width:0;height:1.5pt" o:hralign="center" o:hrstd="t" o:hr="t" fillcolor="#a0a0a0" stroked="f"/>
+          <v:rect id="_x0000_i1055" style="width:0;height:1.5pt" o:hralign="center" o:hrstd="t" o:hr="t" fillcolor="#a0a0a0" stroked="f"/>
         </w:pict>
       </w:r>
     </w:p>
@@ -4154,7 +4154,7 @@
     <w:p>
       <w:r>
         <w:pict w14:anchorId="41A7FFBA">
-          <v:rect id="_x0000_i1280" style="width:0;height:1.5pt" o:hralign="center" o:hrstd="t" o:hr="t" fillcolor="#a0a0a0" stroked="f"/>
+          <v:rect id="_x0000_i1056" style="width:0;height:1.5pt" o:hralign="center" o:hrstd="t" o:hr="t" fillcolor="#a0a0a0" stroked="f"/>
         </w:pict>
       </w:r>
     </w:p>
@@ -4222,7 +4222,7 @@
     <w:p>
       <w:r>
         <w:pict w14:anchorId="58854574">
-          <v:rect id="_x0000_i1282" style="width:0;height:1.5pt" o:hralign="center" o:hrstd="t" o:hr="t" fillcolor="#a0a0a0" stroked="f"/>
+          <v:rect id="_x0000_i1057" style="width:0;height:1.5pt" o:hralign="center" o:hrstd="t" o:hr="t" fillcolor="#a0a0a0" stroked="f"/>
         </w:pict>
       </w:r>
     </w:p>
@@ -4290,7 +4290,7 @@
     <w:p>
       <w:r>
         <w:pict w14:anchorId="0BC66629">
-          <v:rect id="_x0000_i1283" style="width:0;height:1.5pt" o:hralign="center" o:hrstd="t" o:hr="t" fillcolor="#a0a0a0" stroked="f"/>
+          <v:rect id="_x0000_i1058" style="width:0;height:1.5pt" o:hralign="center" o:hrstd="t" o:hr="t" fillcolor="#a0a0a0" stroked="f"/>
         </w:pict>
       </w:r>
     </w:p>
@@ -4356,7 +4356,7 @@
     <w:p>
       <w:r>
         <w:pict w14:anchorId="5549DF67">
-          <v:rect id="_x0000_i1284" style="width:0;height:1.5pt" o:hralign="center" o:hrstd="t" o:hr="t" fillcolor="#a0a0a0" stroked="f"/>
+          <v:rect id="_x0000_i1059" style="width:0;height:1.5pt" o:hralign="center" o:hrstd="t" o:hr="t" fillcolor="#a0a0a0" stroked="f"/>
         </w:pict>
       </w:r>
     </w:p>
@@ -4742,7 +4742,7 @@
     <w:p>
       <w:r>
         <w:pict w14:anchorId="0E0C4837">
-          <v:rect id="_x0000_i1285" style="width:0;height:1.5pt" o:hralign="center" o:hrstd="t" o:hr="t" fillcolor="#a0a0a0" stroked="f"/>
+          <v:rect id="_x0000_i1060" style="width:0;height:1.5pt" o:hralign="center" o:hrstd="t" o:hr="t" fillcolor="#a0a0a0" stroked="f"/>
         </w:pict>
       </w:r>
     </w:p>
@@ -5143,7 +5143,7 @@
       </w:pPr>
       <w:r>
         <w:pict w14:anchorId="2AF1F08B">
-          <v:rect id="_x0000_i1509" style="width:0;height:1.5pt" o:hralign="center" o:hrstd="t" o:hr="t" fillcolor="#a0a0a0" stroked="f"/>
+          <v:rect id="_x0000_i1061" style="width:0;height:1.5pt" o:hralign="center" o:hrstd="t" o:hr="t" fillcolor="#a0a0a0" stroked="f"/>
         </w:pict>
       </w:r>
     </w:p>
@@ -5252,7 +5252,7 @@
       <w:r>
         <w:lastRenderedPageBreak/>
         <w:pict w14:anchorId="2D2E4238">
-          <v:rect id="_x0000_i1458" style="width:0;height:1.5pt" o:hralign="center" o:hrstd="t" o:hr="t" fillcolor="#a0a0a0" stroked="f"/>
+          <v:rect id="_x0000_i1062" style="width:0;height:1.5pt" o:hralign="center" o:hrstd="t" o:hr="t" fillcolor="#a0a0a0" stroked="f"/>
         </w:pict>
       </w:r>
     </w:p>
@@ -5452,7 +5452,7 @@
     <w:p>
       <w:r>
         <w:pict w14:anchorId="62AF2D64">
-          <v:rect id="_x0000_i1459" style="width:0;height:1.5pt" o:hralign="center" o:hrstd="t" o:hr="t" fillcolor="#a0a0a0" stroked="f"/>
+          <v:rect id="_x0000_i1063" style="width:0;height:1.5pt" o:hralign="center" o:hrstd="t" o:hr="t" fillcolor="#a0a0a0" stroked="f"/>
         </w:pict>
       </w:r>
     </w:p>
@@ -5615,7 +5615,7 @@
     <w:p>
       <w:r>
         <w:pict w14:anchorId="756D475E">
-          <v:rect id="_x0000_i1460" style="width:0;height:1.5pt" o:hralign="center" o:hrstd="t" o:hr="t" fillcolor="#a0a0a0" stroked="f"/>
+          <v:rect id="_x0000_i1064" style="width:0;height:1.5pt" o:hralign="center" o:hrstd="t" o:hr="t" fillcolor="#a0a0a0" stroked="f"/>
         </w:pict>
       </w:r>
     </w:p>
@@ -5735,7 +5735,7 @@
     <w:p>
       <w:r>
         <w:pict w14:anchorId="4F4DEF65">
-          <v:rect id="_x0000_i1462" style="width:0;height:1.5pt" o:hralign="center" o:hrstd="t" o:hr="t" fillcolor="#a0a0a0" stroked="f"/>
+          <v:rect id="_x0000_i1065" style="width:0;height:1.5pt" o:hralign="center" o:hrstd="t" o:hr="t" fillcolor="#a0a0a0" stroked="f"/>
         </w:pict>
       </w:r>
     </w:p>
@@ -5862,7 +5862,7 @@
     <w:p>
       <w:r>
         <w:pict w14:anchorId="7BE5D0E0">
-          <v:rect id="_x0000_i1463" style="width:0;height:1.5pt" o:hralign="center" o:hrstd="t" o:hr="t" fillcolor="#a0a0a0" stroked="f"/>
+          <v:rect id="_x0000_i1066" style="width:0;height:1.5pt" o:hralign="center" o:hrstd="t" o:hr="t" fillcolor="#a0a0a0" stroked="f"/>
         </w:pict>
       </w:r>
     </w:p>
@@ -5910,7 +5910,7 @@
     <w:p>
       <w:r>
         <w:pict w14:anchorId="3A8B23C0">
-          <v:rect id="_x0000_i1464" style="width:0;height:1.5pt" o:hralign="center" o:hrstd="t" o:hr="t" fillcolor="#a0a0a0" stroked="f"/>
+          <v:rect id="_x0000_i1067" style="width:0;height:1.5pt" o:hralign="center" o:hrstd="t" o:hr="t" fillcolor="#a0a0a0" stroked="f"/>
         </w:pict>
       </w:r>
     </w:p>
@@ -6002,7 +6002,7 @@
       <w:r>
         <w:lastRenderedPageBreak/>
         <w:pict w14:anchorId="06E758B1">
-          <v:rect id="_x0000_i1465" style="width:0;height:1.5pt" o:hralign="center" o:hrstd="t" o:hr="t" fillcolor="#a0a0a0" stroked="f"/>
+          <v:rect id="_x0000_i1068" style="width:0;height:1.5pt" o:hralign="center" o:hrstd="t" o:hr="t" fillcolor="#a0a0a0" stroked="f"/>
         </w:pict>
       </w:r>
     </w:p>
@@ -6072,7 +6072,7 @@
     <w:p>
       <w:r>
         <w:pict w14:anchorId="74422CE7">
-          <v:rect id="_x0000_i1466" style="width:0;height:1.5pt" o:hralign="center" o:hrstd="t" o:hr="t" fillcolor="#a0a0a0" stroked="f"/>
+          <v:rect id="_x0000_i1069" style="width:0;height:1.5pt" o:hralign="center" o:hrstd="t" o:hr="t" fillcolor="#a0a0a0" stroked="f"/>
         </w:pict>
       </w:r>
     </w:p>
@@ -6159,7 +6159,7 @@
     <w:p>
       <w:r>
         <w:pict w14:anchorId="29C1995F">
-          <v:rect id="_x0000_i1467" style="width:0;height:1.5pt" o:hralign="center" o:hrstd="t" o:hr="t" fillcolor="#a0a0a0" stroked="f"/>
+          <v:rect id="_x0000_i1070" style="width:0;height:1.5pt" o:hralign="center" o:hrstd="t" o:hr="t" fillcolor="#a0a0a0" stroked="f"/>
         </w:pict>
       </w:r>
     </w:p>
@@ -6191,7 +6191,7 @@
     <w:p>
       <w:r>
         <w:pict w14:anchorId="0325AA4E">
-          <v:rect id="_x0000_i1468" style="width:0;height:1.5pt" o:hralign="center" o:hrstd="t" o:hr="t" fillcolor="#a0a0a0" stroked="f"/>
+          <v:rect id="_x0000_i1071" style="width:0;height:1.5pt" o:hralign="center" o:hrstd="t" o:hr="t" fillcolor="#a0a0a0" stroked="f"/>
         </w:pict>
       </w:r>
     </w:p>
@@ -6270,7 +6270,7 @@
     <w:p>
       <w:r>
         <w:pict w14:anchorId="57032F2D">
-          <v:rect id="_x0000_i1469" style="width:0;height:1.5pt" o:hralign="center" o:hrstd="t" o:hr="t" fillcolor="#a0a0a0" stroked="f"/>
+          <v:rect id="_x0000_i1072" style="width:0;height:1.5pt" o:hralign="center" o:hrstd="t" o:hr="t" fillcolor="#a0a0a0" stroked="f"/>
         </w:pict>
       </w:r>
     </w:p>
@@ -6358,7 +6358,7 @@
     <w:p>
       <w:r>
         <w:pict w14:anchorId="3035BE12">
-          <v:rect id="_x0000_i1470" style="width:0;height:1.5pt" o:hralign="center" o:hrstd="t" o:hr="t" fillcolor="#a0a0a0" stroked="f"/>
+          <v:rect id="_x0000_i1073" style="width:0;height:1.5pt" o:hralign="center" o:hrstd="t" o:hr="t" fillcolor="#a0a0a0" stroked="f"/>
         </w:pict>
       </w:r>
     </w:p>
@@ -6498,7 +6498,7 @@
     <w:p>
       <w:r>
         <w:pict w14:anchorId="18C99886">
-          <v:rect id="_x0000_i1471" style="width:0;height:1.5pt" o:hralign="center" o:hrstd="t" o:hr="t" fillcolor="#a0a0a0" stroked="f"/>
+          <v:rect id="_x0000_i1074" style="width:0;height:1.5pt" o:hralign="center" o:hrstd="t" o:hr="t" fillcolor="#a0a0a0" stroked="f"/>
         </w:pict>
       </w:r>
     </w:p>
@@ -6555,7 +6555,7 @@
     <w:p>
       <w:r>
         <w:pict w14:anchorId="08ED1A4F">
-          <v:rect id="_x0000_i1472" style="width:0;height:1.5pt" o:hralign="center" o:hrstd="t" o:hr="t" fillcolor="#a0a0a0" stroked="f"/>
+          <v:rect id="_x0000_i1075" style="width:0;height:1.5pt" o:hralign="center" o:hrstd="t" o:hr="t" fillcolor="#a0a0a0" stroked="f"/>
         </w:pict>
       </w:r>
     </w:p>
@@ -6642,7 +6642,7 @@
     <w:p>
       <w:r>
         <w:pict w14:anchorId="0B170312">
-          <v:rect id="_x0000_i1473" style="width:0;height:1.5pt" o:hralign="center" o:hrstd="t" o:hr="t" fillcolor="#a0a0a0" stroked="f"/>
+          <v:rect id="_x0000_i1076" style="width:0;height:1.5pt" o:hralign="center" o:hrstd="t" o:hr="t" fillcolor="#a0a0a0" stroked="f"/>
         </w:pict>
       </w:r>
     </w:p>
@@ -6723,7 +6723,7 @@
     <w:p>
       <w:r>
         <w:pict w14:anchorId="0CDD9020">
-          <v:rect id="_x0000_i1474" style="width:0;height:1.5pt" o:hralign="center" o:hrstd="t" o:hr="t" fillcolor="#a0a0a0" stroked="f"/>
+          <v:rect id="_x0000_i1077" style="width:0;height:1.5pt" o:hralign="center" o:hrstd="t" o:hr="t" fillcolor="#a0a0a0" stroked="f"/>
         </w:pict>
       </w:r>
     </w:p>
@@ -6770,7 +6770,7 @@
     <w:p>
       <w:r>
         <w:pict w14:anchorId="2AEED326">
-          <v:rect id="_x0000_i1475" style="width:0;height:1.5pt" o:hralign="center" o:hrstd="t" o:hr="t" fillcolor="#a0a0a0" stroked="f"/>
+          <v:rect id="_x0000_i1078" style="width:0;height:1.5pt" o:hralign="center" o:hrstd="t" o:hr="t" fillcolor="#a0a0a0" stroked="f"/>
         </w:pict>
       </w:r>
     </w:p>
@@ -7311,7 +7311,7 @@
     <w:p>
       <w:r>
         <w:pict w14:anchorId="27272323">
-          <v:rect id="_x0000_i1476" style="width:0;height:1.5pt" o:hralign="center" o:hrstd="t" o:hr="t" fillcolor="#a0a0a0" stroked="f"/>
+          <v:rect id="_x0000_i1079" style="width:0;height:1.5pt" o:hralign="center" o:hrstd="t" o:hr="t" fillcolor="#a0a0a0" stroked="f"/>
         </w:pict>
       </w:r>
     </w:p>
@@ -7433,7 +7433,7 @@
     <w:p>
       <w:r>
         <w:pict w14:anchorId="237BB063">
-          <v:rect id="_x0000_i1477" style="width:0;height:1.5pt" o:hralign="center" o:hrstd="t" o:hr="t" fillcolor="#a0a0a0" stroked="f"/>
+          <v:rect id="_x0000_i1080" style="width:0;height:1.5pt" o:hralign="center" o:hrstd="t" o:hr="t" fillcolor="#a0a0a0" stroked="f"/>
         </w:pict>
       </w:r>
     </w:p>
@@ -7481,7 +7481,7 @@
     <w:p>
       <w:r>
         <w:pict w14:anchorId="5B2A820E">
-          <v:rect id="_x0000_i1478" style="width:0;height:1.5pt" o:hralign="center" o:hrstd="t" o:hr="t" fillcolor="#a0a0a0" stroked="f"/>
+          <v:rect id="_x0000_i1081" style="width:0;height:1.5pt" o:hralign="center" o:hrstd="t" o:hr="t" fillcolor="#a0a0a0" stroked="f"/>
         </w:pict>
       </w:r>
     </w:p>
@@ -7549,7 +7549,7 @@
     <w:p>
       <w:r>
         <w:pict w14:anchorId="08CC46DB">
-          <v:rect id="_x0000_i1479" style="width:0;height:1.5pt" o:hralign="center" o:hrstd="t" o:hr="t" fillcolor="#a0a0a0" stroked="f"/>
+          <v:rect id="_x0000_i1082" style="width:0;height:1.5pt" o:hralign="center" o:hrstd="t" o:hr="t" fillcolor="#a0a0a0" stroked="f"/>
         </w:pict>
       </w:r>
     </w:p>
@@ -7719,7 +7719,7 @@
     <w:p>
       <w:r>
         <w:pict w14:anchorId="1FC6E506">
-          <v:rect id="_x0000_i1480" style="width:0;height:1.5pt" o:hralign="center" o:hrstd="t" o:hr="t" fillcolor="#a0a0a0" stroked="f"/>
+          <v:rect id="_x0000_i1083" style="width:0;height:1.5pt" o:hralign="center" o:hrstd="t" o:hr="t" fillcolor="#a0a0a0" stroked="f"/>
         </w:pict>
       </w:r>
     </w:p>
@@ -7796,7 +7796,7 @@
     <w:p>
       <w:r>
         <w:pict w14:anchorId="2C4CEA20">
-          <v:rect id="_x0000_i1481" style="width:0;height:1.5pt" o:hralign="center" o:hrstd="t" o:hr="t" fillcolor="#a0a0a0" stroked="f"/>
+          <v:rect id="_x0000_i1084" style="width:0;height:1.5pt" o:hralign="center" o:hrstd="t" o:hr="t" fillcolor="#a0a0a0" stroked="f"/>
         </w:pict>
       </w:r>
     </w:p>
@@ -7994,7 +7994,7 @@
     <w:p>
       <w:r>
         <w:pict w14:anchorId="1DBEAA63">
-          <v:rect id="_x0000_i1482" style="width:0;height:1.5pt" o:hralign="center" o:hrstd="t" o:hr="t" fillcolor="#a0a0a0" stroked="f"/>
+          <v:rect id="_x0000_i1085" style="width:0;height:1.5pt" o:hralign="center" o:hrstd="t" o:hr="t" fillcolor="#a0a0a0" stroked="f"/>
         </w:pict>
       </w:r>
     </w:p>
@@ -8184,7 +8184,7 @@
       </w:pPr>
       <w:r>
         <w:pict w14:anchorId="1FB62102">
-          <v:rect id="_x0000_i1526" style="width:0;height:1.5pt" o:hralign="center" o:hrstd="t" o:hr="t" fillcolor="#a0a0a0" stroked="f"/>
+          <v:rect id="_x0000_i1086" style="width:0;height:1.5pt" o:hralign="center" o:hrstd="t" o:hr="t" fillcolor="#a0a0a0" stroked="f"/>
         </w:pict>
       </w:r>
     </w:p>
@@ -8254,7 +8254,7 @@
     <w:p>
       <w:r>
         <w:pict w14:anchorId="6A79A4EB">
-          <v:rect id="_x0000_i1522" style="width:0;height:1.5pt" o:hralign="center" o:hrstd="t" o:hr="t" fillcolor="#a0a0a0" stroked="f"/>
+          <v:rect id="_x0000_i1087" style="width:0;height:1.5pt" o:hralign="center" o:hrstd="t" o:hr="t" fillcolor="#a0a0a0" stroked="f"/>
         </w:pict>
       </w:r>
     </w:p>
@@ -8290,7 +8290,7 @@
     <w:p>
       <w:r>
         <w:pict w14:anchorId="57B8B7B7">
-          <v:rect id="_x0000_i1523" style="width:0;height:1.5pt" o:hralign="center" o:hrstd="t" o:hr="t" fillcolor="#a0a0a0" stroked="f"/>
+          <v:rect id="_x0000_i1088" style="width:0;height:1.5pt" o:hralign="center" o:hrstd="t" o:hr="t" fillcolor="#a0a0a0" stroked="f"/>
         </w:pict>
       </w:r>
     </w:p>
@@ -8419,7 +8419,7 @@
     <w:p>
       <w:r>
         <w:pict w14:anchorId="70EF36DA">
-          <v:rect id="_x0000_i1527" style="width:0;height:1.5pt" o:hralign="center" o:hrstd="t" o:hr="t" fillcolor="#a0a0a0" stroked="f"/>
+          <v:rect id="_x0000_i1089" style="width:0;height:1.5pt" o:hralign="center" o:hrstd="t" o:hr="t" fillcolor="#a0a0a0" stroked="f"/>
         </w:pict>
       </w:r>
     </w:p>
@@ -8664,7 +8664,6432 @@
         <w:t>&lt;/html&gt;</w:t>
       </w:r>
     </w:p>
+    <w:p>
+      <w:pPr>
+        <w:pStyle w:val="Heading1"/>
+        <w:jc w:val="center"/>
+      </w:pPr>
+    </w:p>
+    <w:p>
+      <w:pPr>
+        <w:pStyle w:val="Heading1"/>
+        <w:jc w:val="center"/>
+        <w:rPr>
+          <w:b/>
+          <w:bCs/>
+        </w:rPr>
+      </w:pPr>
+      <w:r>
+        <w:rPr>
+          <w:b/>
+          <w:bCs/>
+        </w:rPr>
+        <w:t>JSP Implicit Objects</w:t>
+      </w:r>
+    </w:p>
+    <w:p>
+      <w:pPr>
+        <w:rPr>
+          <w:b/>
+          <w:bCs/>
+        </w:rPr>
+      </w:pPr>
+      <w:r>
+        <w:rPr>
+          <w:b/>
+          <w:bCs/>
+        </w:rPr>
+        <w:t>1. What are JSP Implicit Objects?</w:t>
+      </w:r>
+    </w:p>
+    <w:p>
+      <w:pPr>
+        <w:rPr>
+          <w:b/>
+          <w:bCs/>
+        </w:rPr>
+      </w:pPr>
+      <w:r>
+        <w:rPr>
+          <w:b/>
+          <w:bCs/>
+        </w:rPr>
+        <w:t>Definition</w:t>
+      </w:r>
+    </w:p>
+    <w:p>
+      <w:r>
+        <w:t xml:space="preserve">JSP provides </w:t>
+      </w:r>
+      <w:r>
+        <w:rPr>
+          <w:b/>
+          <w:bCs/>
+        </w:rPr>
+        <w:t>9 built-in objects</w:t>
+      </w:r>
+      <w:r>
+        <w:t xml:space="preserve"> that are automatically created by the JSP container (Tomcat).</w:t>
+      </w:r>
+    </w:p>
+    <w:p>
+      <w:r>
+        <w:t xml:space="preserve">These objects are called </w:t>
+      </w:r>
+      <w:r>
+        <w:rPr>
+          <w:b/>
+          <w:bCs/>
+        </w:rPr>
+        <w:t>Implicit Objects</w:t>
+      </w:r>
+      <w:r>
+        <w:t xml:space="preserve"> because </w:t>
+      </w:r>
+      <w:r>
+        <w:rPr>
+          <w:b/>
+          <w:bCs/>
+        </w:rPr>
+        <w:t>we do not create them explicitly</w:t>
+      </w:r>
+      <w:r>
+        <w:t xml:space="preserve"> using the new keyword.</w:t>
+      </w:r>
+    </w:p>
+    <w:p>
+      <w:r>
+        <w:t>Example:</w:t>
+      </w:r>
+    </w:p>
+    <w:p>
+      <w:r>
+        <w:t>&lt;%</w:t>
+      </w:r>
+    </w:p>
+    <w:p>
+      <w:proofErr w:type="spellStart"/>
+      <w:proofErr w:type="gramStart"/>
+      <w:r>
+        <w:t>out.println</w:t>
+      </w:r>
+      <w:proofErr w:type="spellEnd"/>
+      <w:proofErr w:type="gramEnd"/>
+      <w:r>
+        <w:t>("Hello");</w:t>
+      </w:r>
+    </w:p>
+    <w:p>
+      <w:r>
+        <w:t>%&gt;</w:t>
+      </w:r>
+    </w:p>
+    <w:p>
+      <w:r>
+        <w:t>Here, out is already available. We never wrote:</w:t>
+      </w:r>
+    </w:p>
+    <w:p>
+      <w:proofErr w:type="spellStart"/>
+      <w:r>
+        <w:t>JspWriter</w:t>
+      </w:r>
+      <w:proofErr w:type="spellEnd"/>
+      <w:r>
+        <w:t xml:space="preserve"> out = new </w:t>
+      </w:r>
+      <w:proofErr w:type="spellStart"/>
+      <w:proofErr w:type="gramStart"/>
+      <w:r>
+        <w:t>JspWriter</w:t>
+      </w:r>
+      <w:proofErr w:type="spellEnd"/>
+      <w:r>
+        <w:t>(</w:t>
+      </w:r>
+      <w:proofErr w:type="gramEnd"/>
+      <w:r>
+        <w:t>);</w:t>
+      </w:r>
+    </w:p>
+    <w:p>
+      <w:r>
+        <w:t>Tomcat creates it automatically.</w:t>
+      </w:r>
+    </w:p>
+    <w:p>
+      <w:r>
+        <w:pict w14:anchorId="2EC3F98C">
+          <v:rect id="_x0000_i1102" style="width:0;height:1.5pt" o:hralign="center" o:hrstd="t" o:hr="t" fillcolor="#a0a0a0" stroked="f"/>
+        </w:pict>
+      </w:r>
+    </w:p>
+    <w:p>
+      <w:pPr>
+        <w:rPr>
+          <w:b/>
+          <w:bCs/>
+        </w:rPr>
+      </w:pPr>
+      <w:r>
+        <w:rPr>
+          <w:b/>
+          <w:bCs/>
+        </w:rPr>
+        <w:t>2. Why are Implicit Objects Needed?</w:t>
+      </w:r>
+    </w:p>
+    <w:p>
+      <w:r>
+        <w:lastRenderedPageBreak/>
+        <w:t>Without implicit objects, we would need to create many objects manually.</w:t>
+      </w:r>
+    </w:p>
+    <w:p>
+      <w:r>
+        <w:t>For example:</w:t>
+      </w:r>
+    </w:p>
+    <w:p>
+      <w:pPr>
+        <w:numPr>
+          <w:ilvl w:val="0"/>
+          <w:numId w:val="13"/>
+        </w:numPr>
+      </w:pPr>
+      <w:r>
+        <w:t xml:space="preserve">Read form data </w:t>
+      </w:r>
+    </w:p>
+    <w:p>
+      <w:pPr>
+        <w:numPr>
+          <w:ilvl w:val="0"/>
+          <w:numId w:val="13"/>
+        </w:numPr>
+      </w:pPr>
+      <w:r>
+        <w:t xml:space="preserve">Manage sessions </w:t>
+      </w:r>
+    </w:p>
+    <w:p>
+      <w:pPr>
+        <w:numPr>
+          <w:ilvl w:val="0"/>
+          <w:numId w:val="13"/>
+        </w:numPr>
+      </w:pPr>
+      <w:r>
+        <w:t xml:space="preserve">Send responses </w:t>
+      </w:r>
+    </w:p>
+    <w:p>
+      <w:pPr>
+        <w:numPr>
+          <w:ilvl w:val="0"/>
+          <w:numId w:val="13"/>
+        </w:numPr>
+      </w:pPr>
+      <w:r>
+        <w:t xml:space="preserve">Print output </w:t>
+      </w:r>
+    </w:p>
+    <w:p>
+      <w:pPr>
+        <w:numPr>
+          <w:ilvl w:val="0"/>
+          <w:numId w:val="13"/>
+        </w:numPr>
+      </w:pPr>
+      <w:r>
+        <w:t xml:space="preserve">Access application data </w:t>
+      </w:r>
+    </w:p>
+    <w:p>
+      <w:r>
+        <w:t>JSP makes these objects readily available.</w:t>
+      </w:r>
+    </w:p>
+    <w:p>
+      <w:r>
+        <w:pict w14:anchorId="2F492F53">
+          <v:rect id="_x0000_i1103" style="width:0;height:1.5pt" o:hralign="center" o:hrstd="t" o:hr="t" fillcolor="#a0a0a0" stroked="f"/>
+        </w:pict>
+      </w:r>
+    </w:p>
+    <w:p>
+      <w:pPr>
+        <w:rPr>
+          <w:b/>
+          <w:bCs/>
+        </w:rPr>
+      </w:pPr>
+      <w:r>
+        <w:rPr>
+          <w:b/>
+          <w:bCs/>
+        </w:rPr>
+        <w:t>3. List of JSP Implicit Objects</w:t>
+      </w:r>
+    </w:p>
+    <w:tbl>
+      <w:tblPr>
+        <w:tblW w:w="0" w:type="auto"/>
+        <w:tblCellSpacing w:w="15" w:type="dxa"/>
+        <w:tblCellMar>
+          <w:top w:w="15" w:type="dxa"/>
+          <w:left w:w="15" w:type="dxa"/>
+          <w:bottom w:w="15" w:type="dxa"/>
+          <w:right w:w="15" w:type="dxa"/>
+        </w:tblCellMar>
+        <w:tblLook w:val="04A0" w:firstRow="1" w:lastRow="0" w:firstColumn="1" w:lastColumn="0" w:noHBand="0" w:noVBand="1"/>
+      </w:tblPr>
+      <w:tblGrid>
+        <w:gridCol w:w="1202"/>
+        <w:gridCol w:w="1928"/>
+        <w:gridCol w:w="3715"/>
+      </w:tblGrid>
+      <w:tr>
+        <w:trPr>
+          <w:tblHeader/>
+          <w:tblCellSpacing w:w="15" w:type="dxa"/>
+        </w:trPr>
+        <w:tc>
+          <w:tcPr>
+            <w:tcW w:w="0" w:type="auto"/>
+            <w:vAlign w:val="center"/>
+            <w:hideMark/>
+          </w:tcPr>
+          <w:p>
+            <w:pPr>
+              <w:rPr>
+                <w:b/>
+                <w:bCs/>
+              </w:rPr>
+            </w:pPr>
+            <w:r>
+              <w:rPr>
+                <w:b/>
+                <w:bCs/>
+              </w:rPr>
+              <w:t>Object</w:t>
+            </w:r>
+          </w:p>
+        </w:tc>
+        <w:tc>
+          <w:tcPr>
+            <w:tcW w:w="0" w:type="auto"/>
+            <w:vAlign w:val="center"/>
+            <w:hideMark/>
+          </w:tcPr>
+          <w:p>
+            <w:pPr>
+              <w:rPr>
+                <w:b/>
+                <w:bCs/>
+              </w:rPr>
+            </w:pPr>
+            <w:r>
+              <w:rPr>
+                <w:b/>
+                <w:bCs/>
+              </w:rPr>
+              <w:t>Class</w:t>
+            </w:r>
+          </w:p>
+        </w:tc>
+        <w:tc>
+          <w:tcPr>
+            <w:tcW w:w="0" w:type="auto"/>
+            <w:vAlign w:val="center"/>
+            <w:hideMark/>
+          </w:tcPr>
+          <w:p>
+            <w:pPr>
+              <w:rPr>
+                <w:b/>
+                <w:bCs/>
+              </w:rPr>
+            </w:pPr>
+            <w:r>
+              <w:rPr>
+                <w:b/>
+                <w:bCs/>
+              </w:rPr>
+              <w:t>Purpose</w:t>
+            </w:r>
+          </w:p>
+        </w:tc>
+      </w:tr>
+      <w:tr>
+        <w:trPr>
+          <w:tblCellSpacing w:w="15" w:type="dxa"/>
+        </w:trPr>
+        <w:tc>
+          <w:tcPr>
+            <w:tcW w:w="0" w:type="auto"/>
+            <w:vAlign w:val="center"/>
+            <w:hideMark/>
+          </w:tcPr>
+          <w:p>
+            <w:r>
+              <w:t>request</w:t>
+            </w:r>
+          </w:p>
+        </w:tc>
+        <w:tc>
+          <w:tcPr>
+            <w:tcW w:w="0" w:type="auto"/>
+            <w:vAlign w:val="center"/>
+            <w:hideMark/>
+          </w:tcPr>
+          <w:p>
+            <w:proofErr w:type="spellStart"/>
+            <w:r>
+              <w:t>HttpServletRequest</w:t>
+            </w:r>
+            <w:proofErr w:type="spellEnd"/>
+          </w:p>
+        </w:tc>
+        <w:tc>
+          <w:tcPr>
+            <w:tcW w:w="0" w:type="auto"/>
+            <w:vAlign w:val="center"/>
+            <w:hideMark/>
+          </w:tcPr>
+          <w:p>
+            <w:r>
+              <w:t>Gets client request data</w:t>
+            </w:r>
+          </w:p>
+        </w:tc>
+      </w:tr>
+      <w:tr>
+        <w:trPr>
+          <w:tblCellSpacing w:w="15" w:type="dxa"/>
+        </w:trPr>
+        <w:tc>
+          <w:tcPr>
+            <w:tcW w:w="0" w:type="auto"/>
+            <w:vAlign w:val="center"/>
+            <w:hideMark/>
+          </w:tcPr>
+          <w:p>
+            <w:r>
+              <w:t>response</w:t>
+            </w:r>
+          </w:p>
+        </w:tc>
+        <w:tc>
+          <w:tcPr>
+            <w:tcW w:w="0" w:type="auto"/>
+            <w:vAlign w:val="center"/>
+            <w:hideMark/>
+          </w:tcPr>
+          <w:p>
+            <w:proofErr w:type="spellStart"/>
+            <w:r>
+              <w:t>HttpServletResponse</w:t>
+            </w:r>
+            <w:proofErr w:type="spellEnd"/>
+          </w:p>
+        </w:tc>
+        <w:tc>
+          <w:tcPr>
+            <w:tcW w:w="0" w:type="auto"/>
+            <w:vAlign w:val="center"/>
+            <w:hideMark/>
+          </w:tcPr>
+          <w:p>
+            <w:r>
+              <w:t>Sends response to client</w:t>
+            </w:r>
+          </w:p>
+        </w:tc>
+      </w:tr>
+      <w:tr>
+        <w:trPr>
+          <w:tblCellSpacing w:w="15" w:type="dxa"/>
+        </w:trPr>
+        <w:tc>
+          <w:tcPr>
+            <w:tcW w:w="0" w:type="auto"/>
+            <w:vAlign w:val="center"/>
+            <w:hideMark/>
+          </w:tcPr>
+          <w:p>
+            <w:r>
+              <w:t>out</w:t>
+            </w:r>
+          </w:p>
+        </w:tc>
+        <w:tc>
+          <w:tcPr>
+            <w:tcW w:w="0" w:type="auto"/>
+            <w:vAlign w:val="center"/>
+            <w:hideMark/>
+          </w:tcPr>
+          <w:p>
+            <w:proofErr w:type="spellStart"/>
+            <w:r>
+              <w:t>JspWriter</w:t>
+            </w:r>
+            <w:proofErr w:type="spellEnd"/>
+          </w:p>
+        </w:tc>
+        <w:tc>
+          <w:tcPr>
+            <w:tcW w:w="0" w:type="auto"/>
+            <w:vAlign w:val="center"/>
+            <w:hideMark/>
+          </w:tcPr>
+          <w:p>
+            <w:r>
+              <w:t>Prints output</w:t>
+            </w:r>
+          </w:p>
+        </w:tc>
+      </w:tr>
+      <w:tr>
+        <w:trPr>
+          <w:tblCellSpacing w:w="15" w:type="dxa"/>
+        </w:trPr>
+        <w:tc>
+          <w:tcPr>
+            <w:tcW w:w="0" w:type="auto"/>
+            <w:vAlign w:val="center"/>
+            <w:hideMark/>
+          </w:tcPr>
+          <w:p>
+            <w:r>
+              <w:t>session</w:t>
+            </w:r>
+          </w:p>
+        </w:tc>
+        <w:tc>
+          <w:tcPr>
+            <w:tcW w:w="0" w:type="auto"/>
+            <w:vAlign w:val="center"/>
+            <w:hideMark/>
+          </w:tcPr>
+          <w:p>
+            <w:proofErr w:type="spellStart"/>
+            <w:r>
+              <w:t>HttpSession</w:t>
+            </w:r>
+            <w:proofErr w:type="spellEnd"/>
+          </w:p>
+        </w:tc>
+        <w:tc>
+          <w:tcPr>
+            <w:tcW w:w="0" w:type="auto"/>
+            <w:vAlign w:val="center"/>
+            <w:hideMark/>
+          </w:tcPr>
+          <w:p>
+            <w:r>
+              <w:t>Stores user session data</w:t>
+            </w:r>
+          </w:p>
+        </w:tc>
+      </w:tr>
+      <w:tr>
+        <w:trPr>
+          <w:tblCellSpacing w:w="15" w:type="dxa"/>
+        </w:trPr>
+        <w:tc>
+          <w:tcPr>
+            <w:tcW w:w="0" w:type="auto"/>
+            <w:vAlign w:val="center"/>
+            <w:hideMark/>
+          </w:tcPr>
+          <w:p>
+            <w:r>
+              <w:t>application</w:t>
+            </w:r>
+          </w:p>
+        </w:tc>
+        <w:tc>
+          <w:tcPr>
+            <w:tcW w:w="0" w:type="auto"/>
+            <w:vAlign w:val="center"/>
+            <w:hideMark/>
+          </w:tcPr>
+          <w:p>
+            <w:proofErr w:type="spellStart"/>
+            <w:r>
+              <w:t>ServletContext</w:t>
+            </w:r>
+            <w:proofErr w:type="spellEnd"/>
+          </w:p>
+        </w:tc>
+        <w:tc>
+          <w:tcPr>
+            <w:tcW w:w="0" w:type="auto"/>
+            <w:vAlign w:val="center"/>
+            <w:hideMark/>
+          </w:tcPr>
+          <w:p>
+            <w:r>
+              <w:t>Shares data across the application</w:t>
+            </w:r>
+          </w:p>
+        </w:tc>
+      </w:tr>
+      <w:tr>
+        <w:trPr>
+          <w:tblCellSpacing w:w="15" w:type="dxa"/>
+        </w:trPr>
+        <w:tc>
+          <w:tcPr>
+            <w:tcW w:w="0" w:type="auto"/>
+            <w:vAlign w:val="center"/>
+            <w:hideMark/>
+          </w:tcPr>
+          <w:p>
+            <w:r>
+              <w:t>config</w:t>
+            </w:r>
+          </w:p>
+        </w:tc>
+        <w:tc>
+          <w:tcPr>
+            <w:tcW w:w="0" w:type="auto"/>
+            <w:vAlign w:val="center"/>
+            <w:hideMark/>
+          </w:tcPr>
+          <w:p>
+            <w:proofErr w:type="spellStart"/>
+            <w:r>
+              <w:t>ServletConfig</w:t>
+            </w:r>
+            <w:proofErr w:type="spellEnd"/>
+          </w:p>
+        </w:tc>
+        <w:tc>
+          <w:tcPr>
+            <w:tcW w:w="0" w:type="auto"/>
+            <w:vAlign w:val="center"/>
+            <w:hideMark/>
+          </w:tcPr>
+          <w:p>
+            <w:r>
+              <w:t>Gets servlet configuration</w:t>
+            </w:r>
+          </w:p>
+        </w:tc>
+      </w:tr>
+      <w:tr>
+        <w:trPr>
+          <w:tblCellSpacing w:w="15" w:type="dxa"/>
+        </w:trPr>
+        <w:tc>
+          <w:tcPr>
+            <w:tcW w:w="0" w:type="auto"/>
+            <w:vAlign w:val="center"/>
+            <w:hideMark/>
+          </w:tcPr>
+          <w:p>
+            <w:proofErr w:type="spellStart"/>
+            <w:r>
+              <w:t>pageContext</w:t>
+            </w:r>
+            <w:proofErr w:type="spellEnd"/>
+          </w:p>
+        </w:tc>
+        <w:tc>
+          <w:tcPr>
+            <w:tcW w:w="0" w:type="auto"/>
+            <w:vAlign w:val="center"/>
+            <w:hideMark/>
+          </w:tcPr>
+          <w:p>
+            <w:proofErr w:type="spellStart"/>
+            <w:r>
+              <w:t>PageContext</w:t>
+            </w:r>
+            <w:proofErr w:type="spellEnd"/>
+          </w:p>
+        </w:tc>
+        <w:tc>
+          <w:tcPr>
+            <w:tcW w:w="0" w:type="auto"/>
+            <w:vAlign w:val="center"/>
+            <w:hideMark/>
+          </w:tcPr>
+          <w:p>
+            <w:r>
+              <w:t>Accesses all JSP objects</w:t>
+            </w:r>
+          </w:p>
+        </w:tc>
+      </w:tr>
+      <w:tr>
+        <w:trPr>
+          <w:tblCellSpacing w:w="15" w:type="dxa"/>
+        </w:trPr>
+        <w:tc>
+          <w:tcPr>
+            <w:tcW w:w="0" w:type="auto"/>
+            <w:vAlign w:val="center"/>
+            <w:hideMark/>
+          </w:tcPr>
+          <w:p>
+            <w:r>
+              <w:t>page</w:t>
+            </w:r>
+          </w:p>
+        </w:tc>
+        <w:tc>
+          <w:tcPr>
+            <w:tcW w:w="0" w:type="auto"/>
+            <w:vAlign w:val="center"/>
+            <w:hideMark/>
+          </w:tcPr>
+          <w:p>
+            <w:r>
+              <w:t>Object</w:t>
+            </w:r>
+          </w:p>
+        </w:tc>
+        <w:tc>
+          <w:tcPr>
+            <w:tcW w:w="0" w:type="auto"/>
+            <w:vAlign w:val="center"/>
+            <w:hideMark/>
+          </w:tcPr>
+          <w:p>
+            <w:r>
+              <w:t>Refers to the current JSP page (this)</w:t>
+            </w:r>
+          </w:p>
+        </w:tc>
+      </w:tr>
+      <w:tr>
+        <w:trPr>
+          <w:tblCellSpacing w:w="15" w:type="dxa"/>
+        </w:trPr>
+        <w:tc>
+          <w:tcPr>
+            <w:tcW w:w="0" w:type="auto"/>
+            <w:vAlign w:val="center"/>
+            <w:hideMark/>
+          </w:tcPr>
+          <w:p>
+            <w:r>
+              <w:t>exception</w:t>
+            </w:r>
+          </w:p>
+        </w:tc>
+        <w:tc>
+          <w:tcPr>
+            <w:tcW w:w="0" w:type="auto"/>
+            <w:vAlign w:val="center"/>
+            <w:hideMark/>
+          </w:tcPr>
+          <w:p>
+            <w:r>
+              <w:t>Throwable</w:t>
+            </w:r>
+          </w:p>
+        </w:tc>
+        <w:tc>
+          <w:tcPr>
+            <w:tcW w:w="0" w:type="auto"/>
+            <w:vAlign w:val="center"/>
+            <w:hideMark/>
+          </w:tcPr>
+          <w:p>
+            <w:r>
+              <w:t>Handles exceptions (only on error pages)</w:t>
+            </w:r>
+          </w:p>
+        </w:tc>
+      </w:tr>
+    </w:tbl>
+    <w:p>
+      <w:pPr>
+        <w:rPr>
+          <w:b/>
+          <w:bCs/>
+        </w:rPr>
+      </w:pPr>
+      <w:r>
+        <w:rPr>
+          <w:b/>
+          <w:bCs/>
+        </w:rPr>
+        <w:t>4. request Object</w:t>
+      </w:r>
+    </w:p>
+    <w:p>
+      <w:pPr>
+        <w:rPr>
+          <w:b/>
+          <w:bCs/>
+        </w:rPr>
+      </w:pPr>
+      <w:r>
+        <w:rPr>
+          <w:b/>
+          <w:bCs/>
+        </w:rPr>
+        <w:t>Definition</w:t>
+      </w:r>
+    </w:p>
+    <w:p>
+      <w:r>
+        <w:t>The request object is used to receive data sent by the client.</w:t>
+      </w:r>
+    </w:p>
+    <w:p>
+      <w:pPr>
+        <w:rPr>
+          <w:b/>
+          <w:bCs/>
+        </w:rPr>
+      </w:pPr>
+      <w:r>
+        <w:rPr>
+          <w:b/>
+          <w:bCs/>
+        </w:rPr>
+        <w:t>Common Methods</w:t>
+      </w:r>
+    </w:p>
+    <w:tbl>
+      <w:tblPr>
+        <w:tblW w:w="0" w:type="auto"/>
+        <w:tblCellSpacing w:w="15" w:type="dxa"/>
+        <w:tblCellMar>
+          <w:top w:w="15" w:type="dxa"/>
+          <w:left w:w="15" w:type="dxa"/>
+          <w:bottom w:w="15" w:type="dxa"/>
+          <w:right w:w="15" w:type="dxa"/>
+        </w:tblCellMar>
+        <w:tblLook w:val="04A0" w:firstRow="1" w:lastRow="0" w:firstColumn="1" w:lastColumn="0" w:noHBand="0" w:noVBand="1"/>
+      </w:tblPr>
+      <w:tblGrid>
+        <w:gridCol w:w="2006"/>
+        <w:gridCol w:w="1977"/>
+      </w:tblGrid>
+      <w:tr>
+        <w:trPr>
+          <w:tblHeader/>
+          <w:tblCellSpacing w:w="15" w:type="dxa"/>
+        </w:trPr>
+        <w:tc>
+          <w:tcPr>
+            <w:tcW w:w="0" w:type="auto"/>
+            <w:vAlign w:val="center"/>
+            <w:hideMark/>
+          </w:tcPr>
+          <w:p>
+            <w:pPr>
+              <w:rPr>
+                <w:b/>
+                <w:bCs/>
+              </w:rPr>
+            </w:pPr>
+            <w:r>
+              <w:rPr>
+                <w:b/>
+                <w:bCs/>
+              </w:rPr>
+              <w:t>Method</w:t>
+            </w:r>
+          </w:p>
+        </w:tc>
+        <w:tc>
+          <w:tcPr>
+            <w:tcW w:w="0" w:type="auto"/>
+            <w:vAlign w:val="center"/>
+            <w:hideMark/>
+          </w:tcPr>
+          <w:p>
+            <w:pPr>
+              <w:rPr>
+                <w:b/>
+                <w:bCs/>
+              </w:rPr>
+            </w:pPr>
+            <w:r>
+              <w:rPr>
+                <w:b/>
+                <w:bCs/>
+              </w:rPr>
+              <w:t>Description</w:t>
+            </w:r>
+          </w:p>
+        </w:tc>
+      </w:tr>
+      <w:tr>
+        <w:trPr>
+          <w:tblCellSpacing w:w="15" w:type="dxa"/>
+        </w:trPr>
+        <w:tc>
+          <w:tcPr>
+            <w:tcW w:w="0" w:type="auto"/>
+            <w:vAlign w:val="center"/>
+            <w:hideMark/>
+          </w:tcPr>
+          <w:p>
+            <w:proofErr w:type="spellStart"/>
+            <w:proofErr w:type="gramStart"/>
+            <w:r>
+              <w:t>getParameter</w:t>
+            </w:r>
+            <w:proofErr w:type="spellEnd"/>
+            <w:r>
+              <w:t>(</w:t>
+            </w:r>
+            <w:proofErr w:type="gramEnd"/>
+            <w:r>
+              <w:t>)</w:t>
+            </w:r>
+          </w:p>
+        </w:tc>
+        <w:tc>
+          <w:tcPr>
+            <w:tcW w:w="0" w:type="auto"/>
+            <w:vAlign w:val="center"/>
+            <w:hideMark/>
+          </w:tcPr>
+          <w:p>
+            <w:r>
+              <w:t>Gets a form value</w:t>
+            </w:r>
+          </w:p>
+        </w:tc>
+      </w:tr>
+      <w:tr>
+        <w:trPr>
+          <w:tblCellSpacing w:w="15" w:type="dxa"/>
+        </w:trPr>
+        <w:tc>
+          <w:tcPr>
+            <w:tcW w:w="0" w:type="auto"/>
+            <w:vAlign w:val="center"/>
+            <w:hideMark/>
+          </w:tcPr>
+          <w:p>
+            <w:proofErr w:type="spellStart"/>
+            <w:proofErr w:type="gramStart"/>
+            <w:r>
+              <w:t>getParameterValues</w:t>
+            </w:r>
+            <w:proofErr w:type="spellEnd"/>
+            <w:r>
+              <w:t>(</w:t>
+            </w:r>
+            <w:proofErr w:type="gramEnd"/>
+            <w:r>
+              <w:t>)</w:t>
+            </w:r>
+          </w:p>
+        </w:tc>
+        <w:tc>
+          <w:tcPr>
+            <w:tcW w:w="0" w:type="auto"/>
+            <w:vAlign w:val="center"/>
+            <w:hideMark/>
+          </w:tcPr>
+          <w:p>
+            <w:r>
+              <w:t>Gets multiple values</w:t>
+            </w:r>
+          </w:p>
+        </w:tc>
+      </w:tr>
+      <w:tr>
+        <w:trPr>
+          <w:tblCellSpacing w:w="15" w:type="dxa"/>
+        </w:trPr>
+        <w:tc>
+          <w:tcPr>
+            <w:tcW w:w="0" w:type="auto"/>
+            <w:vAlign w:val="center"/>
+            <w:hideMark/>
+          </w:tcPr>
+          <w:p>
+            <w:proofErr w:type="spellStart"/>
+            <w:proofErr w:type="gramStart"/>
+            <w:r>
+              <w:t>getAttribute</w:t>
+            </w:r>
+            <w:proofErr w:type="spellEnd"/>
+            <w:r>
+              <w:t>(</w:t>
+            </w:r>
+            <w:proofErr w:type="gramEnd"/>
+            <w:r>
+              <w:t>)</w:t>
+            </w:r>
+          </w:p>
+        </w:tc>
+        <w:tc>
+          <w:tcPr>
+            <w:tcW w:w="0" w:type="auto"/>
+            <w:vAlign w:val="center"/>
+            <w:hideMark/>
+          </w:tcPr>
+          <w:p>
+            <w:r>
+              <w:t>Gets an attribute</w:t>
+            </w:r>
+          </w:p>
+        </w:tc>
+      </w:tr>
+      <w:tr>
+        <w:trPr>
+          <w:tblCellSpacing w:w="15" w:type="dxa"/>
+        </w:trPr>
+        <w:tc>
+          <w:tcPr>
+            <w:tcW w:w="0" w:type="auto"/>
+            <w:vAlign w:val="center"/>
+            <w:hideMark/>
+          </w:tcPr>
+          <w:p>
+            <w:proofErr w:type="spellStart"/>
+            <w:proofErr w:type="gramStart"/>
+            <w:r>
+              <w:lastRenderedPageBreak/>
+              <w:t>getHeader</w:t>
+            </w:r>
+            <w:proofErr w:type="spellEnd"/>
+            <w:r>
+              <w:t>(</w:t>
+            </w:r>
+            <w:proofErr w:type="gramEnd"/>
+            <w:r>
+              <w:t>)</w:t>
+            </w:r>
+          </w:p>
+        </w:tc>
+        <w:tc>
+          <w:tcPr>
+            <w:tcW w:w="0" w:type="auto"/>
+            <w:vAlign w:val="center"/>
+            <w:hideMark/>
+          </w:tcPr>
+          <w:p>
+            <w:r>
+              <w:t>Gets request headers</w:t>
+            </w:r>
+          </w:p>
+        </w:tc>
+      </w:tr>
+    </w:tbl>
+    <w:p>
+      <w:r>
+        <w:pict w14:anchorId="7F026A38">
+          <v:rect id="_x0000_i1238" style="width:0;height:1.5pt" o:hralign="center" o:hrstd="t" o:hr="t" fillcolor="#a0a0a0" stroked="f"/>
+        </w:pict>
+      </w:r>
+    </w:p>
+    <w:p>
+      <w:pPr>
+        <w:rPr>
+          <w:b/>
+          <w:bCs/>
+        </w:rPr>
+      </w:pPr>
+      <w:r>
+        <w:rPr>
+          <w:b/>
+          <w:bCs/>
+        </w:rPr>
+        <w:t>Example</w:t>
+      </w:r>
+    </w:p>
+    <w:p>
+      <w:pPr>
+        <w:rPr>
+          <w:b/>
+          <w:bCs/>
+        </w:rPr>
+      </w:pPr>
+      <w:r>
+        <w:rPr>
+          <w:b/>
+          <w:bCs/>
+        </w:rPr>
+        <w:t>form.html</w:t>
+      </w:r>
+    </w:p>
+    <w:p>
+      <w:r>
+        <w:t>&lt;form action="</w:t>
+      </w:r>
+      <w:proofErr w:type="spellStart"/>
+      <w:r>
+        <w:t>welcome.jsp</w:t>
+      </w:r>
+      <w:proofErr w:type="spellEnd"/>
+      <w:r>
+        <w:t>"&gt;</w:t>
+      </w:r>
+    </w:p>
     <w:p/>
+    <w:p>
+      <w:r>
+        <w:t>Name:</w:t>
+      </w:r>
+    </w:p>
+    <w:p/>
+    <w:p>
+      <w:r>
+        <w:t>&lt;input type="text" name="username"&gt;</w:t>
+      </w:r>
+    </w:p>
+    <w:p/>
+    <w:p>
+      <w:r>
+        <w:t>&lt;input type="submit"&gt;</w:t>
+      </w:r>
+    </w:p>
+    <w:p/>
+    <w:p>
+      <w:r>
+        <w:t>&lt;/form&gt;</w:t>
+      </w:r>
+    </w:p>
+    <w:p>
+      <w:r>
+        <w:pict w14:anchorId="1AB1E2F4">
+          <v:rect id="_x0000_i1239" style="width:0;height:1.5pt" o:hralign="center" o:hrstd="t" o:hr="t" fillcolor="#a0a0a0" stroked="f"/>
+        </w:pict>
+      </w:r>
+    </w:p>
+    <w:p>
+      <w:pPr>
+        <w:rPr>
+          <w:b/>
+          <w:bCs/>
+        </w:rPr>
+      </w:pPr>
+      <w:proofErr w:type="spellStart"/>
+      <w:r>
+        <w:rPr>
+          <w:b/>
+          <w:bCs/>
+        </w:rPr>
+        <w:t>welcome.jsp</w:t>
+      </w:r>
+      <w:proofErr w:type="spellEnd"/>
+    </w:p>
+    <w:p>
+      <w:r>
+        <w:t>&lt;%</w:t>
+      </w:r>
+    </w:p>
+    <w:p/>
+    <w:p>
+      <w:r>
+        <w:t xml:space="preserve">String name = </w:t>
+      </w:r>
+      <w:proofErr w:type="spellStart"/>
+      <w:proofErr w:type="gramStart"/>
+      <w:r>
+        <w:t>request.getParameter</w:t>
+      </w:r>
+      <w:proofErr w:type="spellEnd"/>
+      <w:proofErr w:type="gramEnd"/>
+      <w:r>
+        <w:t>("username");</w:t>
+      </w:r>
+    </w:p>
+    <w:p/>
+    <w:p>
+      <w:r>
+        <w:t>%&gt;</w:t>
+      </w:r>
+    </w:p>
+    <w:p/>
+    <w:p>
+      <w:r>
+        <w:t>Welcome</w:t>
+      </w:r>
+    </w:p>
+    <w:p/>
+    <w:p>
+      <w:r>
+        <w:t>&lt;%= name %&gt;</w:t>
+      </w:r>
+    </w:p>
+    <w:p>
+      <w:pPr>
+        <w:rPr>
+          <w:b/>
+          <w:bCs/>
+        </w:rPr>
+      </w:pPr>
+      <w:r>
+        <w:rPr>
+          <w:b/>
+          <w:bCs/>
+        </w:rPr>
+        <w:t>Output</w:t>
+      </w:r>
+    </w:p>
+    <w:p>
+      <w:r>
+        <w:t>Welcome Rahul</w:t>
+      </w:r>
+    </w:p>
+    <w:p>
+      <w:r>
+        <w:pict w14:anchorId="355C60D1">
+          <v:rect id="_x0000_i1240" style="width:0;height:1.5pt" o:hralign="center" o:hrstd="t" o:hr="t" fillcolor="#a0a0a0" stroked="f"/>
+        </w:pict>
+      </w:r>
+    </w:p>
+    <w:p>
+      <w:pPr>
+        <w:rPr>
+          <w:b/>
+          <w:bCs/>
+        </w:rPr>
+      </w:pPr>
+      <w:r>
+        <w:rPr>
+          <w:b/>
+          <w:bCs/>
+        </w:rPr>
+        <w:t>5. response Object</w:t>
+      </w:r>
+    </w:p>
+    <w:p>
+      <w:pPr>
+        <w:rPr>
+          <w:b/>
+          <w:bCs/>
+        </w:rPr>
+      </w:pPr>
+      <w:r>
+        <w:rPr>
+          <w:b/>
+          <w:bCs/>
+        </w:rPr>
+        <w:t>Definition</w:t>
+      </w:r>
+    </w:p>
+    <w:p>
+      <w:r>
+        <w:t>Used to send responses to the browser.</w:t>
+      </w:r>
+    </w:p>
+    <w:p>
+      <w:pPr>
+        <w:rPr>
+          <w:b/>
+          <w:bCs/>
+        </w:rPr>
+      </w:pPr>
+      <w:r>
+        <w:rPr>
+          <w:b/>
+          <w:bCs/>
+        </w:rPr>
+        <w:lastRenderedPageBreak/>
+        <w:t>Common Methods</w:t>
+      </w:r>
+    </w:p>
+    <w:tbl>
+      <w:tblPr>
+        <w:tblW w:w="0" w:type="auto"/>
+        <w:tblCellSpacing w:w="15" w:type="dxa"/>
+        <w:tblCellMar>
+          <w:top w:w="15" w:type="dxa"/>
+          <w:left w:w="15" w:type="dxa"/>
+          <w:bottom w:w="15" w:type="dxa"/>
+          <w:right w:w="15" w:type="dxa"/>
+        </w:tblCellMar>
+        <w:tblLook w:val="04A0" w:firstRow="1" w:lastRow="0" w:firstColumn="1" w:lastColumn="0" w:noHBand="0" w:noVBand="1"/>
+      </w:tblPr>
+      <w:tblGrid>
+        <w:gridCol w:w="1614"/>
+        <w:gridCol w:w="2298"/>
+      </w:tblGrid>
+      <w:tr>
+        <w:trPr>
+          <w:tblHeader/>
+          <w:tblCellSpacing w:w="15" w:type="dxa"/>
+        </w:trPr>
+        <w:tc>
+          <w:tcPr>
+            <w:tcW w:w="0" w:type="auto"/>
+            <w:vAlign w:val="center"/>
+            <w:hideMark/>
+          </w:tcPr>
+          <w:p>
+            <w:pPr>
+              <w:rPr>
+                <w:b/>
+                <w:bCs/>
+              </w:rPr>
+            </w:pPr>
+            <w:r>
+              <w:rPr>
+                <w:b/>
+                <w:bCs/>
+              </w:rPr>
+              <w:t>Method</w:t>
+            </w:r>
+          </w:p>
+        </w:tc>
+        <w:tc>
+          <w:tcPr>
+            <w:tcW w:w="0" w:type="auto"/>
+            <w:vAlign w:val="center"/>
+            <w:hideMark/>
+          </w:tcPr>
+          <w:p>
+            <w:pPr>
+              <w:rPr>
+                <w:b/>
+                <w:bCs/>
+              </w:rPr>
+            </w:pPr>
+            <w:r>
+              <w:rPr>
+                <w:b/>
+                <w:bCs/>
+              </w:rPr>
+              <w:t>Description</w:t>
+            </w:r>
+          </w:p>
+        </w:tc>
+      </w:tr>
+      <w:tr>
+        <w:trPr>
+          <w:tblCellSpacing w:w="15" w:type="dxa"/>
+        </w:trPr>
+        <w:tc>
+          <w:tcPr>
+            <w:tcW w:w="0" w:type="auto"/>
+            <w:vAlign w:val="center"/>
+            <w:hideMark/>
+          </w:tcPr>
+          <w:p>
+            <w:proofErr w:type="spellStart"/>
+            <w:proofErr w:type="gramStart"/>
+            <w:r>
+              <w:t>sendRedirect</w:t>
+            </w:r>
+            <w:proofErr w:type="spellEnd"/>
+            <w:r>
+              <w:t>(</w:t>
+            </w:r>
+            <w:proofErr w:type="gramEnd"/>
+            <w:r>
+              <w:t>)</w:t>
+            </w:r>
+          </w:p>
+        </w:tc>
+        <w:tc>
+          <w:tcPr>
+            <w:tcW w:w="0" w:type="auto"/>
+            <w:vAlign w:val="center"/>
+            <w:hideMark/>
+          </w:tcPr>
+          <w:p>
+            <w:r>
+              <w:t>Redirect to another page</w:t>
+            </w:r>
+          </w:p>
+        </w:tc>
+      </w:tr>
+      <w:tr>
+        <w:trPr>
+          <w:tblCellSpacing w:w="15" w:type="dxa"/>
+        </w:trPr>
+        <w:tc>
+          <w:tcPr>
+            <w:tcW w:w="0" w:type="auto"/>
+            <w:vAlign w:val="center"/>
+            <w:hideMark/>
+          </w:tcPr>
+          <w:p>
+            <w:proofErr w:type="spellStart"/>
+            <w:proofErr w:type="gramStart"/>
+            <w:r>
+              <w:t>setContentType</w:t>
+            </w:r>
+            <w:proofErr w:type="spellEnd"/>
+            <w:r>
+              <w:t>(</w:t>
+            </w:r>
+            <w:proofErr w:type="gramEnd"/>
+            <w:r>
+              <w:t>)</w:t>
+            </w:r>
+          </w:p>
+        </w:tc>
+        <w:tc>
+          <w:tcPr>
+            <w:tcW w:w="0" w:type="auto"/>
+            <w:vAlign w:val="center"/>
+            <w:hideMark/>
+          </w:tcPr>
+          <w:p>
+            <w:r>
+              <w:t>Set response type</w:t>
+            </w:r>
+          </w:p>
+        </w:tc>
+      </w:tr>
+    </w:tbl>
+    <w:p>
+      <w:r>
+        <w:pict w14:anchorId="33FAF1EA">
+          <v:rect id="_x0000_i1241" style="width:0;height:1.5pt" o:hralign="center" o:hrstd="t" o:hr="t" fillcolor="#a0a0a0" stroked="f"/>
+        </w:pict>
+      </w:r>
+    </w:p>
+    <w:p>
+      <w:pPr>
+        <w:rPr>
+          <w:b/>
+          <w:bCs/>
+        </w:rPr>
+      </w:pPr>
+      <w:r>
+        <w:rPr>
+          <w:b/>
+          <w:bCs/>
+        </w:rPr>
+        <w:t>Example</w:t>
+      </w:r>
+    </w:p>
+    <w:p>
+      <w:r>
+        <w:t>&lt;%</w:t>
+      </w:r>
+    </w:p>
+    <w:p/>
+    <w:p>
+      <w:proofErr w:type="spellStart"/>
+      <w:proofErr w:type="gramStart"/>
+      <w:r>
+        <w:t>response.sendRedirect</w:t>
+      </w:r>
+      <w:proofErr w:type="spellEnd"/>
+      <w:proofErr w:type="gramEnd"/>
+      <w:r>
+        <w:t>("</w:t>
+      </w:r>
+      <w:proofErr w:type="spellStart"/>
+      <w:r>
+        <w:t>login.jsp</w:t>
+      </w:r>
+      <w:proofErr w:type="spellEnd"/>
+      <w:r>
+        <w:t>");</w:t>
+      </w:r>
+    </w:p>
+    <w:p/>
+    <w:p>
+      <w:r>
+        <w:t>%&gt;</w:t>
+      </w:r>
+    </w:p>
+    <w:p>
+      <w:r>
+        <w:t>The browser opens:</w:t>
+      </w:r>
+    </w:p>
+    <w:p>
+      <w:proofErr w:type="spellStart"/>
+      <w:r>
+        <w:t>login.jsp</w:t>
+      </w:r>
+      <w:proofErr w:type="spellEnd"/>
+    </w:p>
+    <w:p>
+      <w:r>
+        <w:pict w14:anchorId="3D1F7C7E">
+          <v:rect id="_x0000_i1242" style="width:0;height:1.5pt" o:hralign="center" o:hrstd="t" o:hr="t" fillcolor="#a0a0a0" stroked="f"/>
+        </w:pict>
+      </w:r>
+    </w:p>
+    <w:p>
+      <w:pPr>
+        <w:rPr>
+          <w:b/>
+          <w:bCs/>
+        </w:rPr>
+      </w:pPr>
+      <w:r>
+        <w:rPr>
+          <w:b/>
+          <w:bCs/>
+        </w:rPr>
+        <w:t>6. out Object</w:t>
+      </w:r>
+    </w:p>
+    <w:p>
+      <w:pPr>
+        <w:rPr>
+          <w:b/>
+          <w:bCs/>
+        </w:rPr>
+      </w:pPr>
+      <w:r>
+        <w:rPr>
+          <w:b/>
+          <w:bCs/>
+        </w:rPr>
+        <w:t>Definition</w:t>
+      </w:r>
+    </w:p>
+    <w:p>
+      <w:r>
+        <w:t>The out object is used to print output to the browser.</w:t>
+      </w:r>
+    </w:p>
+    <w:p>
+      <w:r>
+        <w:t>Class:</w:t>
+      </w:r>
+    </w:p>
+    <w:p>
+      <w:proofErr w:type="spellStart"/>
+      <w:r>
+        <w:t>JspWriter</w:t>
+      </w:r>
+      <w:proofErr w:type="spellEnd"/>
+    </w:p>
+    <w:p>
+      <w:r>
+        <w:pict w14:anchorId="7BF7C97B">
+          <v:rect id="_x0000_i1243" style="width:0;height:1.5pt" o:hralign="center" o:hrstd="t" o:hr="t" fillcolor="#a0a0a0" stroked="f"/>
+        </w:pict>
+      </w:r>
+    </w:p>
+    <w:p>
+      <w:pPr>
+        <w:rPr>
+          <w:b/>
+          <w:bCs/>
+        </w:rPr>
+      </w:pPr>
+      <w:r>
+        <w:rPr>
+          <w:b/>
+          <w:bCs/>
+        </w:rPr>
+        <w:t>Example</w:t>
+      </w:r>
+    </w:p>
+    <w:p>
+      <w:r>
+        <w:t>&lt;%</w:t>
+      </w:r>
+    </w:p>
+    <w:p/>
+    <w:p>
+      <w:proofErr w:type="spellStart"/>
+      <w:proofErr w:type="gramStart"/>
+      <w:r>
+        <w:t>out.println</w:t>
+      </w:r>
+      <w:proofErr w:type="spellEnd"/>
+      <w:proofErr w:type="gramEnd"/>
+      <w:r>
+        <w:t>("Welcome");</w:t>
+      </w:r>
+    </w:p>
+    <w:p/>
+    <w:p>
+      <w:r>
+        <w:t>%&gt;</w:t>
+      </w:r>
+    </w:p>
+    <w:p>
+      <w:r>
+        <w:t>Output</w:t>
+      </w:r>
+    </w:p>
+    <w:p>
+      <w:r>
+        <w:t>Welcome</w:t>
+      </w:r>
+    </w:p>
+    <w:p>
+      <w:r>
+        <w:pict w14:anchorId="6BF98079">
+          <v:rect id="_x0000_i1244" style="width:0;height:1.5pt" o:hralign="center" o:hrstd="t" o:hr="t" fillcolor="#a0a0a0" stroked="f"/>
+        </w:pict>
+      </w:r>
+    </w:p>
+    <w:p>
+      <w:pPr>
+        <w:rPr>
+          <w:b/>
+          <w:bCs/>
+        </w:rPr>
+      </w:pPr>
+      <w:r>
+        <w:rPr>
+          <w:b/>
+          <w:bCs/>
+        </w:rPr>
+        <w:t>Another Example</w:t>
+      </w:r>
+    </w:p>
+    <w:p>
+      <w:r>
+        <w:lastRenderedPageBreak/>
+        <w:t>&lt;%</w:t>
+      </w:r>
+    </w:p>
+    <w:p/>
+    <w:p>
+      <w:proofErr w:type="spellStart"/>
+      <w:proofErr w:type="gramStart"/>
+      <w:r>
+        <w:t>out.println</w:t>
+      </w:r>
+      <w:proofErr w:type="spellEnd"/>
+      <w:proofErr w:type="gramEnd"/>
+      <w:r>
+        <w:t>("&lt;h2&gt;Hello JSP&lt;/h2&gt;");</w:t>
+      </w:r>
+    </w:p>
+    <w:p/>
+    <w:p>
+      <w:r>
+        <w:t>%&gt;</w:t>
+      </w:r>
+    </w:p>
+    <w:p>
+      <w:r>
+        <w:t>Output</w:t>
+      </w:r>
+    </w:p>
+    <w:p>
+      <w:r>
+        <w:t>Hello JSP</w:t>
+      </w:r>
+    </w:p>
+    <w:p>
+      <w:r>
+        <w:pict w14:anchorId="5DC2877C">
+          <v:rect id="_x0000_i1245" style="width:0;height:1.5pt" o:hralign="center" o:hrstd="t" o:hr="t" fillcolor="#a0a0a0" stroked="f"/>
+        </w:pict>
+      </w:r>
+    </w:p>
+    <w:p>
+      <w:pPr>
+        <w:rPr>
+          <w:b/>
+          <w:bCs/>
+        </w:rPr>
+      </w:pPr>
+      <w:r>
+        <w:rPr>
+          <w:b/>
+          <w:bCs/>
+        </w:rPr>
+        <w:t>7. session Object</w:t>
+      </w:r>
+    </w:p>
+    <w:p>
+      <w:pPr>
+        <w:rPr>
+          <w:b/>
+          <w:bCs/>
+        </w:rPr>
+      </w:pPr>
+      <w:r>
+        <w:rPr>
+          <w:b/>
+          <w:bCs/>
+        </w:rPr>
+        <w:t>Definition</w:t>
+      </w:r>
+    </w:p>
+    <w:p>
+      <w:r>
+        <w:t>The session object stores information about a particular user.</w:t>
+      </w:r>
+    </w:p>
+    <w:p>
+      <w:r>
+        <w:t>It remains available until:</w:t>
+      </w:r>
+    </w:p>
+    <w:p>
+      <w:pPr>
+        <w:numPr>
+          <w:ilvl w:val="0"/>
+          <w:numId w:val="14"/>
+        </w:numPr>
+      </w:pPr>
+      <w:r>
+        <w:t xml:space="preserve">Logout </w:t>
+      </w:r>
+    </w:p>
+    <w:p>
+      <w:pPr>
+        <w:numPr>
+          <w:ilvl w:val="0"/>
+          <w:numId w:val="14"/>
+        </w:numPr>
+      </w:pPr>
+      <w:r>
+        <w:t xml:space="preserve">Session timeout </w:t>
+      </w:r>
+    </w:p>
+    <w:p>
+      <w:pPr>
+        <w:numPr>
+          <w:ilvl w:val="0"/>
+          <w:numId w:val="14"/>
+        </w:numPr>
+      </w:pPr>
+      <w:r>
+        <w:t xml:space="preserve">Browser closed (depending on configuration) </w:t>
+      </w:r>
+    </w:p>
+    <w:p>
+      <w:r>
+        <w:pict w14:anchorId="0AD47EAF">
+          <v:rect id="_x0000_i1246" style="width:0;height:1.5pt" o:hralign="center" o:hrstd="t" o:hr="t" fillcolor="#a0a0a0" stroked="f"/>
+        </w:pict>
+      </w:r>
+    </w:p>
+    <w:p>
+      <w:pPr>
+        <w:rPr>
+          <w:b/>
+          <w:bCs/>
+        </w:rPr>
+      </w:pPr>
+      <w:r>
+        <w:rPr>
+          <w:b/>
+          <w:bCs/>
+        </w:rPr>
+        <w:t>Common Methods</w:t>
+      </w:r>
+    </w:p>
+    <w:tbl>
+      <w:tblPr>
+        <w:tblW w:w="0" w:type="auto"/>
+        <w:tblCellSpacing w:w="15" w:type="dxa"/>
+        <w:tblCellMar>
+          <w:top w:w="15" w:type="dxa"/>
+          <w:left w:w="15" w:type="dxa"/>
+          <w:bottom w:w="15" w:type="dxa"/>
+          <w:right w:w="15" w:type="dxa"/>
+        </w:tblCellMar>
+        <w:tblLook w:val="04A0" w:firstRow="1" w:lastRow="0" w:firstColumn="1" w:lastColumn="0" w:noHBand="0" w:noVBand="1"/>
+      </w:tblPr>
+      <w:tblGrid>
+        <w:gridCol w:w="1690"/>
+        <w:gridCol w:w="1465"/>
+      </w:tblGrid>
+      <w:tr>
+        <w:trPr>
+          <w:tblHeader/>
+          <w:tblCellSpacing w:w="15" w:type="dxa"/>
+        </w:trPr>
+        <w:tc>
+          <w:tcPr>
+            <w:tcW w:w="0" w:type="auto"/>
+            <w:vAlign w:val="center"/>
+            <w:hideMark/>
+          </w:tcPr>
+          <w:p>
+            <w:pPr>
+              <w:rPr>
+                <w:b/>
+                <w:bCs/>
+              </w:rPr>
+            </w:pPr>
+            <w:r>
+              <w:rPr>
+                <w:b/>
+                <w:bCs/>
+              </w:rPr>
+              <w:t>Method</w:t>
+            </w:r>
+          </w:p>
+        </w:tc>
+        <w:tc>
+          <w:tcPr>
+            <w:tcW w:w="0" w:type="auto"/>
+            <w:vAlign w:val="center"/>
+            <w:hideMark/>
+          </w:tcPr>
+          <w:p>
+            <w:pPr>
+              <w:rPr>
+                <w:b/>
+                <w:bCs/>
+              </w:rPr>
+            </w:pPr>
+            <w:r>
+              <w:rPr>
+                <w:b/>
+                <w:bCs/>
+              </w:rPr>
+              <w:t>Purpose</w:t>
+            </w:r>
+          </w:p>
+        </w:tc>
+      </w:tr>
+      <w:tr>
+        <w:trPr>
+          <w:tblCellSpacing w:w="15" w:type="dxa"/>
+        </w:trPr>
+        <w:tc>
+          <w:tcPr>
+            <w:tcW w:w="0" w:type="auto"/>
+            <w:vAlign w:val="center"/>
+            <w:hideMark/>
+          </w:tcPr>
+          <w:p>
+            <w:proofErr w:type="spellStart"/>
+            <w:proofErr w:type="gramStart"/>
+            <w:r>
+              <w:t>setAttribute</w:t>
+            </w:r>
+            <w:proofErr w:type="spellEnd"/>
+            <w:r>
+              <w:t>(</w:t>
+            </w:r>
+            <w:proofErr w:type="gramEnd"/>
+            <w:r>
+              <w:t>)</w:t>
+            </w:r>
+          </w:p>
+        </w:tc>
+        <w:tc>
+          <w:tcPr>
+            <w:tcW w:w="0" w:type="auto"/>
+            <w:vAlign w:val="center"/>
+            <w:hideMark/>
+          </w:tcPr>
+          <w:p>
+            <w:r>
+              <w:t>Store value</w:t>
+            </w:r>
+          </w:p>
+        </w:tc>
+      </w:tr>
+      <w:tr>
+        <w:trPr>
+          <w:tblCellSpacing w:w="15" w:type="dxa"/>
+        </w:trPr>
+        <w:tc>
+          <w:tcPr>
+            <w:tcW w:w="0" w:type="auto"/>
+            <w:vAlign w:val="center"/>
+            <w:hideMark/>
+          </w:tcPr>
+          <w:p>
+            <w:proofErr w:type="spellStart"/>
+            <w:proofErr w:type="gramStart"/>
+            <w:r>
+              <w:t>getAttribute</w:t>
+            </w:r>
+            <w:proofErr w:type="spellEnd"/>
+            <w:r>
+              <w:t>(</w:t>
+            </w:r>
+            <w:proofErr w:type="gramEnd"/>
+            <w:r>
+              <w:t>)</w:t>
+            </w:r>
+          </w:p>
+        </w:tc>
+        <w:tc>
+          <w:tcPr>
+            <w:tcW w:w="0" w:type="auto"/>
+            <w:vAlign w:val="center"/>
+            <w:hideMark/>
+          </w:tcPr>
+          <w:p>
+            <w:r>
+              <w:t>Retrieve value</w:t>
+            </w:r>
+          </w:p>
+        </w:tc>
+      </w:tr>
+      <w:tr>
+        <w:trPr>
+          <w:tblCellSpacing w:w="15" w:type="dxa"/>
+        </w:trPr>
+        <w:tc>
+          <w:tcPr>
+            <w:tcW w:w="0" w:type="auto"/>
+            <w:vAlign w:val="center"/>
+            <w:hideMark/>
+          </w:tcPr>
+          <w:p>
+            <w:proofErr w:type="spellStart"/>
+            <w:proofErr w:type="gramStart"/>
+            <w:r>
+              <w:t>removeAttribute</w:t>
+            </w:r>
+            <w:proofErr w:type="spellEnd"/>
+            <w:r>
+              <w:t>(</w:t>
+            </w:r>
+            <w:proofErr w:type="gramEnd"/>
+            <w:r>
+              <w:t>)</w:t>
+            </w:r>
+          </w:p>
+        </w:tc>
+        <w:tc>
+          <w:tcPr>
+            <w:tcW w:w="0" w:type="auto"/>
+            <w:vAlign w:val="center"/>
+            <w:hideMark/>
+          </w:tcPr>
+          <w:p>
+            <w:r>
+              <w:t>Remove value</w:t>
+            </w:r>
+          </w:p>
+        </w:tc>
+      </w:tr>
+      <w:tr>
+        <w:trPr>
+          <w:tblCellSpacing w:w="15" w:type="dxa"/>
+        </w:trPr>
+        <w:tc>
+          <w:tcPr>
+            <w:tcW w:w="0" w:type="auto"/>
+            <w:vAlign w:val="center"/>
+            <w:hideMark/>
+          </w:tcPr>
+          <w:p>
+            <w:proofErr w:type="gramStart"/>
+            <w:r>
+              <w:t>invalidate(</w:t>
+            </w:r>
+            <w:proofErr w:type="gramEnd"/>
+            <w:r>
+              <w:t>)</w:t>
+            </w:r>
+          </w:p>
+        </w:tc>
+        <w:tc>
+          <w:tcPr>
+            <w:tcW w:w="0" w:type="auto"/>
+            <w:vAlign w:val="center"/>
+            <w:hideMark/>
+          </w:tcPr>
+          <w:p>
+            <w:r>
+              <w:t>Destroy session</w:t>
+            </w:r>
+          </w:p>
+        </w:tc>
+      </w:tr>
+    </w:tbl>
+    <w:p>
+      <w:r>
+        <w:pict w14:anchorId="150CC2DD">
+          <v:rect id="_x0000_i1247" style="width:0;height:1.5pt" o:hralign="center" o:hrstd="t" o:hr="t" fillcolor="#a0a0a0" stroked="f"/>
+        </w:pict>
+      </w:r>
+    </w:p>
+    <w:p>
+      <w:pPr>
+        <w:rPr>
+          <w:b/>
+          <w:bCs/>
+        </w:rPr>
+      </w:pPr>
+      <w:r>
+        <w:rPr>
+          <w:b/>
+          <w:bCs/>
+        </w:rPr>
+        <w:t>Example</w:t>
+      </w:r>
+    </w:p>
+    <w:p>
+      <w:r>
+        <w:t>&lt;%</w:t>
+      </w:r>
+    </w:p>
+    <w:p/>
+    <w:p>
+      <w:proofErr w:type="spellStart"/>
+      <w:proofErr w:type="gramStart"/>
+      <w:r>
+        <w:t>session.setAttribute</w:t>
+      </w:r>
+      <w:proofErr w:type="spellEnd"/>
+      <w:proofErr w:type="gramEnd"/>
+      <w:r>
+        <w:t>("</w:t>
+      </w:r>
+      <w:proofErr w:type="spellStart"/>
+      <w:r>
+        <w:t>user","Rahul</w:t>
+      </w:r>
+      <w:proofErr w:type="spellEnd"/>
+      <w:r>
+        <w:t>");</w:t>
+      </w:r>
+    </w:p>
+    <w:p/>
+    <w:p>
+      <w:r>
+        <w:t>%&gt;</w:t>
+      </w:r>
+    </w:p>
+    <w:p>
+      <w:r>
+        <w:pict w14:anchorId="259C501C">
+          <v:rect id="_x0000_i1248" style="width:0;height:1.5pt" o:hralign="center" o:hrstd="t" o:hr="t" fillcolor="#a0a0a0" stroked="f"/>
+        </w:pict>
+      </w:r>
+    </w:p>
+    <w:p>
+      <w:r>
+        <w:lastRenderedPageBreak/>
+        <w:t>Retrieve</w:t>
+      </w:r>
+    </w:p>
+    <w:p>
+      <w:r>
+        <w:t>&lt;%</w:t>
+      </w:r>
+    </w:p>
+    <w:p/>
+    <w:p>
+      <w:r>
+        <w:t>String name=(String)</w:t>
+      </w:r>
+      <w:proofErr w:type="spellStart"/>
+      <w:proofErr w:type="gramStart"/>
+      <w:r>
+        <w:t>session.getAttribute</w:t>
+      </w:r>
+      <w:proofErr w:type="spellEnd"/>
+      <w:proofErr w:type="gramEnd"/>
+      <w:r>
+        <w:t>("user");</w:t>
+      </w:r>
+    </w:p>
+    <w:p/>
+    <w:p>
+      <w:r>
+        <w:t>%&gt;</w:t>
+      </w:r>
+    </w:p>
+    <w:p/>
+    <w:p>
+      <w:r>
+        <w:t>Welcome</w:t>
+      </w:r>
+    </w:p>
+    <w:p/>
+    <w:p>
+      <w:r>
+        <w:t>&lt;%= name %&gt;</w:t>
+      </w:r>
+    </w:p>
+    <w:p>
+      <w:r>
+        <w:t>Output</w:t>
+      </w:r>
+    </w:p>
+    <w:p>
+      <w:r>
+        <w:t>Welcome Rahul</w:t>
+      </w:r>
+    </w:p>
+    <w:p>
+      <w:r>
+        <w:pict w14:anchorId="78BA0202">
+          <v:rect id="_x0000_i1249" style="width:0;height:1.5pt" o:hralign="center" o:hrstd="t" o:hr="t" fillcolor="#a0a0a0" stroked="f"/>
+        </w:pict>
+      </w:r>
+    </w:p>
+    <w:p>
+      <w:r>
+        <w:t>Logout</w:t>
+      </w:r>
+    </w:p>
+    <w:p>
+      <w:r>
+        <w:t>&lt;%</w:t>
+      </w:r>
+    </w:p>
+    <w:p/>
+    <w:p>
+      <w:proofErr w:type="spellStart"/>
+      <w:proofErr w:type="gramStart"/>
+      <w:r>
+        <w:t>session.invalidate</w:t>
+      </w:r>
+      <w:proofErr w:type="spellEnd"/>
+      <w:proofErr w:type="gramEnd"/>
+      <w:r>
+        <w:t>();</w:t>
+      </w:r>
+    </w:p>
+    <w:p/>
+    <w:p>
+      <w:r>
+        <w:t>%&gt;</w:t>
+      </w:r>
+    </w:p>
+    <w:p>
+      <w:r>
+        <w:pict w14:anchorId="12EBFDA4">
+          <v:rect id="_x0000_i1250" style="width:0;height:1.5pt" o:hralign="center" o:hrstd="t" o:hr="t" fillcolor="#a0a0a0" stroked="f"/>
+        </w:pict>
+      </w:r>
+    </w:p>
+    <w:p>
+      <w:pPr>
+        <w:rPr>
+          <w:b/>
+          <w:bCs/>
+        </w:rPr>
+      </w:pPr>
+      <w:r>
+        <w:rPr>
+          <w:b/>
+          <w:bCs/>
+        </w:rPr>
+        <w:t>8. application Object</w:t>
+      </w:r>
+    </w:p>
+    <w:p>
+      <w:pPr>
+        <w:rPr>
+          <w:b/>
+          <w:bCs/>
+        </w:rPr>
+      </w:pPr>
+      <w:r>
+        <w:rPr>
+          <w:b/>
+          <w:bCs/>
+        </w:rPr>
+        <w:t>Definition</w:t>
+      </w:r>
+    </w:p>
+    <w:p>
+      <w:r>
+        <w:t xml:space="preserve">The application object is used to store data that is shared by </w:t>
+      </w:r>
+      <w:r>
+        <w:rPr>
+          <w:b/>
+          <w:bCs/>
+        </w:rPr>
+        <w:t>all users</w:t>
+      </w:r>
+      <w:r>
+        <w:t xml:space="preserve"> of the web application.</w:t>
+      </w:r>
+    </w:p>
+    <w:p>
+      <w:r>
+        <w:t>Class:</w:t>
+      </w:r>
+    </w:p>
+    <w:p>
+      <w:proofErr w:type="spellStart"/>
+      <w:r>
+        <w:t>ServletContext</w:t>
+      </w:r>
+      <w:proofErr w:type="spellEnd"/>
+    </w:p>
+    <w:p>
+      <w:r>
+        <w:pict w14:anchorId="026E3A40">
+          <v:rect id="_x0000_i1251" style="width:0;height:1.5pt" o:hralign="center" o:hrstd="t" o:hr="t" fillcolor="#a0a0a0" stroked="f"/>
+        </w:pict>
+      </w:r>
+    </w:p>
+    <w:p>
+      <w:pPr>
+        <w:rPr>
+          <w:b/>
+          <w:bCs/>
+        </w:rPr>
+      </w:pPr>
+      <w:r>
+        <w:rPr>
+          <w:b/>
+          <w:bCs/>
+        </w:rPr>
+        <w:t>Example</w:t>
+      </w:r>
+    </w:p>
+    <w:p>
+      <w:r>
+        <w:t>&lt;%</w:t>
+      </w:r>
+    </w:p>
+    <w:p/>
+    <w:p>
+      <w:proofErr w:type="spellStart"/>
+      <w:proofErr w:type="gramStart"/>
+      <w:r>
+        <w:t>application.setAttribute</w:t>
+      </w:r>
+      <w:proofErr w:type="spellEnd"/>
+      <w:proofErr w:type="gramEnd"/>
+      <w:r>
+        <w:t>("</w:t>
+      </w:r>
+      <w:proofErr w:type="spellStart"/>
+      <w:r>
+        <w:t>College","ABC</w:t>
+      </w:r>
+      <w:proofErr w:type="spellEnd"/>
+      <w:r>
+        <w:t xml:space="preserve"> College");</w:t>
+      </w:r>
+    </w:p>
+    <w:p/>
+    <w:p>
+      <w:r>
+        <w:lastRenderedPageBreak/>
+        <w:t>%&gt;</w:t>
+      </w:r>
+    </w:p>
+    <w:p>
+      <w:r>
+        <w:t>Retrieve</w:t>
+      </w:r>
+    </w:p>
+    <w:p>
+      <w:r>
+        <w:t xml:space="preserve">&lt;%= </w:t>
+      </w:r>
+      <w:proofErr w:type="spellStart"/>
+      <w:proofErr w:type="gramStart"/>
+      <w:r>
+        <w:t>application.getAttribute</w:t>
+      </w:r>
+      <w:proofErr w:type="spellEnd"/>
+      <w:proofErr w:type="gramEnd"/>
+      <w:r>
+        <w:t>("College") %&gt;</w:t>
+      </w:r>
+    </w:p>
+    <w:p>
+      <w:r>
+        <w:t>Output</w:t>
+      </w:r>
+    </w:p>
+    <w:p>
+      <w:r>
+        <w:t>ABC College</w:t>
+      </w:r>
+    </w:p>
+    <w:p>
+      <w:r>
+        <w:pict w14:anchorId="59BD492B">
+          <v:rect id="_x0000_i1252" style="width:0;height:1.5pt" o:hralign="center" o:hrstd="t" o:hr="t" fillcolor="#a0a0a0" stroked="f"/>
+        </w:pict>
+      </w:r>
+    </w:p>
+    <w:p>
+      <w:pPr>
+        <w:rPr>
+          <w:b/>
+          <w:bCs/>
+        </w:rPr>
+      </w:pPr>
+      <w:r>
+        <w:rPr>
+          <w:b/>
+          <w:bCs/>
+        </w:rPr>
+        <w:t>9. config Object</w:t>
+      </w:r>
+    </w:p>
+    <w:p>
+      <w:pPr>
+        <w:rPr>
+          <w:b/>
+          <w:bCs/>
+        </w:rPr>
+      </w:pPr>
+      <w:r>
+        <w:rPr>
+          <w:b/>
+          <w:bCs/>
+        </w:rPr>
+        <w:t>Definition</w:t>
+      </w:r>
+    </w:p>
+    <w:p>
+      <w:r>
+        <w:t>The config object is used to get servlet configuration information.</w:t>
+      </w:r>
+    </w:p>
+    <w:p>
+      <w:r>
+        <w:t>Class</w:t>
+      </w:r>
+    </w:p>
+    <w:p>
+      <w:proofErr w:type="spellStart"/>
+      <w:r>
+        <w:t>ServletConfig</w:t>
+      </w:r>
+      <w:proofErr w:type="spellEnd"/>
+    </w:p>
+    <w:p>
+      <w:r>
+        <w:pict w14:anchorId="4DACDEFF">
+          <v:rect id="_x0000_i1253" style="width:0;height:1.5pt" o:hralign="center" o:hrstd="t" o:hr="t" fillcolor="#a0a0a0" stroked="f"/>
+        </w:pict>
+      </w:r>
+    </w:p>
+    <w:p>
+      <w:pPr>
+        <w:rPr>
+          <w:b/>
+          <w:bCs/>
+        </w:rPr>
+      </w:pPr>
+      <w:r>
+        <w:rPr>
+          <w:b/>
+          <w:bCs/>
+        </w:rPr>
+        <w:t>Example</w:t>
+      </w:r>
+    </w:p>
+    <w:p>
+      <w:r>
+        <w:t>Server Information</w:t>
+      </w:r>
+    </w:p>
+    <w:p/>
+    <w:p>
+      <w:r>
+        <w:t xml:space="preserve">&lt;%= </w:t>
+      </w:r>
+      <w:proofErr w:type="spellStart"/>
+      <w:proofErr w:type="gramStart"/>
+      <w:r>
+        <w:t>config.getServletName</w:t>
+      </w:r>
+      <w:proofErr w:type="spellEnd"/>
+      <w:proofErr w:type="gramEnd"/>
+      <w:r>
+        <w:t>() %&gt;</w:t>
+      </w:r>
+    </w:p>
+    <w:p>
+      <w:r>
+        <w:t>Output</w:t>
+      </w:r>
+    </w:p>
+    <w:p>
+      <w:proofErr w:type="spellStart"/>
+      <w:r>
+        <w:t>index_jsp</w:t>
+      </w:r>
+      <w:proofErr w:type="spellEnd"/>
+    </w:p>
+    <w:p>
+      <w:r>
+        <w:pict w14:anchorId="7BF3CE73">
+          <v:rect id="_x0000_i1254" style="width:0;height:1.5pt" o:hralign="center" o:hrstd="t" o:hr="t" fillcolor="#a0a0a0" stroked="f"/>
+        </w:pict>
+      </w:r>
+    </w:p>
+    <w:p>
+      <w:pPr>
+        <w:rPr>
+          <w:b/>
+          <w:bCs/>
+        </w:rPr>
+      </w:pPr>
+      <w:r>
+        <w:rPr>
+          <w:b/>
+          <w:bCs/>
+        </w:rPr>
+        <w:t xml:space="preserve">10. </w:t>
+      </w:r>
+      <w:proofErr w:type="spellStart"/>
+      <w:r>
+        <w:rPr>
+          <w:b/>
+          <w:bCs/>
+        </w:rPr>
+        <w:t>pageContext</w:t>
+      </w:r>
+      <w:proofErr w:type="spellEnd"/>
+      <w:r>
+        <w:rPr>
+          <w:b/>
+          <w:bCs/>
+        </w:rPr>
+        <w:t xml:space="preserve"> Object</w:t>
+      </w:r>
+    </w:p>
+    <w:p>
+      <w:pPr>
+        <w:rPr>
+          <w:b/>
+          <w:bCs/>
+        </w:rPr>
+      </w:pPr>
+      <w:r>
+        <w:rPr>
+          <w:b/>
+          <w:bCs/>
+        </w:rPr>
+        <w:t>Definition</w:t>
+      </w:r>
+    </w:p>
+    <w:p>
+      <w:proofErr w:type="spellStart"/>
+      <w:r>
+        <w:t>pageContext</w:t>
+      </w:r>
+      <w:proofErr w:type="spellEnd"/>
+      <w:r>
+        <w:t xml:space="preserve"> provides access to all JSP implicit objects.</w:t>
+      </w:r>
+    </w:p>
+    <w:p>
+      <w:r>
+        <w:t>It acts as a central object for the JSP page.</w:t>
+      </w:r>
+    </w:p>
+    <w:p>
+      <w:r>
+        <w:pict w14:anchorId="53440E9B">
+          <v:rect id="_x0000_i1255" style="width:0;height:1.5pt" o:hralign="center" o:hrstd="t" o:hr="t" fillcolor="#a0a0a0" stroked="f"/>
+        </w:pict>
+      </w:r>
+    </w:p>
+    <w:p>
+      <w:pPr>
+        <w:rPr>
+          <w:b/>
+          <w:bCs/>
+        </w:rPr>
+      </w:pPr>
+      <w:r>
+        <w:rPr>
+          <w:b/>
+          <w:bCs/>
+        </w:rPr>
+        <w:t>Example</w:t>
+      </w:r>
+    </w:p>
+    <w:p>
+      <w:r>
+        <w:t xml:space="preserve">&lt;%= </w:t>
+      </w:r>
+      <w:proofErr w:type="spellStart"/>
+      <w:r>
+        <w:t>pageContext.getSession</w:t>
+      </w:r>
+      <w:proofErr w:type="spellEnd"/>
+      <w:r>
+        <w:t>() %&gt;</w:t>
+      </w:r>
+    </w:p>
+    <w:p>
+      <w:r>
+        <w:t>Returns the current session object.</w:t>
+      </w:r>
+    </w:p>
+    <w:p>
+      <w:r>
+        <w:pict w14:anchorId="74F141D2">
+          <v:rect id="_x0000_i1256" style="width:0;height:1.5pt" o:hralign="center" o:hrstd="t" o:hr="t" fillcolor="#a0a0a0" stroked="f"/>
+        </w:pict>
+      </w:r>
+    </w:p>
+    <w:p>
+      <w:pPr>
+        <w:rPr>
+          <w:b/>
+          <w:bCs/>
+        </w:rPr>
+      </w:pPr>
+      <w:r>
+        <w:rPr>
+          <w:b/>
+          <w:bCs/>
+        </w:rPr>
+        <w:t>11. page Object</w:t>
+      </w:r>
+    </w:p>
+    <w:p>
+      <w:pPr>
+        <w:rPr>
+          <w:b/>
+          <w:bCs/>
+        </w:rPr>
+      </w:pPr>
+      <w:r>
+        <w:rPr>
+          <w:b/>
+          <w:bCs/>
+        </w:rPr>
+        <w:t>Definition</w:t>
+      </w:r>
+    </w:p>
+    <w:p>
+      <w:r>
+        <w:t>The page object refers to the current JSP page.</w:t>
+      </w:r>
+    </w:p>
+    <w:p>
+      <w:r>
+        <w:lastRenderedPageBreak/>
+        <w:t>Equivalent to</w:t>
+      </w:r>
+    </w:p>
+    <w:p>
+      <w:r>
+        <w:t>this</w:t>
+      </w:r>
+    </w:p>
+    <w:p>
+      <w:r>
+        <w:pict w14:anchorId="66771C9C">
+          <v:rect id="_x0000_i1257" style="width:0;height:1.5pt" o:hralign="center" o:hrstd="t" o:hr="t" fillcolor="#a0a0a0" stroked="f"/>
+        </w:pict>
+      </w:r>
+    </w:p>
+    <w:p>
+      <w:pPr>
+        <w:rPr>
+          <w:b/>
+          <w:bCs/>
+        </w:rPr>
+      </w:pPr>
+      <w:r>
+        <w:rPr>
+          <w:b/>
+          <w:bCs/>
+        </w:rPr>
+        <w:t>Example</w:t>
+      </w:r>
+    </w:p>
+    <w:p>
+      <w:r>
+        <w:t>Current Object</w:t>
+      </w:r>
+    </w:p>
+    <w:p/>
+    <w:p>
+      <w:r>
+        <w:t>&lt;%= page %&gt;</w:t>
+      </w:r>
+    </w:p>
+    <w:p>
+      <w:r>
+        <w:t>Output</w:t>
+      </w:r>
+    </w:p>
+    <w:p>
+      <w:proofErr w:type="gramStart"/>
+      <w:r>
+        <w:t>org.apache.jsp.index</w:t>
+      </w:r>
+      <w:proofErr w:type="gramEnd"/>
+      <w:r>
+        <w:t>_jsp@23ab45</w:t>
+      </w:r>
+    </w:p>
+    <w:p>
+      <w:r>
+        <w:pict w14:anchorId="02916850">
+          <v:rect id="_x0000_i1258" style="width:0;height:1.5pt" o:hralign="center" o:hrstd="t" o:hr="t" fillcolor="#a0a0a0" stroked="f"/>
+        </w:pict>
+      </w:r>
+    </w:p>
+    <w:p>
+      <w:pPr>
+        <w:rPr>
+          <w:b/>
+          <w:bCs/>
+        </w:rPr>
+      </w:pPr>
+      <w:r>
+        <w:rPr>
+          <w:b/>
+          <w:bCs/>
+        </w:rPr>
+        <w:t>12. exception Object</w:t>
+      </w:r>
+    </w:p>
+    <w:p>
+      <w:pPr>
+        <w:rPr>
+          <w:b/>
+          <w:bCs/>
+        </w:rPr>
+      </w:pPr>
+      <w:r>
+        <w:rPr>
+          <w:b/>
+          <w:bCs/>
+        </w:rPr>
+        <w:t>Definition</w:t>
+      </w:r>
+    </w:p>
+    <w:p>
+      <w:r>
+        <w:t xml:space="preserve">Available </w:t>
+      </w:r>
+      <w:r>
+        <w:rPr>
+          <w:b/>
+          <w:bCs/>
+        </w:rPr>
+        <w:t>only</w:t>
+      </w:r>
+      <w:r>
+        <w:t xml:space="preserve"> in error pages.</w:t>
+      </w:r>
+    </w:p>
+    <w:p>
+      <w:r>
+        <w:t>Requires</w:t>
+      </w:r>
+    </w:p>
+    <w:p>
+      <w:r>
+        <w:t xml:space="preserve">&lt;%@ page </w:t>
+      </w:r>
+      <w:proofErr w:type="spellStart"/>
+      <w:r>
+        <w:t>isErrorPage</w:t>
+      </w:r>
+      <w:proofErr w:type="spellEnd"/>
+      <w:r>
+        <w:t>="true" %&gt;</w:t>
+      </w:r>
+    </w:p>
+    <w:p>
+      <w:r>
+        <w:pict w14:anchorId="1F5B7E29">
+          <v:rect id="_x0000_i1259" style="width:0;height:1.5pt" o:hralign="center" o:hrstd="t" o:hr="t" fillcolor="#a0a0a0" stroked="f"/>
+        </w:pict>
+      </w:r>
+    </w:p>
+    <w:p>
+      <w:pPr>
+        <w:rPr>
+          <w:b/>
+          <w:bCs/>
+        </w:rPr>
+      </w:pPr>
+      <w:r>
+        <w:rPr>
+          <w:b/>
+          <w:bCs/>
+        </w:rPr>
+        <w:t>Example</w:t>
+      </w:r>
+    </w:p>
+    <w:p>
+      <w:r>
+        <w:t xml:space="preserve">&lt;%@ page </w:t>
+      </w:r>
+      <w:proofErr w:type="spellStart"/>
+      <w:r>
+        <w:t>isErrorPage</w:t>
+      </w:r>
+      <w:proofErr w:type="spellEnd"/>
+      <w:r>
+        <w:t>="true" %&gt;</w:t>
+      </w:r>
+    </w:p>
+    <w:p/>
+    <w:p>
+      <w:r>
+        <w:t>Error</w:t>
+      </w:r>
+    </w:p>
+    <w:p/>
+    <w:p>
+      <w:r>
+        <w:t>&lt;%= exception %&gt;</w:t>
+      </w:r>
+    </w:p>
+    <w:p>
+      <w:r>
+        <w:t>Output</w:t>
+      </w:r>
+    </w:p>
+    <w:p>
+      <w:proofErr w:type="spellStart"/>
+      <w:proofErr w:type="gramStart"/>
+      <w:r>
+        <w:t>java.lang</w:t>
+      </w:r>
+      <w:proofErr w:type="gramEnd"/>
+      <w:r>
+        <w:t>.ArithmeticException</w:t>
+      </w:r>
+      <w:proofErr w:type="spellEnd"/>
+    </w:p>
+    <w:p>
+      <w:r>
+        <w:pict w14:anchorId="06A8E814">
+          <v:rect id="_x0000_i1498" style="width:0;height:1.5pt" o:hralign="center" o:hrstd="t" o:hr="t" fillcolor="#a0a0a0" stroked="f"/>
+        </w:pict>
+      </w:r>
+    </w:p>
+    <w:p>
+      <w:r>
+        <w:t xml:space="preserve"> </w:t>
+      </w:r>
+    </w:p>
+    <w:p>
+      <w:pPr>
+        <w:pStyle w:val="Heading1"/>
+        <w:jc w:val="center"/>
+        <w:rPr>
+          <w:b/>
+          <w:bCs/>
+        </w:rPr>
+      </w:pPr>
+      <w:r>
+        <w:rPr>
+          <w:b/>
+          <w:bCs/>
+        </w:rPr>
+        <w:t>JSP Action Tags</w:t>
+      </w:r>
+    </w:p>
+    <w:p>
+      <w:r>
+        <w:pict w14:anchorId="07C948AB">
+          <v:rect id="_x0000_i1444" style="width:0;height:1.5pt" o:hralign="center" o:hrstd="t" o:hr="t" fillcolor="#a0a0a0" stroked="f"/>
+        </w:pict>
+      </w:r>
+    </w:p>
+    <w:p>
+      <w:pPr>
+        <w:rPr>
+          <w:b/>
+          <w:bCs/>
+        </w:rPr>
+      </w:pPr>
+      <w:r>
+        <w:rPr>
+          <w:b/>
+          <w:bCs/>
+        </w:rPr>
+        <w:t>1. What are JSP Action Tags?</w:t>
+      </w:r>
+    </w:p>
+    <w:p>
+      <w:pPr>
+        <w:rPr>
+          <w:b/>
+          <w:bCs/>
+        </w:rPr>
+      </w:pPr>
+      <w:r>
+        <w:rPr>
+          <w:b/>
+          <w:bCs/>
+        </w:rPr>
+        <w:t>Definition</w:t>
+      </w:r>
+    </w:p>
+    <w:p>
+      <w:r>
+        <w:rPr>
+          <w:b/>
+          <w:bCs/>
+        </w:rPr>
+        <w:lastRenderedPageBreak/>
+        <w:t>JSP Action Tags</w:t>
+      </w:r>
+      <w:r>
+        <w:t xml:space="preserve"> are special XML-based tags that perform specific tasks during </w:t>
+      </w:r>
+      <w:r>
+        <w:rPr>
+          <w:b/>
+          <w:bCs/>
+        </w:rPr>
+        <w:t>request processing</w:t>
+      </w:r>
+      <w:r>
+        <w:t>.</w:t>
+      </w:r>
+    </w:p>
+    <w:p>
+      <w:r>
+        <w:t xml:space="preserve">Unlike JSP directives (which are processed before the JSP is converted into a Servlet), </w:t>
+      </w:r>
+      <w:r>
+        <w:rPr>
+          <w:b/>
+          <w:bCs/>
+        </w:rPr>
+        <w:t>action tags execute at runtime</w:t>
+      </w:r>
+      <w:r>
+        <w:t>.</w:t>
+      </w:r>
+    </w:p>
+    <w:p>
+      <w:pPr>
+        <w:rPr>
+          <w:b/>
+          <w:bCs/>
+        </w:rPr>
+      </w:pPr>
+      <w:r>
+        <w:rPr>
+          <w:b/>
+          <w:bCs/>
+        </w:rPr>
+        <w:t>Syntax</w:t>
+      </w:r>
+    </w:p>
+    <w:p>
+      <w:r>
+        <w:t>&lt;</w:t>
+      </w:r>
+      <w:proofErr w:type="spellStart"/>
+      <w:proofErr w:type="gramStart"/>
+      <w:r>
+        <w:t>jsp:actionName</w:t>
+      </w:r>
+      <w:proofErr w:type="spellEnd"/>
+      <w:proofErr w:type="gramEnd"/>
+      <w:r>
+        <w:t xml:space="preserve"> /&gt;</w:t>
+      </w:r>
+    </w:p>
+    <w:p>
+      <w:r>
+        <w:t>or</w:t>
+      </w:r>
+    </w:p>
+    <w:p>
+      <w:r>
+        <w:t>&lt;</w:t>
+      </w:r>
+      <w:proofErr w:type="spellStart"/>
+      <w:proofErr w:type="gramStart"/>
+      <w:r>
+        <w:t>jsp:actionName</w:t>
+      </w:r>
+      <w:proofErr w:type="spellEnd"/>
+      <w:proofErr w:type="gramEnd"/>
+      <w:r>
+        <w:t>&gt;</w:t>
+      </w:r>
+    </w:p>
+    <w:p>
+      <w:r>
+        <w:t xml:space="preserve">    ...</w:t>
+      </w:r>
+    </w:p>
+    <w:p>
+      <w:r>
+        <w:t>&lt;/</w:t>
+      </w:r>
+      <w:proofErr w:type="spellStart"/>
+      <w:proofErr w:type="gramStart"/>
+      <w:r>
+        <w:t>jsp:actionName</w:t>
+      </w:r>
+      <w:proofErr w:type="spellEnd"/>
+      <w:proofErr w:type="gramEnd"/>
+      <w:r>
+        <w:t>&gt;</w:t>
+      </w:r>
+    </w:p>
+    <w:p>
+      <w:r>
+        <w:pict w14:anchorId="4FF58A35">
+          <v:rect id="_x0000_i1445" style="width:0;height:1.5pt" o:hralign="center" o:hrstd="t" o:hr="t" fillcolor="#a0a0a0" stroked="f"/>
+        </w:pict>
+      </w:r>
+    </w:p>
+    <w:p>
+      <w:pPr>
+        <w:rPr>
+          <w:b/>
+          <w:bCs/>
+        </w:rPr>
+      </w:pPr>
+      <w:r>
+        <w:rPr>
+          <w:b/>
+          <w:bCs/>
+        </w:rPr>
+        <w:t>2. Why Use JSP Action Tags?</w:t>
+      </w:r>
+    </w:p>
+    <w:p>
+      <w:r>
+        <w:t>Action tags are used to:</w:t>
+      </w:r>
+    </w:p>
+    <w:p>
+      <w:pPr>
+        <w:numPr>
+          <w:ilvl w:val="0"/>
+          <w:numId w:val="15"/>
+        </w:numPr>
+      </w:pPr>
+      <w:r>
+        <w:t xml:space="preserve">Include another page </w:t>
+      </w:r>
+    </w:p>
+    <w:p>
+      <w:pPr>
+        <w:numPr>
+          <w:ilvl w:val="0"/>
+          <w:numId w:val="15"/>
+        </w:numPr>
+      </w:pPr>
+      <w:r>
+        <w:t xml:space="preserve">Forward a request </w:t>
+      </w:r>
+    </w:p>
+    <w:p>
+      <w:pPr>
+        <w:numPr>
+          <w:ilvl w:val="0"/>
+          <w:numId w:val="15"/>
+        </w:numPr>
+      </w:pPr>
+      <w:r>
+        <w:t xml:space="preserve">Pass parameters </w:t>
+      </w:r>
+    </w:p>
+    <w:p>
+      <w:pPr>
+        <w:numPr>
+          <w:ilvl w:val="0"/>
+          <w:numId w:val="15"/>
+        </w:numPr>
+      </w:pPr>
+      <w:r>
+        <w:t xml:space="preserve">Work with JavaBeans </w:t>
+      </w:r>
+    </w:p>
+    <w:p>
+      <w:pPr>
+        <w:numPr>
+          <w:ilvl w:val="0"/>
+          <w:numId w:val="15"/>
+        </w:numPr>
+      </w:pPr>
+      <w:r>
+        <w:t xml:space="preserve">Set and get bean properties </w:t>
+      </w:r>
+    </w:p>
+    <w:p>
+      <w:r>
+        <w:pict w14:anchorId="19C3F50A">
+          <v:rect id="_x0000_i1446" style="width:0;height:1.5pt" o:hralign="center" o:hrstd="t" o:hr="t" fillcolor="#a0a0a0" stroked="f"/>
+        </w:pict>
+      </w:r>
+    </w:p>
+    <w:p>
+      <w:pPr>
+        <w:rPr>
+          <w:b/>
+          <w:bCs/>
+        </w:rPr>
+      </w:pPr>
+      <w:r>
+        <w:rPr>
+          <w:b/>
+          <w:bCs/>
+        </w:rPr>
+        <w:t>3. Types of JSP Action Tags</w:t>
+      </w:r>
+    </w:p>
+    <w:tbl>
+      <w:tblPr>
+        <w:tblW w:w="0" w:type="auto"/>
+        <w:tblCellSpacing w:w="15" w:type="dxa"/>
+        <w:tblCellMar>
+          <w:top w:w="15" w:type="dxa"/>
+          <w:left w:w="15" w:type="dxa"/>
+          <w:bottom w:w="15" w:type="dxa"/>
+          <w:right w:w="15" w:type="dxa"/>
+        </w:tblCellMar>
+        <w:tblLook w:val="04A0" w:firstRow="1" w:lastRow="0" w:firstColumn="1" w:lastColumn="0" w:noHBand="0" w:noVBand="1"/>
+      </w:tblPr>
+      <w:tblGrid>
+        <w:gridCol w:w="1669"/>
+        <w:gridCol w:w="3821"/>
+      </w:tblGrid>
+      <w:tr>
+        <w:trPr>
+          <w:tblHeader/>
+          <w:tblCellSpacing w:w="15" w:type="dxa"/>
+        </w:trPr>
+        <w:tc>
+          <w:tcPr>
+            <w:tcW w:w="0" w:type="auto"/>
+            <w:vAlign w:val="center"/>
+            <w:hideMark/>
+          </w:tcPr>
+          <w:p>
+            <w:pPr>
+              <w:rPr>
+                <w:b/>
+                <w:bCs/>
+              </w:rPr>
+            </w:pPr>
+            <w:r>
+              <w:rPr>
+                <w:b/>
+                <w:bCs/>
+              </w:rPr>
+              <w:t>Action Tag</w:t>
+            </w:r>
+          </w:p>
+        </w:tc>
+        <w:tc>
+          <w:tcPr>
+            <w:tcW w:w="0" w:type="auto"/>
+            <w:vAlign w:val="center"/>
+            <w:hideMark/>
+          </w:tcPr>
+          <w:p>
+            <w:pPr>
+              <w:rPr>
+                <w:b/>
+                <w:bCs/>
+              </w:rPr>
+            </w:pPr>
+            <w:r>
+              <w:rPr>
+                <w:b/>
+                <w:bCs/>
+              </w:rPr>
+              <w:t>Purpose</w:t>
+            </w:r>
+          </w:p>
+        </w:tc>
+      </w:tr>
+      <w:tr>
+        <w:trPr>
+          <w:tblCellSpacing w:w="15" w:type="dxa"/>
+        </w:trPr>
+        <w:tc>
+          <w:tcPr>
+            <w:tcW w:w="0" w:type="auto"/>
+            <w:vAlign w:val="center"/>
+            <w:hideMark/>
+          </w:tcPr>
+          <w:p>
+            <w:r>
+              <w:t>&lt;</w:t>
+            </w:r>
+            <w:proofErr w:type="spellStart"/>
+            <w:proofErr w:type="gramStart"/>
+            <w:r>
+              <w:t>jsp:include</w:t>
+            </w:r>
+            <w:proofErr w:type="spellEnd"/>
+            <w:proofErr w:type="gramEnd"/>
+            <w:r>
+              <w:t>&gt;</w:t>
+            </w:r>
+          </w:p>
+        </w:tc>
+        <w:tc>
+          <w:tcPr>
+            <w:tcW w:w="0" w:type="auto"/>
+            <w:vAlign w:val="center"/>
+            <w:hideMark/>
+          </w:tcPr>
+          <w:p>
+            <w:r>
+              <w:t>Includes another resource at request time</w:t>
+            </w:r>
+          </w:p>
+        </w:tc>
+      </w:tr>
+      <w:tr>
+        <w:trPr>
+          <w:tblCellSpacing w:w="15" w:type="dxa"/>
+        </w:trPr>
+        <w:tc>
+          <w:tcPr>
+            <w:tcW w:w="0" w:type="auto"/>
+            <w:vAlign w:val="center"/>
+            <w:hideMark/>
+          </w:tcPr>
+          <w:p>
+            <w:r>
+              <w:t>&lt;</w:t>
+            </w:r>
+            <w:proofErr w:type="spellStart"/>
+            <w:r>
+              <w:t>jsp:forward</w:t>
+            </w:r>
+            <w:proofErr w:type="spellEnd"/>
+            <w:r>
+              <w:t>&gt;</w:t>
+            </w:r>
+          </w:p>
+        </w:tc>
+        <w:tc>
+          <w:tcPr>
+            <w:tcW w:w="0" w:type="auto"/>
+            <w:vAlign w:val="center"/>
+            <w:hideMark/>
+          </w:tcPr>
+          <w:p>
+            <w:r>
+              <w:t>Forwards the request to another resource</w:t>
+            </w:r>
+          </w:p>
+        </w:tc>
+      </w:tr>
+      <w:tr>
+        <w:trPr>
+          <w:tblCellSpacing w:w="15" w:type="dxa"/>
+        </w:trPr>
+        <w:tc>
+          <w:tcPr>
+            <w:tcW w:w="0" w:type="auto"/>
+            <w:vAlign w:val="center"/>
+            <w:hideMark/>
+          </w:tcPr>
+          <w:p>
+            <w:r>
+              <w:t>&lt;</w:t>
+            </w:r>
+            <w:proofErr w:type="spellStart"/>
+            <w:proofErr w:type="gramStart"/>
+            <w:r>
+              <w:t>jsp:param</w:t>
+            </w:r>
+            <w:proofErr w:type="spellEnd"/>
+            <w:proofErr w:type="gramEnd"/>
+            <w:r>
+              <w:t>&gt;</w:t>
+            </w:r>
+          </w:p>
+        </w:tc>
+        <w:tc>
+          <w:tcPr>
+            <w:tcW w:w="0" w:type="auto"/>
+            <w:vAlign w:val="center"/>
+            <w:hideMark/>
+          </w:tcPr>
+          <w:p>
+            <w:r>
+              <w:t>Passes parameters</w:t>
+            </w:r>
+          </w:p>
+        </w:tc>
+      </w:tr>
+      <w:tr>
+        <w:trPr>
+          <w:tblCellSpacing w:w="15" w:type="dxa"/>
+        </w:trPr>
+        <w:tc>
+          <w:tcPr>
+            <w:tcW w:w="0" w:type="auto"/>
+            <w:vAlign w:val="center"/>
+            <w:hideMark/>
+          </w:tcPr>
+          <w:p>
+            <w:r>
+              <w:t>&lt;</w:t>
+            </w:r>
+            <w:proofErr w:type="spellStart"/>
+            <w:proofErr w:type="gramStart"/>
+            <w:r>
+              <w:t>jsp:useBean</w:t>
+            </w:r>
+            <w:proofErr w:type="spellEnd"/>
+            <w:proofErr w:type="gramEnd"/>
+            <w:r>
+              <w:t>&gt;</w:t>
+            </w:r>
+          </w:p>
+        </w:tc>
+        <w:tc>
+          <w:tcPr>
+            <w:tcW w:w="0" w:type="auto"/>
+            <w:vAlign w:val="center"/>
+            <w:hideMark/>
+          </w:tcPr>
+          <w:p>
+            <w:r>
+              <w:t>Creates or locates a JavaBean</w:t>
+            </w:r>
+          </w:p>
+        </w:tc>
+      </w:tr>
+      <w:tr>
+        <w:trPr>
+          <w:tblCellSpacing w:w="15" w:type="dxa"/>
+        </w:trPr>
+        <w:tc>
+          <w:tcPr>
+            <w:tcW w:w="0" w:type="auto"/>
+            <w:vAlign w:val="center"/>
+            <w:hideMark/>
+          </w:tcPr>
+          <w:p>
+            <w:r>
+              <w:t>&lt;</w:t>
+            </w:r>
+            <w:proofErr w:type="spellStart"/>
+            <w:proofErr w:type="gramStart"/>
+            <w:r>
+              <w:t>jsp:setProperty</w:t>
+            </w:r>
+            <w:proofErr w:type="spellEnd"/>
+            <w:proofErr w:type="gramEnd"/>
+            <w:r>
+              <w:t>&gt;</w:t>
+            </w:r>
+          </w:p>
+        </w:tc>
+        <w:tc>
+          <w:tcPr>
+            <w:tcW w:w="0" w:type="auto"/>
+            <w:vAlign w:val="center"/>
+            <w:hideMark/>
+          </w:tcPr>
+          <w:p>
+            <w:r>
+              <w:t>Sets bean properties</w:t>
+            </w:r>
+          </w:p>
+        </w:tc>
+      </w:tr>
+      <w:tr>
+        <w:trPr>
+          <w:tblCellSpacing w:w="15" w:type="dxa"/>
+        </w:trPr>
+        <w:tc>
+          <w:tcPr>
+            <w:tcW w:w="0" w:type="auto"/>
+            <w:vAlign w:val="center"/>
+            <w:hideMark/>
+          </w:tcPr>
+          <w:p>
+            <w:r>
+              <w:t>&lt;</w:t>
+            </w:r>
+            <w:proofErr w:type="spellStart"/>
+            <w:proofErr w:type="gramStart"/>
+            <w:r>
+              <w:t>jsp:getProperty</w:t>
+            </w:r>
+            <w:proofErr w:type="spellEnd"/>
+            <w:proofErr w:type="gramEnd"/>
+            <w:r>
+              <w:t>&gt;</w:t>
+            </w:r>
+          </w:p>
+        </w:tc>
+        <w:tc>
+          <w:tcPr>
+            <w:tcW w:w="0" w:type="auto"/>
+            <w:vAlign w:val="center"/>
+            <w:hideMark/>
+          </w:tcPr>
+          <w:p>
+            <w:r>
+              <w:t>Gets bean properties</w:t>
+            </w:r>
+          </w:p>
+        </w:tc>
+      </w:tr>
+    </w:tbl>
+    <w:p>
+      <w:r>
+        <w:pict w14:anchorId="0D9C35AF">
+          <v:rect id="_x0000_i1447" style="width:0;height:1.5pt" o:hralign="center" o:hrstd="t" o:hr="t" fillcolor="#a0a0a0" stroked="f"/>
+        </w:pict>
+      </w:r>
+    </w:p>
+    <w:p>
+      <w:pPr>
+        <w:rPr>
+          <w:b/>
+          <w:bCs/>
+        </w:rPr>
+      </w:pPr>
+      <w:r>
+        <w:rPr>
+          <w:b/>
+          <w:bCs/>
+        </w:rPr>
+        <w:t>4. &lt;</w:t>
+      </w:r>
+      <w:proofErr w:type="spellStart"/>
+      <w:proofErr w:type="gramStart"/>
+      <w:r>
+        <w:rPr>
+          <w:b/>
+          <w:bCs/>
+        </w:rPr>
+        <w:t>jsp:include</w:t>
+      </w:r>
+      <w:proofErr w:type="spellEnd"/>
+      <w:proofErr w:type="gramEnd"/>
+      <w:r>
+        <w:rPr>
+          <w:b/>
+          <w:bCs/>
+        </w:rPr>
+        <w:t>&gt; Action Tag</w:t>
+      </w:r>
+    </w:p>
+    <w:p>
+      <w:pPr>
+        <w:rPr>
+          <w:b/>
+          <w:bCs/>
+        </w:rPr>
+      </w:pPr>
+      <w:r>
+        <w:rPr>
+          <w:b/>
+          <w:bCs/>
+        </w:rPr>
+        <w:t>Definition</w:t>
+      </w:r>
+    </w:p>
+    <w:p>
+      <w:r>
+        <w:t xml:space="preserve">Includes another file </w:t>
+      </w:r>
+      <w:r>
+        <w:rPr>
+          <w:b/>
+          <w:bCs/>
+        </w:rPr>
+        <w:t>during request processing (runtime)</w:t>
+      </w:r>
+      <w:r>
+        <w:t>.</w:t>
+      </w:r>
+    </w:p>
+    <w:p>
+      <w:pPr>
+        <w:rPr>
+          <w:b/>
+          <w:bCs/>
+        </w:rPr>
+      </w:pPr>
+      <w:r>
+        <w:rPr>
+          <w:b/>
+          <w:bCs/>
+        </w:rPr>
+        <w:lastRenderedPageBreak/>
+        <w:t>Syntax</w:t>
+      </w:r>
+    </w:p>
+    <w:p>
+      <w:r>
+        <w:t>&lt;</w:t>
+      </w:r>
+      <w:proofErr w:type="spellStart"/>
+      <w:proofErr w:type="gramStart"/>
+      <w:r>
+        <w:t>jsp:include</w:t>
+      </w:r>
+      <w:proofErr w:type="spellEnd"/>
+      <w:proofErr w:type="gramEnd"/>
+      <w:r>
+        <w:t xml:space="preserve"> page="</w:t>
+      </w:r>
+      <w:proofErr w:type="spellStart"/>
+      <w:r>
+        <w:t>header.jsp</w:t>
+      </w:r>
+      <w:proofErr w:type="spellEnd"/>
+      <w:r>
+        <w:t>" /&gt;</w:t>
+      </w:r>
+    </w:p>
+    <w:p>
+      <w:r>
+        <w:pict w14:anchorId="3CC44521">
+          <v:rect id="_x0000_i1448" style="width:0;height:1.5pt" o:hralign="center" o:hrstd="t" o:hr="t" fillcolor="#a0a0a0" stroked="f"/>
+        </w:pict>
+      </w:r>
+    </w:p>
+    <w:p>
+      <w:pPr>
+        <w:rPr>
+          <w:b/>
+          <w:bCs/>
+        </w:rPr>
+      </w:pPr>
+      <w:r>
+        <w:rPr>
+          <w:b/>
+          <w:bCs/>
+        </w:rPr>
+        <w:t>Example</w:t>
+      </w:r>
+    </w:p>
+    <w:p>
+      <w:pPr>
+        <w:rPr>
+          <w:b/>
+          <w:bCs/>
+        </w:rPr>
+      </w:pPr>
+      <w:proofErr w:type="spellStart"/>
+      <w:r>
+        <w:rPr>
+          <w:b/>
+          <w:bCs/>
+        </w:rPr>
+        <w:t>header.jsp</w:t>
+      </w:r>
+      <w:proofErr w:type="spellEnd"/>
+    </w:p>
+    <w:p>
+      <w:r>
+        <w:t>&lt;h2&gt;ABC Car Rental System&lt;/h2&gt;</w:t>
+      </w:r>
+    </w:p>
+    <w:p>
+      <w:r>
+        <w:t>&lt;hr&gt;</w:t>
+      </w:r>
+    </w:p>
+    <w:p>
+      <w:r>
+        <w:pict w14:anchorId="509CD290">
+          <v:rect id="_x0000_i1449" style="width:0;height:1.5pt" o:hralign="center" o:hrstd="t" o:hr="t" fillcolor="#a0a0a0" stroked="f"/>
+        </w:pict>
+      </w:r>
+    </w:p>
+    <w:p>
+      <w:pPr>
+        <w:rPr>
+          <w:b/>
+          <w:bCs/>
+        </w:rPr>
+      </w:pPr>
+      <w:proofErr w:type="spellStart"/>
+      <w:r>
+        <w:rPr>
+          <w:b/>
+          <w:bCs/>
+        </w:rPr>
+        <w:t>index.jsp</w:t>
+      </w:r>
+      <w:proofErr w:type="spellEnd"/>
+    </w:p>
+    <w:p>
+      <w:r>
+        <w:t>&lt;html&gt;</w:t>
+      </w:r>
+    </w:p>
+    <w:p>
+      <w:r>
+        <w:t>&lt;body&gt;</w:t>
+      </w:r>
+    </w:p>
+    <w:p/>
+    <w:p>
+      <w:r>
+        <w:t>&lt;</w:t>
+      </w:r>
+      <w:proofErr w:type="spellStart"/>
+      <w:proofErr w:type="gramStart"/>
+      <w:r>
+        <w:t>jsp:include</w:t>
+      </w:r>
+      <w:proofErr w:type="spellEnd"/>
+      <w:proofErr w:type="gramEnd"/>
+      <w:r>
+        <w:t xml:space="preserve"> page="</w:t>
+      </w:r>
+      <w:proofErr w:type="spellStart"/>
+      <w:r>
+        <w:t>header.jsp</w:t>
+      </w:r>
+      <w:proofErr w:type="spellEnd"/>
+      <w:r>
+        <w:t>"/&gt;</w:t>
+      </w:r>
+    </w:p>
+    <w:p/>
+    <w:p>
+      <w:r>
+        <w:t>Welcome User</w:t>
+      </w:r>
+    </w:p>
+    <w:p/>
+    <w:p>
+      <w:r>
+        <w:t>&lt;/body&gt;</w:t>
+      </w:r>
+    </w:p>
+    <w:p>
+      <w:r>
+        <w:t>&lt;/html&gt;</w:t>
+      </w:r>
+    </w:p>
+    <w:p>
+      <w:pPr>
+        <w:rPr>
+          <w:b/>
+          <w:bCs/>
+        </w:rPr>
+      </w:pPr>
+      <w:r>
+        <w:rPr>
+          <w:b/>
+          <w:bCs/>
+        </w:rPr>
+        <w:t>Output</w:t>
+      </w:r>
+    </w:p>
+    <w:p>
+      <w:r>
+        <w:t>ABC Car Rental System</w:t>
+      </w:r>
+    </w:p>
+    <w:p>
+      <w:r>
+        <w:t>--------------------</w:t>
+      </w:r>
+    </w:p>
+    <w:p>
+      <w:r>
+        <w:t>Welcome User</w:t>
+      </w:r>
+    </w:p>
+    <w:p>
+      <w:r>
+        <w:pict w14:anchorId="2B46B468">
+          <v:rect id="_x0000_i1450" style="width:0;height:1.5pt" o:hralign="center" o:hrstd="t" o:hr="t" fillcolor="#a0a0a0" stroked="f"/>
+        </w:pict>
+      </w:r>
+    </w:p>
+    <w:p>
+      <w:pPr>
+        <w:rPr>
+          <w:b/>
+          <w:bCs/>
+        </w:rPr>
+      </w:pPr>
+      <w:r>
+        <w:rPr>
+          <w:b/>
+          <w:bCs/>
+        </w:rPr>
+        <w:t>5. Include Directive vs &lt;</w:t>
+      </w:r>
+      <w:proofErr w:type="spellStart"/>
+      <w:proofErr w:type="gramStart"/>
+      <w:r>
+        <w:rPr>
+          <w:b/>
+          <w:bCs/>
+        </w:rPr>
+        <w:t>jsp:include</w:t>
+      </w:r>
+      <w:proofErr w:type="spellEnd"/>
+      <w:proofErr w:type="gramEnd"/>
+      <w:r>
+        <w:rPr>
+          <w:b/>
+          <w:bCs/>
+        </w:rPr>
+        <w:t>&gt;</w:t>
+      </w:r>
+    </w:p>
+    <w:tbl>
+      <w:tblPr>
+        <w:tblW w:w="0" w:type="auto"/>
+        <w:tblCellSpacing w:w="15" w:type="dxa"/>
+        <w:tblCellMar>
+          <w:top w:w="15" w:type="dxa"/>
+          <w:left w:w="15" w:type="dxa"/>
+          <w:bottom w:w="15" w:type="dxa"/>
+          <w:right w:w="15" w:type="dxa"/>
+        </w:tblCellMar>
+        <w:tblLook w:val="04A0" w:firstRow="1" w:lastRow="0" w:firstColumn="1" w:lastColumn="0" w:noHBand="0" w:noVBand="1"/>
+      </w:tblPr>
+      <w:tblGrid>
+        <w:gridCol w:w="2815"/>
+        <w:gridCol w:w="3173"/>
+      </w:tblGrid>
+      <w:tr>
+        <w:trPr>
+          <w:tblHeader/>
+          <w:tblCellSpacing w:w="15" w:type="dxa"/>
+        </w:trPr>
+        <w:tc>
+          <w:tcPr>
+            <w:tcW w:w="0" w:type="auto"/>
+            <w:vAlign w:val="center"/>
+            <w:hideMark/>
+          </w:tcPr>
+          <w:p>
+            <w:pPr>
+              <w:rPr>
+                <w:b/>
+                <w:bCs/>
+              </w:rPr>
+            </w:pPr>
+            <w:r>
+              <w:rPr>
+                <w:b/>
+                <w:bCs/>
+              </w:rPr>
+              <w:t>Include Directive</w:t>
+            </w:r>
+          </w:p>
+        </w:tc>
+        <w:tc>
+          <w:tcPr>
+            <w:tcW w:w="0" w:type="auto"/>
+            <w:vAlign w:val="center"/>
+            <w:hideMark/>
+          </w:tcPr>
+          <w:p>
+            <w:pPr>
+              <w:rPr>
+                <w:b/>
+                <w:bCs/>
+              </w:rPr>
+            </w:pPr>
+            <w:r>
+              <w:rPr>
+                <w:b/>
+                <w:bCs/>
+              </w:rPr>
+              <w:t>&lt;</w:t>
+            </w:r>
+            <w:proofErr w:type="spellStart"/>
+            <w:proofErr w:type="gramStart"/>
+            <w:r>
+              <w:rPr>
+                <w:b/>
+                <w:bCs/>
+              </w:rPr>
+              <w:t>jsp:include</w:t>
+            </w:r>
+            <w:proofErr w:type="spellEnd"/>
+            <w:proofErr w:type="gramEnd"/>
+            <w:r>
+              <w:rPr>
+                <w:b/>
+                <w:bCs/>
+              </w:rPr>
+              <w:t>&gt;</w:t>
+            </w:r>
+          </w:p>
+        </w:tc>
+      </w:tr>
+      <w:tr>
+        <w:trPr>
+          <w:tblCellSpacing w:w="15" w:type="dxa"/>
+        </w:trPr>
+        <w:tc>
+          <w:tcPr>
+            <w:tcW w:w="0" w:type="auto"/>
+            <w:vAlign w:val="center"/>
+            <w:hideMark/>
+          </w:tcPr>
+          <w:p>
+            <w:r>
+              <w:t>&lt;%@ include %&gt;</w:t>
+            </w:r>
+          </w:p>
+        </w:tc>
+        <w:tc>
+          <w:tcPr>
+            <w:tcW w:w="0" w:type="auto"/>
+            <w:vAlign w:val="center"/>
+            <w:hideMark/>
+          </w:tcPr>
+          <w:p>
+            <w:r>
+              <w:t>&lt;</w:t>
+            </w:r>
+            <w:proofErr w:type="spellStart"/>
+            <w:proofErr w:type="gramStart"/>
+            <w:r>
+              <w:t>jsp:include</w:t>
+            </w:r>
+            <w:proofErr w:type="spellEnd"/>
+            <w:proofErr w:type="gramEnd"/>
+            <w:r>
+              <w:t>&gt;</w:t>
+            </w:r>
+          </w:p>
+        </w:tc>
+      </w:tr>
+      <w:tr>
+        <w:trPr>
+          <w:tblCellSpacing w:w="15" w:type="dxa"/>
+        </w:trPr>
+        <w:tc>
+          <w:tcPr>
+            <w:tcW w:w="0" w:type="auto"/>
+            <w:vAlign w:val="center"/>
+            <w:hideMark/>
+          </w:tcPr>
+          <w:p>
+            <w:r>
+              <w:t>Translation Time</w:t>
+            </w:r>
+          </w:p>
+        </w:tc>
+        <w:tc>
+          <w:tcPr>
+            <w:tcW w:w="0" w:type="auto"/>
+            <w:vAlign w:val="center"/>
+            <w:hideMark/>
+          </w:tcPr>
+          <w:p>
+            <w:r>
+              <w:t>Runtime</w:t>
+            </w:r>
+          </w:p>
+        </w:tc>
+      </w:tr>
+      <w:tr>
+        <w:trPr>
+          <w:tblCellSpacing w:w="15" w:type="dxa"/>
+        </w:trPr>
+        <w:tc>
+          <w:tcPr>
+            <w:tcW w:w="0" w:type="auto"/>
+            <w:vAlign w:val="center"/>
+            <w:hideMark/>
+          </w:tcPr>
+          <w:p>
+            <w:r>
+              <w:t>Static Include</w:t>
+            </w:r>
+          </w:p>
+        </w:tc>
+        <w:tc>
+          <w:tcPr>
+            <w:tcW w:w="0" w:type="auto"/>
+            <w:vAlign w:val="center"/>
+            <w:hideMark/>
+          </w:tcPr>
+          <w:p>
+            <w:r>
+              <w:t>Dynamic Include</w:t>
+            </w:r>
+          </w:p>
+        </w:tc>
+      </w:tr>
+      <w:tr>
+        <w:trPr>
+          <w:tblCellSpacing w:w="15" w:type="dxa"/>
+        </w:trPr>
+        <w:tc>
+          <w:tcPr>
+            <w:tcW w:w="0" w:type="auto"/>
+            <w:vAlign w:val="center"/>
+            <w:hideMark/>
+          </w:tcPr>
+          <w:p>
+            <w:r>
+              <w:t>Faster</w:t>
+            </w:r>
+          </w:p>
+        </w:tc>
+        <w:tc>
+          <w:tcPr>
+            <w:tcW w:w="0" w:type="auto"/>
+            <w:vAlign w:val="center"/>
+            <w:hideMark/>
+          </w:tcPr>
+          <w:p>
+            <w:r>
+              <w:t>Slightly slower</w:t>
+            </w:r>
+          </w:p>
+        </w:tc>
+      </w:tr>
+      <w:tr>
+        <w:trPr>
+          <w:tblCellSpacing w:w="15" w:type="dxa"/>
+        </w:trPr>
+        <w:tc>
+          <w:tcPr>
+            <w:tcW w:w="0" w:type="auto"/>
+            <w:vAlign w:val="center"/>
+            <w:hideMark/>
+          </w:tcPr>
+          <w:p>
+            <w:r>
+              <w:t>Changes require recompilation</w:t>
+            </w:r>
+          </w:p>
+        </w:tc>
+        <w:tc>
+          <w:tcPr>
+            <w:tcW w:w="0" w:type="auto"/>
+            <w:vAlign w:val="center"/>
+            <w:hideMark/>
+          </w:tcPr>
+          <w:p>
+            <w:r>
+              <w:t>Changes are reflected immediately</w:t>
+            </w:r>
+          </w:p>
+        </w:tc>
+      </w:tr>
+    </w:tbl>
+    <w:p>
+      <w:pPr>
+        <w:rPr>
+          <w:b/>
+          <w:bCs/>
+        </w:rPr>
+      </w:pPr>
+      <w:r>
+        <w:rPr>
+          <w:b/>
+          <w:bCs/>
+        </w:rPr>
+        <w:lastRenderedPageBreak/>
+        <w:t>Example</w:t>
+      </w:r>
+    </w:p>
+    <w:p>
+      <w:r>
+        <w:t>&lt;%@ include file="</w:t>
+      </w:r>
+      <w:proofErr w:type="spellStart"/>
+      <w:r>
+        <w:t>header.jsp</w:t>
+      </w:r>
+      <w:proofErr w:type="spellEnd"/>
+      <w:r>
+        <w:t>" %&gt;</w:t>
+      </w:r>
+    </w:p>
+    <w:p>
+      <w:r>
+        <w:t>vs</w:t>
+      </w:r>
+    </w:p>
+    <w:p>
+      <w:r>
+        <w:t>&lt;</w:t>
+      </w:r>
+      <w:proofErr w:type="spellStart"/>
+      <w:proofErr w:type="gramStart"/>
+      <w:r>
+        <w:t>jsp:include</w:t>
+      </w:r>
+      <w:proofErr w:type="spellEnd"/>
+      <w:proofErr w:type="gramEnd"/>
+      <w:r>
+        <w:t xml:space="preserve"> page="</w:t>
+      </w:r>
+      <w:proofErr w:type="spellStart"/>
+      <w:r>
+        <w:t>header.jsp</w:t>
+      </w:r>
+      <w:proofErr w:type="spellEnd"/>
+      <w:r>
+        <w:t>"/&gt;</w:t>
+      </w:r>
+    </w:p>
+    <w:p>
+      <w:r>
+        <w:pict w14:anchorId="5283C84E">
+          <v:rect id="_x0000_i1451" style="width:0;height:1.5pt" o:hralign="center" o:hrstd="t" o:hr="t" fillcolor="#a0a0a0" stroked="f"/>
+        </w:pict>
+      </w:r>
+    </w:p>
+    <w:p>
+      <w:pPr>
+        <w:rPr>
+          <w:b/>
+          <w:bCs/>
+        </w:rPr>
+      </w:pPr>
+      <w:r>
+        <w:rPr>
+          <w:b/>
+          <w:bCs/>
+        </w:rPr>
+        <w:t>6. &lt;</w:t>
+      </w:r>
+      <w:proofErr w:type="spellStart"/>
+      <w:r>
+        <w:rPr>
+          <w:b/>
+          <w:bCs/>
+        </w:rPr>
+        <w:t>jsp:forward</w:t>
+      </w:r>
+      <w:proofErr w:type="spellEnd"/>
+      <w:r>
+        <w:rPr>
+          <w:b/>
+          <w:bCs/>
+        </w:rPr>
+        <w:t>&gt; Action Tag</w:t>
+      </w:r>
+    </w:p>
+    <w:p>
+      <w:pPr>
+        <w:rPr>
+          <w:b/>
+          <w:bCs/>
+        </w:rPr>
+      </w:pPr>
+      <w:r>
+        <w:rPr>
+          <w:b/>
+          <w:bCs/>
+        </w:rPr>
+        <w:t>Definition</w:t>
+      </w:r>
+    </w:p>
+    <w:p>
+      <w:r>
+        <w:t>Forwards the current request to another JSP, Servlet, or HTML page.</w:t>
+      </w:r>
+    </w:p>
+    <w:p>
+      <w:pPr>
+        <w:rPr>
+          <w:b/>
+          <w:bCs/>
+        </w:rPr>
+      </w:pPr>
+      <w:r>
+        <w:rPr>
+          <w:b/>
+          <w:bCs/>
+        </w:rPr>
+        <w:t>Syntax</w:t>
+      </w:r>
+    </w:p>
+    <w:p>
+      <w:r>
+        <w:t>&lt;</w:t>
+      </w:r>
+      <w:proofErr w:type="spellStart"/>
+      <w:r>
+        <w:t>jsp:forward</w:t>
+      </w:r>
+      <w:proofErr w:type="spellEnd"/>
+      <w:r>
+        <w:t xml:space="preserve"> page="</w:t>
+      </w:r>
+      <w:proofErr w:type="spellStart"/>
+      <w:r>
+        <w:t>home.jsp</w:t>
+      </w:r>
+      <w:proofErr w:type="spellEnd"/>
+      <w:r>
+        <w:t>"/&gt;</w:t>
+      </w:r>
+    </w:p>
+    <w:p>
+      <w:r>
+        <w:pict w14:anchorId="24A83FF7">
+          <v:rect id="_x0000_i1452" style="width:0;height:1.5pt" o:hralign="center" o:hrstd="t" o:hr="t" fillcolor="#a0a0a0" stroked="f"/>
+        </w:pict>
+      </w:r>
+    </w:p>
+    <w:p>
+      <w:pPr>
+        <w:rPr>
+          <w:b/>
+          <w:bCs/>
+        </w:rPr>
+      </w:pPr>
+      <w:r>
+        <w:rPr>
+          <w:b/>
+          <w:bCs/>
+        </w:rPr>
+        <w:t>Example</w:t>
+      </w:r>
+    </w:p>
+    <w:p>
+      <w:pPr>
+        <w:rPr>
+          <w:b/>
+          <w:bCs/>
+        </w:rPr>
+      </w:pPr>
+      <w:proofErr w:type="spellStart"/>
+      <w:r>
+        <w:rPr>
+          <w:b/>
+          <w:bCs/>
+        </w:rPr>
+        <w:t>login.jsp</w:t>
+      </w:r>
+      <w:proofErr w:type="spellEnd"/>
+    </w:p>
+    <w:p>
+      <w:r>
+        <w:t>&lt;%</w:t>
+      </w:r>
+    </w:p>
+    <w:p/>
+    <w:p>
+      <w:r>
+        <w:t>String user = "admin";</w:t>
+      </w:r>
+    </w:p>
+    <w:p/>
+    <w:p>
+      <w:r>
+        <w:t>if(</w:t>
+      </w:r>
+      <w:proofErr w:type="spellStart"/>
+      <w:proofErr w:type="gramStart"/>
+      <w:r>
+        <w:t>user.equals</w:t>
+      </w:r>
+      <w:proofErr w:type="spellEnd"/>
+      <w:proofErr w:type="gramEnd"/>
+      <w:r>
+        <w:t>("admin"))</w:t>
+      </w:r>
+    </w:p>
+    <w:p>
+      <w:r>
+        <w:t>{</w:t>
+      </w:r>
+    </w:p>
+    <w:p/>
+    <w:p>
+      <w:r>
+        <w:t>%&gt;</w:t>
+      </w:r>
+    </w:p>
+    <w:p/>
+    <w:p>
+      <w:r>
+        <w:t>&lt;</w:t>
+      </w:r>
+      <w:proofErr w:type="spellStart"/>
+      <w:r>
+        <w:t>jsp:forward</w:t>
+      </w:r>
+      <w:proofErr w:type="spellEnd"/>
+      <w:r>
+        <w:t xml:space="preserve"> page="</w:t>
+      </w:r>
+      <w:proofErr w:type="spellStart"/>
+      <w:r>
+        <w:t>home.jsp</w:t>
+      </w:r>
+      <w:proofErr w:type="spellEnd"/>
+      <w:r>
+        <w:t>"/&gt;</w:t>
+      </w:r>
+    </w:p>
+    <w:p/>
+    <w:p>
+      <w:r>
+        <w:t>&lt;%</w:t>
+      </w:r>
+    </w:p>
+    <w:p/>
+    <w:p>
+      <w:r>
+        <w:t>}</w:t>
+      </w:r>
+    </w:p>
+    <w:p/>
+    <w:p>
+      <w:r>
+        <w:t>%&gt;</w:t>
+      </w:r>
+    </w:p>
+    <w:p>
+      <w:r>
+        <w:pict w14:anchorId="65AAA239">
+          <v:rect id="_x0000_i1453" style="width:0;height:1.5pt" o:hralign="center" o:hrstd="t" o:hr="t" fillcolor="#a0a0a0" stroked="f"/>
+        </w:pict>
+      </w:r>
+    </w:p>
+    <w:p>
+      <w:pPr>
+        <w:rPr>
+          <w:b/>
+          <w:bCs/>
+        </w:rPr>
+      </w:pPr>
+      <w:proofErr w:type="spellStart"/>
+      <w:r>
+        <w:rPr>
+          <w:b/>
+          <w:bCs/>
+        </w:rPr>
+        <w:t>home.jsp</w:t>
+      </w:r>
+      <w:proofErr w:type="spellEnd"/>
+    </w:p>
+    <w:p>
+      <w:r>
+        <w:lastRenderedPageBreak/>
+        <w:t>&lt;h2&gt;Welcome Admin&lt;/h2&gt;</w:t>
+      </w:r>
+    </w:p>
+    <w:p>
+      <w:pPr>
+        <w:rPr>
+          <w:b/>
+          <w:bCs/>
+        </w:rPr>
+      </w:pPr>
+      <w:r>
+        <w:rPr>
+          <w:b/>
+          <w:bCs/>
+        </w:rPr>
+        <w:t>Output</w:t>
+      </w:r>
+    </w:p>
+    <w:p>
+      <w:r>
+        <w:t>Welcome Admin</w:t>
+      </w:r>
+    </w:p>
+    <w:p>
+      <w:r>
+        <w:pict w14:anchorId="5E1E4716">
+          <v:rect id="_x0000_i1454" style="width:0;height:1.5pt" o:hralign="center" o:hrstd="t" o:hr="t" fillcolor="#a0a0a0" stroked="f"/>
+        </w:pict>
+      </w:r>
+    </w:p>
+    <w:p>
+      <w:pPr>
+        <w:rPr>
+          <w:b/>
+          <w:bCs/>
+        </w:rPr>
+      </w:pPr>
+      <w:r>
+        <w:rPr>
+          <w:b/>
+          <w:bCs/>
+        </w:rPr>
+        <w:t>7. &lt;</w:t>
+      </w:r>
+      <w:proofErr w:type="spellStart"/>
+      <w:proofErr w:type="gramStart"/>
+      <w:r>
+        <w:rPr>
+          <w:b/>
+          <w:bCs/>
+        </w:rPr>
+        <w:t>jsp:param</w:t>
+      </w:r>
+      <w:proofErr w:type="spellEnd"/>
+      <w:proofErr w:type="gramEnd"/>
+      <w:r>
+        <w:rPr>
+          <w:b/>
+          <w:bCs/>
+        </w:rPr>
+        <w:t>&gt; Action Tag</w:t>
+      </w:r>
+    </w:p>
+    <w:p>
+      <w:pPr>
+        <w:rPr>
+          <w:b/>
+          <w:bCs/>
+        </w:rPr>
+      </w:pPr>
+      <w:r>
+        <w:rPr>
+          <w:b/>
+          <w:bCs/>
+        </w:rPr>
+        <w:t>Definition</w:t>
+      </w:r>
+    </w:p>
+    <w:p>
+      <w:r>
+        <w:t>Used to pass parameters to another page while including or forwarding.</w:t>
+      </w:r>
+    </w:p>
+    <w:p>
+      <w:pPr>
+        <w:rPr>
+          <w:b/>
+          <w:bCs/>
+        </w:rPr>
+      </w:pPr>
+      <w:r>
+        <w:rPr>
+          <w:b/>
+          <w:bCs/>
+        </w:rPr>
+        <w:t>Syntax</w:t>
+      </w:r>
+    </w:p>
+    <w:p>
+      <w:r>
+        <w:t>&lt;</w:t>
+      </w:r>
+      <w:proofErr w:type="spellStart"/>
+      <w:proofErr w:type="gramStart"/>
+      <w:r>
+        <w:t>jsp:param</w:t>
+      </w:r>
+      <w:proofErr w:type="spellEnd"/>
+      <w:proofErr w:type="gramEnd"/>
+      <w:r>
+        <w:t xml:space="preserve"> name="name" value="Rahul"/&gt;</w:t>
+      </w:r>
+    </w:p>
+    <w:p>
+      <w:r>
+        <w:pict w14:anchorId="4A9A03CA">
+          <v:rect id="_x0000_i1455" style="width:0;height:1.5pt" o:hralign="center" o:hrstd="t" o:hr="t" fillcolor="#a0a0a0" stroked="f"/>
+        </w:pict>
+      </w:r>
+    </w:p>
+    <w:p>
+      <w:pPr>
+        <w:rPr>
+          <w:b/>
+          <w:bCs/>
+        </w:rPr>
+      </w:pPr>
+      <w:r>
+        <w:rPr>
+          <w:b/>
+          <w:bCs/>
+        </w:rPr>
+        <w:t>Example with Include</w:t>
+      </w:r>
+    </w:p>
+    <w:p>
+      <w:pPr>
+        <w:rPr>
+          <w:b/>
+          <w:bCs/>
+        </w:rPr>
+      </w:pPr>
+      <w:proofErr w:type="spellStart"/>
+      <w:r>
+        <w:rPr>
+          <w:b/>
+          <w:bCs/>
+        </w:rPr>
+        <w:t>index.jsp</w:t>
+      </w:r>
+      <w:proofErr w:type="spellEnd"/>
+    </w:p>
+    <w:p>
+      <w:r>
+        <w:t>&lt;</w:t>
+      </w:r>
+      <w:proofErr w:type="spellStart"/>
+      <w:proofErr w:type="gramStart"/>
+      <w:r>
+        <w:t>jsp:include</w:t>
+      </w:r>
+      <w:proofErr w:type="spellEnd"/>
+      <w:proofErr w:type="gramEnd"/>
+      <w:r>
+        <w:t xml:space="preserve"> page="</w:t>
+      </w:r>
+      <w:proofErr w:type="spellStart"/>
+      <w:r>
+        <w:t>welcome.jsp</w:t>
+      </w:r>
+      <w:proofErr w:type="spellEnd"/>
+      <w:r>
+        <w:t>"&gt;</w:t>
+      </w:r>
+    </w:p>
+    <w:p/>
+    <w:p>
+      <w:r>
+        <w:t>&lt;</w:t>
+      </w:r>
+      <w:proofErr w:type="spellStart"/>
+      <w:proofErr w:type="gramStart"/>
+      <w:r>
+        <w:t>jsp:param</w:t>
+      </w:r>
+      <w:proofErr w:type="spellEnd"/>
+      <w:proofErr w:type="gramEnd"/>
+      <w:r>
+        <w:t xml:space="preserve"> name="username" value="Rahul"/&gt;</w:t>
+      </w:r>
+    </w:p>
+    <w:p/>
+    <w:p>
+      <w:r>
+        <w:t>&lt;/</w:t>
+      </w:r>
+      <w:proofErr w:type="spellStart"/>
+      <w:proofErr w:type="gramStart"/>
+      <w:r>
+        <w:t>jsp:include</w:t>
+      </w:r>
+      <w:proofErr w:type="spellEnd"/>
+      <w:proofErr w:type="gramEnd"/>
+      <w:r>
+        <w:t>&gt;</w:t>
+      </w:r>
+    </w:p>
+    <w:p>
+      <w:r>
+        <w:pict w14:anchorId="11902C56">
+          <v:rect id="_x0000_i1456" style="width:0;height:1.5pt" o:hralign="center" o:hrstd="t" o:hr="t" fillcolor="#a0a0a0" stroked="f"/>
+        </w:pict>
+      </w:r>
+    </w:p>
+    <w:p>
+      <w:pPr>
+        <w:rPr>
+          <w:b/>
+          <w:bCs/>
+        </w:rPr>
+      </w:pPr>
+      <w:proofErr w:type="spellStart"/>
+      <w:r>
+        <w:rPr>
+          <w:b/>
+          <w:bCs/>
+        </w:rPr>
+        <w:t>welcome.jsp</w:t>
+      </w:r>
+      <w:proofErr w:type="spellEnd"/>
+    </w:p>
+    <w:p>
+      <w:r>
+        <w:t>Welcome</w:t>
+      </w:r>
+    </w:p>
+    <w:p/>
+    <w:p>
+      <w:r>
+        <w:t xml:space="preserve">&lt;%= </w:t>
+      </w:r>
+      <w:proofErr w:type="spellStart"/>
+      <w:proofErr w:type="gramStart"/>
+      <w:r>
+        <w:t>request.getParameter</w:t>
+      </w:r>
+      <w:proofErr w:type="spellEnd"/>
+      <w:proofErr w:type="gramEnd"/>
+      <w:r>
+        <w:t>("username") %&gt;</w:t>
+      </w:r>
+    </w:p>
+    <w:p>
+      <w:pPr>
+        <w:rPr>
+          <w:b/>
+          <w:bCs/>
+        </w:rPr>
+      </w:pPr>
+      <w:r>
+        <w:rPr>
+          <w:b/>
+          <w:bCs/>
+        </w:rPr>
+        <w:t>Output</w:t>
+      </w:r>
+    </w:p>
+    <w:p>
+      <w:r>
+        <w:t>Welcome Rahul</w:t>
+      </w:r>
+    </w:p>
+    <w:p>
+      <w:r>
+        <w:pict w14:anchorId="63018B73">
+          <v:rect id="_x0000_i1457" style="width:0;height:1.5pt" o:hralign="center" o:hrstd="t" o:hr="t" fillcolor="#a0a0a0" stroked="f"/>
+        </w:pict>
+      </w:r>
+    </w:p>
+    <w:p>
+      <w:pPr>
+        <w:rPr>
+          <w:b/>
+          <w:bCs/>
+        </w:rPr>
+      </w:pPr>
+      <w:r>
+        <w:rPr>
+          <w:b/>
+          <w:bCs/>
+        </w:rPr>
+        <w:t>8. &lt;</w:t>
+      </w:r>
+      <w:proofErr w:type="spellStart"/>
+      <w:r>
+        <w:rPr>
+          <w:b/>
+          <w:bCs/>
+        </w:rPr>
+        <w:t>jsp:forward</w:t>
+      </w:r>
+      <w:proofErr w:type="spellEnd"/>
+      <w:r>
+        <w:rPr>
+          <w:b/>
+          <w:bCs/>
+        </w:rPr>
+        <w:t>&gt; with Parameters</w:t>
+      </w:r>
+    </w:p>
+    <w:p>
+      <w:pPr>
+        <w:rPr>
+          <w:b/>
+          <w:bCs/>
+        </w:rPr>
+      </w:pPr>
+      <w:proofErr w:type="spellStart"/>
+      <w:r>
+        <w:rPr>
+          <w:b/>
+          <w:bCs/>
+        </w:rPr>
+        <w:t>login.jsp</w:t>
+      </w:r>
+      <w:proofErr w:type="spellEnd"/>
+    </w:p>
+    <w:p>
+      <w:r>
+        <w:t>&lt;</w:t>
+      </w:r>
+      <w:proofErr w:type="spellStart"/>
+      <w:r>
+        <w:t>jsp:forward</w:t>
+      </w:r>
+      <w:proofErr w:type="spellEnd"/>
+      <w:r>
+        <w:t xml:space="preserve"> page="</w:t>
+      </w:r>
+      <w:proofErr w:type="spellStart"/>
+      <w:r>
+        <w:t>home.jsp</w:t>
+      </w:r>
+      <w:proofErr w:type="spellEnd"/>
+      <w:r>
+        <w:t>"&gt;</w:t>
+      </w:r>
+    </w:p>
+    <w:p/>
+    <w:p>
+      <w:r>
+        <w:t>&lt;</w:t>
+      </w:r>
+      <w:proofErr w:type="spellStart"/>
+      <w:proofErr w:type="gramStart"/>
+      <w:r>
+        <w:t>jsp:param</w:t>
+      </w:r>
+      <w:proofErr w:type="spellEnd"/>
+      <w:proofErr w:type="gramEnd"/>
+      <w:r>
+        <w:t xml:space="preserve"> name="user" value="Rahul"/&gt;</w:t>
+      </w:r>
+    </w:p>
+    <w:p/>
+    <w:p>
+      <w:r>
+        <w:lastRenderedPageBreak/>
+        <w:t>&lt;/</w:t>
+      </w:r>
+      <w:proofErr w:type="spellStart"/>
+      <w:r>
+        <w:t>jsp:forward</w:t>
+      </w:r>
+      <w:proofErr w:type="spellEnd"/>
+      <w:r>
+        <w:t>&gt;</w:t>
+      </w:r>
+    </w:p>
+    <w:p>
+      <w:r>
+        <w:pict w14:anchorId="4D4F9B0F">
+          <v:rect id="_x0000_i1458" style="width:0;height:1.5pt" o:hralign="center" o:hrstd="t" o:hr="t" fillcolor="#a0a0a0" stroked="f"/>
+        </w:pict>
+      </w:r>
+    </w:p>
+    <w:p>
+      <w:pPr>
+        <w:rPr>
+          <w:b/>
+          <w:bCs/>
+        </w:rPr>
+      </w:pPr>
+      <w:proofErr w:type="spellStart"/>
+      <w:r>
+        <w:rPr>
+          <w:b/>
+          <w:bCs/>
+        </w:rPr>
+        <w:t>home.jsp</w:t>
+      </w:r>
+      <w:proofErr w:type="spellEnd"/>
+    </w:p>
+    <w:p>
+      <w:r>
+        <w:t>Welcome</w:t>
+      </w:r>
+    </w:p>
+    <w:p/>
+    <w:p>
+      <w:r>
+        <w:t xml:space="preserve">&lt;%= </w:t>
+      </w:r>
+      <w:proofErr w:type="spellStart"/>
+      <w:proofErr w:type="gramStart"/>
+      <w:r>
+        <w:t>request.getParameter</w:t>
+      </w:r>
+      <w:proofErr w:type="spellEnd"/>
+      <w:proofErr w:type="gramEnd"/>
+      <w:r>
+        <w:t>("user") %&gt;</w:t>
+      </w:r>
+    </w:p>
+    <w:p>
+      <w:pPr>
+        <w:rPr>
+          <w:b/>
+          <w:bCs/>
+        </w:rPr>
+      </w:pPr>
+      <w:r>
+        <w:rPr>
+          <w:b/>
+          <w:bCs/>
+        </w:rPr>
+        <w:t>Output</w:t>
+      </w:r>
+    </w:p>
+    <w:p>
+      <w:r>
+        <w:t>Welcome Rahul</w:t>
+      </w:r>
+    </w:p>
+    <w:p>
+      <w:r>
+        <w:pict w14:anchorId="01FC77F4">
+          <v:rect id="_x0000_i1459" style="width:0;height:1.5pt" o:hralign="center" o:hrstd="t" o:hr="t" fillcolor="#a0a0a0" stroked="f"/>
+        </w:pict>
+      </w:r>
+    </w:p>
+    <w:p>
+      <w:pPr>
+        <w:rPr>
+          <w:b/>
+          <w:bCs/>
+        </w:rPr>
+      </w:pPr>
+      <w:r>
+        <w:rPr>
+          <w:b/>
+          <w:bCs/>
+        </w:rPr>
+        <w:t>9. JavaBean</w:t>
+      </w:r>
+    </w:p>
+    <w:p>
+      <w:pPr>
+        <w:rPr>
+          <w:b/>
+          <w:bCs/>
+        </w:rPr>
+      </w:pPr>
+      <w:r>
+        <w:rPr>
+          <w:b/>
+          <w:bCs/>
+        </w:rPr>
+        <w:t>What is a JavaBean?</w:t>
+      </w:r>
+    </w:p>
+    <w:p>
+      <w:r>
+        <w:t>A JavaBean is a Java class that:</w:t>
+      </w:r>
+    </w:p>
+    <w:p>
+      <w:pPr>
+        <w:numPr>
+          <w:ilvl w:val="0"/>
+          <w:numId w:val="16"/>
+        </w:numPr>
+      </w:pPr>
+      <w:r>
+        <w:t xml:space="preserve">Has private variables </w:t>
+      </w:r>
+    </w:p>
+    <w:p>
+      <w:pPr>
+        <w:numPr>
+          <w:ilvl w:val="0"/>
+          <w:numId w:val="16"/>
+        </w:numPr>
+      </w:pPr>
+      <w:r>
+        <w:t xml:space="preserve">Has public getter and setter methods </w:t>
+      </w:r>
+    </w:p>
+    <w:p>
+      <w:pPr>
+        <w:numPr>
+          <w:ilvl w:val="0"/>
+          <w:numId w:val="16"/>
+        </w:numPr>
+      </w:pPr>
+      <w:r>
+        <w:t xml:space="preserve">Has a default constructor </w:t>
+      </w:r>
+    </w:p>
+    <w:p>
+      <w:pPr>
+        <w:numPr>
+          <w:ilvl w:val="0"/>
+          <w:numId w:val="16"/>
+        </w:numPr>
+      </w:pPr>
+      <w:r>
+        <w:t xml:space="preserve">Implements Serializable (recommended) </w:t>
+      </w:r>
+    </w:p>
+    <w:p>
+      <w:r>
+        <w:t>Example</w:t>
+      </w:r>
+    </w:p>
+    <w:p>
+      <w:pPr>
+        <w:rPr>
+          <w:b/>
+          <w:bCs/>
+        </w:rPr>
+      </w:pPr>
+      <w:r>
+        <w:rPr>
+          <w:b/>
+          <w:bCs/>
+        </w:rPr>
+        <w:t>Student.java</w:t>
+      </w:r>
+    </w:p>
+    <w:p>
+      <w:r>
+        <w:t>public class Student</w:t>
+      </w:r>
+    </w:p>
+    <w:p>
+      <w:r>
+        <w:t>{</w:t>
+      </w:r>
+    </w:p>
+    <w:p>
+      <w:r>
+        <w:t xml:space="preserve">    private String name;</w:t>
+      </w:r>
+    </w:p>
+    <w:p/>
+    <w:p>
+      <w:r>
+        <w:t xml:space="preserve">    public </w:t>
+      </w:r>
+      <w:proofErr w:type="gramStart"/>
+      <w:r>
+        <w:t>Student(</w:t>
+      </w:r>
+      <w:proofErr w:type="gramEnd"/>
+      <w:r>
+        <w:t>)</w:t>
+      </w:r>
+    </w:p>
+    <w:p>
+      <w:r>
+        <w:t xml:space="preserve">    {</w:t>
+      </w:r>
+    </w:p>
+    <w:p/>
+    <w:p>
+      <w:r>
+        <w:t xml:space="preserve">    }</w:t>
+      </w:r>
+    </w:p>
+    <w:p/>
+    <w:p>
+      <w:r>
+        <w:t xml:space="preserve">    public void </w:t>
+      </w:r>
+      <w:proofErr w:type="spellStart"/>
+      <w:proofErr w:type="gramStart"/>
+      <w:r>
+        <w:t>setName</w:t>
+      </w:r>
+      <w:proofErr w:type="spellEnd"/>
+      <w:r>
+        <w:t>(</w:t>
+      </w:r>
+      <w:proofErr w:type="gramEnd"/>
+      <w:r>
+        <w:t>String name)</w:t>
+      </w:r>
+    </w:p>
+    <w:p>
+      <w:r>
+        <w:t xml:space="preserve">    {</w:t>
+      </w:r>
+    </w:p>
+    <w:p>
+      <w:r>
+        <w:t xml:space="preserve">        this.name=name;</w:t>
+      </w:r>
+    </w:p>
+    <w:p>
+      <w:r>
+        <w:t xml:space="preserve">    }</w:t>
+      </w:r>
+    </w:p>
+    <w:p/>
+    <w:p>
+      <w:r>
+        <w:t xml:space="preserve">    public String </w:t>
+      </w:r>
+      <w:proofErr w:type="spellStart"/>
+      <w:proofErr w:type="gramStart"/>
+      <w:r>
+        <w:t>getName</w:t>
+      </w:r>
+      <w:proofErr w:type="spellEnd"/>
+      <w:r>
+        <w:t>(</w:t>
+      </w:r>
+      <w:proofErr w:type="gramEnd"/>
+      <w:r>
+        <w:t>)</w:t>
+      </w:r>
+    </w:p>
+    <w:p>
+      <w:r>
+        <w:t xml:space="preserve">    {</w:t>
+      </w:r>
+    </w:p>
+    <w:p>
+      <w:r>
+        <w:t xml:space="preserve">        return name;</w:t>
+      </w:r>
+    </w:p>
+    <w:p>
+      <w:r>
+        <w:t xml:space="preserve">    }</w:t>
+      </w:r>
+    </w:p>
+    <w:p>
+      <w:r>
+        <w:t>}</w:t>
+      </w:r>
+    </w:p>
+    <w:p>
+      <w:r>
+        <w:pict w14:anchorId="4D927586">
+          <v:rect id="_x0000_i1460" style="width:0;height:1.5pt" o:hralign="center" o:hrstd="t" o:hr="t" fillcolor="#a0a0a0" stroked="f"/>
+        </w:pict>
+      </w:r>
+    </w:p>
+    <w:p>
+      <w:pPr>
+        <w:rPr>
+          <w:b/>
+          <w:bCs/>
+        </w:rPr>
+      </w:pPr>
+      <w:r>
+        <w:rPr>
+          <w:b/>
+          <w:bCs/>
+        </w:rPr>
+        <w:t>10. &lt;</w:t>
+      </w:r>
+      <w:proofErr w:type="spellStart"/>
+      <w:proofErr w:type="gramStart"/>
+      <w:r>
+        <w:rPr>
+          <w:b/>
+          <w:bCs/>
+        </w:rPr>
+        <w:t>jsp:useBean</w:t>
+      </w:r>
+      <w:proofErr w:type="spellEnd"/>
+      <w:proofErr w:type="gramEnd"/>
+      <w:r>
+        <w:rPr>
+          <w:b/>
+          <w:bCs/>
+        </w:rPr>
+        <w:t>&gt; Action Tag</w:t>
+      </w:r>
+    </w:p>
+    <w:p>
+      <w:pPr>
+        <w:rPr>
+          <w:b/>
+          <w:bCs/>
+        </w:rPr>
+      </w:pPr>
+      <w:r>
+        <w:rPr>
+          <w:b/>
+          <w:bCs/>
+        </w:rPr>
+        <w:t>Definition</w:t>
+      </w:r>
+    </w:p>
+    <w:p>
+      <w:r>
+        <w:t>Creates or locates a JavaBean object.</w:t>
+      </w:r>
+    </w:p>
+    <w:p>
+      <w:pPr>
+        <w:rPr>
+          <w:b/>
+          <w:bCs/>
+        </w:rPr>
+      </w:pPr>
+      <w:r>
+        <w:rPr>
+          <w:b/>
+          <w:bCs/>
+        </w:rPr>
+        <w:t>Syntax</w:t>
+      </w:r>
+    </w:p>
+    <w:p>
+      <w:r>
+        <w:t>&lt;</w:t>
+      </w:r>
+      <w:proofErr w:type="spellStart"/>
+      <w:proofErr w:type="gramStart"/>
+      <w:r>
+        <w:t>jsp:useBean</w:t>
+      </w:r>
+      <w:proofErr w:type="spellEnd"/>
+      <w:proofErr w:type="gramEnd"/>
+    </w:p>
+    <w:p/>
+    <w:p>
+      <w:r>
+        <w:t>id="</w:t>
+      </w:r>
+      <w:proofErr w:type="spellStart"/>
+      <w:r>
+        <w:t>obj</w:t>
+      </w:r>
+      <w:proofErr w:type="spellEnd"/>
+      <w:r>
+        <w:t>"</w:t>
+      </w:r>
+    </w:p>
+    <w:p/>
+    <w:p>
+      <w:r>
+        <w:t>class="Student"</w:t>
+      </w:r>
+    </w:p>
+    <w:p/>
+    <w:p>
+      <w:r>
+        <w:t>scope="page"/&gt;</w:t>
+      </w:r>
+    </w:p>
+    <w:p>
+      <w:r>
+        <w:pict w14:anchorId="06B38421">
+          <v:rect id="_x0000_i1461" style="width:0;height:1.5pt" o:hralign="center" o:hrstd="t" o:hr="t" fillcolor="#a0a0a0" stroked="f"/>
+        </w:pict>
+      </w:r>
+    </w:p>
+    <w:p>
+      <w:pPr>
+        <w:rPr>
+          <w:b/>
+          <w:bCs/>
+        </w:rPr>
+      </w:pPr>
+      <w:r>
+        <w:rPr>
+          <w:b/>
+          <w:bCs/>
+        </w:rPr>
+        <w:t>Example</w:t>
+      </w:r>
+    </w:p>
+    <w:p>
+      <w:r>
+        <w:t>&lt;</w:t>
+      </w:r>
+      <w:proofErr w:type="spellStart"/>
+      <w:proofErr w:type="gramStart"/>
+      <w:r>
+        <w:t>jsp:useBean</w:t>
+      </w:r>
+      <w:proofErr w:type="spellEnd"/>
+      <w:proofErr w:type="gramEnd"/>
+    </w:p>
+    <w:p/>
+    <w:p>
+      <w:r>
+        <w:t>id="s"</w:t>
+      </w:r>
+    </w:p>
+    <w:p/>
+    <w:p>
+      <w:r>
+        <w:t>class="Student"/&gt;</w:t>
+      </w:r>
+    </w:p>
+    <w:p>
+      <w:r>
+        <w:t xml:space="preserve">Creates a </w:t>
+      </w:r>
+      <w:proofErr w:type="gramStart"/>
+      <w:r>
+        <w:t>Student</w:t>
+      </w:r>
+      <w:proofErr w:type="gramEnd"/>
+      <w:r>
+        <w:t xml:space="preserve"> object.</w:t>
+      </w:r>
+    </w:p>
+    <w:p>
+      <w:r>
+        <w:t>Equivalent Java code</w:t>
+      </w:r>
+    </w:p>
+    <w:p>
+      <w:r>
+        <w:t xml:space="preserve">Student s = new </w:t>
+      </w:r>
+      <w:proofErr w:type="gramStart"/>
+      <w:r>
+        <w:t>Student(</w:t>
+      </w:r>
+      <w:proofErr w:type="gramEnd"/>
+      <w:r>
+        <w:t>);</w:t>
+      </w:r>
+    </w:p>
+    <w:p>
+      <w:r>
+        <w:pict w14:anchorId="2FE0A66E">
+          <v:rect id="_x0000_i1462" style="width:0;height:1.5pt" o:hralign="center" o:hrstd="t" o:hr="t" fillcolor="#a0a0a0" stroked="f"/>
+        </w:pict>
+      </w:r>
+    </w:p>
+    <w:p>
+      <w:pPr>
+        <w:rPr>
+          <w:b/>
+          <w:bCs/>
+        </w:rPr>
+      </w:pPr>
+      <w:r>
+        <w:rPr>
+          <w:b/>
+          <w:bCs/>
+        </w:rPr>
+        <w:t>11. Scope of Bean</w:t>
+      </w:r>
+    </w:p>
+    <w:tbl>
+      <w:tblPr>
+        <w:tblW w:w="0" w:type="auto"/>
+        <w:tblCellSpacing w:w="15" w:type="dxa"/>
+        <w:tblCellMar>
+          <w:top w:w="15" w:type="dxa"/>
+          <w:left w:w="15" w:type="dxa"/>
+          <w:bottom w:w="15" w:type="dxa"/>
+          <w:right w:w="15" w:type="dxa"/>
+        </w:tblCellMar>
+        <w:tblLook w:val="04A0" w:firstRow="1" w:lastRow="0" w:firstColumn="1" w:lastColumn="0" w:noHBand="0" w:noVBand="1"/>
+      </w:tblPr>
+      <w:tblGrid>
+        <w:gridCol w:w="1062"/>
+        <w:gridCol w:w="1893"/>
+      </w:tblGrid>
+      <w:tr>
+        <w:trPr>
+          <w:tblHeader/>
+          <w:tblCellSpacing w:w="15" w:type="dxa"/>
+        </w:trPr>
+        <w:tc>
+          <w:tcPr>
+            <w:tcW w:w="0" w:type="auto"/>
+            <w:vAlign w:val="center"/>
+            <w:hideMark/>
+          </w:tcPr>
+          <w:p>
+            <w:pPr>
+              <w:rPr>
+                <w:b/>
+                <w:bCs/>
+              </w:rPr>
+            </w:pPr>
+            <w:r>
+              <w:rPr>
+                <w:b/>
+                <w:bCs/>
+              </w:rPr>
+              <w:lastRenderedPageBreak/>
+              <w:t>Scope</w:t>
+            </w:r>
+          </w:p>
+        </w:tc>
+        <w:tc>
+          <w:tcPr>
+            <w:tcW w:w="0" w:type="auto"/>
+            <w:vAlign w:val="center"/>
+            <w:hideMark/>
+          </w:tcPr>
+          <w:p>
+            <w:pPr>
+              <w:rPr>
+                <w:b/>
+                <w:bCs/>
+              </w:rPr>
+            </w:pPr>
+            <w:r>
+              <w:rPr>
+                <w:b/>
+                <w:bCs/>
+              </w:rPr>
+              <w:t>Meaning</w:t>
+            </w:r>
+          </w:p>
+        </w:tc>
+      </w:tr>
+      <w:tr>
+        <w:trPr>
+          <w:tblCellSpacing w:w="15" w:type="dxa"/>
+        </w:trPr>
+        <w:tc>
+          <w:tcPr>
+            <w:tcW w:w="0" w:type="auto"/>
+            <w:vAlign w:val="center"/>
+            <w:hideMark/>
+          </w:tcPr>
+          <w:p>
+            <w:r>
+              <w:t>page</w:t>
+            </w:r>
+          </w:p>
+        </w:tc>
+        <w:tc>
+          <w:tcPr>
+            <w:tcW w:w="0" w:type="auto"/>
+            <w:vAlign w:val="center"/>
+            <w:hideMark/>
+          </w:tcPr>
+          <w:p>
+            <w:r>
+              <w:t>Current JSP</w:t>
+            </w:r>
+          </w:p>
+        </w:tc>
+      </w:tr>
+      <w:tr>
+        <w:trPr>
+          <w:tblCellSpacing w:w="15" w:type="dxa"/>
+        </w:trPr>
+        <w:tc>
+          <w:tcPr>
+            <w:tcW w:w="0" w:type="auto"/>
+            <w:vAlign w:val="center"/>
+            <w:hideMark/>
+          </w:tcPr>
+          <w:p>
+            <w:r>
+              <w:t>request</w:t>
+            </w:r>
+          </w:p>
+        </w:tc>
+        <w:tc>
+          <w:tcPr>
+            <w:tcW w:w="0" w:type="auto"/>
+            <w:vAlign w:val="center"/>
+            <w:hideMark/>
+          </w:tcPr>
+          <w:p>
+            <w:r>
+              <w:t>Current request</w:t>
+            </w:r>
+          </w:p>
+        </w:tc>
+      </w:tr>
+      <w:tr>
+        <w:trPr>
+          <w:tblCellSpacing w:w="15" w:type="dxa"/>
+        </w:trPr>
+        <w:tc>
+          <w:tcPr>
+            <w:tcW w:w="0" w:type="auto"/>
+            <w:vAlign w:val="center"/>
+            <w:hideMark/>
+          </w:tcPr>
+          <w:p>
+            <w:r>
+              <w:t>session</w:t>
+            </w:r>
+          </w:p>
+        </w:tc>
+        <w:tc>
+          <w:tcPr>
+            <w:tcW w:w="0" w:type="auto"/>
+            <w:vAlign w:val="center"/>
+            <w:hideMark/>
+          </w:tcPr>
+          <w:p>
+            <w:r>
+              <w:t>Current user session</w:t>
+            </w:r>
+          </w:p>
+        </w:tc>
+      </w:tr>
+      <w:tr>
+        <w:trPr>
+          <w:tblCellSpacing w:w="15" w:type="dxa"/>
+        </w:trPr>
+        <w:tc>
+          <w:tcPr>
+            <w:tcW w:w="0" w:type="auto"/>
+            <w:vAlign w:val="center"/>
+            <w:hideMark/>
+          </w:tcPr>
+          <w:p>
+            <w:r>
+              <w:t>application</w:t>
+            </w:r>
+          </w:p>
+        </w:tc>
+        <w:tc>
+          <w:tcPr>
+            <w:tcW w:w="0" w:type="auto"/>
+            <w:vAlign w:val="center"/>
+            <w:hideMark/>
+          </w:tcPr>
+          <w:p>
+            <w:r>
+              <w:t>Entire application</w:t>
+            </w:r>
+          </w:p>
+        </w:tc>
+      </w:tr>
+    </w:tbl>
+    <w:p>
+      <w:r>
+        <w:pict w14:anchorId="585D8587">
+          <v:rect id="_x0000_i1463" style="width:0;height:1.5pt" o:hralign="center" o:hrstd="t" o:hr="t" fillcolor="#a0a0a0" stroked="f"/>
+        </w:pict>
+      </w:r>
+    </w:p>
+    <w:p>
+      <w:pPr>
+        <w:rPr>
+          <w:b/>
+          <w:bCs/>
+        </w:rPr>
+      </w:pPr>
+      <w:r>
+        <w:rPr>
+          <w:b/>
+          <w:bCs/>
+        </w:rPr>
+        <w:t>12. &lt;</w:t>
+      </w:r>
+      <w:proofErr w:type="spellStart"/>
+      <w:proofErr w:type="gramStart"/>
+      <w:r>
+        <w:rPr>
+          <w:b/>
+          <w:bCs/>
+        </w:rPr>
+        <w:t>jsp:setProperty</w:t>
+      </w:r>
+      <w:proofErr w:type="spellEnd"/>
+      <w:proofErr w:type="gramEnd"/>
+      <w:r>
+        <w:rPr>
+          <w:b/>
+          <w:bCs/>
+        </w:rPr>
+        <w:t>&gt;</w:t>
+      </w:r>
+    </w:p>
+    <w:p>
+      <w:pPr>
+        <w:rPr>
+          <w:b/>
+          <w:bCs/>
+        </w:rPr>
+      </w:pPr>
+      <w:r>
+        <w:rPr>
+          <w:b/>
+          <w:bCs/>
+        </w:rPr>
+        <w:t>Definition</w:t>
+      </w:r>
+    </w:p>
+    <w:p>
+      <w:r>
+        <w:t>Sets the value of a bean property.</w:t>
+      </w:r>
+    </w:p>
+    <w:p>
+      <w:pPr>
+        <w:rPr>
+          <w:b/>
+          <w:bCs/>
+        </w:rPr>
+      </w:pPr>
+      <w:r>
+        <w:rPr>
+          <w:b/>
+          <w:bCs/>
+        </w:rPr>
+        <w:t>Syntax</w:t>
+      </w:r>
+    </w:p>
+    <w:p>
+      <w:r>
+        <w:t>&lt;</w:t>
+      </w:r>
+      <w:proofErr w:type="spellStart"/>
+      <w:proofErr w:type="gramStart"/>
+      <w:r>
+        <w:t>jsp:setProperty</w:t>
+      </w:r>
+      <w:proofErr w:type="spellEnd"/>
+      <w:proofErr w:type="gramEnd"/>
+    </w:p>
+    <w:p>
+      <w:r>
+        <w:t>name="s</w:t>
+      </w:r>
+    </w:p>
+    <w:p>
+      <w:r>
+        <w:t>property="name"</w:t>
+      </w:r>
+    </w:p>
+    <w:p>
+      <w:r>
+        <w:t>value="Rahul"/&gt;</w:t>
+      </w:r>
+    </w:p>
+    <w:p>
+      <w:r>
+        <w:pict w14:anchorId="16D87565">
+          <v:rect id="_x0000_i1464" style="width:0;height:1.5pt" o:hralign="center" o:hrstd="t" o:hr="t" fillcolor="#a0a0a0" stroked="f"/>
+        </w:pict>
+      </w:r>
+    </w:p>
+    <w:p>
+      <w:pPr>
+        <w:rPr>
+          <w:b/>
+          <w:bCs/>
+        </w:rPr>
+      </w:pPr>
+      <w:r>
+        <w:rPr>
+          <w:b/>
+          <w:bCs/>
+        </w:rPr>
+        <w:t>Example</w:t>
+      </w:r>
+    </w:p>
+    <w:p>
+      <w:r>
+        <w:t>&lt;</w:t>
+      </w:r>
+      <w:proofErr w:type="spellStart"/>
+      <w:proofErr w:type="gramStart"/>
+      <w:r>
+        <w:t>jsp:useBean</w:t>
+      </w:r>
+      <w:proofErr w:type="spellEnd"/>
+      <w:proofErr w:type="gramEnd"/>
+    </w:p>
+    <w:p>
+      <w:r>
+        <w:t>id="s</w:t>
+      </w:r>
+    </w:p>
+    <w:p>
+      <w:r>
+        <w:t>class="Student"/&gt;</w:t>
+      </w:r>
+    </w:p>
+    <w:p/>
+    <w:p>
+      <w:r>
+        <w:t>&lt;</w:t>
+      </w:r>
+      <w:proofErr w:type="spellStart"/>
+      <w:proofErr w:type="gramStart"/>
+      <w:r>
+        <w:t>jsp:setProperty</w:t>
+      </w:r>
+      <w:proofErr w:type="spellEnd"/>
+      <w:proofErr w:type="gramEnd"/>
+    </w:p>
+    <w:p>
+      <w:r>
+        <w:t>name="s"</w:t>
+      </w:r>
+    </w:p>
+    <w:p>
+      <w:r>
+        <w:t>property="name"</w:t>
+      </w:r>
+    </w:p>
+    <w:p>
+      <w:r>
+        <w:t>value="Rahul"/&gt;</w:t>
+      </w:r>
+    </w:p>
+    <w:p>
+      <w:r>
+        <w:pict w14:anchorId="091C6602">
+          <v:rect id="_x0000_i1465" style="width:0;height:1.5pt" o:hralign="center" o:hrstd="t" o:hr="t" fillcolor="#a0a0a0" stroked="f"/>
+        </w:pict>
+      </w:r>
+    </w:p>
+    <w:p>
+      <w:pPr>
+        <w:rPr>
+          <w:b/>
+          <w:bCs/>
+        </w:rPr>
+      </w:pPr>
+      <w:r>
+        <w:rPr>
+          <w:b/>
+          <w:bCs/>
+        </w:rPr>
+        <w:t>13. &lt;</w:t>
+      </w:r>
+      <w:proofErr w:type="spellStart"/>
+      <w:proofErr w:type="gramStart"/>
+      <w:r>
+        <w:rPr>
+          <w:b/>
+          <w:bCs/>
+        </w:rPr>
+        <w:t>jsp:getProperty</w:t>
+      </w:r>
+      <w:proofErr w:type="spellEnd"/>
+      <w:proofErr w:type="gramEnd"/>
+      <w:r>
+        <w:rPr>
+          <w:b/>
+          <w:bCs/>
+        </w:rPr>
+        <w:t>&gt;</w:t>
+      </w:r>
+    </w:p>
+    <w:p>
+      <w:pPr>
+        <w:rPr>
+          <w:b/>
+          <w:bCs/>
+        </w:rPr>
+      </w:pPr>
+      <w:r>
+        <w:rPr>
+          <w:b/>
+          <w:bCs/>
+        </w:rPr>
+        <w:t>Definition</w:t>
+      </w:r>
+    </w:p>
+    <w:p>
+      <w:r>
+        <w:t>Displays the value of a bean property.</w:t>
+      </w:r>
+    </w:p>
+    <w:p>
+      <w:pPr>
+        <w:rPr>
+          <w:b/>
+          <w:bCs/>
+        </w:rPr>
+      </w:pPr>
+      <w:r>
+        <w:rPr>
+          <w:b/>
+          <w:bCs/>
+        </w:rPr>
+        <w:t>Syntax</w:t>
+      </w:r>
+    </w:p>
+    <w:p>
+      <w:r>
+        <w:t>&lt;</w:t>
+      </w:r>
+      <w:proofErr w:type="spellStart"/>
+      <w:proofErr w:type="gramStart"/>
+      <w:r>
+        <w:t>jsp:getProperty</w:t>
+      </w:r>
+      <w:proofErr w:type="spellEnd"/>
+      <w:proofErr w:type="gramEnd"/>
+    </w:p>
+    <w:p/>
+    <w:p>
+      <w:r>
+        <w:t>name="s"</w:t>
+      </w:r>
+    </w:p>
+    <w:p/>
+    <w:p>
+      <w:r>
+        <w:t>property="name"/&gt;</w:t>
+      </w:r>
+    </w:p>
+    <w:p>
+      <w:r>
+        <w:pict w14:anchorId="218204B0">
+          <v:rect id="_x0000_i1466" style="width:0;height:1.5pt" o:hralign="center" o:hrstd="t" o:hr="t" fillcolor="#a0a0a0" stroked="f"/>
+        </w:pict>
+      </w:r>
+    </w:p>
+    <w:p>
+      <w:pPr>
+        <w:rPr>
+          <w:b/>
+          <w:bCs/>
+        </w:rPr>
+      </w:pPr>
+      <w:r>
+        <w:rPr>
+          <w:b/>
+          <w:bCs/>
+        </w:rPr>
+        <w:t>Complete Example</w:t>
+      </w:r>
+    </w:p>
+    <w:p>
+      <w:r>
+        <w:t>&lt;</w:t>
+      </w:r>
+      <w:proofErr w:type="spellStart"/>
+      <w:proofErr w:type="gramStart"/>
+      <w:r>
+        <w:t>jsp:useBea</w:t>
+      </w:r>
+      <w:r>
+        <w:t>n</w:t>
+      </w:r>
+      <w:proofErr w:type="spellEnd"/>
+      <w:proofErr w:type="gramEnd"/>
+      <w:r>
+        <w:t xml:space="preserve"> </w:t>
+      </w:r>
+      <w:r>
+        <w:t>id="s"</w:t>
+      </w:r>
+      <w:r>
+        <w:t xml:space="preserve"> </w:t>
+      </w:r>
+      <w:r>
+        <w:t>class="Student"/&gt;</w:t>
+      </w:r>
+    </w:p>
+    <w:p/>
+    <w:p>
+      <w:r>
+        <w:t>&lt;</w:t>
+      </w:r>
+      <w:proofErr w:type="spellStart"/>
+      <w:proofErr w:type="gramStart"/>
+      <w:r>
+        <w:t>jsp:setProperty</w:t>
+      </w:r>
+      <w:proofErr w:type="spellEnd"/>
+      <w:proofErr w:type="gramEnd"/>
+      <w:r>
+        <w:t xml:space="preserve"> </w:t>
+      </w:r>
+      <w:r>
+        <w:t>name="s"</w:t>
+      </w:r>
+      <w:r>
+        <w:t xml:space="preserve"> </w:t>
+      </w:r>
+      <w:r>
+        <w:t>property="name"</w:t>
+      </w:r>
+      <w:r>
+        <w:t xml:space="preserve"> </w:t>
+      </w:r>
+      <w:r>
+        <w:t>value="Rahul"/&gt;</w:t>
+      </w:r>
+    </w:p>
+    <w:p/>
+    <w:p>
+      <w:r>
+        <w:t xml:space="preserve">Student </w:t>
+      </w:r>
+      <w:proofErr w:type="gramStart"/>
+      <w:r>
+        <w:t>Name :</w:t>
+      </w:r>
+      <w:proofErr w:type="gramEnd"/>
+      <w:r>
+        <w:t xml:space="preserve"> </w:t>
+      </w:r>
+      <w:r>
+        <w:t>&lt;</w:t>
+      </w:r>
+      <w:proofErr w:type="spellStart"/>
+      <w:proofErr w:type="gramStart"/>
+      <w:r>
+        <w:t>jsp:getProperty</w:t>
+      </w:r>
+      <w:proofErr w:type="spellEnd"/>
+      <w:proofErr w:type="gramEnd"/>
+      <w:r>
+        <w:t xml:space="preserve"> </w:t>
+      </w:r>
+      <w:r>
+        <w:t>name="s"</w:t>
+      </w:r>
+      <w:r>
+        <w:t xml:space="preserve"> </w:t>
+      </w:r>
+      <w:r>
+        <w:t>property="name"/&gt;</w:t>
+      </w:r>
+    </w:p>
+    <w:p>
+      <w:pPr>
+        <w:rPr>
+          <w:b/>
+          <w:bCs/>
+        </w:rPr>
+      </w:pPr>
+      <w:r>
+        <w:rPr>
+          <w:b/>
+          <w:bCs/>
+        </w:rPr>
+        <w:t>Output</w:t>
+      </w:r>
+    </w:p>
+    <w:p>
+      <w:r>
+        <w:t xml:space="preserve">Student </w:t>
+      </w:r>
+      <w:proofErr w:type="gramStart"/>
+      <w:r>
+        <w:t>Name :</w:t>
+      </w:r>
+      <w:proofErr w:type="gramEnd"/>
+    </w:p>
+    <w:p>
+      <w:r>
+        <w:t>Rahul</w:t>
+      </w:r>
+    </w:p>
+    <w:p>
+      <w:r>
+        <w:pict w14:anchorId="13FAA2FD">
+          <v:rect id="_x0000_i1467" style="width:0;height:1.5pt" o:hralign="center" o:hrstd="t" o:hr="t" fillcolor="#a0a0a0" stroked="f"/>
+        </w:pict>
+      </w:r>
+    </w:p>
+    <w:p>
+      <w:pPr>
+        <w:rPr>
+          <w:b/>
+          <w:bCs/>
+        </w:rPr>
+      </w:pPr>
+      <w:r>
+        <w:rPr>
+          <w:b/>
+          <w:bCs/>
+        </w:rPr>
+        <w:t>14. Complete Flow</w:t>
+      </w:r>
+    </w:p>
+    <w:p>
+      <w:r>
+        <w:t>Browser</w:t>
+      </w:r>
+    </w:p>
+    <w:p/>
+    <w:p>
+      <w:r>
+        <w:t>↓</w:t>
+      </w:r>
+    </w:p>
+    <w:p/>
+    <w:p>
+      <w:proofErr w:type="spellStart"/>
+      <w:r>
+        <w:t>index.jsp</w:t>
+      </w:r>
+      <w:proofErr w:type="spellEnd"/>
+    </w:p>
+    <w:p/>
+    <w:p>
+      <w:r>
+        <w:t>↓</w:t>
+      </w:r>
+    </w:p>
+    <w:p/>
+    <w:p>
+      <w:proofErr w:type="spellStart"/>
+      <w:proofErr w:type="gramStart"/>
+      <w:r>
+        <w:t>jsp:include</w:t>
+      </w:r>
+      <w:proofErr w:type="spellEnd"/>
+      <w:proofErr w:type="gramEnd"/>
+    </w:p>
+    <w:p/>
+    <w:p>
+      <w:r>
+        <w:t>↓</w:t>
+      </w:r>
+    </w:p>
+    <w:p/>
+    <w:p>
+      <w:proofErr w:type="spellStart"/>
+      <w:r>
+        <w:t>header.jsp</w:t>
+      </w:r>
+      <w:proofErr w:type="spellEnd"/>
+    </w:p>
+    <w:p/>
+    <w:p>
+      <w:r>
+        <w:t>↓</w:t>
+      </w:r>
+    </w:p>
+    <w:p/>
+    <w:p>
+      <w:proofErr w:type="spellStart"/>
+      <w:r>
+        <w:t>jsp:forward</w:t>
+      </w:r>
+      <w:proofErr w:type="spellEnd"/>
+    </w:p>
+    <w:p/>
+    <w:p>
+      <w:r>
+        <w:t>↓</w:t>
+      </w:r>
+    </w:p>
+    <w:p/>
+    <w:p>
+      <w:proofErr w:type="spellStart"/>
+      <w:r>
+        <w:t>home.jsp</w:t>
+      </w:r>
+      <w:proofErr w:type="spellEnd"/>
+    </w:p>
+    <w:p/>
+    <w:p>
+      <w:r>
+        <w:t>↓</w:t>
+      </w:r>
+    </w:p>
+    <w:p/>
+    <w:p>
+      <w:r>
+        <w:t>Browser</w:t>
+      </w:r>
+    </w:p>
+    <w:p>
+      <w:r>
+        <w:pict w14:anchorId="114B8F97">
+          <v:rect id="_x0000_i1468" style="width:0;height:1.5pt" o:hralign="center" o:hrstd="t" o:hr="t" fillcolor="#a0a0a0" stroked="f"/>
+        </w:pict>
+      </w:r>
+    </w:p>
+    <w:p>
+      <w:pPr>
+        <w:rPr>
+          <w:b/>
+          <w:bCs/>
+        </w:rPr>
+      </w:pPr>
+      <w:r>
+        <w:rPr>
+          <w:b/>
+          <w:bCs/>
+        </w:rPr>
+        <w:t>15. Real-Time Login Example</w:t>
+      </w:r>
+    </w:p>
+    <w:p>
+      <w:pPr>
+        <w:rPr>
+          <w:b/>
+          <w:bCs/>
+        </w:rPr>
+      </w:pPr>
+      <w:proofErr w:type="spellStart"/>
+      <w:r>
+        <w:rPr>
+          <w:b/>
+          <w:bCs/>
+        </w:rPr>
+        <w:t>login.jsp</w:t>
+      </w:r>
+      <w:proofErr w:type="spellEnd"/>
+    </w:p>
+    <w:p>
+      <w:r>
+        <w:t>&lt;%</w:t>
+      </w:r>
+    </w:p>
+    <w:p/>
+    <w:p>
+      <w:r>
+        <w:t>String user=</w:t>
+      </w:r>
+      <w:proofErr w:type="spellStart"/>
+      <w:proofErr w:type="gramStart"/>
+      <w:r>
+        <w:t>request.getParameter</w:t>
+      </w:r>
+      <w:proofErr w:type="spellEnd"/>
+      <w:proofErr w:type="gramEnd"/>
+      <w:r>
+        <w:t>("username");</w:t>
+      </w:r>
+    </w:p>
+    <w:p/>
+    <w:p>
+      <w:r>
+        <w:t>if(</w:t>
+      </w:r>
+      <w:proofErr w:type="spellStart"/>
+      <w:proofErr w:type="gramStart"/>
+      <w:r>
+        <w:t>user.equals</w:t>
+      </w:r>
+      <w:proofErr w:type="spellEnd"/>
+      <w:proofErr w:type="gramEnd"/>
+      <w:r>
+        <w:t>("admin"))</w:t>
+      </w:r>
+    </w:p>
+    <w:p>
+      <w:r>
+        <w:t>{</w:t>
+      </w:r>
+    </w:p>
+    <w:p>
+      <w:r>
+        <w:t>%&gt;</w:t>
+      </w:r>
+    </w:p>
+    <w:p>
+      <w:r>
+        <w:t>&lt;</w:t>
+      </w:r>
+      <w:proofErr w:type="spellStart"/>
+      <w:r>
+        <w:t>jsp:forward</w:t>
+      </w:r>
+      <w:proofErr w:type="spellEnd"/>
+      <w:r>
+        <w:t xml:space="preserve"> page="</w:t>
+      </w:r>
+      <w:proofErr w:type="spellStart"/>
+      <w:r>
+        <w:t>home.jsp</w:t>
+      </w:r>
+      <w:proofErr w:type="spellEnd"/>
+      <w:r>
+        <w:t>"/&gt;</w:t>
+      </w:r>
+    </w:p>
+    <w:p>
+      <w:r>
+        <w:t>&lt;%</w:t>
+      </w:r>
+    </w:p>
+    <w:p>
+      <w:r>
+        <w:t>}</w:t>
+      </w:r>
+    </w:p>
+    <w:p>
+      <w:r>
+        <w:t>else</w:t>
+      </w:r>
+    </w:p>
+    <w:p>
+      <w:r>
+        <w:t>{</w:t>
+      </w:r>
+    </w:p>
+    <w:p>
+      <w:r>
+        <w:t>%&gt;</w:t>
+      </w:r>
+    </w:p>
+    <w:p>
+      <w:r>
+        <w:t>a</w:t>
+      </w:r>
+      <w:r>
+        <w:t>&lt;</w:t>
+      </w:r>
+      <w:proofErr w:type="spellStart"/>
+      <w:r>
+        <w:t>jsp:forward</w:t>
+      </w:r>
+      <w:proofErr w:type="spellEnd"/>
+      <w:r>
+        <w:t xml:space="preserve"> page="</w:t>
+      </w:r>
+      <w:proofErr w:type="spellStart"/>
+      <w:r>
+        <w:t>error.jsp</w:t>
+      </w:r>
+      <w:proofErr w:type="spellEnd"/>
+      <w:r>
+        <w:t>"/&gt;</w:t>
+      </w:r>
+    </w:p>
+    <w:p/>
+    <w:p>
+      <w:r>
+        <w:t>&lt;%</w:t>
+      </w:r>
+    </w:p>
+    <w:p/>
+    <w:p>
+      <w:r>
+        <w:t>}</w:t>
+      </w:r>
+    </w:p>
+    <w:p/>
+    <w:p>
+      <w:r>
+        <w:t>%&gt;</w:t>
+      </w:r>
+    </w:p>
+    <w:p>
+      <w:r>
+        <w:pict w14:anchorId="1AD058DE">
+          <v:rect id="_x0000_i1469" style="width:0;height:1.5pt" o:hralign="center" o:hrstd="t" o:hr="t" fillcolor="#a0a0a0" stroked="f"/>
+        </w:pict>
+      </w:r>
+    </w:p>
+    <w:p>
+      <w:pPr>
+        <w:rPr>
+          <w:b/>
+          <w:bCs/>
+        </w:rPr>
+      </w:pPr>
+      <w:r>
+        <w:rPr>
+          <w:b/>
+          <w:bCs/>
+        </w:rPr>
+        <w:t>16. Summary Table</w:t>
+      </w:r>
+    </w:p>
+    <w:tbl>
+      <w:tblPr>
+        <w:tblW w:w="0" w:type="auto"/>
+        <w:tblCellSpacing w:w="15" w:type="dxa"/>
+        <w:tblCellMar>
+          <w:top w:w="15" w:type="dxa"/>
+          <w:left w:w="15" w:type="dxa"/>
+          <w:bottom w:w="15" w:type="dxa"/>
+          <w:right w:w="15" w:type="dxa"/>
+        </w:tblCellMar>
+        <w:tblLook w:val="04A0" w:firstRow="1" w:lastRow="0" w:firstColumn="1" w:lastColumn="0" w:noHBand="0" w:noVBand="1"/>
+      </w:tblPr>
+      <w:tblGrid>
+        <w:gridCol w:w="1669"/>
+        <w:gridCol w:w="2040"/>
+      </w:tblGrid>
+      <w:tr>
+        <w:trPr>
+          <w:tblHeader/>
+          <w:tblCellSpacing w:w="15" w:type="dxa"/>
+        </w:trPr>
+        <w:tc>
+          <w:tcPr>
+            <w:tcW w:w="0" w:type="auto"/>
+            <w:vAlign w:val="center"/>
+            <w:hideMark/>
+          </w:tcPr>
+          <w:p>
+            <w:pPr>
+              <w:rPr>
+                <w:b/>
+                <w:bCs/>
+              </w:rPr>
+            </w:pPr>
+            <w:r>
+              <w:rPr>
+                <w:b/>
+                <w:bCs/>
+              </w:rPr>
+              <w:t>Action Tag</w:t>
+            </w:r>
+          </w:p>
+        </w:tc>
+        <w:tc>
+          <w:tcPr>
+            <w:tcW w:w="0" w:type="auto"/>
+            <w:vAlign w:val="center"/>
+            <w:hideMark/>
+          </w:tcPr>
+          <w:p>
+            <w:pPr>
+              <w:rPr>
+                <w:b/>
+                <w:bCs/>
+              </w:rPr>
+            </w:pPr>
+            <w:r>
+              <w:rPr>
+                <w:b/>
+                <w:bCs/>
+              </w:rPr>
+              <w:t>Purpose</w:t>
+            </w:r>
+          </w:p>
+        </w:tc>
+      </w:tr>
+      <w:tr>
+        <w:trPr>
+          <w:tblCellSpacing w:w="15" w:type="dxa"/>
+        </w:trPr>
+        <w:tc>
+          <w:tcPr>
+            <w:tcW w:w="0" w:type="auto"/>
+            <w:vAlign w:val="center"/>
+            <w:hideMark/>
+          </w:tcPr>
+          <w:p>
+            <w:r>
+              <w:t>&lt;</w:t>
+            </w:r>
+            <w:proofErr w:type="spellStart"/>
+            <w:proofErr w:type="gramStart"/>
+            <w:r>
+              <w:t>jsp:include</w:t>
+            </w:r>
+            <w:proofErr w:type="spellEnd"/>
+            <w:proofErr w:type="gramEnd"/>
+            <w:r>
+              <w:t>&gt;</w:t>
+            </w:r>
+          </w:p>
+        </w:tc>
+        <w:tc>
+          <w:tcPr>
+            <w:tcW w:w="0" w:type="auto"/>
+            <w:vAlign w:val="center"/>
+            <w:hideMark/>
+          </w:tcPr>
+          <w:p>
+            <w:r>
+              <w:t>Include another page</w:t>
+            </w:r>
+          </w:p>
+        </w:tc>
+      </w:tr>
+      <w:tr>
+        <w:trPr>
+          <w:tblCellSpacing w:w="15" w:type="dxa"/>
+        </w:trPr>
+        <w:tc>
+          <w:tcPr>
+            <w:tcW w:w="0" w:type="auto"/>
+            <w:vAlign w:val="center"/>
+            <w:hideMark/>
+          </w:tcPr>
+          <w:p>
+            <w:r>
+              <w:t>&lt;</w:t>
+            </w:r>
+            <w:proofErr w:type="spellStart"/>
+            <w:r>
+              <w:t>jsp:forward</w:t>
+            </w:r>
+            <w:proofErr w:type="spellEnd"/>
+            <w:r>
+              <w:t>&gt;</w:t>
+            </w:r>
+          </w:p>
+        </w:tc>
+        <w:tc>
+          <w:tcPr>
+            <w:tcW w:w="0" w:type="auto"/>
+            <w:vAlign w:val="center"/>
+            <w:hideMark/>
+          </w:tcPr>
+          <w:p>
+            <w:r>
+              <w:t>Forward request</w:t>
+            </w:r>
+          </w:p>
+        </w:tc>
+      </w:tr>
+      <w:tr>
+        <w:trPr>
+          <w:tblCellSpacing w:w="15" w:type="dxa"/>
+        </w:trPr>
+        <w:tc>
+          <w:tcPr>
+            <w:tcW w:w="0" w:type="auto"/>
+            <w:vAlign w:val="center"/>
+            <w:hideMark/>
+          </w:tcPr>
+          <w:p>
+            <w:r>
+              <w:t>&lt;</w:t>
+            </w:r>
+            <w:proofErr w:type="spellStart"/>
+            <w:proofErr w:type="gramStart"/>
+            <w:r>
+              <w:t>jsp:param</w:t>
+            </w:r>
+            <w:proofErr w:type="spellEnd"/>
+            <w:proofErr w:type="gramEnd"/>
+            <w:r>
+              <w:t>&gt;</w:t>
+            </w:r>
+          </w:p>
+        </w:tc>
+        <w:tc>
+          <w:tcPr>
+            <w:tcW w:w="0" w:type="auto"/>
+            <w:vAlign w:val="center"/>
+            <w:hideMark/>
+          </w:tcPr>
+          <w:p>
+            <w:r>
+              <w:t>Pass parameters</w:t>
+            </w:r>
+          </w:p>
+        </w:tc>
+      </w:tr>
+      <w:tr>
+        <w:trPr>
+          <w:tblCellSpacing w:w="15" w:type="dxa"/>
+        </w:trPr>
+        <w:tc>
+          <w:tcPr>
+            <w:tcW w:w="0" w:type="auto"/>
+            <w:vAlign w:val="center"/>
+            <w:hideMark/>
+          </w:tcPr>
+          <w:p>
+            <w:r>
+              <w:t>&lt;</w:t>
+            </w:r>
+            <w:proofErr w:type="spellStart"/>
+            <w:proofErr w:type="gramStart"/>
+            <w:r>
+              <w:t>jsp:useBean</w:t>
+            </w:r>
+            <w:proofErr w:type="spellEnd"/>
+            <w:proofErr w:type="gramEnd"/>
+            <w:r>
+              <w:t>&gt;</w:t>
+            </w:r>
+          </w:p>
+        </w:tc>
+        <w:tc>
+          <w:tcPr>
+            <w:tcW w:w="0" w:type="auto"/>
+            <w:vAlign w:val="center"/>
+            <w:hideMark/>
+          </w:tcPr>
+          <w:p>
+            <w:r>
+              <w:t>Create JavaBean</w:t>
+            </w:r>
+          </w:p>
+        </w:tc>
+      </w:tr>
+      <w:tr>
+        <w:trPr>
+          <w:tblCellSpacing w:w="15" w:type="dxa"/>
+        </w:trPr>
+        <w:tc>
+          <w:tcPr>
+            <w:tcW w:w="0" w:type="auto"/>
+            <w:vAlign w:val="center"/>
+            <w:hideMark/>
+          </w:tcPr>
+          <w:p>
+            <w:r>
+              <w:t>&lt;</w:t>
+            </w:r>
+            <w:proofErr w:type="spellStart"/>
+            <w:proofErr w:type="gramStart"/>
+            <w:r>
+              <w:t>jsp:setProperty</w:t>
+            </w:r>
+            <w:proofErr w:type="spellEnd"/>
+            <w:proofErr w:type="gramEnd"/>
+            <w:r>
+              <w:t>&gt;</w:t>
+            </w:r>
+          </w:p>
+        </w:tc>
+        <w:tc>
+          <w:tcPr>
+            <w:tcW w:w="0" w:type="auto"/>
+            <w:vAlign w:val="center"/>
+            <w:hideMark/>
+          </w:tcPr>
+          <w:p>
+            <w:r>
+              <w:t>Set bean property</w:t>
+            </w:r>
+          </w:p>
+        </w:tc>
+      </w:tr>
+      <w:tr>
+        <w:trPr>
+          <w:tblCellSpacing w:w="15" w:type="dxa"/>
+        </w:trPr>
+        <w:tc>
+          <w:tcPr>
+            <w:tcW w:w="0" w:type="auto"/>
+            <w:vAlign w:val="center"/>
+            <w:hideMark/>
+          </w:tcPr>
+          <w:p>
+            <w:r>
+              <w:t>&lt;</w:t>
+            </w:r>
+            <w:proofErr w:type="spellStart"/>
+            <w:proofErr w:type="gramStart"/>
+            <w:r>
+              <w:t>jsp:getProperty</w:t>
+            </w:r>
+            <w:proofErr w:type="spellEnd"/>
+            <w:proofErr w:type="gramEnd"/>
+            <w:r>
+              <w:t>&gt;</w:t>
+            </w:r>
+          </w:p>
+        </w:tc>
+        <w:tc>
+          <w:tcPr>
+            <w:tcW w:w="0" w:type="auto"/>
+            <w:vAlign w:val="center"/>
+            <w:hideMark/>
+          </w:tcPr>
+          <w:p>
+            <w:r>
+              <w:t>Display bean property</w:t>
+            </w:r>
+          </w:p>
+        </w:tc>
+      </w:tr>
+    </w:tbl>
+    <w:p>
+      <w:r>
+        <w:pict w14:anchorId="45EDFB4A">
+          <v:rect id="_x0000_i1470" style="width:0;height:1.5pt" o:hralign="center" o:hrstd="t" o:hr="t" fillcolor="#a0a0a0" stroked="f"/>
+        </w:pict>
+      </w:r>
+    </w:p>
+    <w:p>
+      <w:pPr>
+        <w:rPr>
+          <w:b/>
+          <w:bCs/>
+        </w:rPr>
+      </w:pPr>
+      <w:r>
+        <w:rPr>
+          <w:b/>
+          <w:bCs/>
+        </w:rPr>
+        <w:t>17. Difference: Include Directive vs Action Include</w:t>
+      </w:r>
+    </w:p>
+    <w:tbl>
+      <w:tblPr>
+        <w:tblW w:w="0" w:type="auto"/>
+        <w:tblCellSpacing w:w="15" w:type="dxa"/>
+        <w:tblCellMar>
+          <w:top w:w="15" w:type="dxa"/>
+          <w:left w:w="15" w:type="dxa"/>
+          <w:bottom w:w="15" w:type="dxa"/>
+          <w:right w:w="15" w:type="dxa"/>
+        </w:tblCellMar>
+        <w:tblLook w:val="04A0" w:firstRow="1" w:lastRow="0" w:firstColumn="1" w:lastColumn="0" w:noHBand="0" w:noVBand="1"/>
+      </w:tblPr>
+      <w:tblGrid>
+        <w:gridCol w:w="2477"/>
+        <w:gridCol w:w="3127"/>
+      </w:tblGrid>
+      <w:tr>
+        <w:trPr>
+          <w:tblHeader/>
+          <w:tblCellSpacing w:w="15" w:type="dxa"/>
+        </w:trPr>
+        <w:tc>
+          <w:tcPr>
+            <w:tcW w:w="0" w:type="auto"/>
+            <w:vAlign w:val="center"/>
+            <w:hideMark/>
+          </w:tcPr>
+          <w:p>
+            <w:pPr>
+              <w:rPr>
+                <w:b/>
+                <w:bCs/>
+              </w:rPr>
+            </w:pPr>
+            <w:r>
+              <w:rPr>
+                <w:b/>
+                <w:bCs/>
+              </w:rPr>
+              <w:t>Include Directive</w:t>
+            </w:r>
+          </w:p>
+        </w:tc>
+        <w:tc>
+          <w:tcPr>
+            <w:tcW w:w="0" w:type="auto"/>
+            <w:vAlign w:val="center"/>
+            <w:hideMark/>
+          </w:tcPr>
+          <w:p>
+            <w:pPr>
+              <w:rPr>
+                <w:b/>
+                <w:bCs/>
+              </w:rPr>
+            </w:pPr>
+            <w:r>
+              <w:rPr>
+                <w:b/>
+                <w:bCs/>
+              </w:rPr>
+              <w:t>Action Include</w:t>
+            </w:r>
+          </w:p>
+        </w:tc>
+      </w:tr>
+      <w:tr>
+        <w:trPr>
+          <w:tblCellSpacing w:w="15" w:type="dxa"/>
+        </w:trPr>
+        <w:tc>
+          <w:tcPr>
+            <w:tcW w:w="0" w:type="auto"/>
+            <w:vAlign w:val="center"/>
+            <w:hideMark/>
+          </w:tcPr>
+          <w:p>
+            <w:r>
+              <w:t>&lt;%@ include %&gt;</w:t>
+            </w:r>
+          </w:p>
+        </w:tc>
+        <w:tc>
+          <w:tcPr>
+            <w:tcW w:w="0" w:type="auto"/>
+            <w:vAlign w:val="center"/>
+            <w:hideMark/>
+          </w:tcPr>
+          <w:p>
+            <w:r>
+              <w:t>&lt;</w:t>
+            </w:r>
+            <w:proofErr w:type="spellStart"/>
+            <w:proofErr w:type="gramStart"/>
+            <w:r>
+              <w:t>jsp:include</w:t>
+            </w:r>
+            <w:proofErr w:type="spellEnd"/>
+            <w:proofErr w:type="gramEnd"/>
+            <w:r>
+              <w:t>&gt;</w:t>
+            </w:r>
+          </w:p>
+        </w:tc>
+      </w:tr>
+      <w:tr>
+        <w:trPr>
+          <w:tblCellSpacing w:w="15" w:type="dxa"/>
+        </w:trPr>
+        <w:tc>
+          <w:tcPr>
+            <w:tcW w:w="0" w:type="auto"/>
+            <w:vAlign w:val="center"/>
+            <w:hideMark/>
+          </w:tcPr>
+          <w:p>
+            <w:r>
+              <w:t>Static Include</w:t>
+            </w:r>
+          </w:p>
+        </w:tc>
+        <w:tc>
+          <w:tcPr>
+            <w:tcW w:w="0" w:type="auto"/>
+            <w:vAlign w:val="center"/>
+            <w:hideMark/>
+          </w:tcPr>
+          <w:p>
+            <w:r>
+              <w:t>Dynamic Include</w:t>
+            </w:r>
+          </w:p>
+        </w:tc>
+      </w:tr>
+      <w:tr>
+        <w:trPr>
+          <w:tblCellSpacing w:w="15" w:type="dxa"/>
+        </w:trPr>
+        <w:tc>
+          <w:tcPr>
+            <w:tcW w:w="0" w:type="auto"/>
+            <w:vAlign w:val="center"/>
+            <w:hideMark/>
+          </w:tcPr>
+          <w:p>
+            <w:r>
+              <w:t>Translation Time</w:t>
+            </w:r>
+          </w:p>
+        </w:tc>
+        <w:tc>
+          <w:tcPr>
+            <w:tcW w:w="0" w:type="auto"/>
+            <w:vAlign w:val="center"/>
+            <w:hideMark/>
+          </w:tcPr>
+          <w:p>
+            <w:r>
+              <w:t>Runtime</w:t>
+            </w:r>
+          </w:p>
+        </w:tc>
+      </w:tr>
+      <w:tr>
+        <w:trPr>
+          <w:tblCellSpacing w:w="15" w:type="dxa"/>
+        </w:trPr>
+        <w:tc>
+          <w:tcPr>
+            <w:tcW w:w="0" w:type="auto"/>
+            <w:vAlign w:val="center"/>
+            <w:hideMark/>
+          </w:tcPr>
+          <w:p>
+            <w:r>
+              <w:t>Faster</w:t>
+            </w:r>
+          </w:p>
+        </w:tc>
+        <w:tc>
+          <w:tcPr>
+            <w:tcW w:w="0" w:type="auto"/>
+            <w:vAlign w:val="center"/>
+            <w:hideMark/>
+          </w:tcPr>
+          <w:p>
+            <w:r>
+              <w:t>Flexible</w:t>
+            </w:r>
+          </w:p>
+        </w:tc>
+      </w:tr>
+      <w:tr>
+        <w:trPr>
+          <w:tblCellSpacing w:w="15" w:type="dxa"/>
+        </w:trPr>
+        <w:tc>
+          <w:tcPr>
+            <w:tcW w:w="0" w:type="auto"/>
+            <w:vAlign w:val="center"/>
+            <w:hideMark/>
+          </w:tcPr>
+          <w:p>
+            <w:r>
+              <w:t>Doesn't execute separately</w:t>
+            </w:r>
+          </w:p>
+        </w:tc>
+        <w:tc>
+          <w:tcPr>
+            <w:tcW w:w="0" w:type="auto"/>
+            <w:vAlign w:val="center"/>
+            <w:hideMark/>
+          </w:tcPr>
+          <w:p>
+            <w:r>
+              <w:t>Executes included page separately</w:t>
+            </w:r>
+          </w:p>
+        </w:tc>
+      </w:tr>
+    </w:tbl>
     <w:p/>
     <w:sectPr>
       <w:pgSz w:w="11906" w:h="16838"/>
@@ -9424,9 +15849,9 @@
     </w:lvl>
   </w:abstractNum>
   <w:abstractNum w:abstractNumId="5" w15:restartNumberingAfterBreak="0">
-    <w:nsid w:val="28F90C91"/>
+    <w:nsid w:val="1BB34DFE"/>
     <w:multiLevelType w:val="multilevel"/>
-    <w:tmpl w:val="A3A229A4"/>
+    <w:tmpl w:val="95EAE028"/>
     <w:lvl w:ilvl="0">
       <w:start w:val="1"/>
       <w:numFmt w:val="bullet"/>
@@ -9573,9 +15998,9 @@
     </w:lvl>
   </w:abstractNum>
   <w:abstractNum w:abstractNumId="6" w15:restartNumberingAfterBreak="0">
-    <w:nsid w:val="2CF866E8"/>
+    <w:nsid w:val="264D2352"/>
     <w:multiLevelType w:val="multilevel"/>
-    <w:tmpl w:val="58B6B3F0"/>
+    <w:tmpl w:val="60BA1AC0"/>
     <w:lvl w:ilvl="0">
       <w:start w:val="1"/>
       <w:numFmt w:val="bullet"/>
@@ -9722,9 +16147,9 @@
     </w:lvl>
   </w:abstractNum>
   <w:abstractNum w:abstractNumId="7" w15:restartNumberingAfterBreak="0">
-    <w:nsid w:val="3B6422CA"/>
+    <w:nsid w:val="28F90C91"/>
     <w:multiLevelType w:val="multilevel"/>
-    <w:tmpl w:val="AE1034AA"/>
+    <w:tmpl w:val="A3A229A4"/>
     <w:lvl w:ilvl="0">
       <w:start w:val="1"/>
       <w:numFmt w:val="bullet"/>
@@ -9871,9 +16296,9 @@
     </w:lvl>
   </w:abstractNum>
   <w:abstractNum w:abstractNumId="8" w15:restartNumberingAfterBreak="0">
-    <w:nsid w:val="406D4CB2"/>
+    <w:nsid w:val="299E5415"/>
     <w:multiLevelType w:val="multilevel"/>
-    <w:tmpl w:val="0FACA688"/>
+    <w:tmpl w:val="F98645B8"/>
     <w:lvl w:ilvl="0">
       <w:start w:val="1"/>
       <w:numFmt w:val="bullet"/>
@@ -10020,9 +16445,9 @@
     </w:lvl>
   </w:abstractNum>
   <w:abstractNum w:abstractNumId="9" w15:restartNumberingAfterBreak="0">
-    <w:nsid w:val="463106EF"/>
+    <w:nsid w:val="29C92F84"/>
     <w:multiLevelType w:val="multilevel"/>
-    <w:tmpl w:val="819A4E08"/>
+    <w:tmpl w:val="4946516C"/>
     <w:lvl w:ilvl="0">
       <w:start w:val="1"/>
       <w:numFmt w:val="bullet"/>
@@ -10169,9 +16594,9 @@
     </w:lvl>
   </w:abstractNum>
   <w:abstractNum w:abstractNumId="10" w15:restartNumberingAfterBreak="0">
-    <w:nsid w:val="5A860924"/>
+    <w:nsid w:val="2CF866E8"/>
     <w:multiLevelType w:val="multilevel"/>
-    <w:tmpl w:val="B29E0B2C"/>
+    <w:tmpl w:val="58B6B3F0"/>
     <w:lvl w:ilvl="0">
       <w:start w:val="1"/>
       <w:numFmt w:val="bullet"/>
@@ -10318,9 +16743,9 @@
     </w:lvl>
   </w:abstractNum>
   <w:abstractNum w:abstractNumId="11" w15:restartNumberingAfterBreak="0">
-    <w:nsid w:val="78B212F9"/>
+    <w:nsid w:val="3B6422CA"/>
     <w:multiLevelType w:val="multilevel"/>
-    <w:tmpl w:val="10E0A11C"/>
+    <w:tmpl w:val="AE1034AA"/>
     <w:lvl w:ilvl="0">
       <w:start w:val="1"/>
       <w:numFmt w:val="bullet"/>
@@ -10466,17 +16891,613 @@
       </w:rPr>
     </w:lvl>
   </w:abstractNum>
+  <w:abstractNum w:abstractNumId="12" w15:restartNumberingAfterBreak="0">
+    <w:nsid w:val="406D4CB2"/>
+    <w:multiLevelType w:val="multilevel"/>
+    <w:tmpl w:val="0FACA688"/>
+    <w:lvl w:ilvl="0">
+      <w:start w:val="1"/>
+      <w:numFmt w:val="bullet"/>
+      <w:lvlText w:val=""/>
+      <w:lvlJc w:val="left"/>
+      <w:pPr>
+        <w:tabs>
+          <w:tab w:val="num" w:pos="720"/>
+        </w:tabs>
+        <w:ind w:left="720" w:hanging="360"/>
+      </w:pPr>
+      <w:rPr>
+        <w:rFonts w:ascii="Symbol" w:hAnsi="Symbol" w:hint="default"/>
+        <w:sz w:val="20"/>
+      </w:rPr>
+    </w:lvl>
+    <w:lvl w:ilvl="1" w:tentative="1">
+      <w:start w:val="1"/>
+      <w:numFmt w:val="bullet"/>
+      <w:lvlText w:val="o"/>
+      <w:lvlJc w:val="left"/>
+      <w:pPr>
+        <w:tabs>
+          <w:tab w:val="num" w:pos="1440"/>
+        </w:tabs>
+        <w:ind w:left="1440" w:hanging="360"/>
+      </w:pPr>
+      <w:rPr>
+        <w:rFonts w:ascii="Courier New" w:hAnsi="Courier New" w:hint="default"/>
+        <w:sz w:val="20"/>
+      </w:rPr>
+    </w:lvl>
+    <w:lvl w:ilvl="2" w:tentative="1">
+      <w:start w:val="1"/>
+      <w:numFmt w:val="bullet"/>
+      <w:lvlText w:val=""/>
+      <w:lvlJc w:val="left"/>
+      <w:pPr>
+        <w:tabs>
+          <w:tab w:val="num" w:pos="2160"/>
+        </w:tabs>
+        <w:ind w:left="2160" w:hanging="360"/>
+      </w:pPr>
+      <w:rPr>
+        <w:rFonts w:ascii="Wingdings" w:hAnsi="Wingdings" w:hint="default"/>
+        <w:sz w:val="20"/>
+      </w:rPr>
+    </w:lvl>
+    <w:lvl w:ilvl="3" w:tentative="1">
+      <w:start w:val="1"/>
+      <w:numFmt w:val="bullet"/>
+      <w:lvlText w:val=""/>
+      <w:lvlJc w:val="left"/>
+      <w:pPr>
+        <w:tabs>
+          <w:tab w:val="num" w:pos="2880"/>
+        </w:tabs>
+        <w:ind w:left="2880" w:hanging="360"/>
+      </w:pPr>
+      <w:rPr>
+        <w:rFonts w:ascii="Wingdings" w:hAnsi="Wingdings" w:hint="default"/>
+        <w:sz w:val="20"/>
+      </w:rPr>
+    </w:lvl>
+    <w:lvl w:ilvl="4" w:tentative="1">
+      <w:start w:val="1"/>
+      <w:numFmt w:val="bullet"/>
+      <w:lvlText w:val=""/>
+      <w:lvlJc w:val="left"/>
+      <w:pPr>
+        <w:tabs>
+          <w:tab w:val="num" w:pos="3600"/>
+        </w:tabs>
+        <w:ind w:left="3600" w:hanging="360"/>
+      </w:pPr>
+      <w:rPr>
+        <w:rFonts w:ascii="Wingdings" w:hAnsi="Wingdings" w:hint="default"/>
+        <w:sz w:val="20"/>
+      </w:rPr>
+    </w:lvl>
+    <w:lvl w:ilvl="5" w:tentative="1">
+      <w:start w:val="1"/>
+      <w:numFmt w:val="bullet"/>
+      <w:lvlText w:val=""/>
+      <w:lvlJc w:val="left"/>
+      <w:pPr>
+        <w:tabs>
+          <w:tab w:val="num" w:pos="4320"/>
+        </w:tabs>
+        <w:ind w:left="4320" w:hanging="360"/>
+      </w:pPr>
+      <w:rPr>
+        <w:rFonts w:ascii="Wingdings" w:hAnsi="Wingdings" w:hint="default"/>
+        <w:sz w:val="20"/>
+      </w:rPr>
+    </w:lvl>
+    <w:lvl w:ilvl="6" w:tentative="1">
+      <w:start w:val="1"/>
+      <w:numFmt w:val="bullet"/>
+      <w:lvlText w:val=""/>
+      <w:lvlJc w:val="left"/>
+      <w:pPr>
+        <w:tabs>
+          <w:tab w:val="num" w:pos="5040"/>
+        </w:tabs>
+        <w:ind w:left="5040" w:hanging="360"/>
+      </w:pPr>
+      <w:rPr>
+        <w:rFonts w:ascii="Wingdings" w:hAnsi="Wingdings" w:hint="default"/>
+        <w:sz w:val="20"/>
+      </w:rPr>
+    </w:lvl>
+    <w:lvl w:ilvl="7" w:tentative="1">
+      <w:start w:val="1"/>
+      <w:numFmt w:val="bullet"/>
+      <w:lvlText w:val=""/>
+      <w:lvlJc w:val="left"/>
+      <w:pPr>
+        <w:tabs>
+          <w:tab w:val="num" w:pos="5760"/>
+        </w:tabs>
+        <w:ind w:left="5760" w:hanging="360"/>
+      </w:pPr>
+      <w:rPr>
+        <w:rFonts w:ascii="Wingdings" w:hAnsi="Wingdings" w:hint="default"/>
+        <w:sz w:val="20"/>
+      </w:rPr>
+    </w:lvl>
+    <w:lvl w:ilvl="8" w:tentative="1">
+      <w:start w:val="1"/>
+      <w:numFmt w:val="bullet"/>
+      <w:lvlText w:val=""/>
+      <w:lvlJc w:val="left"/>
+      <w:pPr>
+        <w:tabs>
+          <w:tab w:val="num" w:pos="6480"/>
+        </w:tabs>
+        <w:ind w:left="6480" w:hanging="360"/>
+      </w:pPr>
+      <w:rPr>
+        <w:rFonts w:ascii="Wingdings" w:hAnsi="Wingdings" w:hint="default"/>
+        <w:sz w:val="20"/>
+      </w:rPr>
+    </w:lvl>
+  </w:abstractNum>
+  <w:abstractNum w:abstractNumId="13" w15:restartNumberingAfterBreak="0">
+    <w:nsid w:val="463106EF"/>
+    <w:multiLevelType w:val="multilevel"/>
+    <w:tmpl w:val="819A4E08"/>
+    <w:lvl w:ilvl="0">
+      <w:start w:val="1"/>
+      <w:numFmt w:val="bullet"/>
+      <w:lvlText w:val=""/>
+      <w:lvlJc w:val="left"/>
+      <w:pPr>
+        <w:tabs>
+          <w:tab w:val="num" w:pos="720"/>
+        </w:tabs>
+        <w:ind w:left="720" w:hanging="360"/>
+      </w:pPr>
+      <w:rPr>
+        <w:rFonts w:ascii="Symbol" w:hAnsi="Symbol" w:hint="default"/>
+        <w:sz w:val="20"/>
+      </w:rPr>
+    </w:lvl>
+    <w:lvl w:ilvl="1" w:tentative="1">
+      <w:start w:val="1"/>
+      <w:numFmt w:val="bullet"/>
+      <w:lvlText w:val="o"/>
+      <w:lvlJc w:val="left"/>
+      <w:pPr>
+        <w:tabs>
+          <w:tab w:val="num" w:pos="1440"/>
+        </w:tabs>
+        <w:ind w:left="1440" w:hanging="360"/>
+      </w:pPr>
+      <w:rPr>
+        <w:rFonts w:ascii="Courier New" w:hAnsi="Courier New" w:hint="default"/>
+        <w:sz w:val="20"/>
+      </w:rPr>
+    </w:lvl>
+    <w:lvl w:ilvl="2" w:tentative="1">
+      <w:start w:val="1"/>
+      <w:numFmt w:val="bullet"/>
+      <w:lvlText w:val=""/>
+      <w:lvlJc w:val="left"/>
+      <w:pPr>
+        <w:tabs>
+          <w:tab w:val="num" w:pos="2160"/>
+        </w:tabs>
+        <w:ind w:left="2160" w:hanging="360"/>
+      </w:pPr>
+      <w:rPr>
+        <w:rFonts w:ascii="Wingdings" w:hAnsi="Wingdings" w:hint="default"/>
+        <w:sz w:val="20"/>
+      </w:rPr>
+    </w:lvl>
+    <w:lvl w:ilvl="3" w:tentative="1">
+      <w:start w:val="1"/>
+      <w:numFmt w:val="bullet"/>
+      <w:lvlText w:val=""/>
+      <w:lvlJc w:val="left"/>
+      <w:pPr>
+        <w:tabs>
+          <w:tab w:val="num" w:pos="2880"/>
+        </w:tabs>
+        <w:ind w:left="2880" w:hanging="360"/>
+      </w:pPr>
+      <w:rPr>
+        <w:rFonts w:ascii="Wingdings" w:hAnsi="Wingdings" w:hint="default"/>
+        <w:sz w:val="20"/>
+      </w:rPr>
+    </w:lvl>
+    <w:lvl w:ilvl="4" w:tentative="1">
+      <w:start w:val="1"/>
+      <w:numFmt w:val="bullet"/>
+      <w:lvlText w:val=""/>
+      <w:lvlJc w:val="left"/>
+      <w:pPr>
+        <w:tabs>
+          <w:tab w:val="num" w:pos="3600"/>
+        </w:tabs>
+        <w:ind w:left="3600" w:hanging="360"/>
+      </w:pPr>
+      <w:rPr>
+        <w:rFonts w:ascii="Wingdings" w:hAnsi="Wingdings" w:hint="default"/>
+        <w:sz w:val="20"/>
+      </w:rPr>
+    </w:lvl>
+    <w:lvl w:ilvl="5" w:tentative="1">
+      <w:start w:val="1"/>
+      <w:numFmt w:val="bullet"/>
+      <w:lvlText w:val=""/>
+      <w:lvlJc w:val="left"/>
+      <w:pPr>
+        <w:tabs>
+          <w:tab w:val="num" w:pos="4320"/>
+        </w:tabs>
+        <w:ind w:left="4320" w:hanging="360"/>
+      </w:pPr>
+      <w:rPr>
+        <w:rFonts w:ascii="Wingdings" w:hAnsi="Wingdings" w:hint="default"/>
+        <w:sz w:val="20"/>
+      </w:rPr>
+    </w:lvl>
+    <w:lvl w:ilvl="6" w:tentative="1">
+      <w:start w:val="1"/>
+      <w:numFmt w:val="bullet"/>
+      <w:lvlText w:val=""/>
+      <w:lvlJc w:val="left"/>
+      <w:pPr>
+        <w:tabs>
+          <w:tab w:val="num" w:pos="5040"/>
+        </w:tabs>
+        <w:ind w:left="5040" w:hanging="360"/>
+      </w:pPr>
+      <w:rPr>
+        <w:rFonts w:ascii="Wingdings" w:hAnsi="Wingdings" w:hint="default"/>
+        <w:sz w:val="20"/>
+      </w:rPr>
+    </w:lvl>
+    <w:lvl w:ilvl="7" w:tentative="1">
+      <w:start w:val="1"/>
+      <w:numFmt w:val="bullet"/>
+      <w:lvlText w:val=""/>
+      <w:lvlJc w:val="left"/>
+      <w:pPr>
+        <w:tabs>
+          <w:tab w:val="num" w:pos="5760"/>
+        </w:tabs>
+        <w:ind w:left="5760" w:hanging="360"/>
+      </w:pPr>
+      <w:rPr>
+        <w:rFonts w:ascii="Wingdings" w:hAnsi="Wingdings" w:hint="default"/>
+        <w:sz w:val="20"/>
+      </w:rPr>
+    </w:lvl>
+    <w:lvl w:ilvl="8" w:tentative="1">
+      <w:start w:val="1"/>
+      <w:numFmt w:val="bullet"/>
+      <w:lvlText w:val=""/>
+      <w:lvlJc w:val="left"/>
+      <w:pPr>
+        <w:tabs>
+          <w:tab w:val="num" w:pos="6480"/>
+        </w:tabs>
+        <w:ind w:left="6480" w:hanging="360"/>
+      </w:pPr>
+      <w:rPr>
+        <w:rFonts w:ascii="Wingdings" w:hAnsi="Wingdings" w:hint="default"/>
+        <w:sz w:val="20"/>
+      </w:rPr>
+    </w:lvl>
+  </w:abstractNum>
+  <w:abstractNum w:abstractNumId="14" w15:restartNumberingAfterBreak="0">
+    <w:nsid w:val="5A860924"/>
+    <w:multiLevelType w:val="multilevel"/>
+    <w:tmpl w:val="B29E0B2C"/>
+    <w:lvl w:ilvl="0">
+      <w:start w:val="1"/>
+      <w:numFmt w:val="bullet"/>
+      <w:lvlText w:val=""/>
+      <w:lvlJc w:val="left"/>
+      <w:pPr>
+        <w:tabs>
+          <w:tab w:val="num" w:pos="720"/>
+        </w:tabs>
+        <w:ind w:left="720" w:hanging="360"/>
+      </w:pPr>
+      <w:rPr>
+        <w:rFonts w:ascii="Symbol" w:hAnsi="Symbol" w:hint="default"/>
+        <w:sz w:val="20"/>
+      </w:rPr>
+    </w:lvl>
+    <w:lvl w:ilvl="1" w:tentative="1">
+      <w:start w:val="1"/>
+      <w:numFmt w:val="bullet"/>
+      <w:lvlText w:val="o"/>
+      <w:lvlJc w:val="left"/>
+      <w:pPr>
+        <w:tabs>
+          <w:tab w:val="num" w:pos="1440"/>
+        </w:tabs>
+        <w:ind w:left="1440" w:hanging="360"/>
+      </w:pPr>
+      <w:rPr>
+        <w:rFonts w:ascii="Courier New" w:hAnsi="Courier New" w:hint="default"/>
+        <w:sz w:val="20"/>
+      </w:rPr>
+    </w:lvl>
+    <w:lvl w:ilvl="2" w:tentative="1">
+      <w:start w:val="1"/>
+      <w:numFmt w:val="bullet"/>
+      <w:lvlText w:val=""/>
+      <w:lvlJc w:val="left"/>
+      <w:pPr>
+        <w:tabs>
+          <w:tab w:val="num" w:pos="2160"/>
+        </w:tabs>
+        <w:ind w:left="2160" w:hanging="360"/>
+      </w:pPr>
+      <w:rPr>
+        <w:rFonts w:ascii="Wingdings" w:hAnsi="Wingdings" w:hint="default"/>
+        <w:sz w:val="20"/>
+      </w:rPr>
+    </w:lvl>
+    <w:lvl w:ilvl="3" w:tentative="1">
+      <w:start w:val="1"/>
+      <w:numFmt w:val="bullet"/>
+      <w:lvlText w:val=""/>
+      <w:lvlJc w:val="left"/>
+      <w:pPr>
+        <w:tabs>
+          <w:tab w:val="num" w:pos="2880"/>
+        </w:tabs>
+        <w:ind w:left="2880" w:hanging="360"/>
+      </w:pPr>
+      <w:rPr>
+        <w:rFonts w:ascii="Wingdings" w:hAnsi="Wingdings" w:hint="default"/>
+        <w:sz w:val="20"/>
+      </w:rPr>
+    </w:lvl>
+    <w:lvl w:ilvl="4" w:tentative="1">
+      <w:start w:val="1"/>
+      <w:numFmt w:val="bullet"/>
+      <w:lvlText w:val=""/>
+      <w:lvlJc w:val="left"/>
+      <w:pPr>
+        <w:tabs>
+          <w:tab w:val="num" w:pos="3600"/>
+        </w:tabs>
+        <w:ind w:left="3600" w:hanging="360"/>
+      </w:pPr>
+      <w:rPr>
+        <w:rFonts w:ascii="Wingdings" w:hAnsi="Wingdings" w:hint="default"/>
+        <w:sz w:val="20"/>
+      </w:rPr>
+    </w:lvl>
+    <w:lvl w:ilvl="5" w:tentative="1">
+      <w:start w:val="1"/>
+      <w:numFmt w:val="bullet"/>
+      <w:lvlText w:val=""/>
+      <w:lvlJc w:val="left"/>
+      <w:pPr>
+        <w:tabs>
+          <w:tab w:val="num" w:pos="4320"/>
+        </w:tabs>
+        <w:ind w:left="4320" w:hanging="360"/>
+      </w:pPr>
+      <w:rPr>
+        <w:rFonts w:ascii="Wingdings" w:hAnsi="Wingdings" w:hint="default"/>
+        <w:sz w:val="20"/>
+      </w:rPr>
+    </w:lvl>
+    <w:lvl w:ilvl="6" w:tentative="1">
+      <w:start w:val="1"/>
+      <w:numFmt w:val="bullet"/>
+      <w:lvlText w:val=""/>
+      <w:lvlJc w:val="left"/>
+      <w:pPr>
+        <w:tabs>
+          <w:tab w:val="num" w:pos="5040"/>
+        </w:tabs>
+        <w:ind w:left="5040" w:hanging="360"/>
+      </w:pPr>
+      <w:rPr>
+        <w:rFonts w:ascii="Wingdings" w:hAnsi="Wingdings" w:hint="default"/>
+        <w:sz w:val="20"/>
+      </w:rPr>
+    </w:lvl>
+    <w:lvl w:ilvl="7" w:tentative="1">
+      <w:start w:val="1"/>
+      <w:numFmt w:val="bullet"/>
+      <w:lvlText w:val=""/>
+      <w:lvlJc w:val="left"/>
+      <w:pPr>
+        <w:tabs>
+          <w:tab w:val="num" w:pos="5760"/>
+        </w:tabs>
+        <w:ind w:left="5760" w:hanging="360"/>
+      </w:pPr>
+      <w:rPr>
+        <w:rFonts w:ascii="Wingdings" w:hAnsi="Wingdings" w:hint="default"/>
+        <w:sz w:val="20"/>
+      </w:rPr>
+    </w:lvl>
+    <w:lvl w:ilvl="8" w:tentative="1">
+      <w:start w:val="1"/>
+      <w:numFmt w:val="bullet"/>
+      <w:lvlText w:val=""/>
+      <w:lvlJc w:val="left"/>
+      <w:pPr>
+        <w:tabs>
+          <w:tab w:val="num" w:pos="6480"/>
+        </w:tabs>
+        <w:ind w:left="6480" w:hanging="360"/>
+      </w:pPr>
+      <w:rPr>
+        <w:rFonts w:ascii="Wingdings" w:hAnsi="Wingdings" w:hint="default"/>
+        <w:sz w:val="20"/>
+      </w:rPr>
+    </w:lvl>
+  </w:abstractNum>
+  <w:abstractNum w:abstractNumId="15" w15:restartNumberingAfterBreak="0">
+    <w:nsid w:val="78B212F9"/>
+    <w:multiLevelType w:val="multilevel"/>
+    <w:tmpl w:val="10E0A11C"/>
+    <w:lvl w:ilvl="0">
+      <w:start w:val="1"/>
+      <w:numFmt w:val="bullet"/>
+      <w:lvlText w:val=""/>
+      <w:lvlJc w:val="left"/>
+      <w:pPr>
+        <w:tabs>
+          <w:tab w:val="num" w:pos="720"/>
+        </w:tabs>
+        <w:ind w:left="720" w:hanging="360"/>
+      </w:pPr>
+      <w:rPr>
+        <w:rFonts w:ascii="Symbol" w:hAnsi="Symbol" w:hint="default"/>
+        <w:sz w:val="20"/>
+      </w:rPr>
+    </w:lvl>
+    <w:lvl w:ilvl="1" w:tentative="1">
+      <w:start w:val="1"/>
+      <w:numFmt w:val="bullet"/>
+      <w:lvlText w:val="o"/>
+      <w:lvlJc w:val="left"/>
+      <w:pPr>
+        <w:tabs>
+          <w:tab w:val="num" w:pos="1440"/>
+        </w:tabs>
+        <w:ind w:left="1440" w:hanging="360"/>
+      </w:pPr>
+      <w:rPr>
+        <w:rFonts w:ascii="Courier New" w:hAnsi="Courier New" w:hint="default"/>
+        <w:sz w:val="20"/>
+      </w:rPr>
+    </w:lvl>
+    <w:lvl w:ilvl="2" w:tentative="1">
+      <w:start w:val="1"/>
+      <w:numFmt w:val="bullet"/>
+      <w:lvlText w:val=""/>
+      <w:lvlJc w:val="left"/>
+      <w:pPr>
+        <w:tabs>
+          <w:tab w:val="num" w:pos="2160"/>
+        </w:tabs>
+        <w:ind w:left="2160" w:hanging="360"/>
+      </w:pPr>
+      <w:rPr>
+        <w:rFonts w:ascii="Wingdings" w:hAnsi="Wingdings" w:hint="default"/>
+        <w:sz w:val="20"/>
+      </w:rPr>
+    </w:lvl>
+    <w:lvl w:ilvl="3" w:tentative="1">
+      <w:start w:val="1"/>
+      <w:numFmt w:val="bullet"/>
+      <w:lvlText w:val=""/>
+      <w:lvlJc w:val="left"/>
+      <w:pPr>
+        <w:tabs>
+          <w:tab w:val="num" w:pos="2880"/>
+        </w:tabs>
+        <w:ind w:left="2880" w:hanging="360"/>
+      </w:pPr>
+      <w:rPr>
+        <w:rFonts w:ascii="Wingdings" w:hAnsi="Wingdings" w:hint="default"/>
+        <w:sz w:val="20"/>
+      </w:rPr>
+    </w:lvl>
+    <w:lvl w:ilvl="4" w:tentative="1">
+      <w:start w:val="1"/>
+      <w:numFmt w:val="bullet"/>
+      <w:lvlText w:val=""/>
+      <w:lvlJc w:val="left"/>
+      <w:pPr>
+        <w:tabs>
+          <w:tab w:val="num" w:pos="3600"/>
+        </w:tabs>
+        <w:ind w:left="3600" w:hanging="360"/>
+      </w:pPr>
+      <w:rPr>
+        <w:rFonts w:ascii="Wingdings" w:hAnsi="Wingdings" w:hint="default"/>
+        <w:sz w:val="20"/>
+      </w:rPr>
+    </w:lvl>
+    <w:lvl w:ilvl="5" w:tentative="1">
+      <w:start w:val="1"/>
+      <w:numFmt w:val="bullet"/>
+      <w:lvlText w:val=""/>
+      <w:lvlJc w:val="left"/>
+      <w:pPr>
+        <w:tabs>
+          <w:tab w:val="num" w:pos="4320"/>
+        </w:tabs>
+        <w:ind w:left="4320" w:hanging="360"/>
+      </w:pPr>
+      <w:rPr>
+        <w:rFonts w:ascii="Wingdings" w:hAnsi="Wingdings" w:hint="default"/>
+        <w:sz w:val="20"/>
+      </w:rPr>
+    </w:lvl>
+    <w:lvl w:ilvl="6" w:tentative="1">
+      <w:start w:val="1"/>
+      <w:numFmt w:val="bullet"/>
+      <w:lvlText w:val=""/>
+      <w:lvlJc w:val="left"/>
+      <w:pPr>
+        <w:tabs>
+          <w:tab w:val="num" w:pos="5040"/>
+        </w:tabs>
+        <w:ind w:left="5040" w:hanging="360"/>
+      </w:pPr>
+      <w:rPr>
+        <w:rFonts w:ascii="Wingdings" w:hAnsi="Wingdings" w:hint="default"/>
+        <w:sz w:val="20"/>
+      </w:rPr>
+    </w:lvl>
+    <w:lvl w:ilvl="7" w:tentative="1">
+      <w:start w:val="1"/>
+      <w:numFmt w:val="bullet"/>
+      <w:lvlText w:val=""/>
+      <w:lvlJc w:val="left"/>
+      <w:pPr>
+        <w:tabs>
+          <w:tab w:val="num" w:pos="5760"/>
+        </w:tabs>
+        <w:ind w:left="5760" w:hanging="360"/>
+      </w:pPr>
+      <w:rPr>
+        <w:rFonts w:ascii="Wingdings" w:hAnsi="Wingdings" w:hint="default"/>
+        <w:sz w:val="20"/>
+      </w:rPr>
+    </w:lvl>
+    <w:lvl w:ilvl="8" w:tentative="1">
+      <w:start w:val="1"/>
+      <w:numFmt w:val="bullet"/>
+      <w:lvlText w:val=""/>
+      <w:lvlJc w:val="left"/>
+      <w:pPr>
+        <w:tabs>
+          <w:tab w:val="num" w:pos="6480"/>
+        </w:tabs>
+        <w:ind w:left="6480" w:hanging="360"/>
+      </w:pPr>
+      <w:rPr>
+        <w:rFonts w:ascii="Wingdings" w:hAnsi="Wingdings" w:hint="default"/>
+        <w:sz w:val="20"/>
+      </w:rPr>
+    </w:lvl>
+  </w:abstractNum>
   <w:num w:numId="1" w16cid:durableId="2047875306">
-    <w:abstractNumId w:val="9"/>
+    <w:abstractNumId w:val="13"/>
   </w:num>
   <w:num w:numId="2" w16cid:durableId="1989942777">
-    <w:abstractNumId w:val="10"/>
+    <w:abstractNumId w:val="14"/>
   </w:num>
   <w:num w:numId="3" w16cid:durableId="1828009983">
     <w:abstractNumId w:val="1"/>
   </w:num>
   <w:num w:numId="4" w16cid:durableId="562719640">
-    <w:abstractNumId w:val="11"/>
+    <w:abstractNumId w:val="15"/>
   </w:num>
   <w:num w:numId="5" w16cid:durableId="783888687">
     <w:abstractNumId w:val="0"/>
@@ -10488,19 +17509,31 @@
     <w:abstractNumId w:val="2"/>
   </w:num>
   <w:num w:numId="8" w16cid:durableId="806168125">
-    <w:abstractNumId w:val="8"/>
+    <w:abstractNumId w:val="12"/>
   </w:num>
   <w:num w:numId="9" w16cid:durableId="1892498201">
-    <w:abstractNumId w:val="5"/>
+    <w:abstractNumId w:val="7"/>
   </w:num>
   <w:num w:numId="10" w16cid:durableId="1153835253">
     <w:abstractNumId w:val="3"/>
   </w:num>
   <w:num w:numId="11" w16cid:durableId="1645574693">
-    <w:abstractNumId w:val="7"/>
+    <w:abstractNumId w:val="11"/>
   </w:num>
   <w:num w:numId="12" w16cid:durableId="983046179">
+    <w:abstractNumId w:val="10"/>
+  </w:num>
+  <w:num w:numId="13" w16cid:durableId="234315292">
+    <w:abstractNumId w:val="8"/>
+  </w:num>
+  <w:num w:numId="14" w16cid:durableId="189228536">
+    <w:abstractNumId w:val="5"/>
+  </w:num>
+  <w:num w:numId="15" w16cid:durableId="1580672565">
     <w:abstractNumId w:val="6"/>
+  </w:num>
+  <w:num w:numId="16" w16cid:durableId="257761109">
+    <w:abstractNumId w:val="9"/>
   </w:num>
 </w:numbering>
 </file>

--- a/JSP/JSP.docx
+++ b/JSP/JSP.docx
@@ -8820,7 +8820,7 @@
     <w:p>
       <w:r>
         <w:pict w14:anchorId="2EC3F98C">
-          <v:rect id="_x0000_i1102" style="width:0;height:1.5pt" o:hralign="center" o:hrstd="t" o:hr="t" fillcolor="#a0a0a0" stroked="f"/>
+          <v:rect id="_x0000_i1090" style="width:0;height:1.5pt" o:hralign="center" o:hrstd="t" o:hr="t" fillcolor="#a0a0a0" stroked="f"/>
         </w:pict>
       </w:r>
     </w:p>
@@ -8913,7 +8913,7 @@
     <w:p>
       <w:r>
         <w:pict w14:anchorId="2F492F53">
-          <v:rect id="_x0000_i1103" style="width:0;height:1.5pt" o:hralign="center" o:hrstd="t" o:hr="t" fillcolor="#a0a0a0" stroked="f"/>
+          <v:rect id="_x0000_i1091" style="width:0;height:1.5pt" o:hralign="center" o:hrstd="t" o:hr="t" fillcolor="#a0a0a0" stroked="f"/>
         </w:pict>
       </w:r>
     </w:p>
@@ -9684,7 +9684,7 @@
     <w:p>
       <w:r>
         <w:pict w14:anchorId="7F026A38">
-          <v:rect id="_x0000_i1238" style="width:0;height:1.5pt" o:hralign="center" o:hrstd="t" o:hr="t" fillcolor="#a0a0a0" stroked="f"/>
+          <v:rect id="_x0000_i1092" style="width:0;height:1.5pt" o:hralign="center" o:hrstd="t" o:hr="t" fillcolor="#a0a0a0" stroked="f"/>
         </w:pict>
       </w:r>
     </w:p>
@@ -9758,7 +9758,7 @@
     <w:p>
       <w:r>
         <w:pict w14:anchorId="1AB1E2F4">
-          <v:rect id="_x0000_i1239" style="width:0;height:1.5pt" o:hralign="center" o:hrstd="t" o:hr="t" fillcolor="#a0a0a0" stroked="f"/>
+          <v:rect id="_x0000_i1093" style="width:0;height:1.5pt" o:hralign="center" o:hrstd="t" o:hr="t" fillcolor="#a0a0a0" stroked="f"/>
         </w:pict>
       </w:r>
     </w:p>
@@ -9841,7 +9841,7 @@
     <w:p>
       <w:r>
         <w:pict w14:anchorId="355C60D1">
-          <v:rect id="_x0000_i1240" style="width:0;height:1.5pt" o:hralign="center" o:hrstd="t" o:hr="t" fillcolor="#a0a0a0" stroked="f"/>
+          <v:rect id="_x0000_i1094" style="width:0;height:1.5pt" o:hralign="center" o:hrstd="t" o:hr="t" fillcolor="#a0a0a0" stroked="f"/>
         </w:pict>
       </w:r>
     </w:p>
@@ -10044,7 +10044,7 @@
     <w:p>
       <w:r>
         <w:pict w14:anchorId="33FAF1EA">
-          <v:rect id="_x0000_i1241" style="width:0;height:1.5pt" o:hralign="center" o:hrstd="t" o:hr="t" fillcolor="#a0a0a0" stroked="f"/>
+          <v:rect id="_x0000_i1095" style="width:0;height:1.5pt" o:hralign="center" o:hrstd="t" o:hr="t" fillcolor="#a0a0a0" stroked="f"/>
         </w:pict>
       </w:r>
     </w:p>
@@ -10110,7 +10110,7 @@
     <w:p>
       <w:r>
         <w:pict w14:anchorId="3D1F7C7E">
-          <v:rect id="_x0000_i1242" style="width:0;height:1.5pt" o:hralign="center" o:hrstd="t" o:hr="t" fillcolor="#a0a0a0" stroked="f"/>
+          <v:rect id="_x0000_i1096" style="width:0;height:1.5pt" o:hralign="center" o:hrstd="t" o:hr="t" fillcolor="#a0a0a0" stroked="f"/>
         </w:pict>
       </w:r>
     </w:p>
@@ -10164,7 +10164,7 @@
     <w:p>
       <w:r>
         <w:pict w14:anchorId="7BF7C97B">
-          <v:rect id="_x0000_i1243" style="width:0;height:1.5pt" o:hralign="center" o:hrstd="t" o:hr="t" fillcolor="#a0a0a0" stroked="f"/>
+          <v:rect id="_x0000_i1097" style="width:0;height:1.5pt" o:hralign="center" o:hrstd="t" o:hr="t" fillcolor="#a0a0a0" stroked="f"/>
         </w:pict>
       </w:r>
     </w:p>
@@ -10220,7 +10220,7 @@
     <w:p>
       <w:r>
         <w:pict w14:anchorId="6BF98079">
-          <v:rect id="_x0000_i1244" style="width:0;height:1.5pt" o:hralign="center" o:hrstd="t" o:hr="t" fillcolor="#a0a0a0" stroked="f"/>
+          <v:rect id="_x0000_i1098" style="width:0;height:1.5pt" o:hralign="center" o:hrstd="t" o:hr="t" fillcolor="#a0a0a0" stroked="f"/>
         </w:pict>
       </w:r>
     </w:p>
@@ -10277,7 +10277,7 @@
     <w:p>
       <w:r>
         <w:pict w14:anchorId="5DC2877C">
-          <v:rect id="_x0000_i1245" style="width:0;height:1.5pt" o:hralign="center" o:hrstd="t" o:hr="t" fillcolor="#a0a0a0" stroked="f"/>
+          <v:rect id="_x0000_i1099" style="width:0;height:1.5pt" o:hralign="center" o:hrstd="t" o:hr="t" fillcolor="#a0a0a0" stroked="f"/>
         </w:pict>
       </w:r>
     </w:p>
@@ -10357,7 +10357,7 @@
     <w:p>
       <w:r>
         <w:pict w14:anchorId="0AD47EAF">
-          <v:rect id="_x0000_i1246" style="width:0;height:1.5pt" o:hralign="center" o:hrstd="t" o:hr="t" fillcolor="#a0a0a0" stroked="f"/>
+          <v:rect id="_x0000_i1100" style="width:0;height:1.5pt" o:hralign="center" o:hrstd="t" o:hr="t" fillcolor="#a0a0a0" stroked="f"/>
         </w:pict>
       </w:r>
     </w:p>
@@ -10597,7 +10597,7 @@
     <w:p>
       <w:r>
         <w:pict w14:anchorId="150CC2DD">
-          <v:rect id="_x0000_i1247" style="width:0;height:1.5pt" o:hralign="center" o:hrstd="t" o:hr="t" fillcolor="#a0a0a0" stroked="f"/>
+          <v:rect id="_x0000_i1101" style="width:0;height:1.5pt" o:hralign="center" o:hrstd="t" o:hr="t" fillcolor="#a0a0a0" stroked="f"/>
         </w:pict>
       </w:r>
     </w:p>
@@ -10651,7 +10651,7 @@
     <w:p>
       <w:r>
         <w:pict w14:anchorId="259C501C">
-          <v:rect id="_x0000_i1248" style="width:0;height:1.5pt" o:hralign="center" o:hrstd="t" o:hr="t" fillcolor="#a0a0a0" stroked="f"/>
+          <v:rect id="_x0000_i1102" style="width:0;height:1.5pt" o:hralign="center" o:hrstd="t" o:hr="t" fillcolor="#a0a0a0" stroked="f"/>
         </w:pict>
       </w:r>
     </w:p>
@@ -10713,7 +10713,7 @@
     <w:p>
       <w:r>
         <w:pict w14:anchorId="78BA0202">
-          <v:rect id="_x0000_i1249" style="width:0;height:1.5pt" o:hralign="center" o:hrstd="t" o:hr="t" fillcolor="#a0a0a0" stroked="f"/>
+          <v:rect id="_x0000_i1103" style="width:0;height:1.5pt" o:hralign="center" o:hrstd="t" o:hr="t" fillcolor="#a0a0a0" stroked="f"/>
         </w:pict>
       </w:r>
     </w:p>
@@ -10749,7 +10749,7 @@
     <w:p>
       <w:r>
         <w:pict w14:anchorId="12EBFDA4">
-          <v:rect id="_x0000_i1250" style="width:0;height:1.5pt" o:hralign="center" o:hrstd="t" o:hr="t" fillcolor="#a0a0a0" stroked="f"/>
+          <v:rect id="_x0000_i1104" style="width:0;height:1.5pt" o:hralign="center" o:hrstd="t" o:hr="t" fillcolor="#a0a0a0" stroked="f"/>
         </w:pict>
       </w:r>
     </w:p>
@@ -10813,7 +10813,7 @@
     <w:p>
       <w:r>
         <w:pict w14:anchorId="026E3A40">
-          <v:rect id="_x0000_i1251" style="width:0;height:1.5pt" o:hralign="center" o:hrstd="t" o:hr="t" fillcolor="#a0a0a0" stroked="f"/>
+          <v:rect id="_x0000_i1105" style="width:0;height:1.5pt" o:hralign="center" o:hrstd="t" o:hr="t" fillcolor="#a0a0a0" stroked="f"/>
         </w:pict>
       </w:r>
     </w:p>
@@ -10898,7 +10898,7 @@
     <w:p>
       <w:r>
         <w:pict w14:anchorId="59BD492B">
-          <v:rect id="_x0000_i1252" style="width:0;height:1.5pt" o:hralign="center" o:hrstd="t" o:hr="t" fillcolor="#a0a0a0" stroked="f"/>
+          <v:rect id="_x0000_i1106" style="width:0;height:1.5pt" o:hralign="center" o:hrstd="t" o:hr="t" fillcolor="#a0a0a0" stroked="f"/>
         </w:pict>
       </w:r>
     </w:p>
@@ -10952,7 +10952,7 @@
     <w:p>
       <w:r>
         <w:pict w14:anchorId="4DACDEFF">
-          <v:rect id="_x0000_i1253" style="width:0;height:1.5pt" o:hralign="center" o:hrstd="t" o:hr="t" fillcolor="#a0a0a0" stroked="f"/>
+          <v:rect id="_x0000_i1107" style="width:0;height:1.5pt" o:hralign="center" o:hrstd="t" o:hr="t" fillcolor="#a0a0a0" stroked="f"/>
         </w:pict>
       </w:r>
     </w:p>
@@ -11007,7 +11007,7 @@
     <w:p>
       <w:r>
         <w:pict w14:anchorId="7BF3CE73">
-          <v:rect id="_x0000_i1254" style="width:0;height:1.5pt" o:hralign="center" o:hrstd="t" o:hr="t" fillcolor="#a0a0a0" stroked="f"/>
+          <v:rect id="_x0000_i1108" style="width:0;height:1.5pt" o:hralign="center" o:hrstd="t" o:hr="t" fillcolor="#a0a0a0" stroked="f"/>
         </w:pict>
       </w:r>
     </w:p>
@@ -11075,7 +11075,7 @@
     <w:p>
       <w:r>
         <w:pict w14:anchorId="53440E9B">
-          <v:rect id="_x0000_i1255" style="width:0;height:1.5pt" o:hralign="center" o:hrstd="t" o:hr="t" fillcolor="#a0a0a0" stroked="f"/>
+          <v:rect id="_x0000_i1109" style="width:0;height:1.5pt" o:hralign="center" o:hrstd="t" o:hr="t" fillcolor="#a0a0a0" stroked="f"/>
         </w:pict>
       </w:r>
     </w:p>
@@ -11115,7 +11115,7 @@
     <w:p>
       <w:r>
         <w:pict w14:anchorId="74F141D2">
-          <v:rect id="_x0000_i1256" style="width:0;height:1.5pt" o:hralign="center" o:hrstd="t" o:hr="t" fillcolor="#a0a0a0" stroked="f"/>
+          <v:rect id="_x0000_i1110" style="width:0;height:1.5pt" o:hralign="center" o:hrstd="t" o:hr="t" fillcolor="#a0a0a0" stroked="f"/>
         </w:pict>
       </w:r>
     </w:p>
@@ -11168,7 +11168,7 @@
     <w:p>
       <w:r>
         <w:pict w14:anchorId="66771C9C">
-          <v:rect id="_x0000_i1257" style="width:0;height:1.5pt" o:hralign="center" o:hrstd="t" o:hr="t" fillcolor="#a0a0a0" stroked="f"/>
+          <v:rect id="_x0000_i1111" style="width:0;height:1.5pt" o:hralign="center" o:hrstd="t" o:hr="t" fillcolor="#a0a0a0" stroked="f"/>
         </w:pict>
       </w:r>
     </w:p>
@@ -11216,7 +11216,7 @@
     <w:p>
       <w:r>
         <w:pict w14:anchorId="02916850">
-          <v:rect id="_x0000_i1258" style="width:0;height:1.5pt" o:hralign="center" o:hrstd="t" o:hr="t" fillcolor="#a0a0a0" stroked="f"/>
+          <v:rect id="_x0000_i1112" style="width:0;height:1.5pt" o:hralign="center" o:hrstd="t" o:hr="t" fillcolor="#a0a0a0" stroked="f"/>
         </w:pict>
       </w:r>
     </w:p>
@@ -11286,7 +11286,7 @@
     <w:p>
       <w:r>
         <w:pict w14:anchorId="1F5B7E29">
-          <v:rect id="_x0000_i1259" style="width:0;height:1.5pt" o:hralign="center" o:hrstd="t" o:hr="t" fillcolor="#a0a0a0" stroked="f"/>
+          <v:rect id="_x0000_i1113" style="width:0;height:1.5pt" o:hralign="center" o:hrstd="t" o:hr="t" fillcolor="#a0a0a0" stroked="f"/>
         </w:pict>
       </w:r>
     </w:p>
@@ -11350,7 +11350,7 @@
     <w:p>
       <w:r>
         <w:pict w14:anchorId="06A8E814">
-          <v:rect id="_x0000_i1498" style="width:0;height:1.5pt" o:hralign="center" o:hrstd="t" o:hr="t" fillcolor="#a0a0a0" stroked="f"/>
+          <v:rect id="_x0000_i1114" style="width:0;height:1.5pt" o:hralign="center" o:hrstd="t" o:hr="t" fillcolor="#a0a0a0" stroked="f"/>
         </w:pict>
       </w:r>
     </w:p>
@@ -11379,7 +11379,7 @@
     <w:p>
       <w:r>
         <w:pict w14:anchorId="07C948AB">
-          <v:rect id="_x0000_i1444" style="width:0;height:1.5pt" o:hralign="center" o:hrstd="t" o:hr="t" fillcolor="#a0a0a0" stroked="f"/>
+          <v:rect id="_x0000_i1115" style="width:0;height:1.5pt" o:hralign="center" o:hrstd="t" o:hr="t" fillcolor="#a0a0a0" stroked="f"/>
         </w:pict>
       </w:r>
     </w:p>
@@ -11524,7 +11524,7 @@
     <w:p>
       <w:r>
         <w:pict w14:anchorId="4FF58A35">
-          <v:rect id="_x0000_i1445" style="width:0;height:1.5pt" o:hralign="center" o:hrstd="t" o:hr="t" fillcolor="#a0a0a0" stroked="f"/>
+          <v:rect id="_x0000_i1116" style="width:0;height:1.5pt" o:hralign="center" o:hrstd="t" o:hr="t" fillcolor="#a0a0a0" stroked="f"/>
         </w:pict>
       </w:r>
     </w:p>
@@ -11606,7 +11606,7 @@
     <w:p>
       <w:r>
         <w:pict w14:anchorId="19C3F50A">
-          <v:rect id="_x0000_i1446" style="width:0;height:1.5pt" o:hralign="center" o:hrstd="t" o:hr="t" fillcolor="#a0a0a0" stroked="f"/>
+          <v:rect id="_x0000_i1117" style="width:0;height:1.5pt" o:hralign="center" o:hrstd="t" o:hr="t" fillcolor="#a0a0a0" stroked="f"/>
         </w:pict>
       </w:r>
     </w:p>
@@ -11927,7 +11927,7 @@
     <w:p>
       <w:r>
         <w:pict w14:anchorId="0D9C35AF">
-          <v:rect id="_x0000_i1447" style="width:0;height:1.5pt" o:hralign="center" o:hrstd="t" o:hr="t" fillcolor="#a0a0a0" stroked="f"/>
+          <v:rect id="_x0000_i1118" style="width:0;height:1.5pt" o:hralign="center" o:hrstd="t" o:hr="t" fillcolor="#a0a0a0" stroked="f"/>
         </w:pict>
       </w:r>
     </w:p>
@@ -12036,7 +12036,7 @@
     <w:p>
       <w:r>
         <w:pict w14:anchorId="3CC44521">
-          <v:rect id="_x0000_i1448" style="width:0;height:1.5pt" o:hralign="center" o:hrstd="t" o:hr="t" fillcolor="#a0a0a0" stroked="f"/>
+          <v:rect id="_x0000_i1119" style="width:0;height:1.5pt" o:hralign="center" o:hrstd="t" o:hr="t" fillcolor="#a0a0a0" stroked="f"/>
         </w:pict>
       </w:r>
     </w:p>
@@ -12085,7 +12085,7 @@
     <w:p>
       <w:r>
         <w:pict w14:anchorId="509CD290">
-          <v:rect id="_x0000_i1449" style="width:0;height:1.5pt" o:hralign="center" o:hrstd="t" o:hr="t" fillcolor="#a0a0a0" stroked="f"/>
+          <v:rect id="_x0000_i1120" style="width:0;height:1.5pt" o:hralign="center" o:hrstd="t" o:hr="t" fillcolor="#a0a0a0" stroked="f"/>
         </w:pict>
       </w:r>
     </w:p>
@@ -12190,7 +12190,7 @@
     <w:p>
       <w:r>
         <w:pict w14:anchorId="2B46B468">
-          <v:rect id="_x0000_i1450" style="width:0;height:1.5pt" o:hralign="center" o:hrstd="t" o:hr="t" fillcolor="#a0a0a0" stroked="f"/>
+          <v:rect id="_x0000_i1121" style="width:0;height:1.5pt" o:hralign="center" o:hrstd="t" o:hr="t" fillcolor="#a0a0a0" stroked="f"/>
         </w:pict>
       </w:r>
     </w:p>
@@ -12527,7 +12527,7 @@
     <w:p>
       <w:r>
         <w:pict w14:anchorId="5283C84E">
-          <v:rect id="_x0000_i1451" style="width:0;height:1.5pt" o:hralign="center" o:hrstd="t" o:hr="t" fillcolor="#a0a0a0" stroked="f"/>
+          <v:rect id="_x0000_i1122" style="width:0;height:1.5pt" o:hralign="center" o:hrstd="t" o:hr="t" fillcolor="#a0a0a0" stroked="f"/>
         </w:pict>
       </w:r>
     </w:p>
@@ -12621,7 +12621,7 @@
     <w:p>
       <w:r>
         <w:pict w14:anchorId="24A83FF7">
-          <v:rect id="_x0000_i1452" style="width:0;height:1.5pt" o:hralign="center" o:hrstd="t" o:hr="t" fillcolor="#a0a0a0" stroked="f"/>
+          <v:rect id="_x0000_i1123" style="width:0;height:1.5pt" o:hralign="center" o:hrstd="t" o:hr="t" fillcolor="#a0a0a0" stroked="f"/>
         </w:pict>
       </w:r>
     </w:p>
@@ -12738,7 +12738,7 @@
     <w:p>
       <w:r>
         <w:pict w14:anchorId="65AAA239">
-          <v:rect id="_x0000_i1453" style="width:0;height:1.5pt" o:hralign="center" o:hrstd="t" o:hr="t" fillcolor="#a0a0a0" stroked="f"/>
+          <v:rect id="_x0000_i1124" style="width:0;height:1.5pt" o:hralign="center" o:hrstd="t" o:hr="t" fillcolor="#a0a0a0" stroked="f"/>
         </w:pict>
       </w:r>
     </w:p>
@@ -12788,7 +12788,7 @@
     <w:p>
       <w:r>
         <w:pict w14:anchorId="5E1E4716">
-          <v:rect id="_x0000_i1454" style="width:0;height:1.5pt" o:hralign="center" o:hrstd="t" o:hr="t" fillcolor="#a0a0a0" stroked="f"/>
+          <v:rect id="_x0000_i1125" style="width:0;height:1.5pt" o:hralign="center" o:hrstd="t" o:hr="t" fillcolor="#a0a0a0" stroked="f"/>
         </w:pict>
       </w:r>
     </w:p>
@@ -12878,7 +12878,7 @@
     <w:p>
       <w:r>
         <w:pict w14:anchorId="4A9A03CA">
-          <v:rect id="_x0000_i1455" style="width:0;height:1.5pt" o:hralign="center" o:hrstd="t" o:hr="t" fillcolor="#a0a0a0" stroked="f"/>
+          <v:rect id="_x0000_i1126" style="width:0;height:1.5pt" o:hralign="center" o:hrstd="t" o:hr="t" fillcolor="#a0a0a0" stroked="f"/>
         </w:pict>
       </w:r>
     </w:p>
@@ -12972,7 +12972,7 @@
     <w:p>
       <w:r>
         <w:pict w14:anchorId="11902C56">
-          <v:rect id="_x0000_i1456" style="width:0;height:1.5pt" o:hralign="center" o:hrstd="t" o:hr="t" fillcolor="#a0a0a0" stroked="f"/>
+          <v:rect id="_x0000_i1127" style="width:0;height:1.5pt" o:hralign="center" o:hrstd="t" o:hr="t" fillcolor="#a0a0a0" stroked="f"/>
         </w:pict>
       </w:r>
     </w:p>
@@ -13037,7 +13037,7 @@
     <w:p>
       <w:r>
         <w:pict w14:anchorId="63018B73">
-          <v:rect id="_x0000_i1457" style="width:0;height:1.5pt" o:hralign="center" o:hrstd="t" o:hr="t" fillcolor="#a0a0a0" stroked="f"/>
+          <v:rect id="_x0000_i1128" style="width:0;height:1.5pt" o:hralign="center" o:hrstd="t" o:hr="t" fillcolor="#a0a0a0" stroked="f"/>
         </w:pict>
       </w:r>
     </w:p>
@@ -13144,7 +13144,7 @@
     <w:p>
       <w:r>
         <w:pict w14:anchorId="4D4F9B0F">
-          <v:rect id="_x0000_i1458" style="width:0;height:1.5pt" o:hralign="center" o:hrstd="t" o:hr="t" fillcolor="#a0a0a0" stroked="f"/>
+          <v:rect id="_x0000_i1129" style="width:0;height:1.5pt" o:hralign="center" o:hrstd="t" o:hr="t" fillcolor="#a0a0a0" stroked="f"/>
         </w:pict>
       </w:r>
     </w:p>
@@ -13209,7 +13209,7 @@
     <w:p>
       <w:r>
         <w:pict w14:anchorId="01FC77F4">
-          <v:rect id="_x0000_i1459" style="width:0;height:1.5pt" o:hralign="center" o:hrstd="t" o:hr="t" fillcolor="#a0a0a0" stroked="f"/>
+          <v:rect id="_x0000_i1130" style="width:0;height:1.5pt" o:hralign="center" o:hrstd="t" o:hr="t" fillcolor="#a0a0a0" stroked="f"/>
         </w:pict>
       </w:r>
     </w:p>
@@ -13428,7 +13428,7 @@
     <w:p>
       <w:r>
         <w:pict w14:anchorId="4D927586">
-          <v:rect id="_x0000_i1460" style="width:0;height:1.5pt" o:hralign="center" o:hrstd="t" o:hr="t" fillcolor="#a0a0a0" stroked="f"/>
+          <v:rect id="_x0000_i1131" style="width:0;height:1.5pt" o:hralign="center" o:hrstd="t" o:hr="t" fillcolor="#a0a0a0" stroked="f"/>
         </w:pict>
       </w:r>
     </w:p>
@@ -13541,7 +13541,7 @@
     <w:p>
       <w:r>
         <w:pict w14:anchorId="06B38421">
-          <v:rect id="_x0000_i1461" style="width:0;height:1.5pt" o:hralign="center" o:hrstd="t" o:hr="t" fillcolor="#a0a0a0" stroked="f"/>
+          <v:rect id="_x0000_i1132" style="width:0;height:1.5pt" o:hralign="center" o:hrstd="t" o:hr="t" fillcolor="#a0a0a0" stroked="f"/>
         </w:pict>
       </w:r>
     </w:p>
@@ -13618,7 +13618,7 @@
     <w:p>
       <w:r>
         <w:pict w14:anchorId="2FE0A66E">
-          <v:rect id="_x0000_i1462" style="width:0;height:1.5pt" o:hralign="center" o:hrstd="t" o:hr="t" fillcolor="#a0a0a0" stroked="f"/>
+          <v:rect id="_x0000_i1133" style="width:0;height:1.5pt" o:hralign="center" o:hrstd="t" o:hr="t" fillcolor="#a0a0a0" stroked="f"/>
         </w:pict>
       </w:r>
     </w:p>
@@ -13824,7 +13824,7 @@
     <w:p>
       <w:r>
         <w:pict w14:anchorId="585D8587">
-          <v:rect id="_x0000_i1463" style="width:0;height:1.5pt" o:hralign="center" o:hrstd="t" o:hr="t" fillcolor="#a0a0a0" stroked="f"/>
+          <v:rect id="_x0000_i1134" style="width:0;height:1.5pt" o:hralign="center" o:hrstd="t" o:hr="t" fillcolor="#a0a0a0" stroked="f"/>
         </w:pict>
       </w:r>
     </w:p>
@@ -13926,7 +13926,7 @@
     <w:p>
       <w:r>
         <w:pict w14:anchorId="16D87565">
-          <v:rect id="_x0000_i1464" style="width:0;height:1.5pt" o:hralign="center" o:hrstd="t" o:hr="t" fillcolor="#a0a0a0" stroked="f"/>
+          <v:rect id="_x0000_i1135" style="width:0;height:1.5pt" o:hralign="center" o:hrstd="t" o:hr="t" fillcolor="#a0a0a0" stroked="f"/>
         </w:pict>
       </w:r>
     </w:p>
@@ -13998,7 +13998,7 @@
     <w:p>
       <w:r>
         <w:pict w14:anchorId="091C6602">
-          <v:rect id="_x0000_i1465" style="width:0;height:1.5pt" o:hralign="center" o:hrstd="t" o:hr="t" fillcolor="#a0a0a0" stroked="f"/>
+          <v:rect id="_x0000_i1136" style="width:0;height:1.5pt" o:hralign="center" o:hrstd="t" o:hr="t" fillcolor="#a0a0a0" stroked="f"/>
         </w:pict>
       </w:r>
     </w:p>
@@ -14097,7 +14097,7 @@
     <w:p>
       <w:r>
         <w:pict w14:anchorId="218204B0">
-          <v:rect id="_x0000_i1466" style="width:0;height:1.5pt" o:hralign="center" o:hrstd="t" o:hr="t" fillcolor="#a0a0a0" stroked="f"/>
+          <v:rect id="_x0000_i1137" style="width:0;height:1.5pt" o:hralign="center" o:hrstd="t" o:hr="t" fillcolor="#a0a0a0" stroked="f"/>
         </w:pict>
       </w:r>
     </w:p>
@@ -14243,7 +14243,7 @@
     <w:p>
       <w:r>
         <w:pict w14:anchorId="13FAA2FD">
-          <v:rect id="_x0000_i1467" style="width:0;height:1.5pt" o:hralign="center" o:hrstd="t" o:hr="t" fillcolor="#a0a0a0" stroked="f"/>
+          <v:rect id="_x0000_i1138" style="width:0;height:1.5pt" o:hralign="center" o:hrstd="t" o:hr="t" fillcolor="#a0a0a0" stroked="f"/>
         </w:pict>
       </w:r>
     </w:p>
@@ -14354,7 +14354,7 @@
     <w:p>
       <w:r>
         <w:pict w14:anchorId="114B8F97">
-          <v:rect id="_x0000_i1468" style="width:0;height:1.5pt" o:hralign="center" o:hrstd="t" o:hr="t" fillcolor="#a0a0a0" stroked="f"/>
+          <v:rect id="_x0000_i1139" style="width:0;height:1.5pt" o:hralign="center" o:hrstd="t" o:hr="t" fillcolor="#a0a0a0" stroked="f"/>
         </w:pict>
       </w:r>
     </w:p>
@@ -14528,7 +14528,7 @@
     <w:p>
       <w:r>
         <w:pict w14:anchorId="1AD058DE">
-          <v:rect id="_x0000_i1469" style="width:0;height:1.5pt" o:hralign="center" o:hrstd="t" o:hr="t" fillcolor="#a0a0a0" stroked="f"/>
+          <v:rect id="_x0000_i1140" style="width:0;height:1.5pt" o:hralign="center" o:hrstd="t" o:hr="t" fillcolor="#a0a0a0" stroked="f"/>
         </w:pict>
       </w:r>
     </w:p>
@@ -14849,7 +14849,7 @@
     <w:p>
       <w:r>
         <w:pict w14:anchorId="45EDFB4A">
-          <v:rect id="_x0000_i1470" style="width:0;height:1.5pt" o:hralign="center" o:hrstd="t" o:hr="t" fillcolor="#a0a0a0" stroked="f"/>
+          <v:rect id="_x0000_i1141" style="width:0;height:1.5pt" o:hralign="center" o:hrstd="t" o:hr="t" fillcolor="#a0a0a0" stroked="f"/>
         </w:pict>
       </w:r>
     </w:p>
@@ -15091,6 +15091,3666 @@
       </w:tr>
     </w:tbl>
     <w:p/>
+    <w:p>
+      <w:pPr>
+        <w:pStyle w:val="Heading1"/>
+        <w:jc w:val="center"/>
+        <w:rPr>
+          <w:b/>
+          <w:bCs/>
+        </w:rPr>
+      </w:pPr>
+      <w:r>
+        <w:rPr>
+          <w:b/>
+          <w:bCs/>
+        </w:rPr>
+        <w:t>Expression Language (EL)</w:t>
+      </w:r>
+    </w:p>
+    <w:p>
+      <w:pPr>
+        <w:rPr>
+          <w:b/>
+          <w:bCs/>
+        </w:rPr>
+      </w:pPr>
+      <w:r>
+        <w:rPr>
+          <w:b/>
+          <w:bCs/>
+        </w:rPr>
+        <w:t>1</w:t>
+      </w:r>
+      <w:r>
+        <w:rPr>
+          <w:b/>
+          <w:bCs/>
+        </w:rPr>
+        <w:t>. What is Expression Language (EL)?</w:t>
+      </w:r>
+    </w:p>
+    <w:p>
+      <w:pPr>
+        <w:rPr>
+          <w:b/>
+          <w:bCs/>
+        </w:rPr>
+      </w:pPr>
+      <w:r>
+        <w:rPr>
+          <w:b/>
+          <w:bCs/>
+        </w:rPr>
+        <w:t>Definition</w:t>
+      </w:r>
+    </w:p>
+    <w:p>
+      <w:r>
+        <w:rPr>
+          <w:b/>
+          <w:bCs/>
+        </w:rPr>
+        <w:t>Expression Language (EL)</w:t>
+      </w:r>
+      <w:r>
+        <w:t xml:space="preserve"> is a simple language used in JSP to </w:t>
+      </w:r>
+      <w:r>
+        <w:rPr>
+          <w:b/>
+          <w:bCs/>
+        </w:rPr>
+        <w:t>access and display data</w:t>
+      </w:r>
+      <w:r>
+        <w:t xml:space="preserve"> without writing Java code (</w:t>
+      </w:r>
+      <w:proofErr w:type="spellStart"/>
+      <w:r>
+        <w:t>scriptlets</w:t>
+      </w:r>
+      <w:proofErr w:type="spellEnd"/>
+      <w:r>
+        <w:t>).</w:t>
+      </w:r>
+    </w:p>
+    <w:p>
+      <w:r>
+        <w:t xml:space="preserve">It helps make JSP pages </w:t>
+      </w:r>
+      <w:r>
+        <w:rPr>
+          <w:b/>
+          <w:bCs/>
+        </w:rPr>
+        <w:t>cleaner, easier to read, and easier to maintain</w:t>
+      </w:r>
+      <w:r>
+        <w:t>.</w:t>
+      </w:r>
+    </w:p>
+    <w:p>
+      <w:r>
+        <w:pict w14:anchorId="377B5943">
+          <v:rect id="_x0000_i1310" style="width:0;height:1.5pt" o:hralign="center" o:hrstd="t" o:hr="t" fillcolor="#a0a0a0" stroked="f"/>
+        </w:pict>
+      </w:r>
+    </w:p>
+    <w:p>
+      <w:pPr>
+        <w:rPr>
+          <w:b/>
+          <w:bCs/>
+        </w:rPr>
+      </w:pPr>
+      <w:r>
+        <w:rPr>
+          <w:b/>
+          <w:bCs/>
+        </w:rPr>
+        <w:t>Why was EL introduced?</w:t>
+      </w:r>
+    </w:p>
+    <w:p>
+      <w:r>
+        <w:t>Before EL, values were displayed using Java code.</w:t>
+      </w:r>
+    </w:p>
+    <w:p>
+      <w:pPr>
+        <w:rPr>
+          <w:b/>
+          <w:bCs/>
+        </w:rPr>
+      </w:pPr>
+      <w:r>
+        <w:rPr>
+          <w:b/>
+          <w:bCs/>
+        </w:rPr>
+        <w:lastRenderedPageBreak/>
+        <w:t>Example (Without EL)</w:t>
+      </w:r>
+    </w:p>
+    <w:p>
+      <w:r>
+        <w:t>&lt;%</w:t>
+      </w:r>
+    </w:p>
+    <w:p>
+      <w:r>
+        <w:t>String name = (String)</w:t>
+      </w:r>
+      <w:proofErr w:type="spellStart"/>
+      <w:proofErr w:type="gramStart"/>
+      <w:r>
+        <w:t>session.getAttribute</w:t>
+      </w:r>
+      <w:proofErr w:type="spellEnd"/>
+      <w:proofErr w:type="gramEnd"/>
+      <w:r>
+        <w:t>("username");</w:t>
+      </w:r>
+    </w:p>
+    <w:p>
+      <w:r>
+        <w:t>%&gt;</w:t>
+      </w:r>
+    </w:p>
+    <w:p/>
+    <w:p>
+      <w:r>
+        <w:t>Welcome &lt;%= name %&gt;</w:t>
+      </w:r>
+    </w:p>
+    <w:p>
+      <w:r>
+        <w:t xml:space="preserve">This uses </w:t>
+      </w:r>
+      <w:proofErr w:type="spellStart"/>
+      <w:r>
+        <w:t>scriptlets</w:t>
+      </w:r>
+      <w:proofErr w:type="spellEnd"/>
+      <w:r>
+        <w:t xml:space="preserve"> and Java code.</w:t>
+      </w:r>
+    </w:p>
+    <w:p>
+      <w:r>
+        <w:pict w14:anchorId="121C4326">
+          <v:rect id="_x0000_i1311" style="width:0;height:1.5pt" o:hralign="center" o:hrstd="t" o:hr="t" fillcolor="#a0a0a0" stroked="f"/>
+        </w:pict>
+      </w:r>
+    </w:p>
+    <w:p>
+      <w:pPr>
+        <w:rPr>
+          <w:b/>
+          <w:bCs/>
+        </w:rPr>
+      </w:pPr>
+      <w:r>
+        <w:rPr>
+          <w:b/>
+          <w:bCs/>
+        </w:rPr>
+        <w:t>Example (With EL)</w:t>
+      </w:r>
+    </w:p>
+    <w:p>
+      <w:r>
+        <w:t>Welcome ${username}</w:t>
+      </w:r>
+    </w:p>
+    <w:p>
+      <w:r>
+        <w:t>Much simpler and easier to understand.</w:t>
+      </w:r>
+    </w:p>
+    <w:p>
+      <w:r>
+        <w:pict w14:anchorId="6148BA2E">
+          <v:rect id="_x0000_i1312" style="width:0;height:1.5pt" o:hralign="center" o:hrstd="t" o:hr="t" fillcolor="#a0a0a0" stroked="f"/>
+        </w:pict>
+      </w:r>
+    </w:p>
+    <w:p>
+      <w:pPr>
+        <w:rPr>
+          <w:b/>
+          <w:bCs/>
+        </w:rPr>
+      </w:pPr>
+      <w:r>
+        <w:rPr>
+          <w:b/>
+          <w:bCs/>
+        </w:rPr>
+        <w:t>2. Advantages of EL</w:t>
+      </w:r>
+    </w:p>
+    <w:p>
+      <w:pPr>
+        <w:numPr>
+          <w:ilvl w:val="0"/>
+          <w:numId w:val="17"/>
+        </w:numPr>
+      </w:pPr>
+      <w:r>
+        <w:t xml:space="preserve">No Java code in JSP </w:t>
+      </w:r>
+    </w:p>
+    <w:p>
+      <w:pPr>
+        <w:numPr>
+          <w:ilvl w:val="0"/>
+          <w:numId w:val="17"/>
+        </w:numPr>
+      </w:pPr>
+      <w:r>
+        <w:t xml:space="preserve">Easy to read </w:t>
+      </w:r>
+    </w:p>
+    <w:p>
+      <w:pPr>
+        <w:numPr>
+          <w:ilvl w:val="0"/>
+          <w:numId w:val="17"/>
+        </w:numPr>
+      </w:pPr>
+      <w:r>
+        <w:t xml:space="preserve">Easy to maintain </w:t>
+      </w:r>
+    </w:p>
+    <w:p>
+      <w:pPr>
+        <w:numPr>
+          <w:ilvl w:val="0"/>
+          <w:numId w:val="17"/>
+        </w:numPr>
+      </w:pPr>
+      <w:r>
+        <w:t xml:space="preserve">Faster development </w:t>
+      </w:r>
+    </w:p>
+    <w:p>
+      <w:pPr>
+        <w:numPr>
+          <w:ilvl w:val="0"/>
+          <w:numId w:val="17"/>
+        </w:numPr>
+      </w:pPr>
+      <w:r>
+        <w:t xml:space="preserve">Works well with JSTL </w:t>
+      </w:r>
+    </w:p>
+    <w:p>
+      <w:pPr>
+        <w:numPr>
+          <w:ilvl w:val="0"/>
+          <w:numId w:val="17"/>
+        </w:numPr>
+      </w:pPr>
+      <w:r>
+        <w:t xml:space="preserve">Preferred in modern JSP applications </w:t>
+      </w:r>
+    </w:p>
+    <w:p>
+      <w:r>
+        <w:pict w14:anchorId="3E1B6B73">
+          <v:rect id="_x0000_i1313" style="width:0;height:1.5pt" o:hralign="center" o:hrstd="t" o:hr="t" fillcolor="#a0a0a0" stroked="f"/>
+        </w:pict>
+      </w:r>
+    </w:p>
+    <w:p>
+      <w:pPr>
+        <w:rPr>
+          <w:b/>
+          <w:bCs/>
+        </w:rPr>
+      </w:pPr>
+      <w:r>
+        <w:rPr>
+          <w:b/>
+          <w:bCs/>
+        </w:rPr>
+        <w:t>3. EL Syntax</w:t>
+      </w:r>
+    </w:p>
+    <w:p>
+      <w:r>
+        <w:t>General Syntax:</w:t>
+      </w:r>
+    </w:p>
+    <w:p>
+      <w:r>
+        <w:t>${expression}</w:t>
+      </w:r>
+    </w:p>
+    <w:p>
+      <w:r>
+        <w:t xml:space="preserve">${} is called an </w:t>
+      </w:r>
+      <w:r>
+        <w:rPr>
+          <w:b/>
+          <w:bCs/>
+        </w:rPr>
+        <w:t>EL Expression</w:t>
+      </w:r>
+      <w:r>
+        <w:t>.</w:t>
+      </w:r>
+    </w:p>
+    <w:p>
+      <w:r>
+        <w:pict w14:anchorId="3CF5F478">
+          <v:rect id="_x0000_i1314" style="width:0;height:1.5pt" o:hralign="center" o:hrstd="t" o:hr="t" fillcolor="#a0a0a0" stroked="f"/>
+        </w:pict>
+      </w:r>
+    </w:p>
+    <w:p>
+      <w:pPr>
+        <w:rPr>
+          <w:b/>
+          <w:bCs/>
+        </w:rPr>
+      </w:pPr>
+      <w:r>
+        <w:rPr>
+          <w:b/>
+          <w:bCs/>
+        </w:rPr>
+        <w:t>Example 1</w:t>
+      </w:r>
+    </w:p>
+    <w:p>
+      <w:r>
+        <w:t>${10+20}</w:t>
+      </w:r>
+    </w:p>
+    <w:p>
+      <w:pPr>
+        <w:rPr>
+          <w:b/>
+          <w:bCs/>
+        </w:rPr>
+      </w:pPr>
+      <w:r>
+        <w:rPr>
+          <w:b/>
+          <w:bCs/>
+        </w:rPr>
+        <w:t>Output</w:t>
+      </w:r>
+    </w:p>
+    <w:p>
+      <w:r>
+        <w:t>30</w:t>
+      </w:r>
+    </w:p>
+    <w:p>
+      <w:r>
+        <w:pict w14:anchorId="42B06354">
+          <v:rect id="_x0000_i1315" style="width:0;height:1.5pt" o:hralign="center" o:hrstd="t" o:hr="t" fillcolor="#a0a0a0" stroked="f"/>
+        </w:pict>
+      </w:r>
+    </w:p>
+    <w:p>
+      <w:pPr>
+        <w:rPr>
+          <w:b/>
+          <w:bCs/>
+        </w:rPr>
+      </w:pPr>
+      <w:r>
+        <w:rPr>
+          <w:b/>
+          <w:bCs/>
+        </w:rPr>
+        <w:t>Example 2</w:t>
+      </w:r>
+    </w:p>
+    <w:p>
+      <w:r>
+        <w:lastRenderedPageBreak/>
+        <w:t>${100-40}</w:t>
+      </w:r>
+    </w:p>
+    <w:p>
+      <w:r>
+        <w:t>Output</w:t>
+      </w:r>
+    </w:p>
+    <w:p>
+      <w:r>
+        <w:t>60</w:t>
+      </w:r>
+    </w:p>
+    <w:p>
+      <w:r>
+        <w:pict w14:anchorId="03DF6F27">
+          <v:rect id="_x0000_i1316" style="width:0;height:1.5pt" o:hralign="center" o:hrstd="t" o:hr="t" fillcolor="#a0a0a0" stroked="f"/>
+        </w:pict>
+      </w:r>
+    </w:p>
+    <w:p>
+      <w:pPr>
+        <w:rPr>
+          <w:b/>
+          <w:bCs/>
+        </w:rPr>
+      </w:pPr>
+      <w:r>
+        <w:rPr>
+          <w:b/>
+          <w:bCs/>
+        </w:rPr>
+        <w:t>Example 3</w:t>
+      </w:r>
+    </w:p>
+    <w:p>
+      <w:r>
+        <w:t>${10*5}</w:t>
+      </w:r>
+    </w:p>
+    <w:p>
+      <w:r>
+        <w:t>Output</w:t>
+      </w:r>
+    </w:p>
+    <w:p>
+      <w:r>
+        <w:t>50</w:t>
+      </w:r>
+    </w:p>
+    <w:p>
+      <w:r>
+        <w:pict w14:anchorId="2DB7D248">
+          <v:rect id="_x0000_i1317" style="width:0;height:1.5pt" o:hralign="center" o:hrstd="t" o:hr="t" fillcolor="#a0a0a0" stroked="f"/>
+        </w:pict>
+      </w:r>
+    </w:p>
+    <w:p>
+      <w:pPr>
+        <w:rPr>
+          <w:b/>
+          <w:bCs/>
+        </w:rPr>
+      </w:pPr>
+      <w:r>
+        <w:rPr>
+          <w:b/>
+          <w:bCs/>
+        </w:rPr>
+        <w:t>Example 4</w:t>
+      </w:r>
+    </w:p>
+    <w:p>
+      <w:r>
+        <w:t>${20/5}</w:t>
+      </w:r>
+    </w:p>
+    <w:p>
+      <w:r>
+        <w:t>Output</w:t>
+      </w:r>
+    </w:p>
+    <w:p>
+      <w:r>
+        <w:t>4</w:t>
+      </w:r>
+    </w:p>
+    <w:p>
+      <w:r>
+        <w:pict w14:anchorId="000AE6F5">
+          <v:rect id="_x0000_i1318" style="width:0;height:1.5pt" o:hralign="center" o:hrstd="t" o:hr="t" fillcolor="#a0a0a0" stroked="f"/>
+        </w:pict>
+      </w:r>
+    </w:p>
+    <w:p>
+      <w:pPr>
+        <w:rPr>
+          <w:b/>
+          <w:bCs/>
+        </w:rPr>
+      </w:pPr>
+      <w:r>
+        <w:rPr>
+          <w:b/>
+          <w:bCs/>
+        </w:rPr>
+        <w:t>4. Displaying Variables Using EL</w:t>
+      </w:r>
+    </w:p>
+    <w:p>
+      <w:pPr>
+        <w:rPr>
+          <w:b/>
+          <w:bCs/>
+        </w:rPr>
+      </w:pPr>
+      <w:proofErr w:type="spellStart"/>
+      <w:r>
+        <w:rPr>
+          <w:b/>
+          <w:bCs/>
+        </w:rPr>
+        <w:t>index.jsp</w:t>
+      </w:r>
+      <w:proofErr w:type="spellEnd"/>
+    </w:p>
+    <w:p>
+      <w:r>
+        <w:t>&lt;%</w:t>
+      </w:r>
+    </w:p>
+    <w:p>
+      <w:proofErr w:type="spellStart"/>
+      <w:proofErr w:type="gramStart"/>
+      <w:r>
+        <w:t>request.setAttribute</w:t>
+      </w:r>
+      <w:proofErr w:type="spellEnd"/>
+      <w:proofErr w:type="gramEnd"/>
+      <w:r>
+        <w:t>("</w:t>
+      </w:r>
+      <w:proofErr w:type="spellStart"/>
+      <w:r>
+        <w:t>name","Rahul</w:t>
+      </w:r>
+      <w:proofErr w:type="spellEnd"/>
+      <w:r>
+        <w:t>");</w:t>
+      </w:r>
+    </w:p>
+    <w:p>
+      <w:r>
+        <w:t>%&gt;</w:t>
+      </w:r>
+    </w:p>
+    <w:p/>
+    <w:p>
+      <w:proofErr w:type="gramStart"/>
+      <w:r>
+        <w:t>Name :</w:t>
+      </w:r>
+      <w:proofErr w:type="gramEnd"/>
+      <w:r>
+        <w:t>${name}</w:t>
+      </w:r>
+    </w:p>
+    <w:p>
+      <w:pPr>
+        <w:rPr>
+          <w:b/>
+          <w:bCs/>
+        </w:rPr>
+      </w:pPr>
+      <w:r>
+        <w:rPr>
+          <w:b/>
+          <w:bCs/>
+        </w:rPr>
+        <w:t>Output</w:t>
+      </w:r>
+    </w:p>
+    <w:p>
+      <w:proofErr w:type="gramStart"/>
+      <w:r>
+        <w:t>Name :</w:t>
+      </w:r>
+      <w:proofErr w:type="gramEnd"/>
+      <w:r>
+        <w:t xml:space="preserve"> </w:t>
+      </w:r>
+      <w:r>
+        <w:t>Rahul</w:t>
+      </w:r>
+    </w:p>
+    <w:p>
+      <w:r>
+        <w:pict w14:anchorId="3D4AED77">
+          <v:rect id="_x0000_i1319" style="width:0;height:1.5pt" o:hralign="center" o:hrstd="t" o:hr="t" fillcolor="#a0a0a0" stroked="f"/>
+        </w:pict>
+      </w:r>
+    </w:p>
+    <w:p>
+      <w:pPr>
+        <w:rPr>
+          <w:b/>
+          <w:bCs/>
+        </w:rPr>
+      </w:pPr>
+      <w:r>
+        <w:rPr>
+          <w:b/>
+          <w:bCs/>
+        </w:rPr>
+        <w:t>5. Accessing Request Attributes</w:t>
+      </w:r>
+    </w:p>
+    <w:p>
+      <w:r>
+        <w:t>&lt;%</w:t>
+      </w:r>
+    </w:p>
+    <w:p>
+      <w:proofErr w:type="spellStart"/>
+      <w:proofErr w:type="gramStart"/>
+      <w:r>
+        <w:t>request.setAttribute</w:t>
+      </w:r>
+      <w:proofErr w:type="spellEnd"/>
+      <w:proofErr w:type="gramEnd"/>
+      <w:r>
+        <w:t>("</w:t>
+      </w:r>
+      <w:proofErr w:type="spellStart"/>
+      <w:r>
+        <w:t>city","Pune</w:t>
+      </w:r>
+      <w:proofErr w:type="spellEnd"/>
+      <w:r>
+        <w:t>");</w:t>
+      </w:r>
+    </w:p>
+    <w:p>
+      <w:r>
+        <w:t>%&gt;</w:t>
+      </w:r>
+    </w:p>
+    <w:p/>
+    <w:p>
+      <w:proofErr w:type="gramStart"/>
+      <w:r>
+        <w:t>City :</w:t>
+      </w:r>
+      <w:proofErr w:type="gramEnd"/>
+      <w:r>
+        <w:t xml:space="preserve"> </w:t>
+      </w:r>
+      <w:r>
+        <w:t>${city}</w:t>
+      </w:r>
+    </w:p>
+    <w:p>
+      <w:r>
+        <w:t>Output</w:t>
+      </w:r>
+    </w:p>
+    <w:p>
+      <w:proofErr w:type="gramStart"/>
+      <w:r>
+        <w:lastRenderedPageBreak/>
+        <w:t>City :Pune</w:t>
+      </w:r>
+      <w:proofErr w:type="gramEnd"/>
+    </w:p>
+    <w:p>
+      <w:r>
+        <w:pict w14:anchorId="7E84CB5D">
+          <v:rect id="_x0000_i1320" style="width:0;height:1.5pt" o:hralign="center" o:hrstd="t" o:hr="t" fillcolor="#a0a0a0" stroked="f"/>
+        </w:pict>
+      </w:r>
+    </w:p>
+    <w:p>
+      <w:pPr>
+        <w:rPr>
+          <w:b/>
+          <w:bCs/>
+        </w:rPr>
+      </w:pPr>
+      <w:r>
+        <w:rPr>
+          <w:b/>
+          <w:bCs/>
+        </w:rPr>
+        <w:t>6. Accessing Session Attributes</w:t>
+      </w:r>
+    </w:p>
+    <w:p>
+      <w:r>
+        <w:t>&lt;%</w:t>
+      </w:r>
+    </w:p>
+    <w:p>
+      <w:proofErr w:type="spellStart"/>
+      <w:proofErr w:type="gramStart"/>
+      <w:r>
+        <w:t>session.setAttribute</w:t>
+      </w:r>
+      <w:proofErr w:type="spellEnd"/>
+      <w:proofErr w:type="gramEnd"/>
+      <w:r>
+        <w:t>("</w:t>
+      </w:r>
+      <w:proofErr w:type="spellStart"/>
+      <w:r>
+        <w:t>username","Rahul</w:t>
+      </w:r>
+      <w:proofErr w:type="spellEnd"/>
+      <w:r>
+        <w:t>");</w:t>
+      </w:r>
+    </w:p>
+    <w:p>
+      <w:r>
+        <w:t>%&gt;</w:t>
+      </w:r>
+    </w:p>
+    <w:p/>
+    <w:p>
+      <w:r>
+        <w:t>Welcome</w:t>
+      </w:r>
+      <w:r>
+        <w:t xml:space="preserve"> </w:t>
+      </w:r>
+      <w:r>
+        <w:t>${username}</w:t>
+      </w:r>
+    </w:p>
+    <w:p>
+      <w:r>
+        <w:t>Output</w:t>
+      </w:r>
+    </w:p>
+    <w:p>
+      <w:r>
+        <w:t>Welcome Rahul</w:t>
+      </w:r>
+    </w:p>
+    <w:p>
+      <w:r>
+        <w:pict w14:anchorId="477AB428">
+          <v:rect id="_x0000_i1321" style="width:0;height:1.5pt" o:hralign="center" o:hrstd="t" o:hr="t" fillcolor="#a0a0a0" stroked="f"/>
+        </w:pict>
+      </w:r>
+    </w:p>
+    <w:p>
+      <w:pPr>
+        <w:rPr>
+          <w:b/>
+          <w:bCs/>
+        </w:rPr>
+      </w:pPr>
+      <w:r>
+        <w:rPr>
+          <w:b/>
+          <w:bCs/>
+        </w:rPr>
+        <w:t>7. Accessing Application Attributes</w:t>
+      </w:r>
+    </w:p>
+    <w:p>
+      <w:r>
+        <w:t>&lt;%</w:t>
+      </w:r>
+    </w:p>
+    <w:p>
+      <w:proofErr w:type="spellStart"/>
+      <w:proofErr w:type="gramStart"/>
+      <w:r>
+        <w:t>application.setAttribute</w:t>
+      </w:r>
+      <w:proofErr w:type="spellEnd"/>
+      <w:proofErr w:type="gramEnd"/>
+      <w:r>
+        <w:t>("</w:t>
+      </w:r>
+      <w:proofErr w:type="spellStart"/>
+      <w:r>
+        <w:t>college","ABC</w:t>
+      </w:r>
+      <w:proofErr w:type="spellEnd"/>
+      <w:r>
+        <w:t xml:space="preserve"> College");</w:t>
+      </w:r>
+    </w:p>
+    <w:p>
+      <w:r>
+        <w:t>%&gt;</w:t>
+      </w:r>
+    </w:p>
+    <w:p/>
+    <w:p>
+      <w:r>
+        <w:t>College</w:t>
+      </w:r>
+      <w:r>
+        <w:t xml:space="preserve"> </w:t>
+      </w:r>
+      <w:r>
+        <w:t>${college}</w:t>
+      </w:r>
+    </w:p>
+    <w:p>
+      <w:r>
+        <w:t>Output</w:t>
+      </w:r>
+    </w:p>
+    <w:p>
+      <w:r>
+        <w:t>College</w:t>
+      </w:r>
+      <w:r>
+        <w:t xml:space="preserve"> </w:t>
+      </w:r>
+      <w:r>
+        <w:t>ABC College</w:t>
+      </w:r>
+    </w:p>
+    <w:p>
+      <w:r>
+        <w:pict w14:anchorId="495E48A9">
+          <v:rect id="_x0000_i1322" style="width:0;height:1.5pt" o:hralign="center" o:hrstd="t" o:hr="t" fillcolor="#a0a0a0" stroked="f"/>
+        </w:pict>
+      </w:r>
+    </w:p>
+    <w:p>
+      <w:pPr>
+        <w:rPr>
+          <w:b/>
+          <w:bCs/>
+        </w:rPr>
+      </w:pPr>
+      <w:r>
+        <w:rPr>
+          <w:b/>
+          <w:bCs/>
+        </w:rPr>
+        <w:t>8. EL Search Order</w:t>
+      </w:r>
+    </w:p>
+    <w:p>
+      <w:r>
+        <w:t>When EL sees:</w:t>
+      </w:r>
+    </w:p>
+    <w:p>
+      <w:r>
+        <w:t>${username}</w:t>
+      </w:r>
+    </w:p>
+    <w:p>
+      <w:r>
+        <w:t>it searches in this order:</w:t>
+      </w:r>
+    </w:p>
+    <w:p>
+      <w:pPr>
+        <w:numPr>
+          <w:ilvl w:val="0"/>
+          <w:numId w:val="18"/>
+        </w:numPr>
+      </w:pPr>
+      <w:r>
+        <w:t xml:space="preserve">Page Scope </w:t>
+      </w:r>
+    </w:p>
+    <w:p>
+      <w:pPr>
+        <w:numPr>
+          <w:ilvl w:val="0"/>
+          <w:numId w:val="18"/>
+        </w:numPr>
+      </w:pPr>
+      <w:r>
+        <w:t xml:space="preserve">Request Scope </w:t>
+      </w:r>
+    </w:p>
+    <w:p>
+      <w:pPr>
+        <w:numPr>
+          <w:ilvl w:val="0"/>
+          <w:numId w:val="18"/>
+        </w:numPr>
+      </w:pPr>
+      <w:r>
+        <w:t xml:space="preserve">Session Scope </w:t>
+      </w:r>
+    </w:p>
+    <w:p>
+      <w:pPr>
+        <w:numPr>
+          <w:ilvl w:val="0"/>
+          <w:numId w:val="18"/>
+        </w:numPr>
+      </w:pPr>
+      <w:r>
+        <w:t xml:space="preserve">Application Scope </w:t>
+      </w:r>
+    </w:p>
+    <w:p>
+      <w:r>
+        <w:t>If found, it displays the value.</w:t>
+      </w:r>
+    </w:p>
+    <w:p>
+      <w:r>
+        <w:pict w14:anchorId="411644F9">
+          <v:rect id="_x0000_i1323" style="width:0;height:1.5pt" o:hralign="center" o:hrstd="t" o:hr="t" fillcolor="#a0a0a0" stroked="f"/>
+        </w:pict>
+      </w:r>
+    </w:p>
+    <w:p>
+      <w:pPr>
+        <w:rPr>
+          <w:b/>
+          <w:bCs/>
+        </w:rPr>
+      </w:pPr>
+      <w:r>
+        <w:rPr>
+          <w:b/>
+          <w:bCs/>
+        </w:rPr>
+        <w:t>9. Scope Example</w:t>
+      </w:r>
+    </w:p>
+    <w:p>
+      <w:r>
+        <w:lastRenderedPageBreak/>
+        <w:t>&lt;%</w:t>
+      </w:r>
+    </w:p>
+    <w:p>
+      <w:proofErr w:type="spellStart"/>
+      <w:r>
+        <w:t>pageContext.setAttribute</w:t>
+      </w:r>
+      <w:proofErr w:type="spellEnd"/>
+      <w:r>
+        <w:t>("</w:t>
+      </w:r>
+      <w:proofErr w:type="spellStart"/>
+      <w:r>
+        <w:t>msg</w:t>
+      </w:r>
+      <w:proofErr w:type="spellEnd"/>
+      <w:r>
+        <w:t>","Page");</w:t>
+      </w:r>
+    </w:p>
+    <w:p>
+      <w:proofErr w:type="spellStart"/>
+      <w:proofErr w:type="gramStart"/>
+      <w:r>
+        <w:t>request.setAttribute</w:t>
+      </w:r>
+      <w:proofErr w:type="spellEnd"/>
+      <w:proofErr w:type="gramEnd"/>
+      <w:r>
+        <w:t>("</w:t>
+      </w:r>
+      <w:proofErr w:type="spellStart"/>
+      <w:r>
+        <w:t>msg</w:t>
+      </w:r>
+      <w:proofErr w:type="spellEnd"/>
+      <w:r>
+        <w:t>","Request")</w:t>
+      </w:r>
+    </w:p>
+    <w:p>
+      <w:proofErr w:type="spellStart"/>
+      <w:proofErr w:type="gramStart"/>
+      <w:r>
+        <w:t>session.setAttribute</w:t>
+      </w:r>
+      <w:proofErr w:type="spellEnd"/>
+      <w:proofErr w:type="gramEnd"/>
+      <w:r>
+        <w:t>("</w:t>
+      </w:r>
+      <w:proofErr w:type="spellStart"/>
+      <w:r>
+        <w:t>msg</w:t>
+      </w:r>
+      <w:proofErr w:type="spellEnd"/>
+      <w:r>
+        <w:t>","Session");</w:t>
+      </w:r>
+    </w:p>
+    <w:p>
+      <w:proofErr w:type="spellStart"/>
+      <w:proofErr w:type="gramStart"/>
+      <w:r>
+        <w:t>application.setAttribute</w:t>
+      </w:r>
+      <w:proofErr w:type="spellEnd"/>
+      <w:proofErr w:type="gramEnd"/>
+      <w:r>
+        <w:t>("</w:t>
+      </w:r>
+      <w:proofErr w:type="spellStart"/>
+      <w:r>
+        <w:t>msg</w:t>
+      </w:r>
+      <w:proofErr w:type="spellEnd"/>
+      <w:r>
+        <w:t>","Application");</w:t>
+      </w:r>
+    </w:p>
+    <w:p>
+      <w:r>
+        <w:t>%&gt;</w:t>
+      </w:r>
+    </w:p>
+    <w:p/>
+    <w:p>
+      <w:r>
+        <w:t>${</w:t>
+      </w:r>
+      <w:proofErr w:type="spellStart"/>
+      <w:r>
+        <w:t>msg</w:t>
+      </w:r>
+      <w:proofErr w:type="spellEnd"/>
+      <w:r>
+        <w:t>}</w:t>
+      </w:r>
+    </w:p>
+    <w:p>
+      <w:pPr>
+        <w:rPr>
+          <w:b/>
+          <w:bCs/>
+        </w:rPr>
+      </w:pPr>
+      <w:r>
+        <w:rPr>
+          <w:b/>
+          <w:bCs/>
+        </w:rPr>
+        <w:t>Output</w:t>
+      </w:r>
+    </w:p>
+    <w:p>
+      <w:r>
+        <w:t>Page</w:t>
+      </w:r>
+    </w:p>
+    <w:p>
+      <w:r>
+        <w:t>Why?</w:t>
+      </w:r>
+    </w:p>
+    <w:p>
+      <w:r>
+        <w:t xml:space="preserve">Because </w:t>
+      </w:r>
+      <w:r>
+        <w:rPr>
+          <w:b/>
+          <w:bCs/>
+        </w:rPr>
+        <w:t>page scope has the highest priority</w:t>
+      </w:r>
+      <w:r>
+        <w:t>.</w:t>
+      </w:r>
+    </w:p>
+    <w:p>
+      <w:r>
+        <w:pict w14:anchorId="0E60EC89">
+          <v:rect id="_x0000_i1324" style="width:0;height:1.5pt" o:hralign="center" o:hrstd="t" o:hr="t" fillcolor="#a0a0a0" stroked="f"/>
+        </w:pict>
+      </w:r>
+    </w:p>
+    <w:p>
+      <w:pPr>
+        <w:rPr>
+          <w:b/>
+          <w:bCs/>
+        </w:rPr>
+      </w:pPr>
+      <w:r>
+        <w:rPr>
+          <w:b/>
+          <w:bCs/>
+        </w:rPr>
+        <w:t>10. Accessing Specific Scopes</w:t>
+      </w:r>
+    </w:p>
+    <w:p>
+      <w:r>
+        <w:t>Instead of relying on the search order, we can specify the scope explicitly.</w:t>
+      </w:r>
+    </w:p>
+    <w:p>
+      <w:r>
+        <w:t>${pageScope.msg}</w:t>
+      </w:r>
+    </w:p>
+    <w:p>
+      <w:r>
+        <w:t>${requestScope.msg}</w:t>
+      </w:r>
+    </w:p>
+    <w:p>
+      <w:r>
+        <w:t>${sessionScope.msg}</w:t>
+      </w:r>
+    </w:p>
+    <w:p>
+      <w:r>
+        <w:t>${applicationScope.msg}</w:t>
+      </w:r>
+    </w:p>
+    <w:p>
+      <w:r>
+        <w:pict w14:anchorId="375F02B6">
+          <v:rect id="_x0000_i1325" style="width:0;height:1.5pt" o:hralign="center" o:hrstd="t" o:hr="t" fillcolor="#a0a0a0" stroked="f"/>
+        </w:pict>
+      </w:r>
+    </w:p>
+    <w:p>
+      <w:pPr>
+        <w:rPr>
+          <w:b/>
+          <w:bCs/>
+        </w:rPr>
+      </w:pPr>
+      <w:r>
+        <w:rPr>
+          <w:b/>
+          <w:bCs/>
+        </w:rPr>
+        <w:t>Example</w:t>
+      </w:r>
+    </w:p>
+    <w:p>
+      <w:r>
+        <w:t>&lt;%</w:t>
+      </w:r>
+    </w:p>
+    <w:p>
+      <w:proofErr w:type="spellStart"/>
+      <w:proofErr w:type="gramStart"/>
+      <w:r>
+        <w:t>session.setAttribute</w:t>
+      </w:r>
+      <w:proofErr w:type="spellEnd"/>
+      <w:proofErr w:type="gramEnd"/>
+      <w:r>
+        <w:t>("</w:t>
+      </w:r>
+      <w:proofErr w:type="spellStart"/>
+      <w:r>
+        <w:t>name","Rahul</w:t>
+      </w:r>
+      <w:proofErr w:type="spellEnd"/>
+      <w:r>
+        <w:t>");</w:t>
+      </w:r>
+    </w:p>
+    <w:p>
+      <w:r>
+        <w:t>%&gt;</w:t>
+      </w:r>
+    </w:p>
+    <w:p>
+      <w:r>
+        <w:t>${sessionScope.name}</w:t>
+      </w:r>
+    </w:p>
+    <w:p>
+      <w:r>
+        <w:t>Output</w:t>
+      </w:r>
+    </w:p>
+    <w:p>
+      <w:r>
+        <w:t>Rahul</w:t>
+      </w:r>
+    </w:p>
+    <w:p>
+      <w:r>
+        <w:pict w14:anchorId="52F7C9C5">
+          <v:rect id="_x0000_i1326" style="width:0;height:1.5pt" o:hralign="center" o:hrstd="t" o:hr="t" fillcolor="#a0a0a0" stroked="f"/>
+        </w:pict>
+      </w:r>
+    </w:p>
+    <w:p>
+      <w:pPr>
+        <w:rPr>
+          <w:b/>
+          <w:bCs/>
+        </w:rPr>
+      </w:pPr>
+      <w:r>
+        <w:rPr>
+          <w:b/>
+          <w:bCs/>
+        </w:rPr>
+        <w:t>11. EL Operators</w:t>
+      </w:r>
+    </w:p>
+    <w:tbl>
+      <w:tblPr>
+        <w:tblW w:w="0" w:type="auto"/>
+        <w:tblCellSpacing w:w="15" w:type="dxa"/>
+        <w:tblCellMar>
+          <w:top w:w="15" w:type="dxa"/>
+          <w:left w:w="15" w:type="dxa"/>
+          <w:bottom w:w="15" w:type="dxa"/>
+          <w:right w:w="15" w:type="dxa"/>
+        </w:tblCellMar>
+        <w:tblLook w:val="04A0" w:firstRow="1" w:lastRow="0" w:firstColumn="1" w:lastColumn="0" w:noHBand="0" w:noVBand="1"/>
+      </w:tblPr>
+      <w:tblGrid>
+        <w:gridCol w:w="932"/>
+        <w:gridCol w:w="1303"/>
+        <w:gridCol w:w="881"/>
+      </w:tblGrid>
+      <w:tr>
+        <w:trPr>
+          <w:tblHeader/>
+          <w:tblCellSpacing w:w="15" w:type="dxa"/>
+        </w:trPr>
+        <w:tc>
+          <w:tcPr>
+            <w:tcW w:w="0" w:type="auto"/>
+            <w:vAlign w:val="center"/>
+            <w:hideMark/>
+          </w:tcPr>
+          <w:p>
+            <w:pPr>
+              <w:rPr>
+                <w:b/>
+                <w:bCs/>
+              </w:rPr>
+            </w:pPr>
+            <w:r>
+              <w:rPr>
+                <w:b/>
+                <w:bCs/>
+              </w:rPr>
+              <w:lastRenderedPageBreak/>
+              <w:t>Operator</w:t>
+            </w:r>
+          </w:p>
+        </w:tc>
+        <w:tc>
+          <w:tcPr>
+            <w:tcW w:w="0" w:type="auto"/>
+            <w:vAlign w:val="center"/>
+            <w:hideMark/>
+          </w:tcPr>
+          <w:p>
+            <w:pPr>
+              <w:rPr>
+                <w:b/>
+                <w:bCs/>
+              </w:rPr>
+            </w:pPr>
+            <w:r>
+              <w:rPr>
+                <w:b/>
+                <w:bCs/>
+              </w:rPr>
+              <w:t>Meaning</w:t>
+            </w:r>
+          </w:p>
+        </w:tc>
+        <w:tc>
+          <w:tcPr>
+            <w:tcW w:w="0" w:type="auto"/>
+            <w:vAlign w:val="center"/>
+            <w:hideMark/>
+          </w:tcPr>
+          <w:p>
+            <w:pPr>
+              <w:rPr>
+                <w:b/>
+                <w:bCs/>
+              </w:rPr>
+            </w:pPr>
+            <w:r>
+              <w:rPr>
+                <w:b/>
+                <w:bCs/>
+              </w:rPr>
+              <w:t>Example</w:t>
+            </w:r>
+          </w:p>
+        </w:tc>
+      </w:tr>
+      <w:tr>
+        <w:trPr>
+          <w:tblCellSpacing w:w="15" w:type="dxa"/>
+        </w:trPr>
+        <w:tc>
+          <w:tcPr>
+            <w:tcW w:w="0" w:type="auto"/>
+            <w:vAlign w:val="center"/>
+            <w:hideMark/>
+          </w:tcPr>
+          <w:p>
+            <w:r>
+              <w:t>+</w:t>
+            </w:r>
+          </w:p>
+        </w:tc>
+        <w:tc>
+          <w:tcPr>
+            <w:tcW w:w="0" w:type="auto"/>
+            <w:vAlign w:val="center"/>
+            <w:hideMark/>
+          </w:tcPr>
+          <w:p>
+            <w:r>
+              <w:t>Addition</w:t>
+            </w:r>
+          </w:p>
+        </w:tc>
+        <w:tc>
+          <w:tcPr>
+            <w:tcW w:w="0" w:type="auto"/>
+            <w:vAlign w:val="center"/>
+            <w:hideMark/>
+          </w:tcPr>
+          <w:p>
+            <w:r>
+              <w:t>${10+20}</w:t>
+            </w:r>
+          </w:p>
+        </w:tc>
+      </w:tr>
+      <w:tr>
+        <w:trPr>
+          <w:tblCellSpacing w:w="15" w:type="dxa"/>
+        </w:trPr>
+        <w:tc>
+          <w:tcPr>
+            <w:tcW w:w="0" w:type="auto"/>
+            <w:vAlign w:val="center"/>
+            <w:hideMark/>
+          </w:tcPr>
+          <w:p>
+            <w:r>
+              <w:t>-</w:t>
+            </w:r>
+          </w:p>
+        </w:tc>
+        <w:tc>
+          <w:tcPr>
+            <w:tcW w:w="0" w:type="auto"/>
+            <w:vAlign w:val="center"/>
+            <w:hideMark/>
+          </w:tcPr>
+          <w:p>
+            <w:r>
+              <w:t>Subtraction</w:t>
+            </w:r>
+          </w:p>
+        </w:tc>
+        <w:tc>
+          <w:tcPr>
+            <w:tcW w:w="0" w:type="auto"/>
+            <w:vAlign w:val="center"/>
+            <w:hideMark/>
+          </w:tcPr>
+          <w:p>
+            <w:r>
+              <w:t>${20-5}</w:t>
+            </w:r>
+          </w:p>
+        </w:tc>
+      </w:tr>
+      <w:tr>
+        <w:trPr>
+          <w:tblCellSpacing w:w="15" w:type="dxa"/>
+        </w:trPr>
+        <w:tc>
+          <w:tcPr>
+            <w:tcW w:w="0" w:type="auto"/>
+            <w:vAlign w:val="center"/>
+            <w:hideMark/>
+          </w:tcPr>
+          <w:p>
+            <w:r>
+              <w:t>*</w:t>
+            </w:r>
+          </w:p>
+        </w:tc>
+        <w:tc>
+          <w:tcPr>
+            <w:tcW w:w="0" w:type="auto"/>
+            <w:vAlign w:val="center"/>
+            <w:hideMark/>
+          </w:tcPr>
+          <w:p>
+            <w:r>
+              <w:t>Multiplication</w:t>
+            </w:r>
+          </w:p>
+        </w:tc>
+        <w:tc>
+          <w:tcPr>
+            <w:tcW w:w="0" w:type="auto"/>
+            <w:vAlign w:val="center"/>
+            <w:hideMark/>
+          </w:tcPr>
+          <w:p>
+            <w:r>
+              <w:t>${5*4}</w:t>
+            </w:r>
+          </w:p>
+        </w:tc>
+      </w:tr>
+      <w:tr>
+        <w:trPr>
+          <w:tblCellSpacing w:w="15" w:type="dxa"/>
+        </w:trPr>
+        <w:tc>
+          <w:tcPr>
+            <w:tcW w:w="0" w:type="auto"/>
+            <w:vAlign w:val="center"/>
+            <w:hideMark/>
+          </w:tcPr>
+          <w:p>
+            <w:r>
+              <w:t xml:space="preserve">/ </w:t>
+            </w:r>
+            <w:proofErr w:type="gramStart"/>
+            <w:r>
+              <w:t>or</w:t>
+            </w:r>
+            <w:proofErr w:type="gramEnd"/>
+            <w:r>
+              <w:t xml:space="preserve"> div</w:t>
+            </w:r>
+          </w:p>
+        </w:tc>
+        <w:tc>
+          <w:tcPr>
+            <w:tcW w:w="0" w:type="auto"/>
+            <w:vAlign w:val="center"/>
+            <w:hideMark/>
+          </w:tcPr>
+          <w:p>
+            <w:r>
+              <w:t>Division</w:t>
+            </w:r>
+          </w:p>
+        </w:tc>
+        <w:tc>
+          <w:tcPr>
+            <w:tcW w:w="0" w:type="auto"/>
+            <w:vAlign w:val="center"/>
+            <w:hideMark/>
+          </w:tcPr>
+          <w:p>
+            <w:r>
+              <w:t>${20/5}</w:t>
+            </w:r>
+          </w:p>
+        </w:tc>
+      </w:tr>
+      <w:tr>
+        <w:trPr>
+          <w:tblCellSpacing w:w="15" w:type="dxa"/>
+        </w:trPr>
+        <w:tc>
+          <w:tcPr>
+            <w:tcW w:w="0" w:type="auto"/>
+            <w:vAlign w:val="center"/>
+            <w:hideMark/>
+          </w:tcPr>
+          <w:p>
+            <w:r>
+              <w:t>% or mod</w:t>
+            </w:r>
+          </w:p>
+        </w:tc>
+        <w:tc>
+          <w:tcPr>
+            <w:tcW w:w="0" w:type="auto"/>
+            <w:vAlign w:val="center"/>
+            <w:hideMark/>
+          </w:tcPr>
+          <w:p>
+            <w:r>
+              <w:t>Modulus</w:t>
+            </w:r>
+          </w:p>
+        </w:tc>
+        <w:tc>
+          <w:tcPr>
+            <w:tcW w:w="0" w:type="auto"/>
+            <w:vAlign w:val="center"/>
+            <w:hideMark/>
+          </w:tcPr>
+          <w:p>
+            <w:r>
+              <w:t>${10%3}</w:t>
+            </w:r>
+          </w:p>
+        </w:tc>
+      </w:tr>
+    </w:tbl>
+    <w:p>
+      <w:r>
+        <w:pict w14:anchorId="0704799D">
+          <v:rect id="_x0000_i1327" style="width:0;height:1.5pt" o:hralign="center" o:hrstd="t" o:hr="t" fillcolor="#a0a0a0" stroked="f"/>
+        </w:pict>
+      </w:r>
+    </w:p>
+    <w:p>
+      <w:pPr>
+        <w:rPr>
+          <w:b/>
+          <w:bCs/>
+        </w:rPr>
+      </w:pPr>
+      <w:r>
+        <w:rPr>
+          <w:b/>
+          <w:bCs/>
+        </w:rPr>
+        <w:t>12. Relational Operators</w:t>
+      </w:r>
+    </w:p>
+    <w:tbl>
+      <w:tblPr>
+        <w:tblW w:w="0" w:type="auto"/>
+        <w:tblCellSpacing w:w="15" w:type="dxa"/>
+        <w:tblCellMar>
+          <w:top w:w="15" w:type="dxa"/>
+          <w:left w:w="15" w:type="dxa"/>
+          <w:bottom w:w="15" w:type="dxa"/>
+          <w:right w:w="15" w:type="dxa"/>
+        </w:tblCellMar>
+        <w:tblLook w:val="04A0" w:firstRow="1" w:lastRow="0" w:firstColumn="1" w:lastColumn="0" w:noHBand="0" w:noVBand="1"/>
+      </w:tblPr>
+      <w:tblGrid>
+        <w:gridCol w:w="3858"/>
+        <w:gridCol w:w="851"/>
+      </w:tblGrid>
+      <w:tr>
+        <w:trPr>
+          <w:tblHeader/>
+          <w:tblCellSpacing w:w="15" w:type="dxa"/>
+        </w:trPr>
+        <w:tc>
+          <w:tcPr>
+            <w:tcW w:w="0" w:type="auto"/>
+            <w:vAlign w:val="center"/>
+            <w:hideMark/>
+          </w:tcPr>
+          <w:p>
+            <w:pPr>
+              <w:rPr>
+                <w:b/>
+                <w:bCs/>
+              </w:rPr>
+            </w:pPr>
+            <w:r>
+              <w:rPr>
+                <w:b/>
+                <w:bCs/>
+              </w:rPr>
+              <w:t>Operator</w:t>
+            </w:r>
+          </w:p>
+        </w:tc>
+        <w:tc>
+          <w:tcPr>
+            <w:tcW w:w="0" w:type="auto"/>
+            <w:vAlign w:val="center"/>
+            <w:hideMark/>
+          </w:tcPr>
+          <w:p>
+            <w:pPr>
+              <w:rPr>
+                <w:b/>
+                <w:bCs/>
+              </w:rPr>
+            </w:pPr>
+            <w:r>
+              <w:rPr>
+                <w:b/>
+                <w:bCs/>
+              </w:rPr>
+              <w:t>Example</w:t>
+            </w:r>
+          </w:p>
+        </w:tc>
+      </w:tr>
+      <w:tr>
+        <w:trPr>
+          <w:tblHeader/>
+          <w:tblCellSpacing w:w="15" w:type="dxa"/>
+        </w:trPr>
+        <w:tc>
+          <w:tcPr>
+            <w:tcW w:w="0" w:type="auto"/>
+            <w:vAlign w:val="center"/>
+          </w:tcPr>
+          <w:tbl>
+            <w:tblPr>
+              <w:tblW w:w="3773" w:type="dxa"/>
+              <w:tblCellSpacing w:w="15" w:type="dxa"/>
+              <w:tblBorders>
+                <w:top w:val="single" w:sz="4" w:space="0" w:color="auto"/>
+                <w:left w:val="single" w:sz="4" w:space="0" w:color="auto"/>
+                <w:bottom w:val="single" w:sz="4" w:space="0" w:color="auto"/>
+                <w:right w:val="single" w:sz="4" w:space="0" w:color="auto"/>
+                <w:insideH w:val="single" w:sz="4" w:space="0" w:color="auto"/>
+                <w:insideV w:val="single" w:sz="4" w:space="0" w:color="auto"/>
+              </w:tblBorders>
+              <w:tblCellMar>
+                <w:top w:w="15" w:type="dxa"/>
+                <w:left w:w="15" w:type="dxa"/>
+                <w:bottom w:w="15" w:type="dxa"/>
+                <w:right w:w="15" w:type="dxa"/>
+              </w:tblCellMar>
+              <w:tblLook w:val="04A0" w:firstRow="1" w:lastRow="0" w:firstColumn="1" w:lastColumn="0" w:noHBand="0" w:noVBand="1"/>
+            </w:tblPr>
+            <w:tblGrid>
+              <w:gridCol w:w="1646"/>
+              <w:gridCol w:w="2127"/>
+            </w:tblGrid>
+            <w:tr>
+              <w:trPr>
+                <w:tblHeader/>
+                <w:tblCellSpacing w:w="15" w:type="dxa"/>
+              </w:trPr>
+              <w:tc>
+                <w:tcPr>
+                  <w:tcW w:w="1601" w:type="dxa"/>
+                  <w:vAlign w:val="center"/>
+                  <w:hideMark/>
+                </w:tcPr>
+                <w:p>
+                  <w:pPr>
+                    <w:spacing w:after="0" w:line="240" w:lineRule="auto"/>
+                    <w:jc w:val="center"/>
+                    <w:rPr>
+                      <w:rFonts w:ascii="Times New Roman" w:eastAsia="Times New Roman" w:hAnsi="Times New Roman" w:cs="Times New Roman"/>
+                      <w:b/>
+                      <w:bCs/>
+                      <w:kern w:val="0"/>
+                      <w:sz w:val="24"/>
+                      <w:szCs w:val="24"/>
+                      <w:lang w:eastAsia="en-IN"/>
+                      <w14:ligatures w14:val="none"/>
+                    </w:rPr>
+                  </w:pPr>
+                  <w:r>
+                    <w:rPr>
+                      <w:rFonts w:ascii="Times New Roman" w:eastAsia="Times New Roman" w:hAnsi="Times New Roman" w:cs="Times New Roman"/>
+                      <w:b/>
+                      <w:bCs/>
+                      <w:kern w:val="0"/>
+                      <w:sz w:val="24"/>
+                      <w:szCs w:val="24"/>
+                      <w:lang w:eastAsia="en-IN"/>
+                      <w14:ligatures w14:val="none"/>
+                    </w:rPr>
+                    <w:t>Operator</w:t>
+                  </w:r>
+                </w:p>
+              </w:tc>
+              <w:tc>
+                <w:tcPr>
+                  <w:tcW w:w="2082" w:type="dxa"/>
+                  <w:vAlign w:val="center"/>
+                  <w:hideMark/>
+                </w:tcPr>
+                <w:p>
+                  <w:pPr>
+                    <w:spacing w:after="0" w:line="240" w:lineRule="auto"/>
+                    <w:jc w:val="center"/>
+                    <w:rPr>
+                      <w:rFonts w:ascii="Times New Roman" w:eastAsia="Times New Roman" w:hAnsi="Times New Roman" w:cs="Times New Roman"/>
+                      <w:b/>
+                      <w:bCs/>
+                      <w:kern w:val="0"/>
+                      <w:sz w:val="24"/>
+                      <w:szCs w:val="24"/>
+                      <w:lang w:eastAsia="en-IN"/>
+                      <w14:ligatures w14:val="none"/>
+                    </w:rPr>
+                  </w:pPr>
+                  <w:r>
+                    <w:rPr>
+                      <w:rFonts w:ascii="Times New Roman" w:eastAsia="Times New Roman" w:hAnsi="Times New Roman" w:cs="Times New Roman"/>
+                      <w:b/>
+                      <w:bCs/>
+                      <w:kern w:val="0"/>
+                      <w:sz w:val="24"/>
+                      <w:szCs w:val="24"/>
+                      <w:lang w:eastAsia="en-IN"/>
+                      <w14:ligatures w14:val="none"/>
+                    </w:rPr>
+                    <w:t>Example</w:t>
+                  </w:r>
+                </w:p>
+              </w:tc>
+            </w:tr>
+            <w:tr>
+              <w:trPr>
+                <w:tblCellSpacing w:w="15" w:type="dxa"/>
+              </w:trPr>
+              <w:tc>
+                <w:tcPr>
+                  <w:tcW w:w="1601" w:type="dxa"/>
+                  <w:vAlign w:val="center"/>
+                  <w:hideMark/>
+                </w:tcPr>
+                <w:p>
+                  <w:pPr>
+                    <w:spacing w:after="0" w:line="240" w:lineRule="auto"/>
+                    <w:rPr>
+                      <w:rFonts w:ascii="Times New Roman" w:eastAsia="Times New Roman" w:hAnsi="Times New Roman" w:cs="Times New Roman"/>
+                      <w:kern w:val="0"/>
+                      <w:sz w:val="24"/>
+                      <w:szCs w:val="24"/>
+                      <w:lang w:eastAsia="en-IN"/>
+                      <w14:ligatures w14:val="none"/>
+                    </w:rPr>
+                  </w:pPr>
+                  <w:r>
+                    <w:rPr>
+                      <w:rFonts w:ascii="Times New Roman" w:eastAsia="Times New Roman" w:hAnsi="Times New Roman" w:cs="Times New Roman"/>
+                      <w:kern w:val="0"/>
+                      <w:sz w:val="20"/>
+                      <w:szCs w:val="20"/>
+                      <w:lang w:eastAsia="en-IN"/>
+                      <w14:ligatures w14:val="none"/>
+                    </w:rPr>
+                    <w:t>==</w:t>
+                  </w:r>
+                  <w:r>
+                    <w:rPr>
+                      <w:rFonts w:ascii="Times New Roman" w:eastAsia="Times New Roman" w:hAnsi="Times New Roman" w:cs="Times New Roman"/>
+                      <w:kern w:val="0"/>
+                      <w:sz w:val="24"/>
+                      <w:szCs w:val="24"/>
+                      <w:lang w:eastAsia="en-IN"/>
+                      <w14:ligatures w14:val="none"/>
+                    </w:rPr>
+                    <w:t xml:space="preserve"> or </w:t>
+                  </w:r>
+                  <w:proofErr w:type="spellStart"/>
+                  <w:r>
+                    <w:rPr>
+                      <w:rFonts w:ascii="Times New Roman" w:eastAsia="Times New Roman" w:hAnsi="Times New Roman" w:cs="Times New Roman"/>
+                      <w:kern w:val="0"/>
+                      <w:sz w:val="20"/>
+                      <w:szCs w:val="20"/>
+                      <w:lang w:eastAsia="en-IN"/>
+                      <w14:ligatures w14:val="none"/>
+                    </w:rPr>
+                    <w:t>eq</w:t>
+                  </w:r>
+                  <w:proofErr w:type="spellEnd"/>
+                </w:p>
+              </w:tc>
+              <w:tc>
+                <w:tcPr>
+                  <w:tcW w:w="2082" w:type="dxa"/>
+                  <w:vAlign w:val="center"/>
+                  <w:hideMark/>
+                </w:tcPr>
+                <w:p>
+                  <w:pPr>
+                    <w:spacing w:after="0" w:line="240" w:lineRule="auto"/>
+                    <w:rPr>
+                      <w:rFonts w:ascii="Times New Roman" w:eastAsia="Times New Roman" w:hAnsi="Times New Roman" w:cs="Times New Roman"/>
+                      <w:kern w:val="0"/>
+                      <w:sz w:val="24"/>
+                      <w:szCs w:val="24"/>
+                      <w:lang w:eastAsia="en-IN"/>
+                      <w14:ligatures w14:val="none"/>
+                    </w:rPr>
+                  </w:pPr>
+                  <w:r>
+                    <w:rPr>
+                      <w:rFonts w:ascii="Times New Roman" w:eastAsia="Times New Roman" w:hAnsi="Times New Roman" w:cs="Times New Roman"/>
+                      <w:kern w:val="0"/>
+                      <w:sz w:val="20"/>
+                      <w:szCs w:val="20"/>
+                      <w:lang w:eastAsia="en-IN"/>
+                      <w14:ligatures w14:val="none"/>
+                    </w:rPr>
+                    <w:t>${10==10}</w:t>
+                  </w:r>
+                </w:p>
+              </w:tc>
+            </w:tr>
+            <w:tr>
+              <w:trPr>
+                <w:tblCellSpacing w:w="15" w:type="dxa"/>
+              </w:trPr>
+              <w:tc>
+                <w:tcPr>
+                  <w:tcW w:w="1601" w:type="dxa"/>
+                  <w:vAlign w:val="center"/>
+                  <w:hideMark/>
+                </w:tcPr>
+                <w:p>
+                  <w:pPr>
+                    <w:spacing w:after="0" w:line="240" w:lineRule="auto"/>
+                    <w:rPr>
+                      <w:rFonts w:ascii="Times New Roman" w:eastAsia="Times New Roman" w:hAnsi="Times New Roman" w:cs="Times New Roman"/>
+                      <w:kern w:val="0"/>
+                      <w:sz w:val="24"/>
+                      <w:szCs w:val="24"/>
+                      <w:lang w:eastAsia="en-IN"/>
+                      <w14:ligatures w14:val="none"/>
+                    </w:rPr>
+                  </w:pPr>
+                  <w:proofErr w:type="gramStart"/>
+                  <w:r>
+                    <w:rPr>
+                      <w:rFonts w:ascii="Times New Roman" w:eastAsia="Times New Roman" w:hAnsi="Times New Roman" w:cs="Times New Roman"/>
+                      <w:kern w:val="0"/>
+                      <w:sz w:val="20"/>
+                      <w:szCs w:val="20"/>
+                      <w:lang w:eastAsia="en-IN"/>
+                      <w14:ligatures w14:val="none"/>
+                    </w:rPr>
+                    <w:t>!=</w:t>
+                  </w:r>
+                  <w:proofErr w:type="gramEnd"/>
+                  <w:r>
+                    <w:rPr>
+                      <w:rFonts w:ascii="Times New Roman" w:eastAsia="Times New Roman" w:hAnsi="Times New Roman" w:cs="Times New Roman"/>
+                      <w:kern w:val="0"/>
+                      <w:sz w:val="24"/>
+                      <w:szCs w:val="24"/>
+                      <w:lang w:eastAsia="en-IN"/>
+                      <w14:ligatures w14:val="none"/>
+                    </w:rPr>
+                    <w:t xml:space="preserve"> or </w:t>
+                  </w:r>
+                  <w:r>
+                    <w:rPr>
+                      <w:rFonts w:ascii="Times New Roman" w:eastAsia="Times New Roman" w:hAnsi="Times New Roman" w:cs="Times New Roman"/>
+                      <w:kern w:val="0"/>
+                      <w:sz w:val="20"/>
+                      <w:szCs w:val="20"/>
+                      <w:lang w:eastAsia="en-IN"/>
+                      <w14:ligatures w14:val="none"/>
+                    </w:rPr>
+                    <w:t>ne</w:t>
+                  </w:r>
+                </w:p>
+              </w:tc>
+              <w:tc>
+                <w:tcPr>
+                  <w:tcW w:w="2082" w:type="dxa"/>
+                  <w:vAlign w:val="center"/>
+                  <w:hideMark/>
+                </w:tcPr>
+                <w:p>
+                  <w:pPr>
+                    <w:spacing w:after="0" w:line="240" w:lineRule="auto"/>
+                    <w:rPr>
+                      <w:rFonts w:ascii="Times New Roman" w:eastAsia="Times New Roman" w:hAnsi="Times New Roman" w:cs="Times New Roman"/>
+                      <w:kern w:val="0"/>
+                      <w:sz w:val="24"/>
+                      <w:szCs w:val="24"/>
+                      <w:lang w:eastAsia="en-IN"/>
+                      <w14:ligatures w14:val="none"/>
+                    </w:rPr>
+                  </w:pPr>
+                  <w:r>
+                    <w:rPr>
+                      <w:rFonts w:ascii="Times New Roman" w:eastAsia="Times New Roman" w:hAnsi="Times New Roman" w:cs="Times New Roman"/>
+                      <w:kern w:val="0"/>
+                      <w:sz w:val="20"/>
+                      <w:szCs w:val="20"/>
+                      <w:lang w:eastAsia="en-IN"/>
+                      <w14:ligatures w14:val="none"/>
+                    </w:rPr>
+                    <w:t>${</w:t>
+                  </w:r>
+                  <w:proofErr w:type="gramStart"/>
+                  <w:r>
+                    <w:rPr>
+                      <w:rFonts w:ascii="Times New Roman" w:eastAsia="Times New Roman" w:hAnsi="Times New Roman" w:cs="Times New Roman"/>
+                      <w:kern w:val="0"/>
+                      <w:sz w:val="20"/>
+                      <w:szCs w:val="20"/>
+                      <w:lang w:eastAsia="en-IN"/>
+                      <w14:ligatures w14:val="none"/>
+                    </w:rPr>
+                    <w:t>10!=</w:t>
+                  </w:r>
+                  <w:proofErr w:type="gramEnd"/>
+                  <w:r>
+                    <w:rPr>
+                      <w:rFonts w:ascii="Times New Roman" w:eastAsia="Times New Roman" w:hAnsi="Times New Roman" w:cs="Times New Roman"/>
+                      <w:kern w:val="0"/>
+                      <w:sz w:val="20"/>
+                      <w:szCs w:val="20"/>
+                      <w:lang w:eastAsia="en-IN"/>
+                      <w14:ligatures w14:val="none"/>
+                    </w:rPr>
+                    <w:t>20}</w:t>
+                  </w:r>
+                </w:p>
+              </w:tc>
+            </w:tr>
+            <w:tr>
+              <w:trPr>
+                <w:tblCellSpacing w:w="15" w:type="dxa"/>
+              </w:trPr>
+              <w:tc>
+                <w:tcPr>
+                  <w:tcW w:w="1601" w:type="dxa"/>
+                  <w:vAlign w:val="center"/>
+                  <w:hideMark/>
+                </w:tcPr>
+                <w:p>
+                  <w:pPr>
+                    <w:spacing w:after="0" w:line="240" w:lineRule="auto"/>
+                    <w:rPr>
+                      <w:rFonts w:ascii="Times New Roman" w:eastAsia="Times New Roman" w:hAnsi="Times New Roman" w:cs="Times New Roman"/>
+                      <w:kern w:val="0"/>
+                      <w:sz w:val="24"/>
+                      <w:szCs w:val="24"/>
+                      <w:lang w:eastAsia="en-IN"/>
+                      <w14:ligatures w14:val="none"/>
+                    </w:rPr>
+                  </w:pPr>
+                  <w:r>
+                    <w:rPr>
+                      <w:rFonts w:ascii="Times New Roman" w:eastAsia="Times New Roman" w:hAnsi="Times New Roman" w:cs="Times New Roman"/>
+                      <w:kern w:val="0"/>
+                      <w:sz w:val="20"/>
+                      <w:szCs w:val="20"/>
+                      <w:lang w:eastAsia="en-IN"/>
+                      <w14:ligatures w14:val="none"/>
+                    </w:rPr>
+                    <w:t>&lt;</w:t>
+                  </w:r>
+                  <w:r>
+                    <w:rPr>
+                      <w:rFonts w:ascii="Times New Roman" w:eastAsia="Times New Roman" w:hAnsi="Times New Roman" w:cs="Times New Roman"/>
+                      <w:kern w:val="0"/>
+                      <w:sz w:val="24"/>
+                      <w:szCs w:val="24"/>
+                      <w:lang w:eastAsia="en-IN"/>
+                      <w14:ligatures w14:val="none"/>
+                    </w:rPr>
+                    <w:t xml:space="preserve"> or </w:t>
+                  </w:r>
+                  <w:proofErr w:type="spellStart"/>
+                  <w:r>
+                    <w:rPr>
+                      <w:rFonts w:ascii="Times New Roman" w:eastAsia="Times New Roman" w:hAnsi="Times New Roman" w:cs="Times New Roman"/>
+                      <w:kern w:val="0"/>
+                      <w:sz w:val="20"/>
+                      <w:szCs w:val="20"/>
+                      <w:lang w:eastAsia="en-IN"/>
+                      <w14:ligatures w14:val="none"/>
+                    </w:rPr>
+                    <w:t>lt</w:t>
+                  </w:r>
+                  <w:proofErr w:type="spellEnd"/>
+                </w:p>
+              </w:tc>
+              <w:tc>
+                <w:tcPr>
+                  <w:tcW w:w="2082" w:type="dxa"/>
+                  <w:vAlign w:val="center"/>
+                  <w:hideMark/>
+                </w:tcPr>
+                <w:p>
+                  <w:pPr>
+                    <w:spacing w:after="0" w:line="240" w:lineRule="auto"/>
+                    <w:rPr>
+                      <w:rFonts w:ascii="Times New Roman" w:eastAsia="Times New Roman" w:hAnsi="Times New Roman" w:cs="Times New Roman"/>
+                      <w:kern w:val="0"/>
+                      <w:sz w:val="24"/>
+                      <w:szCs w:val="24"/>
+                      <w:lang w:eastAsia="en-IN"/>
+                      <w14:ligatures w14:val="none"/>
+                    </w:rPr>
+                  </w:pPr>
+                  <w:r>
+                    <w:rPr>
+                      <w:rFonts w:ascii="Times New Roman" w:eastAsia="Times New Roman" w:hAnsi="Times New Roman" w:cs="Times New Roman"/>
+                      <w:kern w:val="0"/>
+                      <w:sz w:val="20"/>
+                      <w:szCs w:val="20"/>
+                      <w:lang w:eastAsia="en-IN"/>
+                      <w14:ligatures w14:val="none"/>
+                    </w:rPr>
+                    <w:t>${5&lt;10}</w:t>
+                  </w:r>
+                </w:p>
+              </w:tc>
+            </w:tr>
+            <w:tr>
+              <w:trPr>
+                <w:tblCellSpacing w:w="15" w:type="dxa"/>
+              </w:trPr>
+              <w:tc>
+                <w:tcPr>
+                  <w:tcW w:w="1601" w:type="dxa"/>
+                  <w:vAlign w:val="center"/>
+                  <w:hideMark/>
+                </w:tcPr>
+                <w:p>
+                  <w:pPr>
+                    <w:spacing w:after="0" w:line="240" w:lineRule="auto"/>
+                    <w:rPr>
+                      <w:rFonts w:ascii="Times New Roman" w:eastAsia="Times New Roman" w:hAnsi="Times New Roman" w:cs="Times New Roman"/>
+                      <w:kern w:val="0"/>
+                      <w:sz w:val="24"/>
+                      <w:szCs w:val="24"/>
+                      <w:lang w:eastAsia="en-IN"/>
+                      <w14:ligatures w14:val="none"/>
+                    </w:rPr>
+                  </w:pPr>
+                  <w:r>
+                    <w:rPr>
+                      <w:rFonts w:ascii="Times New Roman" w:eastAsia="Times New Roman" w:hAnsi="Times New Roman" w:cs="Times New Roman"/>
+                      <w:kern w:val="0"/>
+                      <w:sz w:val="20"/>
+                      <w:szCs w:val="20"/>
+                      <w:lang w:eastAsia="en-IN"/>
+                      <w14:ligatures w14:val="none"/>
+                    </w:rPr>
+                    <w:t>&gt;</w:t>
+                  </w:r>
+                  <w:r>
+                    <w:rPr>
+                      <w:rFonts w:ascii="Times New Roman" w:eastAsia="Times New Roman" w:hAnsi="Times New Roman" w:cs="Times New Roman"/>
+                      <w:kern w:val="0"/>
+                      <w:sz w:val="24"/>
+                      <w:szCs w:val="24"/>
+                      <w:lang w:eastAsia="en-IN"/>
+                      <w14:ligatures w14:val="none"/>
+                    </w:rPr>
+                    <w:t xml:space="preserve"> or </w:t>
+                  </w:r>
+                  <w:proofErr w:type="spellStart"/>
+                  <w:r>
+                    <w:rPr>
+                      <w:rFonts w:ascii="Times New Roman" w:eastAsia="Times New Roman" w:hAnsi="Times New Roman" w:cs="Times New Roman"/>
+                      <w:kern w:val="0"/>
+                      <w:sz w:val="20"/>
+                      <w:szCs w:val="20"/>
+                      <w:lang w:eastAsia="en-IN"/>
+                      <w14:ligatures w14:val="none"/>
+                    </w:rPr>
+                    <w:t>gt</w:t>
+                  </w:r>
+                  <w:proofErr w:type="spellEnd"/>
+                </w:p>
+              </w:tc>
+              <w:tc>
+                <w:tcPr>
+                  <w:tcW w:w="2082" w:type="dxa"/>
+                  <w:vAlign w:val="center"/>
+                  <w:hideMark/>
+                </w:tcPr>
+                <w:p>
+                  <w:pPr>
+                    <w:spacing w:after="0" w:line="240" w:lineRule="auto"/>
+                    <w:rPr>
+                      <w:rFonts w:ascii="Times New Roman" w:eastAsia="Times New Roman" w:hAnsi="Times New Roman" w:cs="Times New Roman"/>
+                      <w:kern w:val="0"/>
+                      <w:sz w:val="24"/>
+                      <w:szCs w:val="24"/>
+                      <w:lang w:eastAsia="en-IN"/>
+                      <w14:ligatures w14:val="none"/>
+                    </w:rPr>
+                  </w:pPr>
+                  <w:r>
+                    <w:rPr>
+                      <w:rFonts w:ascii="Times New Roman" w:eastAsia="Times New Roman" w:hAnsi="Times New Roman" w:cs="Times New Roman"/>
+                      <w:kern w:val="0"/>
+                      <w:sz w:val="20"/>
+                      <w:szCs w:val="20"/>
+                      <w:lang w:eastAsia="en-IN"/>
+                      <w14:ligatures w14:val="none"/>
+                    </w:rPr>
+                    <w:t>${20&gt;10}</w:t>
+                  </w:r>
+                </w:p>
+              </w:tc>
+            </w:tr>
+            <w:tr>
+              <w:trPr>
+                <w:tblCellSpacing w:w="15" w:type="dxa"/>
+              </w:trPr>
+              <w:tc>
+                <w:tcPr>
+                  <w:tcW w:w="1601" w:type="dxa"/>
+                  <w:vAlign w:val="center"/>
+                  <w:hideMark/>
+                </w:tcPr>
+                <w:p>
+                  <w:pPr>
+                    <w:spacing w:after="0" w:line="240" w:lineRule="auto"/>
+                    <w:rPr>
+                      <w:rFonts w:ascii="Times New Roman" w:eastAsia="Times New Roman" w:hAnsi="Times New Roman" w:cs="Times New Roman"/>
+                      <w:kern w:val="0"/>
+                      <w:sz w:val="24"/>
+                      <w:szCs w:val="24"/>
+                      <w:lang w:eastAsia="en-IN"/>
+                      <w14:ligatures w14:val="none"/>
+                    </w:rPr>
+                  </w:pPr>
+                  <w:r>
+                    <w:rPr>
+                      <w:rFonts w:ascii="Times New Roman" w:eastAsia="Times New Roman" w:hAnsi="Times New Roman" w:cs="Times New Roman"/>
+                      <w:kern w:val="0"/>
+                      <w:sz w:val="20"/>
+                      <w:szCs w:val="20"/>
+                      <w:lang w:eastAsia="en-IN"/>
+                      <w14:ligatures w14:val="none"/>
+                    </w:rPr>
+                    <w:t>&lt;=</w:t>
+                  </w:r>
+                  <w:r>
+                    <w:rPr>
+                      <w:rFonts w:ascii="Times New Roman" w:eastAsia="Times New Roman" w:hAnsi="Times New Roman" w:cs="Times New Roman"/>
+                      <w:kern w:val="0"/>
+                      <w:sz w:val="24"/>
+                      <w:szCs w:val="24"/>
+                      <w:lang w:eastAsia="en-IN"/>
+                      <w14:ligatures w14:val="none"/>
+                    </w:rPr>
+                    <w:t xml:space="preserve"> or </w:t>
+                  </w:r>
+                  <w:r>
+                    <w:rPr>
+                      <w:rFonts w:ascii="Times New Roman" w:eastAsia="Times New Roman" w:hAnsi="Times New Roman" w:cs="Times New Roman"/>
+                      <w:kern w:val="0"/>
+                      <w:sz w:val="20"/>
+                      <w:szCs w:val="20"/>
+                      <w:lang w:eastAsia="en-IN"/>
+                      <w14:ligatures w14:val="none"/>
+                    </w:rPr>
+                    <w:t>le</w:t>
+                  </w:r>
+                </w:p>
+              </w:tc>
+              <w:tc>
+                <w:tcPr>
+                  <w:tcW w:w="2082" w:type="dxa"/>
+                  <w:vAlign w:val="center"/>
+                  <w:hideMark/>
+                </w:tcPr>
+                <w:p>
+                  <w:pPr>
+                    <w:spacing w:after="0" w:line="240" w:lineRule="auto"/>
+                    <w:rPr>
+                      <w:rFonts w:ascii="Times New Roman" w:eastAsia="Times New Roman" w:hAnsi="Times New Roman" w:cs="Times New Roman"/>
+                      <w:kern w:val="0"/>
+                      <w:sz w:val="24"/>
+                      <w:szCs w:val="24"/>
+                      <w:lang w:eastAsia="en-IN"/>
+                      <w14:ligatures w14:val="none"/>
+                    </w:rPr>
+                  </w:pPr>
+                  <w:r>
+                    <w:rPr>
+                      <w:rFonts w:ascii="Times New Roman" w:eastAsia="Times New Roman" w:hAnsi="Times New Roman" w:cs="Times New Roman"/>
+                      <w:kern w:val="0"/>
+                      <w:sz w:val="20"/>
+                      <w:szCs w:val="20"/>
+                      <w:lang w:eastAsia="en-IN"/>
+                      <w14:ligatures w14:val="none"/>
+                    </w:rPr>
+                    <w:t>${5&lt;=5}</w:t>
+                  </w:r>
+                </w:p>
+              </w:tc>
+            </w:tr>
+            <w:tr>
+              <w:trPr>
+                <w:tblCellSpacing w:w="15" w:type="dxa"/>
+              </w:trPr>
+              <w:tc>
+                <w:tcPr>
+                  <w:tcW w:w="1601" w:type="dxa"/>
+                  <w:vAlign w:val="center"/>
+                  <w:hideMark/>
+                </w:tcPr>
+                <w:p>
+                  <w:pPr>
+                    <w:spacing w:after="0" w:line="240" w:lineRule="auto"/>
+                    <w:rPr>
+                      <w:rFonts w:ascii="Times New Roman" w:eastAsia="Times New Roman" w:hAnsi="Times New Roman" w:cs="Times New Roman"/>
+                      <w:kern w:val="0"/>
+                      <w:sz w:val="24"/>
+                      <w:szCs w:val="24"/>
+                      <w:lang w:eastAsia="en-IN"/>
+                      <w14:ligatures w14:val="none"/>
+                    </w:rPr>
+                  </w:pPr>
+                  <w:r>
+                    <w:rPr>
+                      <w:rFonts w:ascii="Times New Roman" w:eastAsia="Times New Roman" w:hAnsi="Times New Roman" w:cs="Times New Roman"/>
+                      <w:kern w:val="0"/>
+                      <w:sz w:val="20"/>
+                      <w:szCs w:val="20"/>
+                      <w:lang w:eastAsia="en-IN"/>
+                      <w14:ligatures w14:val="none"/>
+                    </w:rPr>
+                    <w:t>&gt;=</w:t>
+                  </w:r>
+                  <w:r>
+                    <w:rPr>
+                      <w:rFonts w:ascii="Times New Roman" w:eastAsia="Times New Roman" w:hAnsi="Times New Roman" w:cs="Times New Roman"/>
+                      <w:kern w:val="0"/>
+                      <w:sz w:val="24"/>
+                      <w:szCs w:val="24"/>
+                      <w:lang w:eastAsia="en-IN"/>
+                      <w14:ligatures w14:val="none"/>
+                    </w:rPr>
+                    <w:t xml:space="preserve"> or </w:t>
+                  </w:r>
+                  <w:proofErr w:type="spellStart"/>
+                  <w:r>
+                    <w:rPr>
+                      <w:rFonts w:ascii="Times New Roman" w:eastAsia="Times New Roman" w:hAnsi="Times New Roman" w:cs="Times New Roman"/>
+                      <w:kern w:val="0"/>
+                      <w:sz w:val="20"/>
+                      <w:szCs w:val="20"/>
+                      <w:lang w:eastAsia="en-IN"/>
+                      <w14:ligatures w14:val="none"/>
+                    </w:rPr>
+                    <w:t>ge</w:t>
+                  </w:r>
+                  <w:proofErr w:type="spellEnd"/>
+                </w:p>
+              </w:tc>
+              <w:tc>
+                <w:tcPr>
+                  <w:tcW w:w="2082" w:type="dxa"/>
+                  <w:vAlign w:val="center"/>
+                  <w:hideMark/>
+                </w:tcPr>
+                <w:p>
+                  <w:pPr>
+                    <w:spacing w:after="0" w:line="240" w:lineRule="auto"/>
+                    <w:rPr>
+                      <w:rFonts w:ascii="Times New Roman" w:eastAsia="Times New Roman" w:hAnsi="Times New Roman" w:cs="Times New Roman"/>
+                      <w:kern w:val="0"/>
+                      <w:sz w:val="24"/>
+                      <w:szCs w:val="24"/>
+                      <w:lang w:eastAsia="en-IN"/>
+                      <w14:ligatures w14:val="none"/>
+                    </w:rPr>
+                  </w:pPr>
+                  <w:r>
+                    <w:rPr>
+                      <w:rFonts w:ascii="Times New Roman" w:eastAsia="Times New Roman" w:hAnsi="Times New Roman" w:cs="Times New Roman"/>
+                      <w:kern w:val="0"/>
+                      <w:sz w:val="20"/>
+                      <w:szCs w:val="20"/>
+                      <w:lang w:eastAsia="en-IN"/>
+                      <w14:ligatures w14:val="none"/>
+                    </w:rPr>
+                    <w:t>${10&gt;=5}</w:t>
+                  </w:r>
+                </w:p>
+              </w:tc>
+            </w:tr>
+          </w:tbl>
+          <w:p>
+            <w:pPr>
+              <w:rPr>
+                <w:b/>
+                <w:bCs/>
+              </w:rPr>
+            </w:pPr>
+          </w:p>
+        </w:tc>
+        <w:tc>
+          <w:tcPr>
+            <w:tcW w:w="0" w:type="auto"/>
+            <w:vAlign w:val="center"/>
+          </w:tcPr>
+          <w:p>
+            <w:pPr>
+              <w:rPr>
+                <w:b/>
+                <w:bCs/>
+              </w:rPr>
+            </w:pPr>
+          </w:p>
+        </w:tc>
+      </w:tr>
+    </w:tbl>
+    <w:p>
+      <w:r>
+        <w:pict w14:anchorId="51BA36DA">
+          <v:rect id="_x0000_i1328" style="width:0;height:1.5pt" o:hralign="center" o:hrstd="t" o:hr="t" fillcolor="#a0a0a0" stroked="f"/>
+        </w:pict>
+      </w:r>
+    </w:p>
+    <w:p>
+      <w:pPr>
+        <w:rPr>
+          <w:b/>
+          <w:bCs/>
+        </w:rPr>
+      </w:pPr>
+      <w:r>
+        <w:rPr>
+          <w:b/>
+          <w:bCs/>
+        </w:rPr>
+        <w:t>Example</w:t>
+      </w:r>
+    </w:p>
+    <w:p>
+      <w:r>
+        <w:t>${20&gt;10}</w:t>
+      </w:r>
+    </w:p>
+    <w:p>
+      <w:r>
+        <w:t>Output</w:t>
+      </w:r>
+    </w:p>
+    <w:p>
+      <w:r>
+        <w:t>true</w:t>
+      </w:r>
+    </w:p>
+    <w:p>
+      <w:r>
+        <w:pict w14:anchorId="6FD73996">
+          <v:rect id="_x0000_i1329" style="width:0;height:1.5pt" o:hralign="center" o:hrstd="t" o:hr="t" fillcolor="#a0a0a0" stroked="f"/>
+        </w:pict>
+      </w:r>
+    </w:p>
+    <w:p>
+      <w:pPr>
+        <w:rPr>
+          <w:b/>
+          <w:bCs/>
+        </w:rPr>
+      </w:pPr>
+      <w:r>
+        <w:rPr>
+          <w:b/>
+          <w:bCs/>
+        </w:rPr>
+        <w:t>13. Logical Operators</w:t>
+      </w:r>
+    </w:p>
+    <w:tbl>
+      <w:tblPr>
+        <w:tblW w:w="0" w:type="auto"/>
+        <w:tblCellSpacing w:w="15" w:type="dxa"/>
+        <w:tblBorders>
+          <w:top w:val="single" w:sz="4" w:space="0" w:color="auto"/>
+          <w:left w:val="single" w:sz="4" w:space="0" w:color="auto"/>
+          <w:bottom w:val="single" w:sz="4" w:space="0" w:color="auto"/>
+          <w:right w:val="single" w:sz="4" w:space="0" w:color="auto"/>
+          <w:insideH w:val="single" w:sz="4" w:space="0" w:color="auto"/>
+          <w:insideV w:val="single" w:sz="4" w:space="0" w:color="auto"/>
+        </w:tblBorders>
+        <w:tblCellMar>
+          <w:top w:w="15" w:type="dxa"/>
+          <w:left w:w="15" w:type="dxa"/>
+          <w:bottom w:w="15" w:type="dxa"/>
+          <w:right w:w="15" w:type="dxa"/>
+        </w:tblCellMar>
+        <w:tblLook w:val="04A0" w:firstRow="1" w:lastRow="0" w:firstColumn="1" w:lastColumn="0" w:noHBand="0" w:noVBand="1"/>
+      </w:tblPr>
+      <w:tblGrid>
+        <w:gridCol w:w="1838"/>
+        <w:gridCol w:w="2977"/>
+      </w:tblGrid>
+      <w:tr>
+        <w:trPr>
+          <w:tblHeader/>
+          <w:tblCellSpacing w:w="15" w:type="dxa"/>
+        </w:trPr>
+        <w:tc>
+          <w:tcPr>
+            <w:tcW w:w="1793" w:type="dxa"/>
+            <w:vAlign w:val="center"/>
+            <w:hideMark/>
+          </w:tcPr>
+          <w:p>
+            <w:pPr>
+              <w:rPr>
+                <w:rFonts w:ascii="Times New Roman" w:hAnsi="Times New Roman" w:cs="Times New Roman"/>
+                <w:b/>
+                <w:bCs/>
+              </w:rPr>
+            </w:pPr>
+            <w:r>
+              <w:rPr>
+                <w:rFonts w:ascii="Times New Roman" w:hAnsi="Times New Roman" w:cs="Times New Roman"/>
+                <w:b/>
+                <w:bCs/>
+              </w:rPr>
+              <w:t>Operator</w:t>
+            </w:r>
+          </w:p>
+        </w:tc>
+        <w:tc>
+          <w:tcPr>
+            <w:tcW w:w="2932" w:type="dxa"/>
+            <w:vAlign w:val="center"/>
+            <w:hideMark/>
+          </w:tcPr>
+          <w:p>
+            <w:pPr>
+              <w:rPr>
+                <w:rFonts w:ascii="Times New Roman" w:hAnsi="Times New Roman" w:cs="Times New Roman"/>
+                <w:b/>
+                <w:bCs/>
+              </w:rPr>
+            </w:pPr>
+            <w:r>
+              <w:rPr>
+                <w:rFonts w:ascii="Times New Roman" w:hAnsi="Times New Roman" w:cs="Times New Roman"/>
+                <w:b/>
+                <w:bCs/>
+              </w:rPr>
+              <w:t>Example</w:t>
+            </w:r>
+          </w:p>
+        </w:tc>
+      </w:tr>
+      <w:tr>
+        <w:trPr>
+          <w:tblCellSpacing w:w="15" w:type="dxa"/>
+        </w:trPr>
+        <w:tc>
+          <w:tcPr>
+            <w:tcW w:w="1793" w:type="dxa"/>
+            <w:vAlign w:val="center"/>
+            <w:hideMark/>
+          </w:tcPr>
+          <w:p>
+            <w:pPr>
+              <w:rPr>
+                <w:rFonts w:ascii="Times New Roman" w:hAnsi="Times New Roman" w:cs="Times New Roman"/>
+              </w:rPr>
+            </w:pPr>
+            <w:r>
+              <w:rPr>
+                <w:rStyle w:val="HTMLCode"/>
+                <w:rFonts w:ascii="Times New Roman" w:eastAsiaTheme="majorEastAsia" w:hAnsi="Times New Roman" w:cs="Times New Roman"/>
+              </w:rPr>
+              <w:t>&amp;&amp;</w:t>
+            </w:r>
+            <w:r>
+              <w:rPr>
+                <w:rFonts w:ascii="Times New Roman" w:hAnsi="Times New Roman" w:cs="Times New Roman"/>
+              </w:rPr>
+              <w:t xml:space="preserve"> or </w:t>
+            </w:r>
+            <w:r>
+              <w:rPr>
+                <w:rStyle w:val="HTMLCode"/>
+                <w:rFonts w:ascii="Times New Roman" w:eastAsiaTheme="majorEastAsia" w:hAnsi="Times New Roman" w:cs="Times New Roman"/>
+              </w:rPr>
+              <w:t>and</w:t>
+            </w:r>
+          </w:p>
+        </w:tc>
+        <w:tc>
+          <w:tcPr>
+            <w:tcW w:w="2932" w:type="dxa"/>
+            <w:vAlign w:val="center"/>
+            <w:hideMark/>
+          </w:tcPr>
+          <w:p>
+            <w:pPr>
+              <w:rPr>
+                <w:rFonts w:ascii="Times New Roman" w:hAnsi="Times New Roman" w:cs="Times New Roman"/>
+              </w:rPr>
+            </w:pPr>
+            <w:r>
+              <w:rPr>
+                <w:rStyle w:val="HTMLCode"/>
+                <w:rFonts w:ascii="Times New Roman" w:eastAsiaTheme="majorEastAsia" w:hAnsi="Times New Roman" w:cs="Times New Roman"/>
+              </w:rPr>
+              <w:t>${true &amp;&amp; false}</w:t>
+            </w:r>
+          </w:p>
+        </w:tc>
+      </w:tr>
+      <w:tr>
+        <w:trPr>
+          <w:tblCellSpacing w:w="15" w:type="dxa"/>
+        </w:trPr>
+        <w:tc>
+          <w:tcPr>
+            <w:tcW w:w="1793" w:type="dxa"/>
+            <w:vAlign w:val="center"/>
+            <w:hideMark/>
+          </w:tcPr>
+          <w:p>
+            <w:pPr>
+              <w:rPr>
+                <w:rFonts w:ascii="Times New Roman" w:hAnsi="Times New Roman" w:cs="Times New Roman"/>
+              </w:rPr>
+            </w:pPr>
+            <w:r>
+              <w:rPr>
+                <w:rStyle w:val="HTMLCode"/>
+                <w:rFonts w:ascii="Times New Roman" w:eastAsiaTheme="majorEastAsia" w:hAnsi="Times New Roman" w:cs="Times New Roman"/>
+              </w:rPr>
+              <w:t>!</w:t>
+            </w:r>
+            <w:r>
+              <w:rPr>
+                <w:rFonts w:ascii="Times New Roman" w:hAnsi="Times New Roman" w:cs="Times New Roman"/>
+              </w:rPr>
+              <w:t xml:space="preserve"> or </w:t>
+            </w:r>
+            <w:r>
+              <w:rPr>
+                <w:rStyle w:val="HTMLCode"/>
+                <w:rFonts w:ascii="Times New Roman" w:eastAsiaTheme="majorEastAsia" w:hAnsi="Times New Roman" w:cs="Times New Roman"/>
+              </w:rPr>
+              <w:t>not</w:t>
+            </w:r>
+          </w:p>
+        </w:tc>
+        <w:tc>
+          <w:tcPr>
+            <w:tcW w:w="2932" w:type="dxa"/>
+            <w:vAlign w:val="center"/>
+            <w:hideMark/>
+          </w:tcPr>
+          <w:p>
+            <w:pPr>
+              <w:rPr>
+                <w:rFonts w:ascii="Times New Roman" w:hAnsi="Times New Roman" w:cs="Times New Roman"/>
+              </w:rPr>
+            </w:pPr>
+            <w:r>
+              <w:rPr>
+                <w:rStyle w:val="HTMLCode"/>
+                <w:rFonts w:ascii="Times New Roman" w:eastAsiaTheme="majorEastAsia" w:hAnsi="Times New Roman" w:cs="Times New Roman"/>
+              </w:rPr>
+              <w:t>$</w:t>
+            </w:r>
+            <w:proofErr w:type="gramStart"/>
+            <w:r>
+              <w:rPr>
+                <w:rStyle w:val="HTMLCode"/>
+                <w:rFonts w:ascii="Times New Roman" w:eastAsiaTheme="majorEastAsia" w:hAnsi="Times New Roman" w:cs="Times New Roman"/>
+              </w:rPr>
+              <w:t>{!false</w:t>
+            </w:r>
+            <w:proofErr w:type="gramEnd"/>
+            <w:r>
+              <w:rPr>
+                <w:rStyle w:val="HTMLCode"/>
+                <w:rFonts w:ascii="Times New Roman" w:eastAsiaTheme="majorEastAsia" w:hAnsi="Times New Roman" w:cs="Times New Roman"/>
+              </w:rPr>
+              <w:t>}</w:t>
+            </w:r>
+          </w:p>
+        </w:tc>
+      </w:tr>
+    </w:tbl>
+    <w:p>
+      <w:r>
+        <w:pict w14:anchorId="2EC91B04">
+          <v:rect id="_x0000_i1330" style="width:0;height:1.5pt" o:hralign="center" o:hrstd="t" o:hr="t" fillcolor="#a0a0a0" stroked="f"/>
+        </w:pict>
+      </w:r>
+    </w:p>
+    <w:p>
+      <w:pPr>
+        <w:rPr>
+          <w:b/>
+          <w:bCs/>
+        </w:rPr>
+      </w:pPr>
+      <w:r>
+        <w:rPr>
+          <w:b/>
+          <w:bCs/>
+        </w:rPr>
+        <w:t>Example</w:t>
+      </w:r>
+    </w:p>
+    <w:p>
+      <w:r>
+        <w:t>${10&gt;5 &amp;&amp; 20&gt;10}</w:t>
+      </w:r>
+    </w:p>
+    <w:p>
+      <w:r>
+        <w:t>Output</w:t>
+      </w:r>
+    </w:p>
+    <w:p>
+      <w:r>
+        <w:t>true</w:t>
+      </w:r>
+    </w:p>
+    <w:p>
+      <w:r>
+        <w:lastRenderedPageBreak/>
+        <w:pict w14:anchorId="741E351A">
+          <v:rect id="_x0000_i1331" style="width:0;height:1.5pt" o:hralign="center" o:hrstd="t" o:hr="t" fillcolor="#a0a0a0" stroked="f"/>
+        </w:pict>
+      </w:r>
+    </w:p>
+    <w:p>
+      <w:pPr>
+        <w:rPr>
+          <w:b/>
+          <w:bCs/>
+        </w:rPr>
+      </w:pPr>
+      <w:r>
+        <w:rPr>
+          <w:b/>
+          <w:bCs/>
+        </w:rPr>
+        <w:t>14. empty Operator</w:t>
+      </w:r>
+    </w:p>
+    <w:p>
+      <w:r>
+        <w:t>Checks whether an object is null or empty.</w:t>
+      </w:r>
+    </w:p>
+    <w:p>
+      <w:pPr>
+        <w:rPr>
+          <w:b/>
+          <w:bCs/>
+        </w:rPr>
+      </w:pPr>
+      <w:r>
+        <w:rPr>
+          <w:b/>
+          <w:bCs/>
+        </w:rPr>
+        <w:t>Example</w:t>
+      </w:r>
+    </w:p>
+    <w:p>
+      <w:r>
+        <w:t>&lt;%</w:t>
+      </w:r>
+    </w:p>
+    <w:p>
+      <w:r>
+        <w:t>String s="";</w:t>
+      </w:r>
+    </w:p>
+    <w:p>
+      <w:proofErr w:type="spellStart"/>
+      <w:proofErr w:type="gramStart"/>
+      <w:r>
+        <w:t>request.setAttribute</w:t>
+      </w:r>
+      <w:proofErr w:type="spellEnd"/>
+      <w:proofErr w:type="gramEnd"/>
+      <w:r>
+        <w:t>("</w:t>
+      </w:r>
+      <w:proofErr w:type="spellStart"/>
+      <w:r>
+        <w:t>data</w:t>
+      </w:r>
+      <w:proofErr w:type="gramStart"/>
+      <w:r>
+        <w:t>",s</w:t>
+      </w:r>
+      <w:proofErr w:type="spellEnd"/>
+      <w:proofErr w:type="gramEnd"/>
+      <w:r>
+        <w:t>);</w:t>
+      </w:r>
+    </w:p>
+    <w:p>
+      <w:r>
+        <w:t>%&gt;</w:t>
+      </w:r>
+    </w:p>
+    <w:p>
+      <w:r>
+        <w:t>${empty data}</w:t>
+      </w:r>
+    </w:p>
+    <w:p/>
+    <w:p>
+      <w:r>
+        <w:t>Output</w:t>
+      </w:r>
+    </w:p>
+    <w:p>
+      <w:r>
+        <w:t>true</w:t>
+      </w:r>
+    </w:p>
+    <w:p>
+      <w:r>
+        <w:pict w14:anchorId="45E81FAE">
+          <v:rect id="_x0000_i1332" style="width:0;height:1.5pt" o:hralign="center" o:hrstd="t" o:hr="t" fillcolor="#a0a0a0" stroked="f"/>
+        </w:pict>
+      </w:r>
+    </w:p>
+    <w:p>
+      <w:pPr>
+        <w:rPr>
+          <w:b/>
+          <w:bCs/>
+        </w:rPr>
+      </w:pPr>
+      <w:r>
+        <w:rPr>
+          <w:b/>
+          <w:bCs/>
+        </w:rPr>
+        <w:t>15. EL Implicit Objects</w:t>
+      </w:r>
+    </w:p>
+    <w:tbl>
+      <w:tblPr>
+        <w:tblW w:w="0" w:type="auto"/>
+        <w:tblCellSpacing w:w="15" w:type="dxa"/>
+        <w:tblCellMar>
+          <w:top w:w="15" w:type="dxa"/>
+          <w:left w:w="15" w:type="dxa"/>
+          <w:bottom w:w="15" w:type="dxa"/>
+          <w:right w:w="15" w:type="dxa"/>
+        </w:tblCellMar>
+        <w:tblLook w:val="04A0" w:firstRow="1" w:lastRow="0" w:firstColumn="1" w:lastColumn="0" w:noHBand="0" w:noVBand="1"/>
+      </w:tblPr>
+      <w:tblGrid>
+        <w:gridCol w:w="1595"/>
+        <w:gridCol w:w="3063"/>
+      </w:tblGrid>
+      <w:tr>
+        <w:trPr>
+          <w:tblHeader/>
+          <w:tblCellSpacing w:w="15" w:type="dxa"/>
+        </w:trPr>
+        <w:tc>
+          <w:tcPr>
+            <w:tcW w:w="0" w:type="auto"/>
+            <w:vAlign w:val="center"/>
+            <w:hideMark/>
+          </w:tcPr>
+          <w:p>
+            <w:pPr>
+              <w:rPr>
+                <w:b/>
+                <w:bCs/>
+              </w:rPr>
+            </w:pPr>
+            <w:r>
+              <w:rPr>
+                <w:b/>
+                <w:bCs/>
+              </w:rPr>
+              <w:t>Object</w:t>
+            </w:r>
+          </w:p>
+        </w:tc>
+        <w:tc>
+          <w:tcPr>
+            <w:tcW w:w="0" w:type="auto"/>
+            <w:vAlign w:val="center"/>
+            <w:hideMark/>
+          </w:tcPr>
+          <w:p>
+            <w:pPr>
+              <w:rPr>
+                <w:b/>
+                <w:bCs/>
+              </w:rPr>
+            </w:pPr>
+            <w:r>
+              <w:rPr>
+                <w:b/>
+                <w:bCs/>
+              </w:rPr>
+              <w:t>Purpose</w:t>
+            </w:r>
+          </w:p>
+        </w:tc>
+      </w:tr>
+      <w:tr>
+        <w:trPr>
+          <w:tblCellSpacing w:w="15" w:type="dxa"/>
+        </w:trPr>
+        <w:tc>
+          <w:tcPr>
+            <w:tcW w:w="0" w:type="auto"/>
+            <w:vAlign w:val="center"/>
+            <w:hideMark/>
+          </w:tcPr>
+          <w:p>
+            <w:proofErr w:type="spellStart"/>
+            <w:r>
+              <w:t>pageScope</w:t>
+            </w:r>
+            <w:proofErr w:type="spellEnd"/>
+          </w:p>
+        </w:tc>
+        <w:tc>
+          <w:tcPr>
+            <w:tcW w:w="0" w:type="auto"/>
+            <w:vAlign w:val="center"/>
+            <w:hideMark/>
+          </w:tcPr>
+          <w:p>
+            <w:r>
+              <w:t>Access page scope</w:t>
+            </w:r>
+          </w:p>
+        </w:tc>
+      </w:tr>
+      <w:tr>
+        <w:trPr>
+          <w:tblCellSpacing w:w="15" w:type="dxa"/>
+        </w:trPr>
+        <w:tc>
+          <w:tcPr>
+            <w:tcW w:w="0" w:type="auto"/>
+            <w:vAlign w:val="center"/>
+            <w:hideMark/>
+          </w:tcPr>
+          <w:p>
+            <w:proofErr w:type="spellStart"/>
+            <w:r>
+              <w:t>requestScope</w:t>
+            </w:r>
+            <w:proofErr w:type="spellEnd"/>
+          </w:p>
+        </w:tc>
+        <w:tc>
+          <w:tcPr>
+            <w:tcW w:w="0" w:type="auto"/>
+            <w:vAlign w:val="center"/>
+            <w:hideMark/>
+          </w:tcPr>
+          <w:p>
+            <w:r>
+              <w:t>Access request scope</w:t>
+            </w:r>
+          </w:p>
+        </w:tc>
+      </w:tr>
+      <w:tr>
+        <w:trPr>
+          <w:tblCellSpacing w:w="15" w:type="dxa"/>
+        </w:trPr>
+        <w:tc>
+          <w:tcPr>
+            <w:tcW w:w="0" w:type="auto"/>
+            <w:vAlign w:val="center"/>
+            <w:hideMark/>
+          </w:tcPr>
+          <w:p>
+            <w:proofErr w:type="spellStart"/>
+            <w:r>
+              <w:t>sessionScope</w:t>
+            </w:r>
+            <w:proofErr w:type="spellEnd"/>
+          </w:p>
+        </w:tc>
+        <w:tc>
+          <w:tcPr>
+            <w:tcW w:w="0" w:type="auto"/>
+            <w:vAlign w:val="center"/>
+            <w:hideMark/>
+          </w:tcPr>
+          <w:p>
+            <w:r>
+              <w:t>Access session scope</w:t>
+            </w:r>
+          </w:p>
+        </w:tc>
+      </w:tr>
+      <w:tr>
+        <w:trPr>
+          <w:tblCellSpacing w:w="15" w:type="dxa"/>
+        </w:trPr>
+        <w:tc>
+          <w:tcPr>
+            <w:tcW w:w="0" w:type="auto"/>
+            <w:vAlign w:val="center"/>
+            <w:hideMark/>
+          </w:tcPr>
+          <w:p>
+            <w:proofErr w:type="spellStart"/>
+            <w:r>
+              <w:t>applicationScope</w:t>
+            </w:r>
+            <w:proofErr w:type="spellEnd"/>
+          </w:p>
+        </w:tc>
+        <w:tc>
+          <w:tcPr>
+            <w:tcW w:w="0" w:type="auto"/>
+            <w:vAlign w:val="center"/>
+            <w:hideMark/>
+          </w:tcPr>
+          <w:p>
+            <w:r>
+              <w:t>Access application scope</w:t>
+            </w:r>
+          </w:p>
+        </w:tc>
+      </w:tr>
+      <w:tr>
+        <w:trPr>
+          <w:tblCellSpacing w:w="15" w:type="dxa"/>
+        </w:trPr>
+        <w:tc>
+          <w:tcPr>
+            <w:tcW w:w="0" w:type="auto"/>
+            <w:vAlign w:val="center"/>
+            <w:hideMark/>
+          </w:tcPr>
+          <w:p>
+            <w:r>
+              <w:t>param</w:t>
+            </w:r>
+          </w:p>
+        </w:tc>
+        <w:tc>
+          <w:tcPr>
+            <w:tcW w:w="0" w:type="auto"/>
+            <w:vAlign w:val="center"/>
+            <w:hideMark/>
+          </w:tcPr>
+          <w:p>
+            <w:r>
+              <w:t>Access request parameters</w:t>
+            </w:r>
+          </w:p>
+        </w:tc>
+      </w:tr>
+      <w:tr>
+        <w:trPr>
+          <w:tblCellSpacing w:w="15" w:type="dxa"/>
+        </w:trPr>
+        <w:tc>
+          <w:tcPr>
+            <w:tcW w:w="0" w:type="auto"/>
+            <w:vAlign w:val="center"/>
+            <w:hideMark/>
+          </w:tcPr>
+          <w:p>
+            <w:proofErr w:type="spellStart"/>
+            <w:r>
+              <w:t>paramValues</w:t>
+            </w:r>
+            <w:proofErr w:type="spellEnd"/>
+          </w:p>
+        </w:tc>
+        <w:tc>
+          <w:tcPr>
+            <w:tcW w:w="0" w:type="auto"/>
+            <w:vAlign w:val="center"/>
+            <w:hideMark/>
+          </w:tcPr>
+          <w:p>
+            <w:r>
+              <w:t>Access multiple parameter values</w:t>
+            </w:r>
+          </w:p>
+        </w:tc>
+      </w:tr>
+      <w:tr>
+        <w:trPr>
+          <w:tblCellSpacing w:w="15" w:type="dxa"/>
+        </w:trPr>
+        <w:tc>
+          <w:tcPr>
+            <w:tcW w:w="0" w:type="auto"/>
+            <w:vAlign w:val="center"/>
+            <w:hideMark/>
+          </w:tcPr>
+          <w:p>
+            <w:r>
+              <w:t>header</w:t>
+            </w:r>
+          </w:p>
+        </w:tc>
+        <w:tc>
+          <w:tcPr>
+            <w:tcW w:w="0" w:type="auto"/>
+            <w:vAlign w:val="center"/>
+            <w:hideMark/>
+          </w:tcPr>
+          <w:p>
+            <w:r>
+              <w:t>Access HTTP headers</w:t>
+            </w:r>
+          </w:p>
+        </w:tc>
+      </w:tr>
+      <w:tr>
+        <w:trPr>
+          <w:tblCellSpacing w:w="15" w:type="dxa"/>
+        </w:trPr>
+        <w:tc>
+          <w:tcPr>
+            <w:tcW w:w="0" w:type="auto"/>
+            <w:vAlign w:val="center"/>
+            <w:hideMark/>
+          </w:tcPr>
+          <w:p>
+            <w:proofErr w:type="spellStart"/>
+            <w:r>
+              <w:t>headerValues</w:t>
+            </w:r>
+            <w:proofErr w:type="spellEnd"/>
+          </w:p>
+        </w:tc>
+        <w:tc>
+          <w:tcPr>
+            <w:tcW w:w="0" w:type="auto"/>
+            <w:vAlign w:val="center"/>
+            <w:hideMark/>
+          </w:tcPr>
+          <w:p>
+            <w:r>
+              <w:t>Access multiple header values</w:t>
+            </w:r>
+          </w:p>
+        </w:tc>
+      </w:tr>
+      <w:tr>
+        <w:trPr>
+          <w:tblCellSpacing w:w="15" w:type="dxa"/>
+        </w:trPr>
+        <w:tc>
+          <w:tcPr>
+            <w:tcW w:w="0" w:type="auto"/>
+            <w:vAlign w:val="center"/>
+            <w:hideMark/>
+          </w:tcPr>
+          <w:p>
+            <w:r>
+              <w:t>cookie</w:t>
+            </w:r>
+          </w:p>
+        </w:tc>
+        <w:tc>
+          <w:tcPr>
+            <w:tcW w:w="0" w:type="auto"/>
+            <w:vAlign w:val="center"/>
+            <w:hideMark/>
+          </w:tcPr>
+          <w:p>
+            <w:r>
+              <w:t>Access cookies</w:t>
+            </w:r>
+          </w:p>
+        </w:tc>
+      </w:tr>
+      <w:tr>
+        <w:trPr>
+          <w:tblCellSpacing w:w="15" w:type="dxa"/>
+        </w:trPr>
+        <w:tc>
+          <w:tcPr>
+            <w:tcW w:w="0" w:type="auto"/>
+            <w:vAlign w:val="center"/>
+            <w:hideMark/>
+          </w:tcPr>
+          <w:p>
+            <w:proofErr w:type="spellStart"/>
+            <w:r>
+              <w:t>initParam</w:t>
+            </w:r>
+            <w:proofErr w:type="spellEnd"/>
+          </w:p>
+        </w:tc>
+        <w:tc>
+          <w:tcPr>
+            <w:tcW w:w="0" w:type="auto"/>
+            <w:vAlign w:val="center"/>
+            <w:hideMark/>
+          </w:tcPr>
+          <w:p>
+            <w:r>
+              <w:t>Access initialization parameters</w:t>
+            </w:r>
+          </w:p>
+        </w:tc>
+      </w:tr>
+      <w:tr>
+        <w:trPr>
+          <w:tblCellSpacing w:w="15" w:type="dxa"/>
+        </w:trPr>
+        <w:tc>
+          <w:tcPr>
+            <w:tcW w:w="0" w:type="auto"/>
+            <w:vAlign w:val="center"/>
+            <w:hideMark/>
+          </w:tcPr>
+          <w:p>
+            <w:proofErr w:type="spellStart"/>
+            <w:r>
+              <w:t>pageContext</w:t>
+            </w:r>
+            <w:proofErr w:type="spellEnd"/>
+          </w:p>
+        </w:tc>
+        <w:tc>
+          <w:tcPr>
+            <w:tcW w:w="0" w:type="auto"/>
+            <w:vAlign w:val="center"/>
+            <w:hideMark/>
+          </w:tcPr>
+          <w:p>
+            <w:r>
+              <w:t>Access page context</w:t>
+            </w:r>
+          </w:p>
+        </w:tc>
+      </w:tr>
+    </w:tbl>
+    <w:p>
+      <w:r>
+        <w:pict w14:anchorId="75142C27">
+          <v:rect id="_x0000_i1333" style="width:0;height:1.5pt" o:hralign="center" o:hrstd="t" o:hr="t" fillcolor="#a0a0a0" stroked="f"/>
+        </w:pict>
+      </w:r>
+    </w:p>
+    <w:p>
+      <w:pPr>
+        <w:rPr>
+          <w:b/>
+          <w:bCs/>
+        </w:rPr>
+      </w:pPr>
+      <w:r>
+        <w:rPr>
+          <w:b/>
+          <w:bCs/>
+        </w:rPr>
+        <w:t>Example</w:t>
+      </w:r>
+    </w:p>
+    <w:p>
+      <w:r>
+        <w:t>HTML Form</w:t>
+      </w:r>
+    </w:p>
+    <w:p>
+      <w:r>
+        <w:lastRenderedPageBreak/>
+        <w:t>&lt;form action="</w:t>
+      </w:r>
+      <w:proofErr w:type="spellStart"/>
+      <w:r>
+        <w:t>welcome.jsp</w:t>
+      </w:r>
+      <w:proofErr w:type="spellEnd"/>
+      <w:r>
+        <w:t>"&gt;</w:t>
+      </w:r>
+    </w:p>
+    <w:p/>
+    <w:p>
+      <w:r>
+        <w:t>&lt;input type="text" name="username"&gt;</w:t>
+      </w:r>
+    </w:p>
+    <w:p/>
+    <w:p>
+      <w:r>
+        <w:t>&lt;input type="submit"&gt;</w:t>
+      </w:r>
+    </w:p>
+    <w:p/>
+    <w:p>
+      <w:r>
+        <w:t>&lt;/form&gt;</w:t>
+      </w:r>
+    </w:p>
+    <w:p>
+      <w:r>
+        <w:pict w14:anchorId="21EEBB1F">
+          <v:rect id="_x0000_i1334" style="width:0;height:1.5pt" o:hralign="center" o:hrstd="t" o:hr="t" fillcolor="#a0a0a0" stroked="f"/>
+        </w:pict>
+      </w:r>
+    </w:p>
+    <w:p>
+      <w:proofErr w:type="spellStart"/>
+      <w:r>
+        <w:t>welcome.jsp</w:t>
+      </w:r>
+      <w:proofErr w:type="spellEnd"/>
+    </w:p>
+    <w:p>
+      <w:r>
+        <w:t>Welcome</w:t>
+      </w:r>
+      <w:r>
+        <w:t xml:space="preserve"> </w:t>
+      </w:r>
+      <w:r>
+        <w:t>${</w:t>
+      </w:r>
+      <w:proofErr w:type="spellStart"/>
+      <w:proofErr w:type="gramStart"/>
+      <w:r>
+        <w:t>param.username</w:t>
+      </w:r>
+      <w:proofErr w:type="spellEnd"/>
+      <w:proofErr w:type="gramEnd"/>
+      <w:r>
+        <w:t>}</w:t>
+      </w:r>
+    </w:p>
+    <w:p>
+      <w:r>
+        <w:t>Output</w:t>
+      </w:r>
+    </w:p>
+    <w:p>
+      <w:r>
+        <w:t>Welcome Rahul</w:t>
+      </w:r>
+    </w:p>
+    <w:p>
+      <w:r>
+        <w:pict w14:anchorId="5E8D5DEA">
+          <v:rect id="_x0000_i1335" style="width:0;height:1.5pt" o:hralign="center" o:hrstd="t" o:hr="t" fillcolor="#a0a0a0" stroked="f"/>
+        </w:pict>
+      </w:r>
+    </w:p>
+    <w:p>
+      <w:pPr>
+        <w:rPr>
+          <w:b/>
+          <w:bCs/>
+        </w:rPr>
+      </w:pPr>
+      <w:r>
+        <w:rPr>
+          <w:b/>
+          <w:bCs/>
+        </w:rPr>
+        <w:t xml:space="preserve">16. EL vs JSP </w:t>
+      </w:r>
+      <w:proofErr w:type="spellStart"/>
+      <w:r>
+        <w:rPr>
+          <w:b/>
+          <w:bCs/>
+        </w:rPr>
+        <w:t>Scriptlet</w:t>
+      </w:r>
+      <w:proofErr w:type="spellEnd"/>
+    </w:p>
+    <w:tbl>
+      <w:tblPr>
+        <w:tblW w:w="0" w:type="auto"/>
+        <w:tblCellSpacing w:w="15" w:type="dxa"/>
+        <w:tblCellMar>
+          <w:top w:w="15" w:type="dxa"/>
+          <w:left w:w="15" w:type="dxa"/>
+          <w:bottom w:w="15" w:type="dxa"/>
+          <w:right w:w="15" w:type="dxa"/>
+        </w:tblCellMar>
+        <w:tblLook w:val="04A0" w:firstRow="1" w:lastRow="0" w:firstColumn="1" w:lastColumn="0" w:noHBand="0" w:noVBand="1"/>
+      </w:tblPr>
+      <w:tblGrid>
+        <w:gridCol w:w="1846"/>
+        <w:gridCol w:w="1967"/>
+      </w:tblGrid>
+      <w:tr>
+        <w:trPr>
+          <w:tblHeader/>
+          <w:tblCellSpacing w:w="15" w:type="dxa"/>
+        </w:trPr>
+        <w:tc>
+          <w:tcPr>
+            <w:tcW w:w="0" w:type="auto"/>
+            <w:vAlign w:val="center"/>
+            <w:hideMark/>
+          </w:tcPr>
+          <w:p>
+            <w:pPr>
+              <w:rPr>
+                <w:b/>
+                <w:bCs/>
+              </w:rPr>
+            </w:pPr>
+            <w:r>
+              <w:rPr>
+                <w:b/>
+                <w:bCs/>
+              </w:rPr>
+              <w:t xml:space="preserve">JSP </w:t>
+            </w:r>
+            <w:proofErr w:type="spellStart"/>
+            <w:r>
+              <w:rPr>
+                <w:b/>
+                <w:bCs/>
+              </w:rPr>
+              <w:t>Scriptlet</w:t>
+            </w:r>
+            <w:proofErr w:type="spellEnd"/>
+          </w:p>
+        </w:tc>
+        <w:tc>
+          <w:tcPr>
+            <w:tcW w:w="0" w:type="auto"/>
+            <w:vAlign w:val="center"/>
+            <w:hideMark/>
+          </w:tcPr>
+          <w:p>
+            <w:pPr>
+              <w:rPr>
+                <w:b/>
+                <w:bCs/>
+              </w:rPr>
+            </w:pPr>
+            <w:r>
+              <w:rPr>
+                <w:b/>
+                <w:bCs/>
+              </w:rPr>
+              <w:t>Expression Language</w:t>
+            </w:r>
+          </w:p>
+        </w:tc>
+      </w:tr>
+      <w:tr>
+        <w:trPr>
+          <w:tblCellSpacing w:w="15" w:type="dxa"/>
+        </w:trPr>
+        <w:tc>
+          <w:tcPr>
+            <w:tcW w:w="0" w:type="auto"/>
+            <w:vAlign w:val="center"/>
+            <w:hideMark/>
+          </w:tcPr>
+          <w:p>
+            <w:r>
+              <w:t>Java code required</w:t>
+            </w:r>
+          </w:p>
+        </w:tc>
+        <w:tc>
+          <w:tcPr>
+            <w:tcW w:w="0" w:type="auto"/>
+            <w:vAlign w:val="center"/>
+            <w:hideMark/>
+          </w:tcPr>
+          <w:p>
+            <w:r>
+              <w:t>No Java code</w:t>
+            </w:r>
+          </w:p>
+        </w:tc>
+      </w:tr>
+      <w:tr>
+        <w:trPr>
+          <w:tblCellSpacing w:w="15" w:type="dxa"/>
+        </w:trPr>
+        <w:tc>
+          <w:tcPr>
+            <w:tcW w:w="0" w:type="auto"/>
+            <w:vAlign w:val="center"/>
+            <w:hideMark/>
+          </w:tcPr>
+          <w:p>
+            <w:r>
+              <w:t>More coding</w:t>
+            </w:r>
+          </w:p>
+        </w:tc>
+        <w:tc>
+          <w:tcPr>
+            <w:tcW w:w="0" w:type="auto"/>
+            <w:vAlign w:val="center"/>
+            <w:hideMark/>
+          </w:tcPr>
+          <w:p>
+            <w:r>
+              <w:t>Less coding</w:t>
+            </w:r>
+          </w:p>
+        </w:tc>
+      </w:tr>
+      <w:tr>
+        <w:trPr>
+          <w:tblCellSpacing w:w="15" w:type="dxa"/>
+        </w:trPr>
+        <w:tc>
+          <w:tcPr>
+            <w:tcW w:w="0" w:type="auto"/>
+            <w:vAlign w:val="center"/>
+            <w:hideMark/>
+          </w:tcPr>
+          <w:p>
+            <w:r>
+              <w:t>Difficult to maintain</w:t>
+            </w:r>
+          </w:p>
+        </w:tc>
+        <w:tc>
+          <w:tcPr>
+            <w:tcW w:w="0" w:type="auto"/>
+            <w:vAlign w:val="center"/>
+            <w:hideMark/>
+          </w:tcPr>
+          <w:p>
+            <w:r>
+              <w:t>Easy to maintain</w:t>
+            </w:r>
+          </w:p>
+        </w:tc>
+      </w:tr>
+      <w:tr>
+        <w:trPr>
+          <w:tblCellSpacing w:w="15" w:type="dxa"/>
+        </w:trPr>
+        <w:tc>
+          <w:tcPr>
+            <w:tcW w:w="0" w:type="auto"/>
+            <w:vAlign w:val="center"/>
+            <w:hideMark/>
+          </w:tcPr>
+          <w:p>
+            <w:r>
+              <w:t>Uses &lt;% %&gt;</w:t>
+            </w:r>
+          </w:p>
+        </w:tc>
+        <w:tc>
+          <w:tcPr>
+            <w:tcW w:w="0" w:type="auto"/>
+            <w:vAlign w:val="center"/>
+            <w:hideMark/>
+          </w:tcPr>
+          <w:p>
+            <w:r>
+              <w:t>Uses ${}</w:t>
+            </w:r>
+          </w:p>
+        </w:tc>
+      </w:tr>
+      <w:tr>
+        <w:trPr>
+          <w:tblCellSpacing w:w="15" w:type="dxa"/>
+        </w:trPr>
+        <w:tc>
+          <w:tcPr>
+            <w:tcW w:w="0" w:type="auto"/>
+            <w:vAlign w:val="center"/>
+            <w:hideMark/>
+          </w:tcPr>
+          <w:p>
+            <w:r>
+              <w:t>Old approach</w:t>
+            </w:r>
+          </w:p>
+        </w:tc>
+        <w:tc>
+          <w:tcPr>
+            <w:tcW w:w="0" w:type="auto"/>
+            <w:vAlign w:val="center"/>
+            <w:hideMark/>
+          </w:tcPr>
+          <w:p>
+            <w:r>
+              <w:t>Modern approach</w:t>
+            </w:r>
+          </w:p>
+        </w:tc>
+      </w:tr>
+    </w:tbl>
+    <w:p>
+      <w:r>
+        <w:pict w14:anchorId="7058C90D">
+          <v:rect id="_x0000_i1336" style="width:0;height:1.5pt" o:hralign="center" o:hrstd="t" o:hr="t" fillcolor="#a0a0a0" stroked="f"/>
+        </w:pict>
+      </w:r>
+    </w:p>
+    <w:p>
+      <w:pPr>
+        <w:rPr>
+          <w:b/>
+          <w:bCs/>
+        </w:rPr>
+      </w:pPr>
+      <w:r>
+        <w:rPr>
+          <w:b/>
+          <w:bCs/>
+        </w:rPr>
+        <w:t>17. Real-Time Example (Login System)</w:t>
+      </w:r>
+    </w:p>
+    <w:p>
+      <w:pPr>
+        <w:rPr>
+          <w:b/>
+          <w:bCs/>
+        </w:rPr>
+      </w:pPr>
+      <w:r>
+        <w:rPr>
+          <w:b/>
+          <w:bCs/>
+        </w:rPr>
+        <w:t>Servlet</w:t>
+      </w:r>
+    </w:p>
+    <w:p>
+      <w:proofErr w:type="spellStart"/>
+      <w:proofErr w:type="gramStart"/>
+      <w:r>
+        <w:t>request.setAttribute</w:t>
+      </w:r>
+      <w:proofErr w:type="spellEnd"/>
+      <w:proofErr w:type="gramEnd"/>
+      <w:r>
+        <w:t>("username", "Rahul");</w:t>
+      </w:r>
+    </w:p>
+    <w:p>
+      <w:proofErr w:type="spellStart"/>
+      <w:proofErr w:type="gramStart"/>
+      <w:r>
+        <w:t>request.getRequestDispatcher</w:t>
+      </w:r>
+      <w:proofErr w:type="spellEnd"/>
+      <w:proofErr w:type="gramEnd"/>
+      <w:r>
+        <w:t>("</w:t>
+      </w:r>
+      <w:proofErr w:type="spellStart"/>
+      <w:r>
+        <w:t>home.jsp</w:t>
+      </w:r>
+      <w:proofErr w:type="spellEnd"/>
+      <w:r>
+        <w:t>").</w:t>
+      </w:r>
+      <w:proofErr w:type="gramStart"/>
+      <w:r>
+        <w:t>forward(</w:t>
+      </w:r>
+      <w:proofErr w:type="gramEnd"/>
+      <w:r>
+        <w:t>request, response);</w:t>
+      </w:r>
+    </w:p>
+    <w:p>
+      <w:r>
+        <w:pict w14:anchorId="1925D8E8">
+          <v:rect id="_x0000_i1337" style="width:0;height:1.5pt" o:hralign="center" o:hrstd="t" o:hr="t" fillcolor="#a0a0a0" stroked="f"/>
+        </w:pict>
+      </w:r>
+    </w:p>
+    <w:p>
+      <w:pPr>
+        <w:rPr>
+          <w:b/>
+          <w:bCs/>
+        </w:rPr>
+      </w:pPr>
+      <w:proofErr w:type="spellStart"/>
+      <w:r>
+        <w:rPr>
+          <w:b/>
+          <w:bCs/>
+        </w:rPr>
+        <w:t>home.jsp</w:t>
+      </w:r>
+      <w:proofErr w:type="spellEnd"/>
+    </w:p>
+    <w:p>
+      <w:r>
+        <w:t>Welcome</w:t>
+      </w:r>
+      <w:r>
+        <w:t xml:space="preserve"> </w:t>
+      </w:r>
+      <w:r>
+        <w:t>${username}</w:t>
+      </w:r>
+    </w:p>
+    <w:p>
+      <w:pPr>
+        <w:rPr>
+          <w:b/>
+          <w:bCs/>
+        </w:rPr>
+      </w:pPr>
+      <w:r>
+        <w:rPr>
+          <w:b/>
+          <w:bCs/>
+        </w:rPr>
+        <w:t>Output</w:t>
+      </w:r>
+    </w:p>
+    <w:p>
+      <w:r>
+        <w:t>Welcome Rahul</w:t>
+      </w:r>
+    </w:p>
     <w:sectPr>
       <w:pgSz w:w="11906" w:h="16838"/>
       <w:pgMar w:top="1440" w:right="1440" w:bottom="1440" w:left="1440" w:header="708" w:footer="708" w:gutter="0"/>
@@ -15998,9 +19658,9 @@
     </w:lvl>
   </w:abstractNum>
   <w:abstractNum w:abstractNumId="6" w15:restartNumberingAfterBreak="0">
-    <w:nsid w:val="264D2352"/>
+    <w:nsid w:val="25810F10"/>
     <w:multiLevelType w:val="multilevel"/>
-    <w:tmpl w:val="60BA1AC0"/>
+    <w:tmpl w:val="F91418BE"/>
     <w:lvl w:ilvl="0">
       <w:start w:val="1"/>
       <w:numFmt w:val="bullet"/>
@@ -16147,9 +19807,9 @@
     </w:lvl>
   </w:abstractNum>
   <w:abstractNum w:abstractNumId="7" w15:restartNumberingAfterBreak="0">
-    <w:nsid w:val="28F90C91"/>
+    <w:nsid w:val="264D2352"/>
     <w:multiLevelType w:val="multilevel"/>
-    <w:tmpl w:val="A3A229A4"/>
+    <w:tmpl w:val="60BA1AC0"/>
     <w:lvl w:ilvl="0">
       <w:start w:val="1"/>
       <w:numFmt w:val="bullet"/>
@@ -16296,9 +19956,9 @@
     </w:lvl>
   </w:abstractNum>
   <w:abstractNum w:abstractNumId="8" w15:restartNumberingAfterBreak="0">
-    <w:nsid w:val="299E5415"/>
+    <w:nsid w:val="28F90C91"/>
     <w:multiLevelType w:val="multilevel"/>
-    <w:tmpl w:val="F98645B8"/>
+    <w:tmpl w:val="A3A229A4"/>
     <w:lvl w:ilvl="0">
       <w:start w:val="1"/>
       <w:numFmt w:val="bullet"/>
@@ -16445,9 +20105,9 @@
     </w:lvl>
   </w:abstractNum>
   <w:abstractNum w:abstractNumId="9" w15:restartNumberingAfterBreak="0">
-    <w:nsid w:val="29C92F84"/>
+    <w:nsid w:val="299E5415"/>
     <w:multiLevelType w:val="multilevel"/>
-    <w:tmpl w:val="4946516C"/>
+    <w:tmpl w:val="F98645B8"/>
     <w:lvl w:ilvl="0">
       <w:start w:val="1"/>
       <w:numFmt w:val="bullet"/>
@@ -16594,9 +20254,9 @@
     </w:lvl>
   </w:abstractNum>
   <w:abstractNum w:abstractNumId="10" w15:restartNumberingAfterBreak="0">
-    <w:nsid w:val="2CF866E8"/>
+    <w:nsid w:val="29C92F84"/>
     <w:multiLevelType w:val="multilevel"/>
-    <w:tmpl w:val="58B6B3F0"/>
+    <w:tmpl w:val="4946516C"/>
     <w:lvl w:ilvl="0">
       <w:start w:val="1"/>
       <w:numFmt w:val="bullet"/>
@@ -16743,9 +20403,9 @@
     </w:lvl>
   </w:abstractNum>
   <w:abstractNum w:abstractNumId="11" w15:restartNumberingAfterBreak="0">
-    <w:nsid w:val="3B6422CA"/>
+    <w:nsid w:val="2CF866E8"/>
     <w:multiLevelType w:val="multilevel"/>
-    <w:tmpl w:val="AE1034AA"/>
+    <w:tmpl w:val="58B6B3F0"/>
     <w:lvl w:ilvl="0">
       <w:start w:val="1"/>
       <w:numFmt w:val="bullet"/>
@@ -16892,9 +20552,9 @@
     </w:lvl>
   </w:abstractNum>
   <w:abstractNum w:abstractNumId="12" w15:restartNumberingAfterBreak="0">
-    <w:nsid w:val="406D4CB2"/>
+    <w:nsid w:val="3B6422CA"/>
     <w:multiLevelType w:val="multilevel"/>
-    <w:tmpl w:val="0FACA688"/>
+    <w:tmpl w:val="AE1034AA"/>
     <w:lvl w:ilvl="0">
       <w:start w:val="1"/>
       <w:numFmt w:val="bullet"/>
@@ -17041,9 +20701,9 @@
     </w:lvl>
   </w:abstractNum>
   <w:abstractNum w:abstractNumId="13" w15:restartNumberingAfterBreak="0">
-    <w:nsid w:val="463106EF"/>
+    <w:nsid w:val="406D4CB2"/>
     <w:multiLevelType w:val="multilevel"/>
-    <w:tmpl w:val="819A4E08"/>
+    <w:tmpl w:val="0FACA688"/>
     <w:lvl w:ilvl="0">
       <w:start w:val="1"/>
       <w:numFmt w:val="bullet"/>
@@ -17190,9 +20850,9 @@
     </w:lvl>
   </w:abstractNum>
   <w:abstractNum w:abstractNumId="14" w15:restartNumberingAfterBreak="0">
-    <w:nsid w:val="5A860924"/>
+    <w:nsid w:val="463106EF"/>
     <w:multiLevelType w:val="multilevel"/>
-    <w:tmpl w:val="B29E0B2C"/>
+    <w:tmpl w:val="819A4E08"/>
     <w:lvl w:ilvl="0">
       <w:start w:val="1"/>
       <w:numFmt w:val="bullet"/>
@@ -17339,9 +20999,9 @@
     </w:lvl>
   </w:abstractNum>
   <w:abstractNum w:abstractNumId="15" w15:restartNumberingAfterBreak="0">
-    <w:nsid w:val="78B212F9"/>
+    <w:nsid w:val="5A860924"/>
     <w:multiLevelType w:val="multilevel"/>
-    <w:tmpl w:val="10E0A11C"/>
+    <w:tmpl w:val="B29E0B2C"/>
     <w:lvl w:ilvl="0">
       <w:start w:val="1"/>
       <w:numFmt w:val="bullet"/>
@@ -17487,17 +21147,279 @@
       </w:rPr>
     </w:lvl>
   </w:abstractNum>
+  <w:abstractNum w:abstractNumId="16" w15:restartNumberingAfterBreak="0">
+    <w:nsid w:val="5B547CDD"/>
+    <w:multiLevelType w:val="multilevel"/>
+    <w:tmpl w:val="F4F274F6"/>
+    <w:lvl w:ilvl="0">
+      <w:start w:val="1"/>
+      <w:numFmt w:val="decimal"/>
+      <w:lvlText w:val="%1."/>
+      <w:lvlJc w:val="left"/>
+      <w:pPr>
+        <w:tabs>
+          <w:tab w:val="num" w:pos="720"/>
+        </w:tabs>
+        <w:ind w:left="720" w:hanging="360"/>
+      </w:pPr>
+    </w:lvl>
+    <w:lvl w:ilvl="1" w:tentative="1">
+      <w:start w:val="1"/>
+      <w:numFmt w:val="decimal"/>
+      <w:lvlText w:val="%2."/>
+      <w:lvlJc w:val="left"/>
+      <w:pPr>
+        <w:tabs>
+          <w:tab w:val="num" w:pos="1440"/>
+        </w:tabs>
+        <w:ind w:left="1440" w:hanging="360"/>
+      </w:pPr>
+    </w:lvl>
+    <w:lvl w:ilvl="2" w:tentative="1">
+      <w:start w:val="1"/>
+      <w:numFmt w:val="decimal"/>
+      <w:lvlText w:val="%3."/>
+      <w:lvlJc w:val="left"/>
+      <w:pPr>
+        <w:tabs>
+          <w:tab w:val="num" w:pos="2160"/>
+        </w:tabs>
+        <w:ind w:left="2160" w:hanging="360"/>
+      </w:pPr>
+    </w:lvl>
+    <w:lvl w:ilvl="3" w:tentative="1">
+      <w:start w:val="1"/>
+      <w:numFmt w:val="decimal"/>
+      <w:lvlText w:val="%4."/>
+      <w:lvlJc w:val="left"/>
+      <w:pPr>
+        <w:tabs>
+          <w:tab w:val="num" w:pos="2880"/>
+        </w:tabs>
+        <w:ind w:left="2880" w:hanging="360"/>
+      </w:pPr>
+    </w:lvl>
+    <w:lvl w:ilvl="4" w:tentative="1">
+      <w:start w:val="1"/>
+      <w:numFmt w:val="decimal"/>
+      <w:lvlText w:val="%5."/>
+      <w:lvlJc w:val="left"/>
+      <w:pPr>
+        <w:tabs>
+          <w:tab w:val="num" w:pos="3600"/>
+        </w:tabs>
+        <w:ind w:left="3600" w:hanging="360"/>
+      </w:pPr>
+    </w:lvl>
+    <w:lvl w:ilvl="5" w:tentative="1">
+      <w:start w:val="1"/>
+      <w:numFmt w:val="decimal"/>
+      <w:lvlText w:val="%6."/>
+      <w:lvlJc w:val="left"/>
+      <w:pPr>
+        <w:tabs>
+          <w:tab w:val="num" w:pos="4320"/>
+        </w:tabs>
+        <w:ind w:left="4320" w:hanging="360"/>
+      </w:pPr>
+    </w:lvl>
+    <w:lvl w:ilvl="6" w:tentative="1">
+      <w:start w:val="1"/>
+      <w:numFmt w:val="decimal"/>
+      <w:lvlText w:val="%7."/>
+      <w:lvlJc w:val="left"/>
+      <w:pPr>
+        <w:tabs>
+          <w:tab w:val="num" w:pos="5040"/>
+        </w:tabs>
+        <w:ind w:left="5040" w:hanging="360"/>
+      </w:pPr>
+    </w:lvl>
+    <w:lvl w:ilvl="7" w:tentative="1">
+      <w:start w:val="1"/>
+      <w:numFmt w:val="decimal"/>
+      <w:lvlText w:val="%8."/>
+      <w:lvlJc w:val="left"/>
+      <w:pPr>
+        <w:tabs>
+          <w:tab w:val="num" w:pos="5760"/>
+        </w:tabs>
+        <w:ind w:left="5760" w:hanging="360"/>
+      </w:pPr>
+    </w:lvl>
+    <w:lvl w:ilvl="8" w:tentative="1">
+      <w:start w:val="1"/>
+      <w:numFmt w:val="decimal"/>
+      <w:lvlText w:val="%9."/>
+      <w:lvlJc w:val="left"/>
+      <w:pPr>
+        <w:tabs>
+          <w:tab w:val="num" w:pos="6480"/>
+        </w:tabs>
+        <w:ind w:left="6480" w:hanging="360"/>
+      </w:pPr>
+    </w:lvl>
+  </w:abstractNum>
+  <w:abstractNum w:abstractNumId="17" w15:restartNumberingAfterBreak="0">
+    <w:nsid w:val="78B212F9"/>
+    <w:multiLevelType w:val="multilevel"/>
+    <w:tmpl w:val="10E0A11C"/>
+    <w:lvl w:ilvl="0">
+      <w:start w:val="1"/>
+      <w:numFmt w:val="bullet"/>
+      <w:lvlText w:val=""/>
+      <w:lvlJc w:val="left"/>
+      <w:pPr>
+        <w:tabs>
+          <w:tab w:val="num" w:pos="720"/>
+        </w:tabs>
+        <w:ind w:left="720" w:hanging="360"/>
+      </w:pPr>
+      <w:rPr>
+        <w:rFonts w:ascii="Symbol" w:hAnsi="Symbol" w:hint="default"/>
+        <w:sz w:val="20"/>
+      </w:rPr>
+    </w:lvl>
+    <w:lvl w:ilvl="1" w:tentative="1">
+      <w:start w:val="1"/>
+      <w:numFmt w:val="bullet"/>
+      <w:lvlText w:val="o"/>
+      <w:lvlJc w:val="left"/>
+      <w:pPr>
+        <w:tabs>
+          <w:tab w:val="num" w:pos="1440"/>
+        </w:tabs>
+        <w:ind w:left="1440" w:hanging="360"/>
+      </w:pPr>
+      <w:rPr>
+        <w:rFonts w:ascii="Courier New" w:hAnsi="Courier New" w:hint="default"/>
+        <w:sz w:val="20"/>
+      </w:rPr>
+    </w:lvl>
+    <w:lvl w:ilvl="2" w:tentative="1">
+      <w:start w:val="1"/>
+      <w:numFmt w:val="bullet"/>
+      <w:lvlText w:val=""/>
+      <w:lvlJc w:val="left"/>
+      <w:pPr>
+        <w:tabs>
+          <w:tab w:val="num" w:pos="2160"/>
+        </w:tabs>
+        <w:ind w:left="2160" w:hanging="360"/>
+      </w:pPr>
+      <w:rPr>
+        <w:rFonts w:ascii="Wingdings" w:hAnsi="Wingdings" w:hint="default"/>
+        <w:sz w:val="20"/>
+      </w:rPr>
+    </w:lvl>
+    <w:lvl w:ilvl="3" w:tentative="1">
+      <w:start w:val="1"/>
+      <w:numFmt w:val="bullet"/>
+      <w:lvlText w:val=""/>
+      <w:lvlJc w:val="left"/>
+      <w:pPr>
+        <w:tabs>
+          <w:tab w:val="num" w:pos="2880"/>
+        </w:tabs>
+        <w:ind w:left="2880" w:hanging="360"/>
+      </w:pPr>
+      <w:rPr>
+        <w:rFonts w:ascii="Wingdings" w:hAnsi="Wingdings" w:hint="default"/>
+        <w:sz w:val="20"/>
+      </w:rPr>
+    </w:lvl>
+    <w:lvl w:ilvl="4" w:tentative="1">
+      <w:start w:val="1"/>
+      <w:numFmt w:val="bullet"/>
+      <w:lvlText w:val=""/>
+      <w:lvlJc w:val="left"/>
+      <w:pPr>
+        <w:tabs>
+          <w:tab w:val="num" w:pos="3600"/>
+        </w:tabs>
+        <w:ind w:left="3600" w:hanging="360"/>
+      </w:pPr>
+      <w:rPr>
+        <w:rFonts w:ascii="Wingdings" w:hAnsi="Wingdings" w:hint="default"/>
+        <w:sz w:val="20"/>
+      </w:rPr>
+    </w:lvl>
+    <w:lvl w:ilvl="5" w:tentative="1">
+      <w:start w:val="1"/>
+      <w:numFmt w:val="bullet"/>
+      <w:lvlText w:val=""/>
+      <w:lvlJc w:val="left"/>
+      <w:pPr>
+        <w:tabs>
+          <w:tab w:val="num" w:pos="4320"/>
+        </w:tabs>
+        <w:ind w:left="4320" w:hanging="360"/>
+      </w:pPr>
+      <w:rPr>
+        <w:rFonts w:ascii="Wingdings" w:hAnsi="Wingdings" w:hint="default"/>
+        <w:sz w:val="20"/>
+      </w:rPr>
+    </w:lvl>
+    <w:lvl w:ilvl="6" w:tentative="1">
+      <w:start w:val="1"/>
+      <w:numFmt w:val="bullet"/>
+      <w:lvlText w:val=""/>
+      <w:lvlJc w:val="left"/>
+      <w:pPr>
+        <w:tabs>
+          <w:tab w:val="num" w:pos="5040"/>
+        </w:tabs>
+        <w:ind w:left="5040" w:hanging="360"/>
+      </w:pPr>
+      <w:rPr>
+        <w:rFonts w:ascii="Wingdings" w:hAnsi="Wingdings" w:hint="default"/>
+        <w:sz w:val="20"/>
+      </w:rPr>
+    </w:lvl>
+    <w:lvl w:ilvl="7" w:tentative="1">
+      <w:start w:val="1"/>
+      <w:numFmt w:val="bullet"/>
+      <w:lvlText w:val=""/>
+      <w:lvlJc w:val="left"/>
+      <w:pPr>
+        <w:tabs>
+          <w:tab w:val="num" w:pos="5760"/>
+        </w:tabs>
+        <w:ind w:left="5760" w:hanging="360"/>
+      </w:pPr>
+      <w:rPr>
+        <w:rFonts w:ascii="Wingdings" w:hAnsi="Wingdings" w:hint="default"/>
+        <w:sz w:val="20"/>
+      </w:rPr>
+    </w:lvl>
+    <w:lvl w:ilvl="8" w:tentative="1">
+      <w:start w:val="1"/>
+      <w:numFmt w:val="bullet"/>
+      <w:lvlText w:val=""/>
+      <w:lvlJc w:val="left"/>
+      <w:pPr>
+        <w:tabs>
+          <w:tab w:val="num" w:pos="6480"/>
+        </w:tabs>
+        <w:ind w:left="6480" w:hanging="360"/>
+      </w:pPr>
+      <w:rPr>
+        <w:rFonts w:ascii="Wingdings" w:hAnsi="Wingdings" w:hint="default"/>
+        <w:sz w:val="20"/>
+      </w:rPr>
+    </w:lvl>
+  </w:abstractNum>
   <w:num w:numId="1" w16cid:durableId="2047875306">
-    <w:abstractNumId w:val="13"/>
+    <w:abstractNumId w:val="14"/>
   </w:num>
   <w:num w:numId="2" w16cid:durableId="1989942777">
-    <w:abstractNumId w:val="14"/>
+    <w:abstractNumId w:val="15"/>
   </w:num>
   <w:num w:numId="3" w16cid:durableId="1828009983">
     <w:abstractNumId w:val="1"/>
   </w:num>
   <w:num w:numId="4" w16cid:durableId="562719640">
-    <w:abstractNumId w:val="15"/>
+    <w:abstractNumId w:val="17"/>
   </w:num>
   <w:num w:numId="5" w16cid:durableId="783888687">
     <w:abstractNumId w:val="0"/>
@@ -17509,31 +21431,37 @@
     <w:abstractNumId w:val="2"/>
   </w:num>
   <w:num w:numId="8" w16cid:durableId="806168125">
-    <w:abstractNumId w:val="12"/>
+    <w:abstractNumId w:val="13"/>
   </w:num>
   <w:num w:numId="9" w16cid:durableId="1892498201">
-    <w:abstractNumId w:val="7"/>
+    <w:abstractNumId w:val="8"/>
   </w:num>
   <w:num w:numId="10" w16cid:durableId="1153835253">
     <w:abstractNumId w:val="3"/>
   </w:num>
   <w:num w:numId="11" w16cid:durableId="1645574693">
+    <w:abstractNumId w:val="12"/>
+  </w:num>
+  <w:num w:numId="12" w16cid:durableId="983046179">
     <w:abstractNumId w:val="11"/>
   </w:num>
-  <w:num w:numId="12" w16cid:durableId="983046179">
-    <w:abstractNumId w:val="10"/>
-  </w:num>
   <w:num w:numId="13" w16cid:durableId="234315292">
-    <w:abstractNumId w:val="8"/>
+    <w:abstractNumId w:val="9"/>
   </w:num>
   <w:num w:numId="14" w16cid:durableId="189228536">
     <w:abstractNumId w:val="5"/>
   </w:num>
   <w:num w:numId="15" w16cid:durableId="1580672565">
+    <w:abstractNumId w:val="7"/>
+  </w:num>
+  <w:num w:numId="16" w16cid:durableId="257761109">
+    <w:abstractNumId w:val="10"/>
+  </w:num>
+  <w:num w:numId="17" w16cid:durableId="1472746733">
     <w:abstractNumId w:val="6"/>
   </w:num>
-  <w:num w:numId="16" w16cid:durableId="257761109">
-    <w:abstractNumId w:val="9"/>
+  <w:num w:numId="18" w16cid:durableId="1393851306">
+    <w:abstractNumId w:val="16"/>
   </w:num>
 </w:numbering>
 </file>
@@ -18454,6 +22382,19 @@
       <w:spacing w:val="5"/>
     </w:rPr>
   </w:style>
+  <w:style w:type="character" w:styleId="HTMLCode">
+    <w:name w:val="HTML Code"/>
+    <w:basedOn w:val="DefaultParagraphFont"/>
+    <w:uiPriority w:val="99"/>
+    <w:semiHidden/>
+    <w:unhideWhenUsed/>
+    <w:rsid w:val="00AB6EF7"/>
+    <w:rPr>
+      <w:rFonts w:ascii="Courier New" w:eastAsia="Times New Roman" w:hAnsi="Courier New" w:cs="Courier New"/>
+      <w:sz w:val="20"/>
+      <w:szCs w:val="20"/>
+    </w:rPr>
+  </w:style>
 </w:styles>
 </file>
 
